--- a/Technical_Specification_Greenhouse_Project v2.0_ 31-07-2025.docx
+++ b/Technical_Specification_Greenhouse_Project v2.0_ 31-07-2025.docx
@@ -371,7 +371,7 @@
                 <w:noProof/>
               </w:rPr>
               <w:drawing>
-                <wp:inline distT="0" distB="0" distL="0" distR="0" wp14:anchorId="5270F8AC" wp14:editId="098B939E">
+                <wp:inline distT="0" distB="0" distL="0" distR="0" wp14:anchorId="5270F8AC" wp14:editId="63830F31">
                   <wp:extent cx="1156160" cy="530167"/>
                   <wp:effectExtent l="0" t="0" r="6350" b="3810"/>
                   <wp:docPr id="8" name="Picture 8"/>
@@ -442,7 +442,7 @@
                 <w:noProof/>
               </w:rPr>
               <w:drawing>
-                <wp:inline distT="0" distB="0" distL="0" distR="0" wp14:anchorId="5FB74249" wp14:editId="28596BDC">
+                <wp:inline distT="0" distB="0" distL="0" distR="0" wp14:anchorId="5FB74249" wp14:editId="78760AA3">
                   <wp:extent cx="1612900" cy="460759"/>
                   <wp:effectExtent l="0" t="0" r="6350" b="0"/>
                   <wp:docPr id="24" name="Picture 24" descr="Text&#10;&#10;Description automatically generated"/>
@@ -514,7 +514,7 @@
           <w:lang w:eastAsia="en-IE"/>
         </w:rPr>
       </w:pPr>
-      <w:bookmarkStart w:id="0" w:name="_Toc204347771"/>
+      <w:bookmarkStart w:id="0" w:name="_Toc204858759"/>
       <w:r>
         <w:rPr>
           <w:rFonts w:eastAsia="Times New Roman"/>
@@ -1411,7 +1411,7 @@
           <w:r>
             <w:fldChar w:fldCharType="separate"/>
           </w:r>
-          <w:hyperlink w:anchor="_Toc204347771" w:history="1">
+          <w:hyperlink w:anchor="_Toc204858759" w:history="1">
             <w:r>
               <w:rPr>
                 <w:rStyle w:val="Lienhypertexte"/>
@@ -1440,7 +1440,7 @@
                 <w:noProof/>
                 <w:webHidden/>
               </w:rPr>
-              <w:instrText xml:space="preserve"> PAGEREF _Toc204347771 \h </w:instrText>
+              <w:instrText xml:space="preserve"> PAGEREF _Toc204858759 \h </w:instrText>
             </w:r>
             <w:r>
               <w:rPr>
@@ -1491,7 +1491,7 @@
               <w14:ligatures w14:val="standardContextual"/>
             </w:rPr>
           </w:pPr>
-          <w:hyperlink w:anchor="_Toc204347772" w:history="1">
+          <w:hyperlink w:anchor="_Toc204858760" w:history="1">
             <w:r>
               <w:rPr>
                 <w:rStyle w:val="Lienhypertexte"/>
@@ -1520,7 +1520,7 @@
                 <w:noProof/>
                 <w:webHidden/>
               </w:rPr>
-              <w:instrText xml:space="preserve"> PAGEREF _Toc204347772 \h </w:instrText>
+              <w:instrText xml:space="preserve"> PAGEREF _Toc204858760 \h </w:instrText>
             </w:r>
             <w:r>
               <w:rPr>
@@ -1569,7 +1569,7 @@
               <w14:ligatures w14:val="standardContextual"/>
             </w:rPr>
           </w:pPr>
-          <w:hyperlink w:anchor="_Toc204347773" w:history="1">
+          <w:hyperlink w:anchor="_Toc204858761" w:history="1">
             <w:r>
               <w:rPr>
                 <w:rStyle w:val="Lienhypertexte"/>
@@ -1596,7 +1596,7 @@
                 <w:noProof/>
                 <w:webHidden/>
               </w:rPr>
-              <w:instrText xml:space="preserve"> PAGEREF _Toc204347773 \h </w:instrText>
+              <w:instrText xml:space="preserve"> PAGEREF _Toc204858761 \h </w:instrText>
             </w:r>
             <w:r>
               <w:rPr>
@@ -1645,7 +1645,7 @@
               <w14:ligatures w14:val="standardContextual"/>
             </w:rPr>
           </w:pPr>
-          <w:hyperlink w:anchor="_Toc204347774" w:history="1">
+          <w:hyperlink w:anchor="_Toc204858762" w:history="1">
             <w:r>
               <w:rPr>
                 <w:rStyle w:val="Lienhypertexte"/>
@@ -1673,7 +1673,7 @@
                 <w:noProof/>
                 <w:webHidden/>
               </w:rPr>
-              <w:instrText xml:space="preserve"> PAGEREF _Toc204347774 \h </w:instrText>
+              <w:instrText xml:space="preserve"> PAGEREF _Toc204858762 \h </w:instrText>
             </w:r>
             <w:r>
               <w:rPr>
@@ -1722,7 +1722,7 @@
               <w14:ligatures w14:val="standardContextual"/>
             </w:rPr>
           </w:pPr>
-          <w:hyperlink w:anchor="_Toc204347775" w:history="1">
+          <w:hyperlink w:anchor="_Toc204858763" w:history="1">
             <w:r>
               <w:rPr>
                 <w:rStyle w:val="Lienhypertexte"/>
@@ -1750,7 +1750,7 @@
                 <w:noProof/>
                 <w:webHidden/>
               </w:rPr>
-              <w:instrText xml:space="preserve"> PAGEREF _Toc204347775 \h </w:instrText>
+              <w:instrText xml:space="preserve"> PAGEREF _Toc204858763 \h </w:instrText>
             </w:r>
             <w:r>
               <w:rPr>
@@ -1799,7 +1799,7 @@
               <w14:ligatures w14:val="standardContextual"/>
             </w:rPr>
           </w:pPr>
-          <w:hyperlink w:anchor="_Toc204347776" w:history="1">
+          <w:hyperlink w:anchor="_Toc204858764" w:history="1">
             <w:r>
               <w:rPr>
                 <w:rStyle w:val="Lienhypertexte"/>
@@ -1827,7 +1827,7 @@
                 <w:noProof/>
                 <w:webHidden/>
               </w:rPr>
-              <w:instrText xml:space="preserve"> PAGEREF _Toc204347776 \h </w:instrText>
+              <w:instrText xml:space="preserve"> PAGEREF _Toc204858764 \h </w:instrText>
             </w:r>
             <w:r>
               <w:rPr>
@@ -1876,7 +1876,7 @@
               <w14:ligatures w14:val="standardContextual"/>
             </w:rPr>
           </w:pPr>
-          <w:hyperlink w:anchor="_Toc204347777" w:history="1">
+          <w:hyperlink w:anchor="_Toc204858765" w:history="1">
             <w:r>
               <w:rPr>
                 <w:rStyle w:val="Lienhypertexte"/>
@@ -1904,7 +1904,7 @@
                 <w:noProof/>
                 <w:webHidden/>
               </w:rPr>
-              <w:instrText xml:space="preserve"> PAGEREF _Toc204347777 \h </w:instrText>
+              <w:instrText xml:space="preserve"> PAGEREF _Toc204858765 \h </w:instrText>
             </w:r>
             <w:r>
               <w:rPr>
@@ -1953,7 +1953,7 @@
               <w14:ligatures w14:val="standardContextual"/>
             </w:rPr>
           </w:pPr>
-          <w:hyperlink w:anchor="_Toc204347778" w:history="1">
+          <w:hyperlink w:anchor="_Toc204858766" w:history="1">
             <w:r>
               <w:rPr>
                 <w:rStyle w:val="Lienhypertexte"/>
@@ -1981,7 +1981,7 @@
                 <w:noProof/>
                 <w:webHidden/>
               </w:rPr>
-              <w:instrText xml:space="preserve"> PAGEREF _Toc204347778 \h </w:instrText>
+              <w:instrText xml:space="preserve"> PAGEREF _Toc204858766 \h </w:instrText>
             </w:r>
             <w:r>
               <w:rPr>
@@ -2032,7 +2032,7 @@
               <w14:ligatures w14:val="standardContextual"/>
             </w:rPr>
           </w:pPr>
-          <w:hyperlink w:anchor="_Toc204347779" w:history="1">
+          <w:hyperlink w:anchor="_Toc204858767" w:history="1">
             <w:r>
               <w:rPr>
                 <w:rStyle w:val="Lienhypertexte"/>
@@ -2059,7 +2059,7 @@
                 <w:noProof/>
                 <w:webHidden/>
               </w:rPr>
-              <w:instrText xml:space="preserve"> PAGEREF _Toc204347779 \h </w:instrText>
+              <w:instrText xml:space="preserve"> PAGEREF _Toc204858767 \h </w:instrText>
             </w:r>
             <w:r>
               <w:rPr>
@@ -2108,7 +2108,7 @@
               <w14:ligatures w14:val="standardContextual"/>
             </w:rPr>
           </w:pPr>
-          <w:hyperlink w:anchor="_Toc204347780" w:history="1">
+          <w:hyperlink w:anchor="_Toc204858768" w:history="1">
             <w:r>
               <w:rPr>
                 <w:rStyle w:val="Lienhypertexte"/>
@@ -2135,7 +2135,7 @@
                 <w:noProof/>
                 <w:webHidden/>
               </w:rPr>
-              <w:instrText xml:space="preserve"> PAGEREF _Toc204347780 \h </w:instrText>
+              <w:instrText xml:space="preserve"> PAGEREF _Toc204858768 \h </w:instrText>
             </w:r>
             <w:r>
               <w:rPr>
@@ -2185,7 +2185,7 @@
               <w14:ligatures w14:val="standardContextual"/>
             </w:rPr>
           </w:pPr>
-          <w:hyperlink w:anchor="_Toc204347781" w:history="1">
+          <w:hyperlink w:anchor="_Toc204858769" w:history="1">
             <w:r>
               <w:rPr>
                 <w:rStyle w:val="Lienhypertexte"/>
@@ -2212,7 +2212,7 @@
                 <w:noProof/>
                 <w:webHidden/>
               </w:rPr>
-              <w:instrText xml:space="preserve"> PAGEREF _Toc204347781 \h </w:instrText>
+              <w:instrText xml:space="preserve"> PAGEREF _Toc204858769 \h </w:instrText>
             </w:r>
             <w:r>
               <w:rPr>
@@ -2262,7 +2262,7 @@
               <w14:ligatures w14:val="standardContextual"/>
             </w:rPr>
           </w:pPr>
-          <w:hyperlink w:anchor="_Toc204347782" w:history="1">
+          <w:hyperlink w:anchor="_Toc204858770" w:history="1">
             <w:r>
               <w:rPr>
                 <w:rStyle w:val="Lienhypertexte"/>
@@ -2289,7 +2289,7 @@
                 <w:noProof/>
                 <w:webHidden/>
               </w:rPr>
-              <w:instrText xml:space="preserve"> PAGEREF _Toc204347782 \h </w:instrText>
+              <w:instrText xml:space="preserve"> PAGEREF _Toc204858770 \h </w:instrText>
             </w:r>
             <w:r>
               <w:rPr>
@@ -2339,7 +2339,7 @@
               <w14:ligatures w14:val="standardContextual"/>
             </w:rPr>
           </w:pPr>
-          <w:hyperlink w:anchor="_Toc204347783" w:history="1">
+          <w:hyperlink w:anchor="_Toc204858771" w:history="1">
             <w:r>
               <w:rPr>
                 <w:rStyle w:val="Lienhypertexte"/>
@@ -2366,7 +2366,7 @@
                 <w:noProof/>
                 <w:webHidden/>
               </w:rPr>
-              <w:instrText xml:space="preserve"> PAGEREF _Toc204347783 \h </w:instrText>
+              <w:instrText xml:space="preserve"> PAGEREF _Toc204858771 \h </w:instrText>
             </w:r>
             <w:r>
               <w:rPr>
@@ -2415,7 +2415,7 @@
               <w14:ligatures w14:val="standardContextual"/>
             </w:rPr>
           </w:pPr>
-          <w:hyperlink w:anchor="_Toc204347784" w:history="1">
+          <w:hyperlink w:anchor="_Toc204858772" w:history="1">
             <w:r>
               <w:rPr>
                 <w:rStyle w:val="Lienhypertexte"/>
@@ -2442,7 +2442,7 @@
                 <w:noProof/>
                 <w:webHidden/>
               </w:rPr>
-              <w:instrText xml:space="preserve"> PAGEREF _Toc204347784 \h </w:instrText>
+              <w:instrText xml:space="preserve"> PAGEREF _Toc204858772 \h </w:instrText>
             </w:r>
             <w:r>
               <w:rPr>
@@ -2492,7 +2492,7 @@
               <w14:ligatures w14:val="standardContextual"/>
             </w:rPr>
           </w:pPr>
-          <w:hyperlink w:anchor="_Toc204347785" w:history="1">
+          <w:hyperlink w:anchor="_Toc204858773" w:history="1">
             <w:r>
               <w:rPr>
                 <w:rStyle w:val="Lienhypertexte"/>
@@ -2519,7 +2519,7 @@
                 <w:noProof/>
                 <w:webHidden/>
               </w:rPr>
-              <w:instrText xml:space="preserve"> PAGEREF _Toc204347785 \h </w:instrText>
+              <w:instrText xml:space="preserve"> PAGEREF _Toc204858773 \h </w:instrText>
             </w:r>
             <w:r>
               <w:rPr>
@@ -2569,7 +2569,7 @@
               <w14:ligatures w14:val="standardContextual"/>
             </w:rPr>
           </w:pPr>
-          <w:hyperlink w:anchor="_Toc204347786" w:history="1">
+          <w:hyperlink w:anchor="_Toc204858774" w:history="1">
             <w:r>
               <w:rPr>
                 <w:rStyle w:val="Lienhypertexte"/>
@@ -2596,7 +2596,7 @@
                 <w:noProof/>
                 <w:webHidden/>
               </w:rPr>
-              <w:instrText xml:space="preserve"> PAGEREF _Toc204347786 \h </w:instrText>
+              <w:instrText xml:space="preserve"> PAGEREF _Toc204858774 \h </w:instrText>
             </w:r>
             <w:r>
               <w:rPr>
@@ -2646,7 +2646,7 @@
               <w14:ligatures w14:val="standardContextual"/>
             </w:rPr>
           </w:pPr>
-          <w:hyperlink w:anchor="_Toc204347787" w:history="1">
+          <w:hyperlink w:anchor="_Toc204858775" w:history="1">
             <w:r>
               <w:rPr>
                 <w:rStyle w:val="Lienhypertexte"/>
@@ -2673,7 +2673,7 @@
                 <w:noProof/>
                 <w:webHidden/>
               </w:rPr>
-              <w:instrText xml:space="preserve"> PAGEREF _Toc204347787 \h </w:instrText>
+              <w:instrText xml:space="preserve"> PAGEREF _Toc204858775 \h </w:instrText>
             </w:r>
             <w:r>
               <w:rPr>
@@ -2724,7 +2724,7 @@
               <w14:ligatures w14:val="standardContextual"/>
             </w:rPr>
           </w:pPr>
-          <w:hyperlink w:anchor="_Toc204347788" w:history="1">
+          <w:hyperlink w:anchor="_Toc204858776" w:history="1">
             <w:r>
               <w:rPr>
                 <w:rStyle w:val="Lienhypertexte"/>
@@ -2751,7 +2751,7 @@
                 <w:noProof/>
                 <w:webHidden/>
               </w:rPr>
-              <w:instrText xml:space="preserve"> PAGEREF _Toc204347788 \h </w:instrText>
+              <w:instrText xml:space="preserve"> PAGEREF _Toc204858776 \h </w:instrText>
             </w:r>
             <w:r>
               <w:rPr>
@@ -2800,7 +2800,7 @@
               <w14:ligatures w14:val="standardContextual"/>
             </w:rPr>
           </w:pPr>
-          <w:hyperlink w:anchor="_Toc204347789" w:history="1">
+          <w:hyperlink w:anchor="_Toc204858777" w:history="1">
             <w:r>
               <w:rPr>
                 <w:rStyle w:val="Lienhypertexte"/>
@@ -2827,7 +2827,7 @@
                 <w:noProof/>
                 <w:webHidden/>
               </w:rPr>
-              <w:instrText xml:space="preserve"> PAGEREF _Toc204347789 \h </w:instrText>
+              <w:instrText xml:space="preserve"> PAGEREF _Toc204858777 \h </w:instrText>
             </w:r>
             <w:r>
               <w:rPr>
@@ -2877,7 +2877,7 @@
               <w14:ligatures w14:val="standardContextual"/>
             </w:rPr>
           </w:pPr>
-          <w:hyperlink w:anchor="_Toc204347790" w:history="1">
+          <w:hyperlink w:anchor="_Toc204858778" w:history="1">
             <w:r>
               <w:rPr>
                 <w:rStyle w:val="Lienhypertexte"/>
@@ -2904,7 +2904,7 @@
                 <w:noProof/>
                 <w:webHidden/>
               </w:rPr>
-              <w:instrText xml:space="preserve"> PAGEREF _Toc204347790 \h </w:instrText>
+              <w:instrText xml:space="preserve"> PAGEREF _Toc204858778 \h </w:instrText>
             </w:r>
             <w:r>
               <w:rPr>
@@ -2954,13 +2954,13 @@
               <w14:ligatures w14:val="standardContextual"/>
             </w:rPr>
           </w:pPr>
-          <w:hyperlink w:anchor="_Toc204347791" w:history="1">
+          <w:hyperlink w:anchor="_Toc204858779" w:history="1">
             <w:r>
               <w:rPr>
                 <w:rStyle w:val="Lienhypertexte"/>
                 <w:noProof/>
               </w:rPr>
-              <w:t>2.1.2 Vendor Evaluation and Procurement</w:t>
+              <w:t>2.1.3 Integration Planning</w:t>
             </w:r>
             <w:r>
               <w:rPr>
@@ -2981,7 +2981,7 @@
                 <w:noProof/>
                 <w:webHidden/>
               </w:rPr>
-              <w:instrText xml:space="preserve"> PAGEREF _Toc204347791 \h </w:instrText>
+              <w:instrText xml:space="preserve"> PAGEREF _Toc204858779 \h </w:instrText>
             </w:r>
             <w:r>
               <w:rPr>
@@ -3031,13 +3031,13 @@
               <w14:ligatures w14:val="standardContextual"/>
             </w:rPr>
           </w:pPr>
-          <w:hyperlink w:anchor="_Toc204347792" w:history="1">
+          <w:hyperlink w:anchor="_Toc204858780" w:history="1">
             <w:r>
               <w:rPr>
                 <w:rStyle w:val="Lienhypertexte"/>
                 <w:noProof/>
               </w:rPr>
-              <w:t>2.1.3 Integration Planning</w:t>
+              <w:t>2.1.4 Data Interfacing and Compatibility</w:t>
             </w:r>
             <w:r>
               <w:rPr>
@@ -3058,7 +3058,7 @@
                 <w:noProof/>
                 <w:webHidden/>
               </w:rPr>
-              <w:instrText xml:space="preserve"> PAGEREF _Toc204347792 \h </w:instrText>
+              <w:instrText xml:space="preserve"> PAGEREF _Toc204858780 \h </w:instrText>
             </w:r>
             <w:r>
               <w:rPr>
@@ -3079,6 +3079,82 @@
                 <w:webHidden/>
               </w:rPr>
               <w:t>10</w:t>
+            </w:r>
+            <w:r>
+              <w:rPr>
+                <w:noProof/>
+                <w:webHidden/>
+              </w:rPr>
+              <w:fldChar w:fldCharType="end"/>
+            </w:r>
+          </w:hyperlink>
+        </w:p>
+        <w:p>
+          <w:pPr>
+            <w:pStyle w:val="TM2"/>
+            <w:tabs>
+              <w:tab w:val="right" w:leader="dot" w:pos="10456"/>
+            </w:tabs>
+            <w:rPr>
+              <w:rFonts w:eastAsiaTheme="minorEastAsia"/>
+              <w:smallCaps w:val="0"/>
+              <w:noProof/>
+              <w:color w:val="auto"/>
+              <w:kern w:val="2"/>
+              <w:sz w:val="24"/>
+              <w:szCs w:val="24"/>
+              <w:lang w:val="fr-FR" w:eastAsia="fr-FR"/>
+              <w14:ligatures w14:val="standardContextual"/>
+            </w:rPr>
+          </w:pPr>
+          <w:hyperlink w:anchor="_Toc204858781" w:history="1">
+            <w:r>
+              <w:rPr>
+                <w:rStyle w:val="Lienhypertexte"/>
+                <w:noProof/>
+              </w:rPr>
+              <w:t>2.2 Gather functional requirements</w:t>
+            </w:r>
+            <w:r>
+              <w:rPr>
+                <w:noProof/>
+                <w:webHidden/>
+              </w:rPr>
+              <w:tab/>
+            </w:r>
+            <w:r>
+              <w:rPr>
+                <w:noProof/>
+                <w:webHidden/>
+              </w:rPr>
+              <w:fldChar w:fldCharType="begin"/>
+            </w:r>
+            <w:r>
+              <w:rPr>
+                <w:noProof/>
+                <w:webHidden/>
+              </w:rPr>
+              <w:instrText xml:space="preserve"> PAGEREF _Toc204858781 \h </w:instrText>
+            </w:r>
+            <w:r>
+              <w:rPr>
+                <w:noProof/>
+                <w:webHidden/>
+              </w:rPr>
+            </w:r>
+            <w:r>
+              <w:rPr>
+                <w:noProof/>
+                <w:webHidden/>
+              </w:rPr>
+              <w:fldChar w:fldCharType="separate"/>
+            </w:r>
+            <w:r>
+              <w:rPr>
+                <w:noProof/>
+                <w:webHidden/>
+              </w:rPr>
+              <w:t>11</w:t>
             </w:r>
             <w:r>
               <w:rPr>
@@ -3108,13 +3184,13 @@
               <w14:ligatures w14:val="standardContextual"/>
             </w:rPr>
           </w:pPr>
-          <w:hyperlink w:anchor="_Toc204347793" w:history="1">
+          <w:hyperlink w:anchor="_Toc204858782" w:history="1">
             <w:r>
               <w:rPr>
                 <w:rStyle w:val="Lienhypertexte"/>
                 <w:noProof/>
               </w:rPr>
-              <w:t>2.1.4 Data Interfacing and Compatibility</w:t>
+              <w:t>2.2.1 User Interviews and Surveys</w:t>
             </w:r>
             <w:r>
               <w:rPr>
@@ -3135,83 +3211,7 @@
                 <w:noProof/>
                 <w:webHidden/>
               </w:rPr>
-              <w:instrText xml:space="preserve"> PAGEREF _Toc204347793 \h </w:instrText>
-            </w:r>
-            <w:r>
-              <w:rPr>
-                <w:noProof/>
-                <w:webHidden/>
-              </w:rPr>
-            </w:r>
-            <w:r>
-              <w:rPr>
-                <w:noProof/>
-                <w:webHidden/>
-              </w:rPr>
-              <w:fldChar w:fldCharType="separate"/>
-            </w:r>
-            <w:r>
-              <w:rPr>
-                <w:noProof/>
-                <w:webHidden/>
-              </w:rPr>
-              <w:t>10</w:t>
-            </w:r>
-            <w:r>
-              <w:rPr>
-                <w:noProof/>
-                <w:webHidden/>
-              </w:rPr>
-              <w:fldChar w:fldCharType="end"/>
-            </w:r>
-          </w:hyperlink>
-        </w:p>
-        <w:p>
-          <w:pPr>
-            <w:pStyle w:val="TM2"/>
-            <w:tabs>
-              <w:tab w:val="right" w:leader="dot" w:pos="10456"/>
-            </w:tabs>
-            <w:rPr>
-              <w:rFonts w:eastAsiaTheme="minorEastAsia"/>
-              <w:smallCaps w:val="0"/>
-              <w:noProof/>
-              <w:color w:val="auto"/>
-              <w:kern w:val="2"/>
-              <w:sz w:val="24"/>
-              <w:szCs w:val="24"/>
-              <w:lang w:val="fr-FR" w:eastAsia="fr-FR"/>
-              <w14:ligatures w14:val="standardContextual"/>
-            </w:rPr>
-          </w:pPr>
-          <w:hyperlink w:anchor="_Toc204347794" w:history="1">
-            <w:r>
-              <w:rPr>
-                <w:rStyle w:val="Lienhypertexte"/>
-                <w:noProof/>
-              </w:rPr>
-              <w:t>2.2 Gather functional requirements</w:t>
-            </w:r>
-            <w:r>
-              <w:rPr>
-                <w:noProof/>
-                <w:webHidden/>
-              </w:rPr>
-              <w:tab/>
-            </w:r>
-            <w:r>
-              <w:rPr>
-                <w:noProof/>
-                <w:webHidden/>
-              </w:rPr>
-              <w:fldChar w:fldCharType="begin"/>
-            </w:r>
-            <w:r>
-              <w:rPr>
-                <w:noProof/>
-                <w:webHidden/>
-              </w:rPr>
-              <w:instrText xml:space="preserve"> PAGEREF _Toc204347794 \h </w:instrText>
+              <w:instrText xml:space="preserve"> PAGEREF _Toc204858782 \h </w:instrText>
             </w:r>
             <w:r>
               <w:rPr>
@@ -3261,13 +3261,13 @@
               <w14:ligatures w14:val="standardContextual"/>
             </w:rPr>
           </w:pPr>
-          <w:hyperlink w:anchor="_Toc204347795" w:history="1">
+          <w:hyperlink w:anchor="_Toc204858783" w:history="1">
             <w:r>
               <w:rPr>
                 <w:rStyle w:val="Lienhypertexte"/>
                 <w:noProof/>
               </w:rPr>
-              <w:t>2.2.1 User Interviews and Surveys</w:t>
+              <w:t>2.2.2 Use Case Definition</w:t>
             </w:r>
             <w:r>
               <w:rPr>
@@ -3288,7 +3288,7 @@
                 <w:noProof/>
                 <w:webHidden/>
               </w:rPr>
-              <w:instrText xml:space="preserve"> PAGEREF _Toc204347795 \h </w:instrText>
+              <w:instrText xml:space="preserve"> PAGEREF _Toc204858783 \h </w:instrText>
             </w:r>
             <w:r>
               <w:rPr>
@@ -3338,13 +3338,13 @@
               <w14:ligatures w14:val="standardContextual"/>
             </w:rPr>
           </w:pPr>
-          <w:hyperlink w:anchor="_Toc204347796" w:history="1">
+          <w:hyperlink w:anchor="_Toc204858784" w:history="1">
             <w:r>
               <w:rPr>
                 <w:rStyle w:val="Lienhypertexte"/>
                 <w:noProof/>
               </w:rPr>
-              <w:t>2.2.2 Use Case Definition</w:t>
+              <w:t>2.2.3 Requirements Workshops</w:t>
             </w:r>
             <w:r>
               <w:rPr>
@@ -3365,7 +3365,7 @@
                 <w:noProof/>
                 <w:webHidden/>
               </w:rPr>
-              <w:instrText xml:space="preserve"> PAGEREF _Toc204347796 \h </w:instrText>
+              <w:instrText xml:space="preserve"> PAGEREF _Toc204858784 \h </w:instrText>
             </w:r>
             <w:r>
               <w:rPr>
@@ -3415,13 +3415,13 @@
               <w14:ligatures w14:val="standardContextual"/>
             </w:rPr>
           </w:pPr>
-          <w:hyperlink w:anchor="_Toc204347797" w:history="1">
+          <w:hyperlink w:anchor="_Toc204858785" w:history="1">
             <w:r>
               <w:rPr>
                 <w:rStyle w:val="Lienhypertexte"/>
                 <w:noProof/>
               </w:rPr>
-              <w:t>2.2.3 Requirements Workshops</w:t>
+              <w:t>2.2.4 Requirement Documentation</w:t>
             </w:r>
             <w:r>
               <w:rPr>
@@ -3442,7 +3442,7 @@
                 <w:noProof/>
                 <w:webHidden/>
               </w:rPr>
-              <w:instrText xml:space="preserve"> PAGEREF _Toc204347797 \h </w:instrText>
+              <w:instrText xml:space="preserve"> PAGEREF _Toc204858785 \h </w:instrText>
             </w:r>
             <w:r>
               <w:rPr>
@@ -3463,389 +3463,6 @@
                 <w:webHidden/>
               </w:rPr>
               <w:t>11</w:t>
-            </w:r>
-            <w:r>
-              <w:rPr>
-                <w:noProof/>
-                <w:webHidden/>
-              </w:rPr>
-              <w:fldChar w:fldCharType="end"/>
-            </w:r>
-          </w:hyperlink>
-        </w:p>
-        <w:p>
-          <w:pPr>
-            <w:pStyle w:val="TM3"/>
-            <w:tabs>
-              <w:tab w:val="right" w:leader="dot" w:pos="10456"/>
-            </w:tabs>
-            <w:rPr>
-              <w:rFonts w:eastAsiaTheme="minorEastAsia"/>
-              <w:i w:val="0"/>
-              <w:iCs w:val="0"/>
-              <w:noProof/>
-              <w:color w:val="auto"/>
-              <w:kern w:val="2"/>
-              <w:sz w:val="24"/>
-              <w:szCs w:val="24"/>
-              <w:lang w:val="fr-FR" w:eastAsia="fr-FR"/>
-              <w14:ligatures w14:val="standardContextual"/>
-            </w:rPr>
-          </w:pPr>
-          <w:hyperlink w:anchor="_Toc204347798" w:history="1">
-            <w:r>
-              <w:rPr>
-                <w:rStyle w:val="Lienhypertexte"/>
-                <w:noProof/>
-              </w:rPr>
-              <w:t>2.2.4 Prototyping and Feedback</w:t>
-            </w:r>
-            <w:r>
-              <w:rPr>
-                <w:noProof/>
-                <w:webHidden/>
-              </w:rPr>
-              <w:tab/>
-            </w:r>
-            <w:r>
-              <w:rPr>
-                <w:noProof/>
-                <w:webHidden/>
-              </w:rPr>
-              <w:fldChar w:fldCharType="begin"/>
-            </w:r>
-            <w:r>
-              <w:rPr>
-                <w:noProof/>
-                <w:webHidden/>
-              </w:rPr>
-              <w:instrText xml:space="preserve"> PAGEREF _Toc204347798 \h </w:instrText>
-            </w:r>
-            <w:r>
-              <w:rPr>
-                <w:noProof/>
-                <w:webHidden/>
-              </w:rPr>
-            </w:r>
-            <w:r>
-              <w:rPr>
-                <w:noProof/>
-                <w:webHidden/>
-              </w:rPr>
-              <w:fldChar w:fldCharType="separate"/>
-            </w:r>
-            <w:r>
-              <w:rPr>
-                <w:noProof/>
-                <w:webHidden/>
-              </w:rPr>
-              <w:t>11</w:t>
-            </w:r>
-            <w:r>
-              <w:rPr>
-                <w:noProof/>
-                <w:webHidden/>
-              </w:rPr>
-              <w:fldChar w:fldCharType="end"/>
-            </w:r>
-          </w:hyperlink>
-        </w:p>
-        <w:p>
-          <w:pPr>
-            <w:pStyle w:val="TM3"/>
-            <w:tabs>
-              <w:tab w:val="right" w:leader="dot" w:pos="10456"/>
-            </w:tabs>
-            <w:rPr>
-              <w:rFonts w:eastAsiaTheme="minorEastAsia"/>
-              <w:i w:val="0"/>
-              <w:iCs w:val="0"/>
-              <w:noProof/>
-              <w:color w:val="auto"/>
-              <w:kern w:val="2"/>
-              <w:sz w:val="24"/>
-              <w:szCs w:val="24"/>
-              <w:lang w:val="fr-FR" w:eastAsia="fr-FR"/>
-              <w14:ligatures w14:val="standardContextual"/>
-            </w:rPr>
-          </w:pPr>
-          <w:hyperlink w:anchor="_Toc204347799" w:history="1">
-            <w:r>
-              <w:rPr>
-                <w:rStyle w:val="Lienhypertexte"/>
-                <w:noProof/>
-              </w:rPr>
-              <w:t>2.2.5 Requirement Documentation</w:t>
-            </w:r>
-            <w:r>
-              <w:rPr>
-                <w:noProof/>
-                <w:webHidden/>
-              </w:rPr>
-              <w:tab/>
-            </w:r>
-            <w:r>
-              <w:rPr>
-                <w:noProof/>
-                <w:webHidden/>
-              </w:rPr>
-              <w:fldChar w:fldCharType="begin"/>
-            </w:r>
-            <w:r>
-              <w:rPr>
-                <w:noProof/>
-                <w:webHidden/>
-              </w:rPr>
-              <w:instrText xml:space="preserve"> PAGEREF _Toc204347799 \h </w:instrText>
-            </w:r>
-            <w:r>
-              <w:rPr>
-                <w:noProof/>
-                <w:webHidden/>
-              </w:rPr>
-            </w:r>
-            <w:r>
-              <w:rPr>
-                <w:noProof/>
-                <w:webHidden/>
-              </w:rPr>
-              <w:fldChar w:fldCharType="separate"/>
-            </w:r>
-            <w:r>
-              <w:rPr>
-                <w:noProof/>
-                <w:webHidden/>
-              </w:rPr>
-              <w:t>11</w:t>
-            </w:r>
-            <w:r>
-              <w:rPr>
-                <w:noProof/>
-                <w:webHidden/>
-              </w:rPr>
-              <w:fldChar w:fldCharType="end"/>
-            </w:r>
-          </w:hyperlink>
-        </w:p>
-        <w:p>
-          <w:pPr>
-            <w:pStyle w:val="TM2"/>
-            <w:tabs>
-              <w:tab w:val="right" w:leader="dot" w:pos="10456"/>
-            </w:tabs>
-            <w:rPr>
-              <w:rFonts w:eastAsiaTheme="minorEastAsia"/>
-              <w:smallCaps w:val="0"/>
-              <w:noProof/>
-              <w:color w:val="auto"/>
-              <w:kern w:val="2"/>
-              <w:sz w:val="24"/>
-              <w:szCs w:val="24"/>
-              <w:lang w:val="fr-FR" w:eastAsia="fr-FR"/>
-              <w14:ligatures w14:val="standardContextual"/>
-            </w:rPr>
-          </w:pPr>
-          <w:hyperlink w:anchor="_Toc204347800" w:history="1">
-            <w:r>
-              <w:rPr>
-                <w:rStyle w:val="Lienhypertexte"/>
-                <w:noProof/>
-              </w:rPr>
-              <w:t>2.3 Gather non-functional requirements</w:t>
-            </w:r>
-            <w:r>
-              <w:rPr>
-                <w:noProof/>
-                <w:webHidden/>
-              </w:rPr>
-              <w:tab/>
-            </w:r>
-            <w:r>
-              <w:rPr>
-                <w:noProof/>
-                <w:webHidden/>
-              </w:rPr>
-              <w:fldChar w:fldCharType="begin"/>
-            </w:r>
-            <w:r>
-              <w:rPr>
-                <w:noProof/>
-                <w:webHidden/>
-              </w:rPr>
-              <w:instrText xml:space="preserve"> PAGEREF _Toc204347800 \h </w:instrText>
-            </w:r>
-            <w:r>
-              <w:rPr>
-                <w:noProof/>
-                <w:webHidden/>
-              </w:rPr>
-            </w:r>
-            <w:r>
-              <w:rPr>
-                <w:noProof/>
-                <w:webHidden/>
-              </w:rPr>
-              <w:fldChar w:fldCharType="separate"/>
-            </w:r>
-            <w:r>
-              <w:rPr>
-                <w:noProof/>
-                <w:webHidden/>
-              </w:rPr>
-              <w:t>12</w:t>
-            </w:r>
-            <w:r>
-              <w:rPr>
-                <w:noProof/>
-                <w:webHidden/>
-              </w:rPr>
-              <w:fldChar w:fldCharType="end"/>
-            </w:r>
-          </w:hyperlink>
-        </w:p>
-        <w:p>
-          <w:pPr>
-            <w:pStyle w:val="TM3"/>
-            <w:tabs>
-              <w:tab w:val="right" w:leader="dot" w:pos="10456"/>
-            </w:tabs>
-            <w:rPr>
-              <w:rFonts w:eastAsiaTheme="minorEastAsia"/>
-              <w:i w:val="0"/>
-              <w:iCs w:val="0"/>
-              <w:noProof/>
-              <w:color w:val="auto"/>
-              <w:kern w:val="2"/>
-              <w:sz w:val="24"/>
-              <w:szCs w:val="24"/>
-              <w:lang w:val="fr-FR" w:eastAsia="fr-FR"/>
-              <w14:ligatures w14:val="standardContextual"/>
-            </w:rPr>
-          </w:pPr>
-          <w:hyperlink w:anchor="_Toc204347801" w:history="1">
-            <w:r>
-              <w:rPr>
-                <w:rStyle w:val="Lienhypertexte"/>
-                <w:noProof/>
-              </w:rPr>
-              <w:t>2.3.1 Task</w:t>
-            </w:r>
-            <w:r>
-              <w:rPr>
-                <w:noProof/>
-                <w:webHidden/>
-              </w:rPr>
-              <w:tab/>
-            </w:r>
-            <w:r>
-              <w:rPr>
-                <w:noProof/>
-                <w:webHidden/>
-              </w:rPr>
-              <w:fldChar w:fldCharType="begin"/>
-            </w:r>
-            <w:r>
-              <w:rPr>
-                <w:noProof/>
-                <w:webHidden/>
-              </w:rPr>
-              <w:instrText xml:space="preserve"> PAGEREF _Toc204347801 \h </w:instrText>
-            </w:r>
-            <w:r>
-              <w:rPr>
-                <w:noProof/>
-                <w:webHidden/>
-              </w:rPr>
-            </w:r>
-            <w:r>
-              <w:rPr>
-                <w:noProof/>
-                <w:webHidden/>
-              </w:rPr>
-              <w:fldChar w:fldCharType="separate"/>
-            </w:r>
-            <w:r>
-              <w:rPr>
-                <w:noProof/>
-                <w:webHidden/>
-              </w:rPr>
-              <w:t>12</w:t>
-            </w:r>
-            <w:r>
-              <w:rPr>
-                <w:noProof/>
-                <w:webHidden/>
-              </w:rPr>
-              <w:fldChar w:fldCharType="end"/>
-            </w:r>
-          </w:hyperlink>
-        </w:p>
-        <w:p>
-          <w:pPr>
-            <w:pStyle w:val="TM2"/>
-            <w:tabs>
-              <w:tab w:val="right" w:leader="dot" w:pos="10456"/>
-            </w:tabs>
-            <w:rPr>
-              <w:rFonts w:eastAsiaTheme="minorEastAsia"/>
-              <w:smallCaps w:val="0"/>
-              <w:noProof/>
-              <w:color w:val="auto"/>
-              <w:kern w:val="2"/>
-              <w:sz w:val="24"/>
-              <w:szCs w:val="24"/>
-              <w:lang w:val="fr-FR" w:eastAsia="fr-FR"/>
-              <w14:ligatures w14:val="standardContextual"/>
-            </w:rPr>
-          </w:pPr>
-          <w:hyperlink w:anchor="_Toc204347802" w:history="1">
-            <w:r>
-              <w:rPr>
-                <w:rStyle w:val="Lienhypertexte"/>
-                <w:noProof/>
-              </w:rPr>
-              <w:t>2.4 Analyse and prioritize requirements</w:t>
-            </w:r>
-            <w:r>
-              <w:rPr>
-                <w:noProof/>
-                <w:webHidden/>
-              </w:rPr>
-              <w:tab/>
-            </w:r>
-            <w:r>
-              <w:rPr>
-                <w:noProof/>
-                <w:webHidden/>
-              </w:rPr>
-              <w:fldChar w:fldCharType="begin"/>
-            </w:r>
-            <w:r>
-              <w:rPr>
-                <w:noProof/>
-                <w:webHidden/>
-              </w:rPr>
-              <w:instrText xml:space="preserve"> PAGEREF _Toc204347802 \h </w:instrText>
-            </w:r>
-            <w:r>
-              <w:rPr>
-                <w:noProof/>
-                <w:webHidden/>
-              </w:rPr>
-            </w:r>
-            <w:r>
-              <w:rPr>
-                <w:noProof/>
-                <w:webHidden/>
-              </w:rPr>
-              <w:fldChar w:fldCharType="separate"/>
-            </w:r>
-            <w:r>
-              <w:rPr>
-                <w:noProof/>
-                <w:webHidden/>
-              </w:rPr>
-              <w:t>12</w:t>
             </w:r>
             <w:r>
               <w:rPr>
@@ -3876,7 +3493,7 @@
               <w14:ligatures w14:val="standardContextual"/>
             </w:rPr>
           </w:pPr>
-          <w:hyperlink w:anchor="_Toc204347803" w:history="1">
+          <w:hyperlink w:anchor="_Toc204858786" w:history="1">
             <w:r>
               <w:rPr>
                 <w:rStyle w:val="Lienhypertexte"/>
@@ -3903,7 +3520,7 @@
                 <w:noProof/>
                 <w:webHidden/>
               </w:rPr>
-              <w:instrText xml:space="preserve"> PAGEREF _Toc204347803 \h </w:instrText>
+              <w:instrText xml:space="preserve"> PAGEREF _Toc204858786 \h </w:instrText>
             </w:r>
             <w:r>
               <w:rPr>
@@ -3952,7 +3569,7 @@
               <w14:ligatures w14:val="standardContextual"/>
             </w:rPr>
           </w:pPr>
-          <w:hyperlink w:anchor="_Toc204347804" w:history="1">
+          <w:hyperlink w:anchor="_Toc204858787" w:history="1">
             <w:r>
               <w:rPr>
                 <w:rStyle w:val="Lienhypertexte"/>
@@ -3979,7 +3596,7 @@
                 <w:noProof/>
                 <w:webHidden/>
               </w:rPr>
-              <w:instrText xml:space="preserve"> PAGEREF _Toc204347804 \h </w:instrText>
+              <w:instrText xml:space="preserve"> PAGEREF _Toc204858787 \h </w:instrText>
             </w:r>
             <w:r>
               <w:rPr>
@@ -4028,7 +3645,7 @@
               <w14:ligatures w14:val="standardContextual"/>
             </w:rPr>
           </w:pPr>
-          <w:hyperlink w:anchor="_Toc204347805" w:history="1">
+          <w:hyperlink w:anchor="_Toc204858788" w:history="1">
             <w:r>
               <w:rPr>
                 <w:rStyle w:val="Lienhypertexte"/>
@@ -4055,7 +3672,7 @@
                 <w:noProof/>
                 <w:webHidden/>
               </w:rPr>
-              <w:instrText xml:space="preserve"> PAGEREF _Toc204347805 \h </w:instrText>
+              <w:instrText xml:space="preserve"> PAGEREF _Toc204858788 \h </w:instrText>
             </w:r>
             <w:r>
               <w:rPr>
@@ -4076,6 +3693,82 @@
                 <w:webHidden/>
               </w:rPr>
               <w:t>13</w:t>
+            </w:r>
+            <w:r>
+              <w:rPr>
+                <w:noProof/>
+                <w:webHidden/>
+              </w:rPr>
+              <w:fldChar w:fldCharType="end"/>
+            </w:r>
+          </w:hyperlink>
+        </w:p>
+        <w:p>
+          <w:pPr>
+            <w:pStyle w:val="TM2"/>
+            <w:tabs>
+              <w:tab w:val="right" w:leader="dot" w:pos="10456"/>
+            </w:tabs>
+            <w:rPr>
+              <w:rFonts w:eastAsiaTheme="minorEastAsia"/>
+              <w:smallCaps w:val="0"/>
+              <w:noProof/>
+              <w:color w:val="auto"/>
+              <w:kern w:val="2"/>
+              <w:sz w:val="24"/>
+              <w:szCs w:val="24"/>
+              <w:lang w:val="fr-FR" w:eastAsia="fr-FR"/>
+              <w14:ligatures w14:val="standardContextual"/>
+            </w:rPr>
+          </w:pPr>
+          <w:hyperlink w:anchor="_Toc204858789" w:history="1">
+            <w:r>
+              <w:rPr>
+                <w:rStyle w:val="Lienhypertexte"/>
+                <w:noProof/>
+              </w:rPr>
+              <w:t>3.3 Design the front-end user interface</w:t>
+            </w:r>
+            <w:r>
+              <w:rPr>
+                <w:noProof/>
+                <w:webHidden/>
+              </w:rPr>
+              <w:tab/>
+            </w:r>
+            <w:r>
+              <w:rPr>
+                <w:noProof/>
+                <w:webHidden/>
+              </w:rPr>
+              <w:fldChar w:fldCharType="begin"/>
+            </w:r>
+            <w:r>
+              <w:rPr>
+                <w:noProof/>
+                <w:webHidden/>
+              </w:rPr>
+              <w:instrText xml:space="preserve"> PAGEREF _Toc204858789 \h </w:instrText>
+            </w:r>
+            <w:r>
+              <w:rPr>
+                <w:noProof/>
+                <w:webHidden/>
+              </w:rPr>
+            </w:r>
+            <w:r>
+              <w:rPr>
+                <w:noProof/>
+                <w:webHidden/>
+              </w:rPr>
+              <w:fldChar w:fldCharType="separate"/>
+            </w:r>
+            <w:r>
+              <w:rPr>
+                <w:noProof/>
+                <w:webHidden/>
+              </w:rPr>
+              <w:t>14</w:t>
             </w:r>
             <w:r>
               <w:rPr>
@@ -4105,13 +3798,13 @@
               <w14:ligatures w14:val="standardContextual"/>
             </w:rPr>
           </w:pPr>
-          <w:hyperlink w:anchor="_Toc204347806" w:history="1">
+          <w:hyperlink w:anchor="_Toc204858790" w:history="1">
             <w:r>
               <w:rPr>
                 <w:rStyle w:val="Lienhypertexte"/>
                 <w:noProof/>
               </w:rPr>
-              <w:t>3.3.1 Unity 3D Game Engine</w:t>
+              <w:t>3.3.1 Core Design Principles:</w:t>
             </w:r>
             <w:r>
               <w:rPr>
@@ -4132,7 +3825,7 @@
                 <w:noProof/>
                 <w:webHidden/>
               </w:rPr>
-              <w:instrText xml:space="preserve"> PAGEREF _Toc204347806 \h </w:instrText>
+              <w:instrText xml:space="preserve"> PAGEREF _Toc204858790 \h </w:instrText>
             </w:r>
             <w:r>
               <w:rPr>
@@ -4152,7 +3845,7 @@
                 <w:noProof/>
                 <w:webHidden/>
               </w:rPr>
-              <w:t>13</w:t>
+              <w:t>14</w:t>
             </w:r>
             <w:r>
               <w:rPr>
@@ -4182,13 +3875,13 @@
               <w14:ligatures w14:val="standardContextual"/>
             </w:rPr>
           </w:pPr>
-          <w:hyperlink w:anchor="_Toc204347807" w:history="1">
+          <w:hyperlink w:anchor="_Toc204858791" w:history="1">
             <w:r>
               <w:rPr>
                 <w:rStyle w:val="Lienhypertexte"/>
                 <w:noProof/>
               </w:rPr>
-              <w:t>3.3.2 Install Newtonsoft's Json.NET Package</w:t>
+              <w:t>3.3.2 Tooltip System:</w:t>
             </w:r>
             <w:r>
               <w:rPr>
@@ -4209,7 +3902,7 @@
                 <w:noProof/>
                 <w:webHidden/>
               </w:rPr>
-              <w:instrText xml:space="preserve"> PAGEREF _Toc204347807 \h </w:instrText>
+              <w:instrText xml:space="preserve"> PAGEREF _Toc204858791 \h </w:instrText>
             </w:r>
             <w:r>
               <w:rPr>
@@ -4229,7 +3922,7 @@
                 <w:noProof/>
                 <w:webHidden/>
               </w:rPr>
-              <w:t>13</w:t>
+              <w:t>14</w:t>
             </w:r>
             <w:r>
               <w:rPr>
@@ -4258,13 +3951,13 @@
               <w14:ligatures w14:val="standardContextual"/>
             </w:rPr>
           </w:pPr>
-          <w:hyperlink w:anchor="_Toc204347808" w:history="1">
+          <w:hyperlink w:anchor="_Toc204858792" w:history="1">
             <w:r>
               <w:rPr>
                 <w:rStyle w:val="Lienhypertexte"/>
                 <w:noProof/>
               </w:rPr>
-              <w:t>3.3 Design the front-end user interface</w:t>
+              <w:t>3.4 Design the back-end architecture for data processing</w:t>
             </w:r>
             <w:r>
               <w:rPr>
@@ -4285,7 +3978,7 @@
                 <w:noProof/>
                 <w:webHidden/>
               </w:rPr>
-              <w:instrText xml:space="preserve"> PAGEREF _Toc204347808 \h </w:instrText>
+              <w:instrText xml:space="preserve"> PAGEREF _Toc204858792 \h </w:instrText>
             </w:r>
             <w:r>
               <w:rPr>
@@ -4305,161 +3998,7 @@
                 <w:noProof/>
                 <w:webHidden/>
               </w:rPr>
-              <w:t>13</w:t>
-            </w:r>
-            <w:r>
-              <w:rPr>
-                <w:noProof/>
-                <w:webHidden/>
-              </w:rPr>
-              <w:fldChar w:fldCharType="end"/>
-            </w:r>
-          </w:hyperlink>
-        </w:p>
-        <w:p>
-          <w:pPr>
-            <w:pStyle w:val="TM3"/>
-            <w:tabs>
-              <w:tab w:val="right" w:leader="dot" w:pos="10456"/>
-            </w:tabs>
-            <w:rPr>
-              <w:rFonts w:eastAsiaTheme="minorEastAsia"/>
-              <w:i w:val="0"/>
-              <w:iCs w:val="0"/>
-              <w:noProof/>
-              <w:color w:val="auto"/>
-              <w:kern w:val="2"/>
-              <w:sz w:val="24"/>
-              <w:szCs w:val="24"/>
-              <w:lang w:val="fr-FR" w:eastAsia="fr-FR"/>
-              <w14:ligatures w14:val="standardContextual"/>
-            </w:rPr>
-          </w:pPr>
-          <w:hyperlink w:anchor="_Toc204347809" w:history="1">
-            <w:r>
-              <w:rPr>
-                <w:rStyle w:val="Lienhypertexte"/>
-                <w:noProof/>
-              </w:rPr>
-              <w:t>3.2.1 Camera System</w:t>
-            </w:r>
-            <w:r>
-              <w:rPr>
-                <w:noProof/>
-                <w:webHidden/>
-              </w:rPr>
-              <w:tab/>
-            </w:r>
-            <w:r>
-              <w:rPr>
-                <w:noProof/>
-                <w:webHidden/>
-              </w:rPr>
-              <w:fldChar w:fldCharType="begin"/>
-            </w:r>
-            <w:r>
-              <w:rPr>
-                <w:noProof/>
-                <w:webHidden/>
-              </w:rPr>
-              <w:instrText xml:space="preserve"> PAGEREF _Toc204347809 \h </w:instrText>
-            </w:r>
-            <w:r>
-              <w:rPr>
-                <w:noProof/>
-                <w:webHidden/>
-              </w:rPr>
-            </w:r>
-            <w:r>
-              <w:rPr>
-                <w:noProof/>
-                <w:webHidden/>
-              </w:rPr>
-              <w:fldChar w:fldCharType="separate"/>
-            </w:r>
-            <w:r>
-              <w:rPr>
-                <w:noProof/>
-                <w:webHidden/>
-              </w:rPr>
-              <w:t>13</w:t>
-            </w:r>
-            <w:r>
-              <w:rPr>
-                <w:noProof/>
-                <w:webHidden/>
-              </w:rPr>
-              <w:fldChar w:fldCharType="end"/>
-            </w:r>
-          </w:hyperlink>
-        </w:p>
-        <w:p>
-          <w:pPr>
-            <w:pStyle w:val="TM3"/>
-            <w:tabs>
-              <w:tab w:val="right" w:leader="dot" w:pos="10456"/>
-            </w:tabs>
-            <w:rPr>
-              <w:rFonts w:eastAsiaTheme="minorEastAsia"/>
-              <w:i w:val="0"/>
-              <w:iCs w:val="0"/>
-              <w:noProof/>
-              <w:color w:val="auto"/>
-              <w:kern w:val="2"/>
-              <w:sz w:val="24"/>
-              <w:szCs w:val="24"/>
-              <w:lang w:val="fr-FR" w:eastAsia="fr-FR"/>
-              <w14:ligatures w14:val="standardContextual"/>
-            </w:rPr>
-          </w:pPr>
-          <w:hyperlink w:anchor="_Toc204347810" w:history="1">
-            <w:r>
-              <w:rPr>
-                <w:rStyle w:val="Lienhypertexte"/>
-                <w:noProof/>
-              </w:rPr>
-              <w:t>3.2.2 Tooltip System</w:t>
-            </w:r>
-            <w:r>
-              <w:rPr>
-                <w:noProof/>
-                <w:webHidden/>
-              </w:rPr>
-              <w:tab/>
-            </w:r>
-            <w:r>
-              <w:rPr>
-                <w:noProof/>
-                <w:webHidden/>
-              </w:rPr>
-              <w:fldChar w:fldCharType="begin"/>
-            </w:r>
-            <w:r>
-              <w:rPr>
-                <w:noProof/>
-                <w:webHidden/>
-              </w:rPr>
-              <w:instrText xml:space="preserve"> PAGEREF _Toc204347810 \h </w:instrText>
-            </w:r>
-            <w:r>
-              <w:rPr>
-                <w:noProof/>
-                <w:webHidden/>
-              </w:rPr>
-            </w:r>
-            <w:r>
-              <w:rPr>
-                <w:noProof/>
-                <w:webHidden/>
-              </w:rPr>
-              <w:fldChar w:fldCharType="separate"/>
-            </w:r>
-            <w:r>
-              <w:rPr>
-                <w:noProof/>
-                <w:webHidden/>
-              </w:rPr>
-              <w:t>13</w:t>
+              <w:t>15</w:t>
             </w:r>
             <w:r>
               <w:rPr>
@@ -4488,13 +4027,13 @@
               <w14:ligatures w14:val="standardContextual"/>
             </w:rPr>
           </w:pPr>
-          <w:hyperlink w:anchor="_Toc204347811" w:history="1">
+          <w:hyperlink w:anchor="_Toc204858793" w:history="1">
             <w:r>
               <w:rPr>
                 <w:rStyle w:val="Lienhypertexte"/>
                 <w:noProof/>
               </w:rPr>
-              <w:t>3.4 Design the back-end architecture for data processing</w:t>
+              <w:t>3.5 Plan data integration and APIs between sensors and the front-end</w:t>
             </w:r>
             <w:r>
               <w:rPr>
@@ -4515,7 +4054,7 @@
                 <w:noProof/>
                 <w:webHidden/>
               </w:rPr>
-              <w:instrText xml:space="preserve"> PAGEREF _Toc204347811 \h </w:instrText>
+              <w:instrText xml:space="preserve"> PAGEREF _Toc204858793 \h </w:instrText>
             </w:r>
             <w:r>
               <w:rPr>
@@ -4535,7 +4074,7 @@
                 <w:noProof/>
                 <w:webHidden/>
               </w:rPr>
-              <w:t>14</w:t>
+              <w:t>16</w:t>
             </w:r>
             <w:r>
               <w:rPr>
@@ -4564,13 +4103,13 @@
               <w14:ligatures w14:val="standardContextual"/>
             </w:rPr>
           </w:pPr>
-          <w:hyperlink w:anchor="_Toc204347812" w:history="1">
+          <w:hyperlink w:anchor="_Toc204858794" w:history="1">
             <w:r>
               <w:rPr>
                 <w:rStyle w:val="Lienhypertexte"/>
                 <w:noProof/>
               </w:rPr>
-              <w:t>3.5 Plan data integration and APIs between sensors and the front-end</w:t>
+              <w:t>3.6 Server deployment</w:t>
             </w:r>
             <w:r>
               <w:rPr>
@@ -4591,7 +4130,7 @@
                 <w:noProof/>
                 <w:webHidden/>
               </w:rPr>
-              <w:instrText xml:space="preserve"> PAGEREF _Toc204347812 \h </w:instrText>
+              <w:instrText xml:space="preserve"> PAGEREF _Toc204858794 \h </w:instrText>
             </w:r>
             <w:r>
               <w:rPr>
@@ -4611,83 +4150,7 @@
                 <w:noProof/>
                 <w:webHidden/>
               </w:rPr>
-              <w:t>15</w:t>
-            </w:r>
-            <w:r>
-              <w:rPr>
-                <w:noProof/>
-                <w:webHidden/>
-              </w:rPr>
-              <w:fldChar w:fldCharType="end"/>
-            </w:r>
-          </w:hyperlink>
-        </w:p>
-        <w:p>
-          <w:pPr>
-            <w:pStyle w:val="TM2"/>
-            <w:tabs>
-              <w:tab w:val="right" w:leader="dot" w:pos="10456"/>
-            </w:tabs>
-            <w:rPr>
-              <w:rFonts w:eastAsiaTheme="minorEastAsia"/>
-              <w:smallCaps w:val="0"/>
-              <w:noProof/>
-              <w:color w:val="auto"/>
-              <w:kern w:val="2"/>
-              <w:sz w:val="24"/>
-              <w:szCs w:val="24"/>
-              <w:lang w:val="fr-FR" w:eastAsia="fr-FR"/>
-              <w14:ligatures w14:val="standardContextual"/>
-            </w:rPr>
-          </w:pPr>
-          <w:hyperlink w:anchor="_Toc204347813" w:history="1">
-            <w:r>
-              <w:rPr>
-                <w:rStyle w:val="Lienhypertexte"/>
-                <w:noProof/>
-              </w:rPr>
-              <w:t>3.6 Server deployment</w:t>
-            </w:r>
-            <w:r>
-              <w:rPr>
-                <w:noProof/>
-                <w:webHidden/>
-              </w:rPr>
-              <w:tab/>
-            </w:r>
-            <w:r>
-              <w:rPr>
-                <w:noProof/>
-                <w:webHidden/>
-              </w:rPr>
-              <w:fldChar w:fldCharType="begin"/>
-            </w:r>
-            <w:r>
-              <w:rPr>
-                <w:noProof/>
-                <w:webHidden/>
-              </w:rPr>
-              <w:instrText xml:space="preserve"> PAGEREF _Toc204347813 \h </w:instrText>
-            </w:r>
-            <w:r>
-              <w:rPr>
-                <w:noProof/>
-                <w:webHidden/>
-              </w:rPr>
-            </w:r>
-            <w:r>
-              <w:rPr>
-                <w:noProof/>
-                <w:webHidden/>
-              </w:rPr>
-              <w:fldChar w:fldCharType="separate"/>
-            </w:r>
-            <w:r>
-              <w:rPr>
-                <w:noProof/>
-                <w:webHidden/>
-              </w:rPr>
-              <w:t>15</w:t>
+              <w:t>16</w:t>
             </w:r>
             <w:r>
               <w:rPr>
@@ -4718,7 +4181,7 @@
               <w14:ligatures w14:val="standardContextual"/>
             </w:rPr>
           </w:pPr>
-          <w:hyperlink w:anchor="_Toc204347814" w:history="1">
+          <w:hyperlink w:anchor="_Toc204858795" w:history="1">
             <w:r>
               <w:rPr>
                 <w:rStyle w:val="Lienhypertexte"/>
@@ -4745,7 +4208,7 @@
                 <w:noProof/>
                 <w:webHidden/>
               </w:rPr>
-              <w:instrText xml:space="preserve"> PAGEREF _Toc204347814 \h </w:instrText>
+              <w:instrText xml:space="preserve"> PAGEREF _Toc204858795 \h </w:instrText>
             </w:r>
             <w:r>
               <w:rPr>
@@ -4794,7 +4257,7 @@
               <w14:ligatures w14:val="standardContextual"/>
             </w:rPr>
           </w:pPr>
-          <w:hyperlink w:anchor="_Toc204347815" w:history="1">
+          <w:hyperlink w:anchor="_Toc204858796" w:history="1">
             <w:r>
               <w:rPr>
                 <w:rStyle w:val="Lienhypertexte"/>
@@ -4821,7 +4284,7 @@
                 <w:noProof/>
                 <w:webHidden/>
               </w:rPr>
-              <w:instrText xml:space="preserve"> PAGEREF _Toc204347815 \h </w:instrText>
+              <w:instrText xml:space="preserve"> PAGEREF _Toc204858796 \h </w:instrText>
             </w:r>
             <w:r>
               <w:rPr>
@@ -4870,7 +4333,7 @@
               <w14:ligatures w14:val="standardContextual"/>
             </w:rPr>
           </w:pPr>
-          <w:hyperlink w:anchor="_Toc204347816" w:history="1">
+          <w:hyperlink w:anchor="_Toc204858797" w:history="1">
             <w:r>
               <w:rPr>
                 <w:rStyle w:val="Lienhypertexte"/>
@@ -4897,7 +4360,7 @@
                 <w:noProof/>
                 <w:webHidden/>
               </w:rPr>
-              <w:instrText xml:space="preserve"> PAGEREF _Toc204347816 \h </w:instrText>
+              <w:instrText xml:space="preserve"> PAGEREF _Toc204858797 \h </w:instrText>
             </w:r>
             <w:r>
               <w:rPr>
@@ -4946,7 +4409,7 @@
               <w14:ligatures w14:val="standardContextual"/>
             </w:rPr>
           </w:pPr>
-          <w:hyperlink w:anchor="_Toc204347817" w:history="1">
+          <w:hyperlink w:anchor="_Toc204858798" w:history="1">
             <w:r>
               <w:rPr>
                 <w:rStyle w:val="Lienhypertexte"/>
@@ -4973,7 +4436,7 @@
                 <w:noProof/>
                 <w:webHidden/>
               </w:rPr>
-              <w:instrText xml:space="preserve"> PAGEREF _Toc204347817 \h </w:instrText>
+              <w:instrText xml:space="preserve"> PAGEREF _Toc204858798 \h </w:instrText>
             </w:r>
             <w:r>
               <w:rPr>
@@ -5024,7 +4487,7 @@
               <w14:ligatures w14:val="standardContextual"/>
             </w:rPr>
           </w:pPr>
-          <w:hyperlink w:anchor="_Toc204347818" w:history="1">
+          <w:hyperlink w:anchor="_Toc204858799" w:history="1">
             <w:r>
               <w:rPr>
                 <w:rStyle w:val="Lienhypertexte"/>
@@ -5051,7 +4514,7 @@
                 <w:noProof/>
                 <w:webHidden/>
               </w:rPr>
-              <w:instrText xml:space="preserve"> PAGEREF _Toc204347818 \h </w:instrText>
+              <w:instrText xml:space="preserve"> PAGEREF _Toc204858799 \h </w:instrText>
             </w:r>
             <w:r>
               <w:rPr>
@@ -5098,7 +4561,6 @@
         </w:p>
       </w:sdtContent>
     </w:sdt>
-    <w:p/>
     <w:p>
       <w:pPr>
         <w:ind w:left="0"/>
@@ -5133,7 +4595,7 @@
         </w:rPr>
       </w:pPr>
       <w:bookmarkStart w:id="1" w:name="_Toc132200803"/>
-      <w:bookmarkStart w:id="2" w:name="_Toc204347772"/>
+      <w:bookmarkStart w:id="2" w:name="_Toc204858760"/>
       <w:r>
         <w:rPr>
           <w:rFonts w:eastAsia="Times New Roman"/>
@@ -5153,7 +4615,7 @@
           <w:numId w:val="0"/>
         </w:numPr>
       </w:pPr>
-      <w:bookmarkStart w:id="3" w:name="_Toc204347773"/>
+      <w:bookmarkStart w:id="3" w:name="_Toc204858761"/>
       <w:bookmarkStart w:id="4" w:name="_Toc132200804"/>
       <w:r>
         <w:t>Background</w:t>
@@ -5212,7 +4674,7 @@
           <w:lang w:eastAsia="en-IE"/>
         </w:rPr>
       </w:pPr>
-      <w:bookmarkStart w:id="5" w:name="_Toc204347774"/>
+      <w:bookmarkStart w:id="5" w:name="_Toc204858762"/>
       <w:r>
         <w:rPr>
           <w:lang w:eastAsia="en-IE"/>
@@ -5304,7 +4766,7 @@
         </w:rPr>
       </w:pPr>
       <w:bookmarkStart w:id="6" w:name="_Toc132200805"/>
-      <w:bookmarkStart w:id="7" w:name="_Toc204347775"/>
+      <w:bookmarkStart w:id="7" w:name="_Toc204858763"/>
       <w:r>
         <w:rPr>
           <w:lang w:eastAsia="en-IE"/>
@@ -5458,7 +4920,7 @@
           <w:lang w:eastAsia="en-IE"/>
         </w:rPr>
       </w:pPr>
-      <w:bookmarkStart w:id="8" w:name="_Toc204347776"/>
+      <w:bookmarkStart w:id="8" w:name="_Toc204858764"/>
       <w:r>
         <w:rPr>
           <w:lang w:eastAsia="en-IE"/>
@@ -5485,7 +4947,19 @@
         <w:rPr>
           <w:lang w:eastAsia="en-IE"/>
         </w:rPr>
-        <w:t xml:space="preserve">This document is organized by key development steps. It describes the system architecture, from sensor registration on The Things Network (TTN), webhook configuration via </w:t>
+        <w:t xml:space="preserve">This document is organized by key development steps. It describes the system architecture, from sensor registration on The Things Network (TTN), webhook configuration </w:t>
+      </w:r>
+      <w:r>
+        <w:rPr>
+          <w:lang w:eastAsia="en-IE"/>
+        </w:rPr>
+        <w:t>(</w:t>
+      </w:r>
+      <w:r>
+        <w:rPr>
+          <w:lang w:eastAsia="en-IE"/>
+        </w:rPr>
+        <w:t xml:space="preserve">via </w:t>
       </w:r>
       <w:proofErr w:type="spellStart"/>
       <w:r>
@@ -5495,6 +4969,12 @@
         <w:t>Ngrok</w:t>
       </w:r>
       <w:proofErr w:type="spellEnd"/>
+      <w:r>
+        <w:rPr>
+          <w:lang w:eastAsia="en-IE"/>
+        </w:rPr>
+        <w:t xml:space="preserve"> in my case)</w:t>
+      </w:r>
       <w:r>
         <w:rPr>
           <w:lang w:eastAsia="en-IE"/>
@@ -5514,7 +4994,7 @@
         </w:rPr>
       </w:pPr>
       <w:bookmarkStart w:id="9" w:name="_Toc132200806"/>
-      <w:bookmarkStart w:id="10" w:name="_Toc204347777"/>
+      <w:bookmarkStart w:id="10" w:name="_Toc204858765"/>
       <w:r>
         <w:rPr>
           <w:lang w:eastAsia="en-IE"/>
@@ -5719,7 +5199,7 @@
         <w:rPr>
           <w:lang w:val="en-GB"/>
         </w:rPr>
-        <w:t>The system was tested and validated locally, ensuring stable data flow from sensors to backend to frontend. Once validated, the local version is expected to be deployed on the NUC server for production use.</w:t>
+        <w:t>The system was tested and validated locally, ensuring stable data flow from sensors to backend to frontend. Once validated, the local version is expected to be deployed on the server for production use.</w:t>
       </w:r>
     </w:p>
     <w:p>
@@ -5759,7 +5239,7 @@
           <w:lang w:eastAsia="en-IE"/>
         </w:rPr>
       </w:pPr>
-      <w:bookmarkStart w:id="11" w:name="_Toc204347778"/>
+      <w:bookmarkStart w:id="11" w:name="_Toc204858766"/>
       <w:r>
         <w:rPr>
           <w:lang w:eastAsia="en-IE"/>
@@ -6191,7 +5671,7 @@
           <w:numId w:val="0"/>
         </w:numPr>
       </w:pPr>
-      <w:bookmarkStart w:id="12" w:name="_Toc204347779"/>
+      <w:bookmarkStart w:id="12" w:name="_Toc204858767"/>
       <w:r>
         <w:lastRenderedPageBreak/>
         <w:t>1 Project Management</w:t>
@@ -6207,7 +5687,7 @@
           <w:numId w:val="0"/>
         </w:numPr>
       </w:pPr>
-      <w:bookmarkStart w:id="13" w:name="_Toc204347780"/>
+      <w:bookmarkStart w:id="13" w:name="_Toc204858768"/>
       <w:r>
         <w:t>1.1 Define Scope and Objectives – This is a Work Package</w:t>
       </w:r>
@@ -6272,7 +5752,7 @@
           <w:rFonts w:hint="eastAsia"/>
         </w:rPr>
       </w:pPr>
-      <w:bookmarkStart w:id="14" w:name="_Toc204347781"/>
+      <w:bookmarkStart w:id="14" w:name="_Toc204858769"/>
       <w:r>
         <w:t>1.1.1 Task 01</w:t>
       </w:r>
@@ -6290,11 +5770,9 @@
       <w:r>
         <w:t xml:space="preserve">At the beginning of the internship, I received the code and documentation produced by a previous student. However, only the login and authentication page </w:t>
       </w:r>
-      <w:proofErr w:type="gramStart"/>
-      <w:r>
-        <w:t>was</w:t>
-      </w:r>
-      <w:proofErr w:type="gramEnd"/>
+      <w:r>
+        <w:t>were</w:t>
+      </w:r>
       <w:r>
         <w:t xml:space="preserve"> accessible, and many parts of the system were either non-functional or poorly documented. I took time to understand what was reusable and what needed to be rebuilt.</w:t>
       </w:r>
@@ -6310,7 +5788,7 @@
           <w:rFonts w:hint="eastAsia"/>
         </w:rPr>
       </w:pPr>
-      <w:bookmarkStart w:id="15" w:name="_Toc204347782"/>
+      <w:bookmarkStart w:id="15" w:name="_Toc204858770"/>
       <w:r>
         <w:t>1.1.2 Task 02</w:t>
       </w:r>
@@ -6340,7 +5818,7 @@
           <w:rFonts w:hint="eastAsia"/>
         </w:rPr>
       </w:pPr>
-      <w:bookmarkStart w:id="16" w:name="_Toc204347783"/>
+      <w:bookmarkStart w:id="16" w:name="_Toc204858771"/>
       <w:r>
         <w:t>1.1.3 Task 03</w:t>
       </w:r>
@@ -6371,7 +5849,7 @@
           <w:lang w:val="en-US"/>
         </w:rPr>
       </w:pPr>
-      <w:bookmarkStart w:id="17" w:name="_Toc204347784"/>
+      <w:bookmarkStart w:id="17" w:name="_Toc204858772"/>
       <w:r>
         <w:rPr>
           <w:lang w:val="en-US"/>
@@ -6391,7 +5869,7 @@
           <w:rFonts w:hint="eastAsia"/>
         </w:rPr>
       </w:pPr>
-      <w:bookmarkStart w:id="18" w:name="_Toc204347785"/>
+      <w:bookmarkStart w:id="18" w:name="_Toc204858773"/>
       <w:r>
         <w:t>1.2.1 Task 01</w:t>
       </w:r>
@@ -6420,7 +5898,7 @@
           <w:rFonts w:hint="eastAsia"/>
         </w:rPr>
       </w:pPr>
-      <w:bookmarkStart w:id="19" w:name="_Toc204347786"/>
+      <w:bookmarkStart w:id="19" w:name="_Toc204858774"/>
       <w:r>
         <w:t>1.2.2 Task 02</w:t>
       </w:r>
@@ -6449,7 +5927,7 @@
           <w:rFonts w:hint="eastAsia"/>
         </w:rPr>
       </w:pPr>
-      <w:bookmarkStart w:id="20" w:name="_Toc204347787"/>
+      <w:bookmarkStart w:id="20" w:name="_Toc204858775"/>
       <w:r>
         <w:lastRenderedPageBreak/>
         <w:t>1.2.3 Task 03</w:t>
@@ -6465,7 +5943,13 @@
     <w:p/>
     <w:p>
       <w:r>
-        <w:t>Will use this report and the GitHub repository to understand the implemented structure, reuse existing components, or further extend the system (e.g., adding data insights, connecting additional sensors, deploying the project on the NUC, or integrating predictive analytics).</w:t>
+        <w:t>Will use this report and the GitHub repository to understand the implemented structure, reuse existing components, or further extend the system (e.g., adding data insights, connecting additional sensors</w:t>
+      </w:r>
+      <w:r>
+        <w:t xml:space="preserve"> </w:t>
+      </w:r>
+      <w:r>
+        <w:t>or integrating predictive analytics).</w:t>
       </w:r>
     </w:p>
     <w:p/>
@@ -6487,7 +5971,7 @@
           <w:lang w:eastAsia="en-IE"/>
         </w:rPr>
       </w:pPr>
-      <w:bookmarkStart w:id="21" w:name="_Toc204347788"/>
+      <w:bookmarkStart w:id="21" w:name="_Toc204858776"/>
       <w:bookmarkStart w:id="22" w:name="_Toc132200811"/>
       <w:r>
         <w:lastRenderedPageBreak/>
@@ -6520,7 +6004,7 @@
           <w:numId w:val="0"/>
         </w:numPr>
       </w:pPr>
-      <w:bookmarkStart w:id="23" w:name="_Toc204347789"/>
+      <w:bookmarkStart w:id="23" w:name="_Toc204858777"/>
       <w:r>
         <w:t>2.1 Identify sensor data sources</w:t>
       </w:r>
@@ -6558,7 +6042,7 @@
           <w:rFonts w:hint="eastAsia"/>
         </w:rPr>
       </w:pPr>
-      <w:bookmarkStart w:id="24" w:name="_Toc204347790"/>
+      <w:bookmarkStart w:id="24" w:name="_Toc204858778"/>
       <w:r>
         <w:t>2.1.1 Sensor Research and Selection</w:t>
       </w:r>
@@ -6570,7 +6054,13 @@
         <w:jc w:val="both"/>
       </w:pPr>
       <w:r>
-        <w:t>I did not participate in the hardware selection phase. The sensors were already chosen and deployed before the beginning of my internship. My task was to work with the data already available through TTN and integrate it into a usable dashboard.</w:t>
+        <w:t>I did not participate in the hardware selection phase. The sensors were already chosen before the beginning of my internship. My task was to work with the data already available through TTN and integrate it into a usable dashboard</w:t>
+      </w:r>
+      <w:r>
+        <w:t xml:space="preserve"> and Highlight page</w:t>
+      </w:r>
+      <w:r>
+        <w:t>.</w:t>
       </w:r>
     </w:p>
     <w:p/>
@@ -6585,7 +6075,7 @@
           <w:rFonts w:hint="eastAsia"/>
         </w:rPr>
       </w:pPr>
-      <w:bookmarkStart w:id="25" w:name="_Toc204347792"/>
+      <w:bookmarkStart w:id="25" w:name="_Toc204858779"/>
       <w:r>
         <w:t>2.1.3 Integration Planning</w:t>
       </w:r>
@@ -6641,7 +6131,7 @@
           <w:rFonts w:hint="eastAsia"/>
         </w:rPr>
       </w:pPr>
-      <w:bookmarkStart w:id="26" w:name="_Toc204347793"/>
+      <w:bookmarkStart w:id="26" w:name="_Toc204858780"/>
       <w:r>
         <w:t>2.1.4 Data Interfacing and Compatibility</w:t>
       </w:r>
@@ -6676,7 +6166,7 @@
           <w:lang w:val="en-US"/>
         </w:rPr>
       </w:pPr>
-      <w:bookmarkStart w:id="27" w:name="_Toc204347794"/>
+      <w:bookmarkStart w:id="27" w:name="_Toc204858781"/>
       <w:r>
         <w:rPr>
           <w:lang w:val="en-US"/>
@@ -6694,7 +6184,6 @@
           <w:iCs/>
         </w:rPr>
       </w:pPr>
-      <w:bookmarkStart w:id="28" w:name="_Toc204347795"/>
       <w:r>
         <w:t>Gathering functional requirements is a vital phase in our project management plan to develop a sensor-to-front-end interface for visualizing greenhouse sensor data. During this stage, we will engage with stakeholders, including greenhouse operators, agronomists, and end-users, to elicit and document the specific functionalities and features they expect from the system. This process involves identifying the key user interactions, data visualization requirements, and performance expectations. Additionally, we will define the desired data processing capabilities, such as real-time data updates, historical data analysis, and predictive insights. By meticulously gathering these functional requirements, we will ensure that the resulting front-end interface meets the needs of our users and aligns with the project's objectives, fostering an intuitive and user-friendly experience to effectively leverage the potential of greenhouse sensor data for informed decision-making and enhanced agricultural practices.</w:t>
       </w:r>
@@ -6726,6 +6215,7 @@
           <w:rFonts w:hint="eastAsia"/>
         </w:rPr>
       </w:pPr>
+      <w:bookmarkStart w:id="28" w:name="_Toc204858782"/>
       <w:r>
         <w:t>2.2.1 User Interviews and Surveys</w:t>
       </w:r>
@@ -6751,7 +6241,7 @@
           <w:rFonts w:hint="eastAsia"/>
         </w:rPr>
       </w:pPr>
-      <w:bookmarkStart w:id="29" w:name="_Toc204347796"/>
+      <w:bookmarkStart w:id="29" w:name="_Toc204858783"/>
       <w:r>
         <w:t>2.2.2 Use Case Definition</w:t>
       </w:r>
@@ -6830,7 +6320,7 @@
           <w:rFonts w:hint="eastAsia"/>
         </w:rPr>
       </w:pPr>
-      <w:bookmarkStart w:id="30" w:name="_Toc204347797"/>
+      <w:bookmarkStart w:id="30" w:name="_Toc204858784"/>
       <w:r>
         <w:t>2.2.3 Requirements Workshops</w:t>
       </w:r>
@@ -6879,7 +6369,7 @@
           <w:rFonts w:hint="eastAsia"/>
         </w:rPr>
       </w:pPr>
-      <w:bookmarkStart w:id="31" w:name="_Toc204347799"/>
+      <w:bookmarkStart w:id="31" w:name="_Toc204858785"/>
       <w:r>
         <w:t>2.2.</w:t>
       </w:r>
@@ -6907,11 +6397,9 @@
       <w:r>
         <w:t>The requirements were documented progressively within development files (code comments, README</w:t>
       </w:r>
-      <w:proofErr w:type="gramStart"/>
-      <w:r>
-        <w:t>), and</w:t>
-      </w:r>
-      <w:proofErr w:type="gramEnd"/>
+      <w:r>
+        <w:t>) and</w:t>
+      </w:r>
       <w:r>
         <w:t xml:space="preserve"> formalized in this report for future contributors. These include user goals (data visualization, real-time updates), interface elements, and API interactions.</w:t>
       </w:r>
@@ -7075,19 +6563,24 @@
       </w:r>
     </w:p>
     <w:p>
-      <w:pPr>
-        <w:pStyle w:val="Paragraphedeliste"/>
-      </w:pPr>
-    </w:p>
-    <w:p>
-      <w:pPr>
-        <w:pStyle w:val="Paragraphedeliste"/>
-        <w:rPr>
-          <w:rFonts w:ascii="Consolas" w:hAnsi="Consolas" w:cs="Consolas"/>
-          <w:sz w:val="19"/>
-          <w:szCs w:val="19"/>
-        </w:rPr>
-      </w:pPr>
+      <w:r>
+        <w:br w:type="page"/>
+      </w:r>
+    </w:p>
+    <w:p>
+      <w:pPr>
+        <w:pStyle w:val="Titre1"/>
+        <w:numPr>
+          <w:ilvl w:val="0"/>
+          <w:numId w:val="0"/>
+        </w:numPr>
+      </w:pPr>
+      <w:bookmarkStart w:id="32" w:name="_Toc204858786"/>
+      <w:r>
+        <w:lastRenderedPageBreak/>
+        <w:t>3. Design &amp; Architecture</w:t>
+      </w:r>
+      <w:bookmarkEnd w:id="32"/>
     </w:p>
     <w:p>
       <w:pPr>
@@ -7097,11 +6590,473 @@
           <w:numId w:val="0"/>
         </w:numPr>
       </w:pPr>
-      <w:bookmarkStart w:id="32" w:name="_Toc204347800"/>
-      <w:r>
-        <w:t>2.3 Gather non-functional requirements</w:t>
-      </w:r>
-      <w:bookmarkEnd w:id="32"/>
+      <w:bookmarkStart w:id="33" w:name="_Toc204858787"/>
+      <w:r>
+        <w:t>3.1 Define data schema and storage requirements</w:t>
+      </w:r>
+      <w:bookmarkEnd w:id="33"/>
+    </w:p>
+    <w:p>
+      <w:pPr>
+        <w:jc w:val="both"/>
+      </w:pPr>
+      <w:r>
+        <w:t xml:space="preserve">The data architecture of the Greenhouse Monitoring Platform is based on a relational database using MariaDB, chosen for its reliability, scalability, and ease of integration within a </w:t>
+      </w:r>
+      <w:proofErr w:type="spellStart"/>
+      <w:r>
+        <w:t>Dockerized</w:t>
+      </w:r>
+      <w:proofErr w:type="spellEnd"/>
+      <w:r>
+        <w:t xml:space="preserve"> environment. This database stores all key components of the system: sensor measurements, user credentials, and greenhouse management tasks. The design was structured to support real-time access, historical data queries, and future extensibility.</w:t>
+      </w:r>
+    </w:p>
+    <w:p>
+      <w:pPr>
+        <w:jc w:val="both"/>
+      </w:pPr>
+      <w:r>
+        <w:t xml:space="preserve">The schema consists of several main entities. A Users table stores login credentials and profile information, using hashed passwords and JWT-based authentication to ensure security and access control. Sensor measurements are organized by type, with each sensor (e.g., soil moisture, temperature, CO₂, light, etc.) having its own table containing timestamped values. Each entry includes an id (auto-incremented primary key), a datetime field, and one or more sensor-specific value fields such as </w:t>
+      </w:r>
+      <w:proofErr w:type="spellStart"/>
+      <w:r>
+        <w:t>valueSM</w:t>
+      </w:r>
+      <w:proofErr w:type="spellEnd"/>
+      <w:r>
+        <w:t xml:space="preserve">, </w:t>
+      </w:r>
+      <w:proofErr w:type="spellStart"/>
+      <w:r>
+        <w:t>valueTemp</w:t>
+      </w:r>
+      <w:proofErr w:type="spellEnd"/>
+      <w:r>
+        <w:t xml:space="preserve">, </w:t>
+      </w:r>
+      <w:proofErr w:type="spellStart"/>
+      <w:r>
+        <w:t>valueEC</w:t>
+      </w:r>
+      <w:proofErr w:type="spellEnd"/>
+      <w:r>
+        <w:t>, or valueCO2.</w:t>
+      </w:r>
+    </w:p>
+    <w:p>
+      <w:pPr>
+        <w:jc w:val="both"/>
+      </w:pPr>
+      <w:r>
+        <w:t>For greenhouse task management, a Tasks table allows users to create and organize daily operations such as watering or ventilation. This table includes fields for the task’s title, description, date, time, priority level, category, color tag, and a foreign key linking the task to a specific user.</w:t>
+      </w:r>
+    </w:p>
+    <w:p>
+      <w:pPr>
+        <w:jc w:val="both"/>
+      </w:pPr>
+      <w:r>
+        <w:t xml:space="preserve">All data </w:t>
+      </w:r>
+      <w:proofErr w:type="gramStart"/>
+      <w:r>
+        <w:t>is persisted</w:t>
+      </w:r>
+      <w:proofErr w:type="gramEnd"/>
+      <w:r>
+        <w:t xml:space="preserve"> in </w:t>
+      </w:r>
+      <w:proofErr w:type="gramStart"/>
+      <w:r>
+        <w:t>a Docker</w:t>
+      </w:r>
+      <w:proofErr w:type="gramEnd"/>
+      <w:r>
+        <w:t xml:space="preserve"> volume (</w:t>
+      </w:r>
+      <w:proofErr w:type="spellStart"/>
+      <w:r>
+        <w:t>db</w:t>
+      </w:r>
+      <w:proofErr w:type="spellEnd"/>
+      <w:r>
+        <w:t>-data) to ensure durability and ease of backup or restoration. The system is built with modularity in mind, allowing new sensor types to be added either through additional tables or by extending existing structures. Data access is provided through RESTful API endpoints, enabling frontend components to query measurements (with filters by type or date) and interact with the task management system.</w:t>
+      </w:r>
+    </w:p>
+    <w:p>
+      <w:pPr>
+        <w:jc w:val="both"/>
+      </w:pPr>
+      <w:r>
+        <w:t>This architecture ensures a robust, secure, and scalable backend, capable of handling both current needs and future extensions for the greenhouse monitoring system.</w:t>
+      </w:r>
+    </w:p>
+    <w:p>
+      <w:pPr>
+        <w:rPr>
+          <w:lang w:val="en-IE"/>
+        </w:rPr>
+      </w:pPr>
+    </w:p>
+    <w:p/>
+    <w:p>
+      <w:pPr>
+        <w:pStyle w:val="Titre2"/>
+        <w:numPr>
+          <w:ilvl w:val="1"/>
+          <w:numId w:val="0"/>
+        </w:numPr>
+      </w:pPr>
+      <w:bookmarkStart w:id="34" w:name="_Toc204858788"/>
+      <w:r>
+        <w:t>3.2 Determine the technologies and frameworks for the frontend</w:t>
+      </w:r>
+      <w:bookmarkEnd w:id="34"/>
+    </w:p>
+    <w:p>
+      <w:pPr>
+        <w:jc w:val="both"/>
+        <w:rPr>
+          <w:lang w:val="en-GB"/>
+        </w:rPr>
+      </w:pPr>
+      <w:r>
+        <w:rPr>
+          <w:lang w:val="en-GB"/>
+        </w:rPr>
+        <w:t>The frontend of the Greenhouse Monitoring Platform has been developed using a modern and efficient web stack designed for responsiveness, scalability, and maintainability. Although the project has not yet been deployed to a production server, the development environment is fully functional and prepared for future deployment.</w:t>
+      </w:r>
+    </w:p>
+    <w:p>
+      <w:pPr>
+        <w:jc w:val="both"/>
+        <w:rPr>
+          <w:lang w:val="en-GB"/>
+        </w:rPr>
+      </w:pPr>
+      <w:r>
+        <w:rPr>
+          <w:lang w:val="en-GB"/>
+        </w:rPr>
+        <w:t>The technologies and frameworks used include:</w:t>
+      </w:r>
+    </w:p>
+    <w:p>
+      <w:pPr>
+        <w:numPr>
+          <w:ilvl w:val="0"/>
+          <w:numId w:val="53"/>
+        </w:numPr>
+        <w:jc w:val="both"/>
+        <w:rPr>
+          <w:lang w:val="en-GB"/>
+        </w:rPr>
+      </w:pPr>
+      <w:r>
+        <w:rPr>
+          <w:b/>
+          <w:bCs/>
+          <w:lang w:val="en-GB"/>
+        </w:rPr>
+        <w:t>React</w:t>
+      </w:r>
+      <w:r>
+        <w:rPr>
+          <w:lang w:val="en-GB"/>
+        </w:rPr>
+        <w:t xml:space="preserve">: The core JavaScript library for building the user interface. </w:t>
+      </w:r>
+      <w:proofErr w:type="spellStart"/>
+      <w:r>
+        <w:rPr>
+          <w:lang w:val="en-GB"/>
+        </w:rPr>
+        <w:t>React’s</w:t>
+      </w:r>
+      <w:proofErr w:type="spellEnd"/>
+      <w:r>
+        <w:rPr>
+          <w:lang w:val="en-GB"/>
+        </w:rPr>
+        <w:t xml:space="preserve"> component-based architecture and efficient state management were essential in creating a dynamic dashboard capable of displaying real-time environmental data.</w:t>
+      </w:r>
+    </w:p>
+    <w:p>
+      <w:pPr>
+        <w:numPr>
+          <w:ilvl w:val="0"/>
+          <w:numId w:val="53"/>
+        </w:numPr>
+        <w:jc w:val="both"/>
+        <w:rPr>
+          <w:lang w:val="en-GB"/>
+        </w:rPr>
+      </w:pPr>
+      <w:r>
+        <w:rPr>
+          <w:b/>
+          <w:bCs/>
+          <w:lang w:val="en-GB"/>
+        </w:rPr>
+        <w:t>Vite</w:t>
+      </w:r>
+      <w:r>
+        <w:rPr>
+          <w:lang w:val="en-GB"/>
+        </w:rPr>
+        <w:t>: A fast build tool and development server that enables instant hot module replacement (HMR) and optimized production builds. It was used to scaffold and manage the entire React project during development.</w:t>
+      </w:r>
+    </w:p>
+    <w:p>
+      <w:pPr>
+        <w:numPr>
+          <w:ilvl w:val="0"/>
+          <w:numId w:val="53"/>
+        </w:numPr>
+        <w:jc w:val="both"/>
+        <w:rPr>
+          <w:lang w:val="en-GB"/>
+        </w:rPr>
+      </w:pPr>
+      <w:r>
+        <w:rPr>
+          <w:b/>
+          <w:bCs/>
+          <w:lang w:val="en-GB"/>
+        </w:rPr>
+        <w:t>React Router</w:t>
+      </w:r>
+      <w:r>
+        <w:rPr>
+          <w:lang w:val="en-GB"/>
+        </w:rPr>
+        <w:t>: Implemented for client-side routing, allowing smooth transitions between pages such as the login page, dashboard, homepage, and the insights section.</w:t>
+      </w:r>
+    </w:p>
+    <w:p>
+      <w:pPr>
+        <w:numPr>
+          <w:ilvl w:val="0"/>
+          <w:numId w:val="53"/>
+        </w:numPr>
+        <w:jc w:val="both"/>
+        <w:rPr>
+          <w:lang w:val="en-GB"/>
+        </w:rPr>
+      </w:pPr>
+      <w:proofErr w:type="spellStart"/>
+      <w:r>
+        <w:rPr>
+          <w:b/>
+          <w:bCs/>
+          <w:lang w:val="en-GB"/>
+        </w:rPr>
+        <w:t>Highcharts</w:t>
+      </w:r>
+      <w:proofErr w:type="spellEnd"/>
+      <w:r>
+        <w:rPr>
+          <w:b/>
+          <w:bCs/>
+          <w:lang w:val="en-GB"/>
+        </w:rPr>
+        <w:t xml:space="preserve"> &amp; </w:t>
+      </w:r>
+      <w:proofErr w:type="spellStart"/>
+      <w:r>
+        <w:rPr>
+          <w:b/>
+          <w:bCs/>
+          <w:lang w:val="en-GB"/>
+        </w:rPr>
+        <w:t>Highcharts</w:t>
+      </w:r>
+      <w:proofErr w:type="spellEnd"/>
+      <w:r>
+        <w:rPr>
+          <w:b/>
+          <w:bCs/>
+          <w:lang w:val="en-GB"/>
+        </w:rPr>
+        <w:t xml:space="preserve"> React</w:t>
+      </w:r>
+      <w:r>
+        <w:rPr>
+          <w:lang w:val="en-GB"/>
+        </w:rPr>
+        <w:t>: These libraries were integrated for rendering interactive data visualizations (e.g., time series charts, gauges) to help users easily interpret sensor trends.</w:t>
+      </w:r>
+    </w:p>
+    <w:p>
+      <w:pPr>
+        <w:numPr>
+          <w:ilvl w:val="0"/>
+          <w:numId w:val="53"/>
+        </w:numPr>
+        <w:jc w:val="both"/>
+        <w:rPr>
+          <w:lang w:val="en-GB"/>
+        </w:rPr>
+      </w:pPr>
+      <w:r>
+        <w:rPr>
+          <w:b/>
+          <w:bCs/>
+          <w:lang w:val="en-GB"/>
+        </w:rPr>
+        <w:t>Tailwind CSS (via CDN) and custom CSS</w:t>
+      </w:r>
+      <w:r>
+        <w:rPr>
+          <w:lang w:val="en-GB"/>
+        </w:rPr>
+        <w:t>: Used to style the interface quickly and efficiently. Tailwind provides utility-first classes for responsive design and ensures consistency across all UI components.</w:t>
+      </w:r>
+    </w:p>
+    <w:p>
+      <w:pPr>
+        <w:numPr>
+          <w:ilvl w:val="0"/>
+          <w:numId w:val="53"/>
+        </w:numPr>
+        <w:jc w:val="both"/>
+        <w:rPr>
+          <w:lang w:val="en-GB"/>
+        </w:rPr>
+      </w:pPr>
+      <w:proofErr w:type="spellStart"/>
+      <w:r>
+        <w:rPr>
+          <w:b/>
+          <w:bCs/>
+          <w:lang w:val="en-GB"/>
+        </w:rPr>
+        <w:lastRenderedPageBreak/>
+        <w:t>ESLint</w:t>
+      </w:r>
+      <w:proofErr w:type="spellEnd"/>
+      <w:r>
+        <w:rPr>
+          <w:lang w:val="en-GB"/>
+        </w:rPr>
+        <w:t>: Integrated to maintain code quality and enforce consistent style across the codebase using recommended React and JavaScript rules.</w:t>
+      </w:r>
+    </w:p>
+    <w:p>
+      <w:pPr>
+        <w:numPr>
+          <w:ilvl w:val="0"/>
+          <w:numId w:val="53"/>
+        </w:numPr>
+        <w:jc w:val="both"/>
+        <w:rPr>
+          <w:lang w:val="en-GB"/>
+        </w:rPr>
+      </w:pPr>
+      <w:r>
+        <w:rPr>
+          <w:b/>
+          <w:bCs/>
+          <w:lang w:val="en-GB"/>
+        </w:rPr>
+        <w:t>Nginx</w:t>
+      </w:r>
+      <w:r>
+        <w:rPr>
+          <w:lang w:val="en-GB"/>
+        </w:rPr>
+        <w:t xml:space="preserve"> </w:t>
+      </w:r>
+      <w:r>
+        <w:rPr>
+          <w:i/>
+          <w:iCs/>
+          <w:lang w:val="en-GB"/>
+        </w:rPr>
+        <w:t>(planned for production deployment)</w:t>
+      </w:r>
+      <w:r>
+        <w:rPr>
+          <w:lang w:val="en-GB"/>
+        </w:rPr>
+        <w:t>: A lightweight web server considered for serving the frontend build within a Docker container when the application is ready for deployment.</w:t>
+      </w:r>
+    </w:p>
+    <w:p>
+      <w:pPr>
+        <w:jc w:val="both"/>
+        <w:rPr>
+          <w:lang w:val="en-GB"/>
+        </w:rPr>
+      </w:pPr>
+      <w:r>
+        <w:rPr>
+          <w:lang w:val="en-GB"/>
+        </w:rPr>
+        <w:t>This technology stack was selected for its excellent developer experience, active community support, and adaptability for future extensions such as user role management or advanced analytics modules.</w:t>
+      </w:r>
+    </w:p>
+    <w:p>
+      <w:pPr>
+        <w:rPr>
+          <w:lang w:val="en-GB"/>
+        </w:rPr>
+      </w:pPr>
+    </w:p>
+    <w:p/>
+    <w:p>
+      <w:pPr>
+        <w:pStyle w:val="Titre2"/>
+        <w:numPr>
+          <w:ilvl w:val="1"/>
+          <w:numId w:val="0"/>
+        </w:numPr>
+      </w:pPr>
+      <w:bookmarkStart w:id="35" w:name="_Toc204858789"/>
+      <w:r>
+        <w:t>3.3 Design the front-end user interface</w:t>
+      </w:r>
+      <w:bookmarkEnd w:id="35"/>
+    </w:p>
+    <w:p>
+      <w:pPr>
+        <w:spacing w:after="0"/>
+        <w:jc w:val="both"/>
+        <w:rPr>
+          <w:lang w:val="en-GB"/>
+        </w:rPr>
+      </w:pPr>
+      <w:r>
+        <w:rPr>
+          <w:lang w:val="en-GB"/>
+        </w:rPr>
+        <w:t>The front-end interface of the Greenhouse Monitoring Platform was designed to offer users a clear, intuitive, and visually coherent experience. Built with React and Vite, the application emphasizes accessibility, responsive design, and clarity in the presentation of environmental data.</w:t>
+      </w:r>
+    </w:p>
+    <w:p>
+      <w:pPr>
+        <w:spacing w:after="0"/>
+        <w:jc w:val="both"/>
+        <w:rPr>
+          <w:lang w:val="en-GB"/>
+        </w:rPr>
+      </w:pPr>
+      <w:r>
+        <w:rPr>
+          <w:lang w:val="en-GB"/>
+        </w:rPr>
+        <w:t>The development began with the creation of a custom dashboard interface, designed from scratch due to limited access to the previous version of the project, which only included login and authentication pages. The new interface was structured to meet both the technical requirements and the expectations of greenhouse operators with less technical backgrounds.</w:t>
+      </w:r>
+    </w:p>
+    <w:p>
+      <w:pPr>
+        <w:spacing w:after="0"/>
+        <w:jc w:val="both"/>
+        <w:rPr>
+          <w:lang w:val="en-GB"/>
+        </w:rPr>
+      </w:pPr>
     </w:p>
     <w:p>
       <w:pPr>
@@ -7114,11 +7069,404 @@
           <w:rFonts w:hint="eastAsia"/>
         </w:rPr>
       </w:pPr>
-      <w:bookmarkStart w:id="33" w:name="_Toc204347801"/>
-      <w:r>
-        <w:t>2.3.1 Task</w:t>
-      </w:r>
-      <w:bookmarkEnd w:id="33"/>
+      <w:bookmarkStart w:id="36" w:name="_Toc204858790"/>
+      <w:r>
+        <w:t xml:space="preserve">3.3.1 </w:t>
+      </w:r>
+      <w:r>
+        <w:t xml:space="preserve">Core Design </w:t>
+      </w:r>
+      <w:r>
+        <w:t>Principles:</w:t>
+      </w:r>
+      <w:bookmarkEnd w:id="36"/>
+    </w:p>
+    <w:p>
+      <w:pPr>
+        <w:pStyle w:val="Paragraphedeliste"/>
+        <w:spacing w:after="0"/>
+        <w:rPr>
+          <w:b/>
+          <w:bCs/>
+          <w:lang w:val="fr-FR"/>
+        </w:rPr>
+      </w:pPr>
+    </w:p>
+    <w:p>
+      <w:pPr>
+        <w:numPr>
+          <w:ilvl w:val="0"/>
+          <w:numId w:val="54"/>
+        </w:numPr>
+        <w:spacing w:after="0"/>
+        <w:rPr>
+          <w:lang w:val="en-GB"/>
+        </w:rPr>
+      </w:pPr>
+      <w:r>
+        <w:rPr>
+          <w:b/>
+          <w:bCs/>
+          <w:lang w:val="en-GB"/>
+        </w:rPr>
+        <w:t>Clarity and Readability</w:t>
+      </w:r>
+      <w:r>
+        <w:rPr>
+          <w:lang w:val="en-GB"/>
+        </w:rPr>
+        <w:t xml:space="preserve">: Sensor data is presented using interactive charts and gauges (via </w:t>
+      </w:r>
+      <w:proofErr w:type="spellStart"/>
+      <w:r>
+        <w:rPr>
+          <w:lang w:val="en-GB"/>
+        </w:rPr>
+        <w:t>Highcharts</w:t>
+      </w:r>
+      <w:proofErr w:type="spellEnd"/>
+      <w:r>
+        <w:rPr>
+          <w:lang w:val="en-GB"/>
+        </w:rPr>
+        <w:t>), allowing for quick interpretation of environmental trends (e.g., temperature, humidity, CO₂).</w:t>
+      </w:r>
+    </w:p>
+    <w:p>
+      <w:pPr>
+        <w:numPr>
+          <w:ilvl w:val="0"/>
+          <w:numId w:val="54"/>
+        </w:numPr>
+        <w:spacing w:after="0"/>
+        <w:rPr>
+          <w:lang w:val="en-GB"/>
+        </w:rPr>
+      </w:pPr>
+      <w:r>
+        <w:rPr>
+          <w:b/>
+          <w:bCs/>
+          <w:lang w:val="en-GB"/>
+        </w:rPr>
+        <w:t>Responsiveness</w:t>
+      </w:r>
+      <w:r>
+        <w:rPr>
+          <w:lang w:val="en-GB"/>
+        </w:rPr>
+        <w:t xml:space="preserve">: </w:t>
+      </w:r>
+      <w:r>
+        <w:t>Tailwind CSS and flexible layout structures ensure the interface adapts well to desktop and laptop screen sizes; however, mobile and tablet compatibility is currently not supported.</w:t>
+      </w:r>
+    </w:p>
+    <w:p>
+      <w:pPr>
+        <w:numPr>
+          <w:ilvl w:val="0"/>
+          <w:numId w:val="54"/>
+        </w:numPr>
+        <w:spacing w:after="0"/>
+        <w:rPr>
+          <w:lang w:val="en-GB"/>
+        </w:rPr>
+      </w:pPr>
+      <w:r>
+        <w:rPr>
+          <w:b/>
+          <w:bCs/>
+          <w:lang w:val="en-GB"/>
+        </w:rPr>
+        <w:t>Cohesion and Consistency</w:t>
+      </w:r>
+      <w:r>
+        <w:rPr>
+          <w:lang w:val="en-GB"/>
+        </w:rPr>
+        <w:t xml:space="preserve">: A uniform </w:t>
+      </w:r>
+      <w:proofErr w:type="spellStart"/>
+      <w:r>
+        <w:rPr>
+          <w:lang w:val="en-GB"/>
+        </w:rPr>
+        <w:t>color</w:t>
+      </w:r>
+      <w:proofErr w:type="spellEnd"/>
+      <w:r>
+        <w:rPr>
+          <w:lang w:val="en-GB"/>
+        </w:rPr>
+        <w:t xml:space="preserve"> scheme, font style, and spacing strategy maintain a clean and professional appearance throughout.</w:t>
+      </w:r>
+    </w:p>
+    <w:p>
+      <w:pPr>
+        <w:numPr>
+          <w:ilvl w:val="0"/>
+          <w:numId w:val="54"/>
+        </w:numPr>
+        <w:spacing w:after="0"/>
+        <w:rPr>
+          <w:lang w:val="en-GB"/>
+        </w:rPr>
+      </w:pPr>
+      <w:r>
+        <w:rPr>
+          <w:b/>
+          <w:bCs/>
+          <w:lang w:val="en-GB"/>
+        </w:rPr>
+        <w:t>Simplicity for Non-Technical Users</w:t>
+      </w:r>
+      <w:r>
+        <w:rPr>
+          <w:lang w:val="en-GB"/>
+        </w:rPr>
+        <w:t xml:space="preserve">: A dedicated "Insights Page" was developed to provide simplified summaries and alerts based on sensor data. These insights are generated dynamically and visualized with friendly icons and </w:t>
+      </w:r>
+      <w:proofErr w:type="spellStart"/>
+      <w:r>
+        <w:rPr>
+          <w:lang w:val="en-GB"/>
+        </w:rPr>
+        <w:t>color</w:t>
+      </w:r>
+      <w:proofErr w:type="spellEnd"/>
+      <w:r>
+        <w:rPr>
+          <w:lang w:val="en-GB"/>
+        </w:rPr>
+        <w:t xml:space="preserve"> codes to aid decision-making without technical jargon.</w:t>
+      </w:r>
+    </w:p>
+    <w:p>
+      <w:pPr>
+        <w:numPr>
+          <w:ilvl w:val="0"/>
+          <w:numId w:val="54"/>
+        </w:numPr>
+        <w:spacing w:after="0"/>
+        <w:rPr>
+          <w:lang w:val="en-GB"/>
+        </w:rPr>
+      </w:pPr>
+      <w:r>
+        <w:rPr>
+          <w:b/>
+          <w:bCs/>
+          <w:lang w:val="en-GB"/>
+        </w:rPr>
+        <w:t>Accessibility and UX</w:t>
+      </w:r>
+      <w:r>
+        <w:rPr>
+          <w:lang w:val="en-GB"/>
+        </w:rPr>
+        <w:t>: Interactive components are designed with clear labels, hover effects, and contrast for ease of use. Feedback is given through loading indicators and message boxes (e.g., success/error toasts).</w:t>
+      </w:r>
+    </w:p>
+    <w:p>
+      <w:pPr>
+        <w:spacing w:after="0"/>
+        <w:ind w:left="720"/>
+        <w:rPr>
+          <w:lang w:val="en-GB"/>
+        </w:rPr>
+      </w:pPr>
+    </w:p>
+    <w:p>
+      <w:pPr>
+        <w:pStyle w:val="Titre3"/>
+        <w:numPr>
+          <w:ilvl w:val="2"/>
+          <w:numId w:val="0"/>
+        </w:numPr>
+        <w:rPr>
+          <w:rFonts w:hint="eastAsia"/>
+        </w:rPr>
+      </w:pPr>
+      <w:bookmarkStart w:id="37" w:name="_Toc204858791"/>
+      <w:r>
+        <w:t xml:space="preserve">3.3.2 </w:t>
+      </w:r>
+      <w:r>
+        <w:t xml:space="preserve">Tooltip </w:t>
+      </w:r>
+      <w:r>
+        <w:t>System:</w:t>
+      </w:r>
+      <w:bookmarkEnd w:id="37"/>
+    </w:p>
+    <w:p>
+      <w:pPr>
+        <w:pStyle w:val="Paragraphedeliste"/>
+        <w:spacing w:after="0"/>
+        <w:rPr>
+          <w:b/>
+          <w:bCs/>
+          <w:lang w:val="en-GB"/>
+        </w:rPr>
+      </w:pPr>
+    </w:p>
+    <w:p>
+      <w:pPr>
+        <w:spacing w:after="0"/>
+        <w:rPr>
+          <w:lang w:val="en-GB"/>
+        </w:rPr>
+      </w:pPr>
+      <w:r>
+        <w:rPr>
+          <w:lang w:val="en-GB"/>
+        </w:rPr>
+        <w:t>Tooltips were integrated to enhance data comprehension and usability:</w:t>
+      </w:r>
+    </w:p>
+    <w:p>
+      <w:pPr>
+        <w:numPr>
+          <w:ilvl w:val="0"/>
+          <w:numId w:val="56"/>
+        </w:numPr>
+        <w:spacing w:after="0"/>
+        <w:rPr>
+          <w:lang w:val="en-GB"/>
+        </w:rPr>
+      </w:pPr>
+      <w:r>
+        <w:rPr>
+          <w:b/>
+          <w:bCs/>
+          <w:lang w:val="en-GB"/>
+        </w:rPr>
+        <w:t>Charts</w:t>
+      </w:r>
+      <w:r>
+        <w:rPr>
+          <w:lang w:val="en-GB"/>
+        </w:rPr>
+        <w:t xml:space="preserve">: </w:t>
+      </w:r>
+      <w:proofErr w:type="spellStart"/>
+      <w:r>
+        <w:rPr>
+          <w:lang w:val="en-GB"/>
+        </w:rPr>
+        <w:t>Highcharts</w:t>
+      </w:r>
+      <w:proofErr w:type="spellEnd"/>
+      <w:r>
+        <w:rPr>
+          <w:lang w:val="en-GB"/>
+        </w:rPr>
+        <w:t>' built-in tooltips display precise values, timestamps, and sensor identifiers when hovering over data points.</w:t>
+      </w:r>
+    </w:p>
+    <w:p>
+      <w:pPr>
+        <w:numPr>
+          <w:ilvl w:val="0"/>
+          <w:numId w:val="56"/>
+        </w:numPr>
+        <w:spacing w:after="0"/>
+        <w:rPr>
+          <w:lang w:val="en-GB"/>
+        </w:rPr>
+      </w:pPr>
+      <w:r>
+        <w:rPr>
+          <w:b/>
+          <w:bCs/>
+          <w:lang w:val="en-GB"/>
+        </w:rPr>
+        <w:t>Buttons and Icons</w:t>
+      </w:r>
+      <w:r>
+        <w:rPr>
+          <w:lang w:val="en-GB"/>
+        </w:rPr>
+        <w:t>: React-based tooltips provide contextual descriptions (e.g., "Refresh Data", "Switch View").</w:t>
+      </w:r>
+    </w:p>
+    <w:p>
+      <w:pPr>
+        <w:numPr>
+          <w:ilvl w:val="0"/>
+          <w:numId w:val="56"/>
+        </w:numPr>
+        <w:spacing w:after="0"/>
+        <w:rPr>
+          <w:lang w:val="en-GB"/>
+        </w:rPr>
+      </w:pPr>
+      <w:r>
+        <w:rPr>
+          <w:b/>
+          <w:bCs/>
+          <w:lang w:val="en-GB"/>
+        </w:rPr>
+        <w:t>Forms and Filters</w:t>
+      </w:r>
+      <w:r>
+        <w:rPr>
+          <w:lang w:val="en-GB"/>
+        </w:rPr>
+        <w:t>: Additional guidance messages appear for certain input elements to reduce usage errors.</w:t>
+      </w:r>
+    </w:p>
+    <w:p>
+      <w:pPr>
+        <w:spacing w:after="0"/>
+        <w:ind w:left="720"/>
+        <w:rPr>
+          <w:lang w:val="en-GB"/>
+        </w:rPr>
+      </w:pPr>
+    </w:p>
+    <w:p>
+      <w:pPr>
+        <w:spacing w:after="0"/>
+        <w:rPr>
+          <w:lang w:val="en-GB"/>
+        </w:rPr>
+      </w:pPr>
+      <w:r>
+        <w:rPr>
+          <w:lang w:val="en-GB"/>
+        </w:rPr>
+        <w:t>These tooltips are styled consistently with the rest of the UI and optimized for clarity on both mouse and touch interactions.</w:t>
+      </w:r>
+    </w:p>
+    <w:p>
+      <w:pPr>
+        <w:spacing w:after="0"/>
+        <w:rPr>
+          <w:lang w:val="en-GB"/>
+        </w:rPr>
+      </w:pPr>
+    </w:p>
+    <w:p>
+      <w:pPr>
+        <w:rPr>
+          <w:lang w:val="en-GB"/>
+        </w:rPr>
+      </w:pPr>
+    </w:p>
+    <w:p>
+      <w:pPr>
+        <w:rPr>
+          <w:lang w:val="en-GB"/>
+        </w:rPr>
+      </w:pPr>
+    </w:p>
+    <w:p>
+      <w:pPr>
+        <w:rPr>
+          <w:lang w:val="en-GB"/>
+        </w:rPr>
+      </w:pPr>
     </w:p>
     <w:p>
       <w:pPr>
@@ -7127,32 +7475,563 @@
           <w:ilvl w:val="1"/>
           <w:numId w:val="0"/>
         </w:numPr>
-      </w:pPr>
-      <w:bookmarkStart w:id="34" w:name="_Toc204347802"/>
-      <w:r>
-        <w:t>2.4 Analyse and prioritize requirements</w:t>
-      </w:r>
-      <w:bookmarkEnd w:id="34"/>
-    </w:p>
-    <w:p>
-      <w:r>
-        <w:br w:type="page"/>
-      </w:r>
-    </w:p>
-    <w:p>
-      <w:pPr>
-        <w:pStyle w:val="Titre1"/>
+        <w:rPr>
+          <w:lang w:val="en-US"/>
+        </w:rPr>
+      </w:pPr>
+      <w:bookmarkStart w:id="38" w:name="_Toc204858792"/>
+      <w:r>
+        <w:rPr>
+          <w:lang w:val="en-US"/>
+        </w:rPr>
+        <w:lastRenderedPageBreak/>
+        <w:t>3.4 Design the back-end architecture for data processing</w:t>
+      </w:r>
+      <w:bookmarkEnd w:id="38"/>
+    </w:p>
+    <w:p>
+      <w:pPr>
+        <w:ind w:left="0"/>
+        <w:jc w:val="both"/>
+        <w:rPr>
+          <w:lang w:val="en-GB"/>
+        </w:rPr>
+      </w:pPr>
+      <w:r>
+        <w:rPr>
+          <w:lang w:val="en-GB"/>
+        </w:rPr>
+        <w:t>At the beginning of my internship, I started from an existing backend architecture previously developed by another student. This backend, built with the Python Flask framework, was already well-structured, modular, and efficient. Therefore, my work didn't require a complete rebuild; instead, I familiarized myself with its existing structure and made minor adjustments and extensions to meet the specific needs of my project.</w:t>
+      </w:r>
+    </w:p>
+    <w:p>
+      <w:pPr>
+        <w:ind w:left="0"/>
+        <w:jc w:val="both"/>
+        <w:rPr>
+          <w:lang w:val="en-GB"/>
+        </w:rPr>
+      </w:pPr>
+      <w:r>
+        <w:rPr>
+          <w:lang w:val="en-GB"/>
+        </w:rPr>
+        <w:t>The backend revolves around a RESTful API, organized into distinct modules called Flask blueprints, which significantly simplifies future maintenance and scalability. It includes various endpoints for managing user authentication, retrieving sensor data based on different time intervals (latest data, daily averages, weekly trends), and receiving LoRa sensor data via webhooks from The Things Network (TTN).</w:t>
+      </w:r>
+    </w:p>
+    <w:p>
+      <w:pPr>
+        <w:ind w:left="0"/>
+        <w:jc w:val="both"/>
+        <w:rPr>
+          <w:lang w:val="en-GB"/>
+        </w:rPr>
+      </w:pPr>
+      <w:r>
+        <w:rPr>
+          <w:lang w:val="en-GB"/>
+        </w:rPr>
+        <w:t>In practical terms, the Flask application follows this structure:</w:t>
+      </w:r>
+    </w:p>
+    <w:p>
+      <w:pPr>
+        <w:ind w:left="0"/>
+        <w:jc w:val="both"/>
+        <w:rPr>
+          <w:lang w:val="en-GB"/>
+        </w:rPr>
+      </w:pPr>
+      <w:r>
+        <w:rPr>
+          <w:lang w:val="en-GB"/>
+        </w:rPr>
+        <w:t xml:space="preserve">The main script, app.py, runs the Flask application and imports all necessary modules and blueprints for its general operation. The auth.py module handles user authentication logic using JWT tokens and securely stores hashed passwords using the </w:t>
+      </w:r>
+      <w:proofErr w:type="spellStart"/>
+      <w:proofErr w:type="gramStart"/>
+      <w:r>
+        <w:rPr>
+          <w:lang w:val="en-GB"/>
+        </w:rPr>
+        <w:t>werkzeug.security</w:t>
+      </w:r>
+      <w:proofErr w:type="spellEnd"/>
+      <w:proofErr w:type="gramEnd"/>
+      <w:r>
+        <w:rPr>
+          <w:lang w:val="en-GB"/>
+        </w:rPr>
+        <w:t xml:space="preserve"> library. It exposes dedicated endpoints such as /</w:t>
+      </w:r>
+      <w:proofErr w:type="spellStart"/>
+      <w:r>
+        <w:rPr>
+          <w:lang w:val="en-GB"/>
+        </w:rPr>
+        <w:t>api</w:t>
+      </w:r>
+      <w:proofErr w:type="spellEnd"/>
+      <w:r>
+        <w:rPr>
+          <w:lang w:val="en-GB"/>
+        </w:rPr>
+        <w:t>/users for user creation and /</w:t>
+      </w:r>
+      <w:proofErr w:type="spellStart"/>
+      <w:r>
+        <w:rPr>
+          <w:lang w:val="en-GB"/>
+        </w:rPr>
+        <w:t>api</w:t>
+      </w:r>
+      <w:proofErr w:type="spellEnd"/>
+      <w:r>
+        <w:rPr>
+          <w:lang w:val="en-GB"/>
+        </w:rPr>
+        <w:t>/login for user authentication.</w:t>
+      </w:r>
+    </w:p>
+    <w:p>
+      <w:pPr>
+        <w:ind w:left="0"/>
+        <w:jc w:val="both"/>
+        <w:rPr>
+          <w:lang w:val="fr-FR"/>
+        </w:rPr>
+      </w:pPr>
+      <w:r>
+        <w:rPr>
+          <w:lang w:val="en-GB"/>
+        </w:rPr>
+        <w:t xml:space="preserve">Sensor-related files are organized within a dedicated sensors directory. Each sensor type has a corresponding Python file—for example, sensorLightExt.py, sensorCO2TempHumExt.py, or sensorSMTempEC_1.py. These files contain Flask endpoints required to fetch data stored in the PostgreSQL database. </w:t>
+      </w:r>
+      <w:proofErr w:type="spellStart"/>
+      <w:r>
+        <w:rPr>
+          <w:lang w:val="fr-FR"/>
+        </w:rPr>
+        <w:t>Examples</w:t>
+      </w:r>
+      <w:proofErr w:type="spellEnd"/>
+      <w:r>
+        <w:rPr>
+          <w:lang w:val="fr-FR"/>
+        </w:rPr>
+        <w:t xml:space="preserve"> of </w:t>
+      </w:r>
+      <w:proofErr w:type="spellStart"/>
+      <w:r>
+        <w:rPr>
+          <w:lang w:val="fr-FR"/>
+        </w:rPr>
+        <w:t>such</w:t>
+      </w:r>
+      <w:proofErr w:type="spellEnd"/>
+      <w:r>
+        <w:rPr>
+          <w:lang w:val="fr-FR"/>
+        </w:rPr>
+        <w:t xml:space="preserve"> </w:t>
+      </w:r>
+      <w:proofErr w:type="spellStart"/>
+      <w:r>
+        <w:rPr>
+          <w:lang w:val="fr-FR"/>
+        </w:rPr>
+        <w:t>endpoints</w:t>
+      </w:r>
+      <w:proofErr w:type="spellEnd"/>
+      <w:r>
+        <w:rPr>
+          <w:lang w:val="fr-FR"/>
+        </w:rPr>
+        <w:t xml:space="preserve"> </w:t>
+      </w:r>
+      <w:proofErr w:type="spellStart"/>
+      <w:proofErr w:type="gramStart"/>
+      <w:r>
+        <w:rPr>
+          <w:lang w:val="fr-FR"/>
+        </w:rPr>
+        <w:t>include</w:t>
+      </w:r>
+      <w:proofErr w:type="spellEnd"/>
+      <w:r>
+        <w:rPr>
+          <w:lang w:val="fr-FR"/>
+        </w:rPr>
+        <w:t>:</w:t>
+      </w:r>
+      <w:proofErr w:type="gramEnd"/>
+    </w:p>
+    <w:p>
+      <w:pPr>
         <w:numPr>
           <w:ilvl w:val="0"/>
-          <w:numId w:val="0"/>
+          <w:numId w:val="60"/>
         </w:numPr>
-      </w:pPr>
-      <w:bookmarkStart w:id="35" w:name="_Toc204347803"/>
-      <w:r>
-        <w:lastRenderedPageBreak/>
-        <w:t>3. Design &amp; Architecture</w:t>
-      </w:r>
-      <w:bookmarkEnd w:id="35"/>
+        <w:jc w:val="both"/>
+        <w:rPr>
+          <w:lang w:val="en-GB"/>
+        </w:rPr>
+      </w:pPr>
+      <w:r>
+        <w:rPr>
+          <w:lang w:val="en-GB"/>
+        </w:rPr>
+        <w:t>/</w:t>
+      </w:r>
+      <w:proofErr w:type="spellStart"/>
+      <w:r>
+        <w:rPr>
+          <w:lang w:val="en-GB"/>
+        </w:rPr>
+        <w:t>api</w:t>
+      </w:r>
+      <w:proofErr w:type="spellEnd"/>
+      <w:r>
+        <w:rPr>
+          <w:lang w:val="en-GB"/>
+        </w:rPr>
+        <w:t>/sensors/</w:t>
+      </w:r>
+      <w:proofErr w:type="spellStart"/>
+      <w:r>
+        <w:rPr>
+          <w:lang w:val="en-GB"/>
+        </w:rPr>
+        <w:t>sensor_light_ext</w:t>
+      </w:r>
+      <w:proofErr w:type="spellEnd"/>
+      <w:r>
+        <w:rPr>
+          <w:lang w:val="en-GB"/>
+        </w:rPr>
+        <w:t>/latest to retrieve the most recent external light intensity reading,</w:t>
+      </w:r>
+    </w:p>
+    <w:p>
+      <w:pPr>
+        <w:numPr>
+          <w:ilvl w:val="0"/>
+          <w:numId w:val="60"/>
+        </w:numPr>
+        <w:jc w:val="both"/>
+        <w:rPr>
+          <w:lang w:val="en-GB"/>
+        </w:rPr>
+      </w:pPr>
+      <w:r>
+        <w:t>/</w:t>
+      </w:r>
+      <w:proofErr w:type="spellStart"/>
+      <w:r>
+        <w:t>api</w:t>
+      </w:r>
+      <w:proofErr w:type="spellEnd"/>
+      <w:r>
+        <w:t>/sensors/</w:t>
+      </w:r>
+      <w:proofErr w:type="spellStart"/>
+      <w:r>
+        <w:t>sensor_light_int</w:t>
+      </w:r>
+      <w:proofErr w:type="spellEnd"/>
+      <w:r>
+        <w:t>/day - this is the endpoint to retrieve all the data of the last 24 hours.</w:t>
+      </w:r>
+    </w:p>
+    <w:p>
+      <w:pPr>
+        <w:numPr>
+          <w:ilvl w:val="0"/>
+          <w:numId w:val="60"/>
+        </w:numPr>
+        <w:jc w:val="both"/>
+        <w:rPr>
+          <w:lang w:val="en-GB"/>
+        </w:rPr>
+      </w:pPr>
+      <w:r>
+        <w:rPr>
+          <w:lang w:val="en-GB"/>
+        </w:rPr>
+        <w:t>/</w:t>
+      </w:r>
+      <w:proofErr w:type="spellStart"/>
+      <w:r>
+        <w:rPr>
+          <w:lang w:val="en-GB"/>
+        </w:rPr>
+        <w:t>api</w:t>
+      </w:r>
+      <w:proofErr w:type="spellEnd"/>
+      <w:r>
+        <w:rPr>
+          <w:lang w:val="en-GB"/>
+        </w:rPr>
+        <w:t>/sensors/</w:t>
+      </w:r>
+      <w:proofErr w:type="spellStart"/>
+      <w:r>
+        <w:rPr>
+          <w:lang w:val="en-GB"/>
+        </w:rPr>
+        <w:t>sensor_light_ext</w:t>
+      </w:r>
+      <w:proofErr w:type="spellEnd"/>
+      <w:r>
+        <w:rPr>
+          <w:lang w:val="en-GB"/>
+        </w:rPr>
+        <w:t>/day/pic-average which provides daily average and peak values,</w:t>
+      </w:r>
+    </w:p>
+    <w:p>
+      <w:pPr>
+        <w:numPr>
+          <w:ilvl w:val="0"/>
+          <w:numId w:val="60"/>
+        </w:numPr>
+        <w:jc w:val="both"/>
+        <w:rPr>
+          <w:lang w:val="en-GB"/>
+        </w:rPr>
+      </w:pPr>
+      <w:r>
+        <w:t>/</w:t>
+      </w:r>
+      <w:proofErr w:type="spellStart"/>
+      <w:r>
+        <w:t>api</w:t>
+      </w:r>
+      <w:proofErr w:type="spellEnd"/>
+      <w:r>
+        <w:t>/sensors/</w:t>
+      </w:r>
+      <w:proofErr w:type="spellStart"/>
+      <w:r>
+        <w:t>sensor_light_int</w:t>
+      </w:r>
+      <w:proofErr w:type="spellEnd"/>
+      <w:r>
+        <w:t>/day/average – this is the endpoint to retrieve the data of the last 24 hours, each hourly value is the average of the ten-minute interval.</w:t>
+      </w:r>
+    </w:p>
+    <w:p>
+      <w:pPr>
+        <w:numPr>
+          <w:ilvl w:val="0"/>
+          <w:numId w:val="60"/>
+        </w:numPr>
+        <w:jc w:val="both"/>
+        <w:rPr>
+          <w:lang w:val="en-GB"/>
+        </w:rPr>
+      </w:pPr>
+      <w:r>
+        <w:rPr>
+          <w:lang w:val="en-GB"/>
+        </w:rPr>
+        <w:t>/</w:t>
+      </w:r>
+      <w:proofErr w:type="spellStart"/>
+      <w:r>
+        <w:rPr>
+          <w:lang w:val="en-GB"/>
+        </w:rPr>
+        <w:t>api</w:t>
+      </w:r>
+      <w:proofErr w:type="spellEnd"/>
+      <w:r>
+        <w:rPr>
+          <w:lang w:val="en-GB"/>
+        </w:rPr>
+        <w:t>/sensors/</w:t>
+      </w:r>
+      <w:proofErr w:type="spellStart"/>
+      <w:r>
+        <w:rPr>
+          <w:lang w:val="en-GB"/>
+        </w:rPr>
+        <w:t>sensor_light_ext</w:t>
+      </w:r>
+      <w:proofErr w:type="spellEnd"/>
+      <w:r>
+        <w:rPr>
+          <w:lang w:val="en-GB"/>
+        </w:rPr>
+        <w:t>/week and /</w:t>
+      </w:r>
+      <w:proofErr w:type="spellStart"/>
+      <w:r>
+        <w:rPr>
+          <w:lang w:val="en-GB"/>
+        </w:rPr>
+        <w:t>api</w:t>
+      </w:r>
+      <w:proofErr w:type="spellEnd"/>
+      <w:r>
+        <w:rPr>
+          <w:lang w:val="en-GB"/>
+        </w:rPr>
+        <w:t>/sensors/</w:t>
+      </w:r>
+      <w:proofErr w:type="spellStart"/>
+      <w:r>
+        <w:rPr>
+          <w:lang w:val="en-GB"/>
+        </w:rPr>
+        <w:t>sensor_light_ext</w:t>
+      </w:r>
+      <w:proofErr w:type="spellEnd"/>
+      <w:r>
+        <w:rPr>
+          <w:lang w:val="en-GB"/>
+        </w:rPr>
+        <w:t>/month to obtain weekly and monthly averages, facilitating frontend visualization.</w:t>
+      </w:r>
+    </w:p>
+    <w:p>
+      <w:pPr>
+        <w:ind w:left="0"/>
+        <w:jc w:val="both"/>
+        <w:rPr>
+          <w:lang w:val="en-GB"/>
+        </w:rPr>
+      </w:pPr>
+      <w:r>
+        <w:rPr>
+          <w:lang w:val="en-GB"/>
+        </w:rPr>
+        <w:t xml:space="preserve">Regarding data storage, all information is stored within a PostgreSQL relational database, chosen for its robustness and ease of management. Interaction with the database is handled through the </w:t>
+      </w:r>
+      <w:proofErr w:type="spellStart"/>
+      <w:r>
+        <w:rPr>
+          <w:lang w:val="en-GB"/>
+        </w:rPr>
+        <w:t>SQLAlchemy</w:t>
+      </w:r>
+      <w:proofErr w:type="spellEnd"/>
+      <w:r>
+        <w:rPr>
+          <w:lang w:val="en-GB"/>
+        </w:rPr>
+        <w:t xml:space="preserve"> ORM, significantly simplifying queries and enhancing security through the systematic use of parameterized requests.</w:t>
+      </w:r>
+    </w:p>
+    <w:p>
+      <w:pPr>
+        <w:ind w:left="0"/>
+        <w:jc w:val="both"/>
+        <w:rPr>
+          <w:lang w:val="en-GB"/>
+        </w:rPr>
+      </w:pPr>
+      <w:r>
+        <w:rPr>
+          <w:lang w:val="en-GB"/>
+        </w:rPr>
+        <w:t>The database schema primarily includes two types of tables: a "User" table containing an auto-incremented unique identifier (id), a username (username), and a securely hashed password (</w:t>
+      </w:r>
+      <w:proofErr w:type="spellStart"/>
+      <w:r>
+        <w:rPr>
+          <w:lang w:val="en-GB"/>
+        </w:rPr>
+        <w:t>password_hash</w:t>
+      </w:r>
+      <w:proofErr w:type="spellEnd"/>
+      <w:r>
+        <w:rPr>
+          <w:lang w:val="en-GB"/>
+        </w:rPr>
+        <w:t xml:space="preserve">); and separate tables for each sensor type. These sensor-specific tables contain an identifier (id), a timestamp (datetime), and sensor-specific columns for each measurement type (e.g., </w:t>
+      </w:r>
+      <w:proofErr w:type="spellStart"/>
+      <w:r>
+        <w:rPr>
+          <w:lang w:val="en-GB"/>
+        </w:rPr>
+        <w:t>valueTemp</w:t>
+      </w:r>
+      <w:proofErr w:type="spellEnd"/>
+      <w:r>
+        <w:rPr>
+          <w:lang w:val="en-GB"/>
+        </w:rPr>
+        <w:t xml:space="preserve"> for temperature, </w:t>
+      </w:r>
+      <w:proofErr w:type="spellStart"/>
+      <w:r>
+        <w:rPr>
+          <w:lang w:val="en-GB"/>
+        </w:rPr>
+        <w:t>valueHum</w:t>
+      </w:r>
+      <w:proofErr w:type="spellEnd"/>
+      <w:r>
+        <w:rPr>
+          <w:lang w:val="en-GB"/>
+        </w:rPr>
+        <w:t xml:space="preserve"> for humidity).</w:t>
+      </w:r>
+    </w:p>
+    <w:p>
+      <w:pPr>
+        <w:ind w:left="0"/>
+        <w:jc w:val="both"/>
+        <w:rPr>
+          <w:lang w:val="en-GB"/>
+        </w:rPr>
+      </w:pPr>
+      <w:r>
+        <w:rPr>
+          <w:lang w:val="en-GB"/>
+        </w:rPr>
+        <w:t>My contributions involved minor modifications to this existing structure, such as adding new tables or columns to the database schema as needed, and adjusting the central ttn.py script, responsible for parsing JSON payloads received from sensors via TTN. This allowed me to ensure seamless integration of real sensor data with the existing APIs.</w:t>
+      </w:r>
+    </w:p>
+    <w:p>
+      <w:pPr>
+        <w:ind w:left="0"/>
+        <w:jc w:val="both"/>
+        <w:rPr>
+          <w:lang w:val="en-GB"/>
+        </w:rPr>
+      </w:pPr>
+      <w:r>
+        <w:rPr>
+          <w:lang w:val="en-GB"/>
+        </w:rPr>
+        <w:t>Additionally, the backend is secured through robust JWT authentication and hashed passwords, elements already established before my arrival. I simply extended these security measures to my newly created endpoints to guarantee the confidentiality and integrity of user interactions and sensor data.</w:t>
+      </w:r>
+    </w:p>
+    <w:p>
+      <w:pPr>
+        <w:ind w:left="0"/>
+        <w:jc w:val="both"/>
+        <w:rPr>
+          <w:lang w:val="en-GB"/>
+        </w:rPr>
+      </w:pPr>
+      <w:r>
+        <w:rPr>
+          <w:lang w:val="en-GB"/>
+        </w:rPr>
+        <w:t>Finally, reliable error handling and logging mechanisms are integrated throughout the backend, ensuring maximum stability and facilitating troubleshooting when necessary.</w:t>
+      </w:r>
+    </w:p>
+    <w:p>
+      <w:pPr>
+        <w:ind w:left="0"/>
+        <w:rPr>
+          <w:lang w:val="en-GB"/>
+        </w:rPr>
+      </w:pPr>
     </w:p>
     <w:p>
       <w:pPr>
@@ -7161,107 +8040,44 @@
           <w:ilvl w:val="1"/>
           <w:numId w:val="0"/>
         </w:numPr>
-      </w:pPr>
-      <w:bookmarkStart w:id="36" w:name="_Toc204347804"/>
-      <w:r>
-        <w:t>3.1 Define data schema and storage requirements</w:t>
-      </w:r>
-      <w:bookmarkEnd w:id="36"/>
-    </w:p>
-    <w:p>
-      <w:pPr>
-        <w:jc w:val="both"/>
-      </w:pPr>
-      <w:r>
-        <w:t xml:space="preserve">The data architecture of the Greenhouse Monitoring Platform is based on a relational database using MariaDB, chosen for its reliability, scalability, and ease of integration within a </w:t>
-      </w:r>
-      <w:proofErr w:type="spellStart"/>
-      <w:r>
-        <w:t>Dockerized</w:t>
-      </w:r>
-      <w:proofErr w:type="spellEnd"/>
-      <w:r>
-        <w:t xml:space="preserve"> environment. This database stores all key components of the system: sensor measurements, user credentials, and greenhouse management tasks. The design was structured to support real-time access, historical data queries, and future extensibility.</w:t>
-      </w:r>
-    </w:p>
-    <w:p>
-      <w:pPr>
-        <w:jc w:val="both"/>
-      </w:pPr>
-      <w:r>
-        <w:t xml:space="preserve">The schema consists of several main entities. A Users table stores login credentials and profile information, using hashed passwords and JWT-based authentication to ensure security and access control. Sensor measurements are organized by type, with each sensor (e.g., soil moisture, temperature, CO₂, light, etc.) having its own table containing timestamped values. Each entry includes an id (auto-incremented primary key), a datetime field, and one or more sensor-specific value fields such as </w:t>
-      </w:r>
-      <w:proofErr w:type="spellStart"/>
-      <w:r>
-        <w:t>valueSM</w:t>
-      </w:r>
-      <w:proofErr w:type="spellEnd"/>
-      <w:r>
-        <w:t xml:space="preserve">, </w:t>
-      </w:r>
-      <w:proofErr w:type="spellStart"/>
-      <w:r>
-        <w:t>valueTemp</w:t>
-      </w:r>
-      <w:proofErr w:type="spellEnd"/>
-      <w:r>
-        <w:t xml:space="preserve">, </w:t>
-      </w:r>
-      <w:proofErr w:type="spellStart"/>
-      <w:r>
-        <w:t>valueEC</w:t>
-      </w:r>
-      <w:proofErr w:type="spellEnd"/>
-      <w:r>
-        <w:t>, or valueCO2.</w:t>
-      </w:r>
-    </w:p>
-    <w:p>
-      <w:pPr>
-        <w:jc w:val="both"/>
-      </w:pPr>
-      <w:r>
-        <w:t>For greenhouse task management, a Tasks table allows users to create and organize daily operations such as watering or ventilation. This table includes fields for the task’s title, description, date, time, priority level, category, color tag, and a foreign key linking the task to a specific user.</w:t>
-      </w:r>
-    </w:p>
-    <w:p>
-      <w:pPr>
-        <w:jc w:val="both"/>
-      </w:pPr>
-      <w:r>
-        <w:t xml:space="preserve">All data </w:t>
-      </w:r>
-      <w:proofErr w:type="gramStart"/>
-      <w:r>
-        <w:t>is persisted</w:t>
-      </w:r>
-      <w:proofErr w:type="gramEnd"/>
-      <w:r>
-        <w:t xml:space="preserve"> in a Docker volume (</w:t>
-      </w:r>
-      <w:proofErr w:type="spellStart"/>
-      <w:r>
-        <w:t>db</w:t>
-      </w:r>
-      <w:proofErr w:type="spellEnd"/>
-      <w:r>
-        <w:t>-data) to ensure durability and ease of backup or restoration. The system is built with modularity in mind, allowing new sensor types to be added either through additional tables or by extending existing structures. Data access is provided through RESTful API endpoints, enabling frontend components to query measurements (with filters by type or date) and interact with the task management system.</w:t>
-      </w:r>
-    </w:p>
-    <w:p>
-      <w:pPr>
-        <w:jc w:val="both"/>
-      </w:pPr>
-      <w:r>
-        <w:t>This architecture ensures a robust, secure, and scalable backend, capable of handling both current needs and future extensions for the greenhouse monitoring system.</w:t>
-      </w:r>
-    </w:p>
-    <w:p>
-      <w:pPr>
-        <w:rPr>
-          <w:lang w:val="en-IE"/>
-        </w:rPr>
-      </w:pPr>
+        <w:rPr>
+          <w:lang w:val="en-US"/>
+        </w:rPr>
+      </w:pPr>
+      <w:bookmarkStart w:id="39" w:name="_Toc204858793"/>
+      <w:r>
+        <w:rPr>
+          <w:lang w:val="en-US"/>
+        </w:rPr>
+        <w:lastRenderedPageBreak/>
+        <w:t>3.5 Plan data integration and APIs between sensors and the front-end</w:t>
+      </w:r>
+      <w:bookmarkEnd w:id="39"/>
+    </w:p>
+    <w:p>
+      <w:r>
+        <w:t>Sensors use LoRa to communicate. LoRa (Long Range) is a wireless technology for the Internet of Things (IoT), offering long-range coverage and low power consumption.</w:t>
+      </w:r>
+    </w:p>
+    <w:p>
+      <w:r>
+        <w:t>Sensors therefore transmit data frames containing information such as values, time, etc.</w:t>
+      </w:r>
+    </w:p>
+    <w:p>
+      <w:r>
+        <w:t>This data is received by a gateway, which then sends it to the Internet, in our case to TTN (The Things Network).</w:t>
+      </w:r>
+    </w:p>
+    <w:p>
+      <w:r>
+        <w:t>The Things Network registers the gateway as well as the various sensors.</w:t>
+      </w:r>
+    </w:p>
+    <w:p>
+      <w:r>
+        <w:t>The data is then sent via a webhook to the Flask backend application, where it is processed.</w:t>
+      </w:r>
     </w:p>
     <w:p/>
     <w:p>
@@ -7271,91 +8087,71 @@
           <w:ilvl w:val="1"/>
           <w:numId w:val="0"/>
         </w:numPr>
-      </w:pPr>
-      <w:bookmarkStart w:id="37" w:name="_Toc204347805"/>
-      <w:r>
-        <w:t>3.2 Determine the technologies and frameworks for the frontend</w:t>
-      </w:r>
-      <w:bookmarkEnd w:id="37"/>
-    </w:p>
-    <w:p>
-      <w:pPr>
-        <w:jc w:val="both"/>
-        <w:rPr>
-          <w:lang w:val="en-GB"/>
-        </w:rPr>
-      </w:pPr>
-      <w:r>
-        <w:rPr>
-          <w:lang w:val="en-GB"/>
-        </w:rPr>
-        <w:t>The frontend of the Greenhouse Monitoring Platform has been developed using a modern and efficient web stack designed for responsiveness, scalability, and maintainability. Although the project has not yet been deployed to a production server, the development environment is fully functional and prepared for future deployment.</w:t>
-      </w:r>
-    </w:p>
-    <w:p>
-      <w:pPr>
-        <w:jc w:val="both"/>
-        <w:rPr>
-          <w:lang w:val="en-GB"/>
-        </w:rPr>
-      </w:pPr>
-      <w:r>
-        <w:rPr>
-          <w:lang w:val="en-GB"/>
-        </w:rPr>
-        <w:t>The technologies and frameworks used include:</w:t>
-      </w:r>
-    </w:p>
-    <w:p>
-      <w:pPr>
-        <w:numPr>
-          <w:ilvl w:val="0"/>
-          <w:numId w:val="53"/>
-        </w:numPr>
-        <w:jc w:val="both"/>
-        <w:rPr>
-          <w:lang w:val="en-GB"/>
-        </w:rPr>
-      </w:pPr>
-      <w:r>
+        <w:rPr>
+          <w:lang w:val="en-US"/>
+        </w:rPr>
+      </w:pPr>
+      <w:bookmarkStart w:id="40" w:name="_Toc204858794"/>
+      <w:r>
+        <w:rPr>
+          <w:lang w:val="en-US"/>
+        </w:rPr>
+        <w:t>3.</w:t>
+      </w:r>
+      <w:r>
+        <w:rPr>
+          <w:lang w:val="en-US"/>
+        </w:rPr>
+        <w:t>6</w:t>
+      </w:r>
+      <w:r>
+        <w:rPr>
+          <w:lang w:val="en-US"/>
+        </w:rPr>
+        <w:t xml:space="preserve"> </w:t>
+      </w:r>
+      <w:r>
+        <w:rPr>
+          <w:lang w:val="en-US"/>
+        </w:rPr>
+        <w:t>Server deployment</w:t>
+      </w:r>
+      <w:bookmarkEnd w:id="40"/>
+    </w:p>
+    <w:p>
+      <w:pPr>
+        <w:rPr>
+          <w:lang w:val="en-GB"/>
+        </w:rPr>
+      </w:pPr>
+      <w:r>
+        <w:rPr>
+          <w:lang w:val="en-GB"/>
+        </w:rPr>
+        <w:t>The backend services (Flask API and PostgreSQL database) are deployed on a dedicated server provided for the project. Unlike the previous setup using a NUC Dell EMC Edge Gateway 3200, my deployment procedure involved direct interaction with a Linux-based remote server accessible via SSH.</w:t>
+      </w:r>
+    </w:p>
+    <w:p>
+      <w:pPr>
+        <w:rPr>
+          <w:lang w:val="en-GB"/>
+        </w:rPr>
+      </w:pPr>
+      <w:r>
+        <w:rPr>
+          <w:lang w:val="en-GB"/>
+        </w:rPr>
+        <w:t>The deployment leverages Docker and Docker Compose, which ensure the portability and isolation of services. Docker provides a lightweight virtualization solution, allowing multiple independent applications to run concurrently without interference.</w:t>
+      </w:r>
+    </w:p>
+    <w:p>
+      <w:pPr>
+        <w:ind w:left="432" w:firstLine="135"/>
         <w:rPr>
           <w:b/>
           <w:bCs/>
           <w:lang w:val="en-GB"/>
         </w:rPr>
-        <w:t>React</w:t>
-      </w:r>
-      <w:r>
-        <w:rPr>
-          <w:lang w:val="en-GB"/>
-        </w:rPr>
-        <w:t xml:space="preserve">: The core JavaScript library for building the user interface. </w:t>
-      </w:r>
-      <w:proofErr w:type="spellStart"/>
-      <w:r>
-        <w:rPr>
-          <w:lang w:val="en-GB"/>
-        </w:rPr>
-        <w:t>React’s</w:t>
-      </w:r>
-      <w:proofErr w:type="spellEnd"/>
-      <w:r>
-        <w:rPr>
-          <w:lang w:val="en-GB"/>
-        </w:rPr>
-        <w:t xml:space="preserve"> component-based architecture and efficient state management were essential in creating a dynamic dashboard capable of displaying real-time environmental data.</w:t>
-      </w:r>
-    </w:p>
-    <w:p>
-      <w:pPr>
-        <w:numPr>
-          <w:ilvl w:val="0"/>
-          <w:numId w:val="53"/>
-        </w:numPr>
-        <w:jc w:val="both"/>
-        <w:rPr>
-          <w:lang w:val="en-GB"/>
-        </w:rPr>
       </w:pPr>
       <w:r>
         <w:rPr>
@@ -7363,1414 +8159,67 @@
           <w:bCs/>
           <w:lang w:val="en-GB"/>
         </w:rPr>
-        <w:t>Vite</w:t>
-      </w:r>
-      <w:r>
-        <w:rPr>
-          <w:lang w:val="en-GB"/>
-        </w:rPr>
-        <w:t>: A fast build tool and development server that enables instant hot module replacement (HMR) and optimized production builds. It was used to scaffold and manage the entire React project during development.</w:t>
-      </w:r>
-    </w:p>
-    <w:p>
-      <w:pPr>
-        <w:numPr>
-          <w:ilvl w:val="0"/>
-          <w:numId w:val="53"/>
-        </w:numPr>
-        <w:jc w:val="both"/>
-        <w:rPr>
-          <w:lang w:val="en-GB"/>
-        </w:rPr>
-      </w:pPr>
+        <w:t>Server Access</w:t>
+      </w:r>
+    </w:p>
+    <w:p>
+      <w:pPr>
+        <w:rPr>
+          <w:lang w:val="en-GB"/>
+        </w:rPr>
+      </w:pPr>
+      <w:r>
+        <w:rPr>
+          <w:lang w:val="en-GB"/>
+        </w:rPr>
+        <w:t>To access the server, use the following SSH credentials:</w:t>
+      </w:r>
+      <w:r>
+        <w:rPr>
+          <w:lang w:val="en-GB"/>
+        </w:rPr>
+        <w:t xml:space="preserve"> </w:t>
+      </w:r>
+    </w:p>
+    <w:p>
+      <w:pPr>
+        <w:rPr>
+          <w:u w:val="single"/>
+          <w:lang w:val="en-GB"/>
+        </w:rPr>
+      </w:pPr>
+      <w:r>
+        <w:rPr>
+          <w:u w:val="single"/>
+          <w:lang w:val="en-GB"/>
+        </w:rPr>
+        <w:t>SSH Command:</w:t>
+      </w:r>
+      <w:r>
+        <w:rPr>
+          <w:lang w:val="en-GB"/>
+        </w:rPr>
+        <w:t xml:space="preserve"> </w:t>
+      </w:r>
       <w:r>
         <w:rPr>
           <w:b/>
           <w:bCs/>
           <w:lang w:val="en-GB"/>
         </w:rPr>
-        <w:t>React Router</w:t>
-      </w:r>
-      <w:r>
-        <w:rPr>
-          <w:lang w:val="en-GB"/>
-        </w:rPr>
-        <w:t>: Implemented for client-side routing, allowing smooth transitions between pages such as the login page, dashboard, homepage, and the insights section.</w:t>
-      </w:r>
-    </w:p>
-    <w:p>
-      <w:pPr>
-        <w:numPr>
-          <w:ilvl w:val="0"/>
-          <w:numId w:val="53"/>
-        </w:numPr>
-        <w:jc w:val="both"/>
-        <w:rPr>
-          <w:lang w:val="en-GB"/>
-        </w:rPr>
-      </w:pPr>
-      <w:proofErr w:type="spellStart"/>
-      <w:r>
-        <w:rPr>
-          <w:b/>
-          <w:bCs/>
-          <w:lang w:val="en-GB"/>
-        </w:rPr>
-        <w:t>Highcharts</w:t>
-      </w:r>
-      <w:proofErr w:type="spellEnd"/>
-      <w:r>
-        <w:rPr>
-          <w:b/>
-          <w:bCs/>
-          <w:lang w:val="en-GB"/>
-        </w:rPr>
-        <w:t xml:space="preserve"> &amp; </w:t>
-      </w:r>
-      <w:proofErr w:type="spellStart"/>
-      <w:r>
-        <w:rPr>
-          <w:b/>
-          <w:bCs/>
-          <w:lang w:val="en-GB"/>
-        </w:rPr>
-        <w:t>Highcharts</w:t>
-      </w:r>
-      <w:proofErr w:type="spellEnd"/>
-      <w:r>
-        <w:rPr>
-          <w:b/>
-          <w:bCs/>
-          <w:lang w:val="en-GB"/>
-        </w:rPr>
-        <w:t xml:space="preserve"> React</w:t>
-      </w:r>
-      <w:r>
-        <w:rPr>
-          <w:lang w:val="en-GB"/>
-        </w:rPr>
-        <w:t>: These libraries were integrated for rendering interactive data visualizations (e.g., time series charts, gauges) to help users easily interpret sensor trends.</w:t>
-      </w:r>
-    </w:p>
-    <w:p>
-      <w:pPr>
-        <w:numPr>
-          <w:ilvl w:val="0"/>
-          <w:numId w:val="53"/>
-        </w:numPr>
-        <w:jc w:val="both"/>
-        <w:rPr>
-          <w:lang w:val="en-GB"/>
-        </w:rPr>
-      </w:pPr>
-      <w:r>
-        <w:rPr>
-          <w:b/>
-          <w:bCs/>
-          <w:lang w:val="en-GB"/>
-        </w:rPr>
-        <w:t>Tailwind CSS (via CDN) and custom CSS</w:t>
-      </w:r>
-      <w:r>
-        <w:rPr>
-          <w:lang w:val="en-GB"/>
-        </w:rPr>
-        <w:t>: Used to style the interface quickly and efficiently. Tailwind provides utility-first classes for responsive design and ensures consistency across all UI components.</w:t>
-      </w:r>
-    </w:p>
-    <w:p>
-      <w:pPr>
-        <w:numPr>
-          <w:ilvl w:val="0"/>
-          <w:numId w:val="53"/>
-        </w:numPr>
-        <w:jc w:val="both"/>
-        <w:rPr>
-          <w:lang w:val="en-GB"/>
-        </w:rPr>
-      </w:pPr>
-      <w:proofErr w:type="spellStart"/>
-      <w:r>
-        <w:rPr>
-          <w:b/>
-          <w:bCs/>
-          <w:lang w:val="en-GB"/>
-        </w:rPr>
-        <w:lastRenderedPageBreak/>
-        <w:t>ESLint</w:t>
-      </w:r>
-      <w:proofErr w:type="spellEnd"/>
-      <w:r>
-        <w:rPr>
-          <w:lang w:val="en-GB"/>
-        </w:rPr>
-        <w:t>: Integrated to maintain code quality and enforce consistent style across the codebase using recommended React and JavaScript rules.</w:t>
-      </w:r>
-    </w:p>
-    <w:p>
-      <w:pPr>
-        <w:numPr>
-          <w:ilvl w:val="0"/>
-          <w:numId w:val="53"/>
-        </w:numPr>
-        <w:jc w:val="both"/>
-        <w:rPr>
-          <w:lang w:val="en-GB"/>
-        </w:rPr>
-      </w:pPr>
-      <w:r>
-        <w:rPr>
-          <w:b/>
-          <w:bCs/>
-          <w:lang w:val="en-GB"/>
-        </w:rPr>
-        <w:t>Nginx</w:t>
-      </w:r>
-      <w:r>
-        <w:rPr>
-          <w:lang w:val="en-GB"/>
-        </w:rPr>
-        <w:t xml:space="preserve"> </w:t>
-      </w:r>
-      <w:r>
-        <w:rPr>
-          <w:i/>
-          <w:iCs/>
-          <w:lang w:val="en-GB"/>
-        </w:rPr>
-        <w:t>(planned for production deployment)</w:t>
-      </w:r>
-      <w:r>
-        <w:rPr>
-          <w:lang w:val="en-GB"/>
-        </w:rPr>
-        <w:t>: A lightweight web server considered for serving the frontend build within a Docker container when the application is ready for deployment.</w:t>
-      </w:r>
-    </w:p>
-    <w:p>
-      <w:pPr>
-        <w:jc w:val="both"/>
-        <w:rPr>
-          <w:lang w:val="en-GB"/>
-        </w:rPr>
-      </w:pPr>
-      <w:r>
-        <w:rPr>
-          <w:lang w:val="en-GB"/>
-        </w:rPr>
-        <w:t>This technology stack was selected for its excellent developer experience, active community support, and adaptability for future extensions such as user role management or advanced analytics modules.</w:t>
-      </w:r>
-    </w:p>
-    <w:p>
-      <w:pPr>
-        <w:rPr>
-          <w:lang w:val="en-GB"/>
-        </w:rPr>
-      </w:pPr>
-    </w:p>
-    <w:p/>
-    <w:p>
-      <w:pPr>
-        <w:pStyle w:val="Titre2"/>
-        <w:numPr>
-          <w:ilvl w:val="1"/>
-          <w:numId w:val="0"/>
-        </w:numPr>
-      </w:pPr>
-      <w:bookmarkStart w:id="38" w:name="_Toc204347808"/>
-      <w:r>
-        <w:t>3.3 Design the front-end user interface</w:t>
-      </w:r>
-      <w:bookmarkEnd w:id="38"/>
-    </w:p>
-    <w:p>
-      <w:r>
-        <w:t xml:space="preserve">This work package focuses on the design and development of the envisioned software application. There are multiple elements that </w:t>
-      </w:r>
-      <w:proofErr w:type="gramStart"/>
-      <w:r>
-        <w:t>considered</w:t>
-      </w:r>
-      <w:proofErr w:type="gramEnd"/>
-      <w:r>
-        <w:t xml:space="preserve"> important for the user to have a seamless experience with the </w:t>
-      </w:r>
-    </w:p>
-    <w:p>
-      <w:pPr>
-        <w:pStyle w:val="Titre3"/>
-        <w:numPr>
-          <w:ilvl w:val="2"/>
-          <w:numId w:val="0"/>
-        </w:numPr>
-        <w:rPr>
-          <w:rFonts w:hint="eastAsia"/>
-        </w:rPr>
-      </w:pPr>
-      <w:bookmarkStart w:id="39" w:name="_Toc204347809"/>
-      <w:r>
-        <w:t>3.2.1 Camera System</w:t>
-      </w:r>
-      <w:bookmarkEnd w:id="39"/>
-    </w:p>
-    <w:p>
-      <w:r>
-        <w:t xml:space="preserve">Using the package </w:t>
-      </w:r>
-    </w:p>
-    <w:p>
-      <w:pPr>
-        <w:pStyle w:val="Paragraphedeliste"/>
-        <w:numPr>
-          <w:ilvl w:val="0"/>
-          <w:numId w:val="10"/>
-        </w:numPr>
-      </w:pPr>
-      <w:r>
-        <w:rPr>
-          <w:b/>
-          <w:bCs/>
-        </w:rPr>
-        <w:t xml:space="preserve">Installing </w:t>
-      </w:r>
-      <w:proofErr w:type="spellStart"/>
-      <w:r>
-        <w:rPr>
-          <w:b/>
-          <w:bCs/>
-        </w:rPr>
-        <w:t>Cinemachine</w:t>
-      </w:r>
-      <w:proofErr w:type="spellEnd"/>
-      <w:r>
-        <w:rPr>
-          <w:b/>
-          <w:bCs/>
-        </w:rPr>
-        <w:t xml:space="preserve"> - </w:t>
-      </w:r>
-      <w:r>
-        <w:t xml:space="preserve">Use the Unity Package Manager (in the top menu: Window &gt; Package Manager) to select </w:t>
-      </w:r>
-      <w:proofErr w:type="spellStart"/>
-      <w:r>
-        <w:t>Cinemachine</w:t>
-      </w:r>
-      <w:proofErr w:type="spellEnd"/>
-      <w:r>
-        <w:t xml:space="preserve"> for installation. If you don't see the package, look for a dropdown menu above the list and select “All packages”. </w:t>
-      </w:r>
-      <w:proofErr w:type="spellStart"/>
-      <w:r>
-        <w:t>Cinemachine</w:t>
-      </w:r>
-      <w:proofErr w:type="spellEnd"/>
-      <w:r>
-        <w:t xml:space="preserve"> </w:t>
-      </w:r>
-      <w:proofErr w:type="gramStart"/>
-      <w:r>
-        <w:t>is</w:t>
-      </w:r>
-      <w:proofErr w:type="gramEnd"/>
-      <w:r>
-        <w:t xml:space="preserve"> free and available for any project. If you already have it installed, you may update to the latest version. See link - </w:t>
-      </w:r>
-      <w:hyperlink r:id="rId14">
+        <w:t xml:space="preserve">ssh -p 30022 </w:t>
+      </w:r>
+      <w:hyperlink r:id="rId14" w:history="1">
         <w:r>
           <w:rPr>
             <w:rStyle w:val="Lienhypertexte"/>
+            <w:b/>
+            <w:bCs/>
+            <w:lang w:val="en-GB"/>
           </w:rPr>
-          <w:t>https://unity.com/unity/features/editor/art-and-design/cinemachine</w:t>
+          <w:t>greenlab@172.31.1.13</w:t>
         </w:r>
       </w:hyperlink>
-      <w:r>
-        <w:t xml:space="preserve"> </w:t>
-      </w:r>
-    </w:p>
-    <w:p>
-      <w:pPr>
-        <w:pStyle w:val="Paragraphedeliste"/>
-        <w:numPr>
-          <w:ilvl w:val="0"/>
-          <w:numId w:val="10"/>
-        </w:numPr>
-      </w:pPr>
-      <w:r>
-        <w:t xml:space="preserve">Once </w:t>
-      </w:r>
-      <w:proofErr w:type="spellStart"/>
-      <w:proofErr w:type="gramStart"/>
-      <w:r>
-        <w:t>Cinemachine</w:t>
-      </w:r>
-      <w:proofErr w:type="spellEnd"/>
-      <w:proofErr w:type="gramEnd"/>
-      <w:r>
-        <w:t xml:space="preserve"> is imported into the scene, you can create a Virtual Camera game object.</w:t>
-      </w:r>
-    </w:p>
-    <w:p>
-      <w:pPr>
-        <w:pStyle w:val="Paragraphedeliste"/>
-        <w:numPr>
-          <w:ilvl w:val="0"/>
-          <w:numId w:val="10"/>
-        </w:numPr>
-      </w:pPr>
-      <w:r>
-        <w:t>The Virtual Camera can be set to ‘Look at’ and ‘Follow’ an object</w:t>
-      </w:r>
-    </w:p>
-    <w:p>
-      <w:pPr>
-        <w:pStyle w:val="Paragraphedeliste"/>
-        <w:numPr>
-          <w:ilvl w:val="0"/>
-          <w:numId w:val="10"/>
-        </w:numPr>
-      </w:pPr>
-      <w:r>
-        <w:t>Create a script that manages the switching between the views/Virtual Cameras</w:t>
-      </w:r>
-    </w:p>
-    <w:p>
-      <w:pPr>
-        <w:pStyle w:val="Titre3"/>
-        <w:numPr>
-          <w:ilvl w:val="2"/>
-          <w:numId w:val="0"/>
-        </w:numPr>
-        <w:rPr>
-          <w:rFonts w:hint="eastAsia"/>
-        </w:rPr>
-      </w:pPr>
-      <w:bookmarkStart w:id="40" w:name="_Toc204347810"/>
-      <w:r>
-        <w:t>3.2.2 Tooltip System</w:t>
-      </w:r>
-      <w:bookmarkEnd w:id="40"/>
-    </w:p>
-    <w:p>
-      <w:pPr>
-        <w:pStyle w:val="Paragraphedeliste"/>
-        <w:numPr>
-          <w:ilvl w:val="0"/>
-          <w:numId w:val="9"/>
-        </w:numPr>
-        <w:spacing w:after="0"/>
-      </w:pPr>
-      <w:r>
-        <w:t>Designing a tooltip system to draw and display tooltips.</w:t>
-      </w:r>
-    </w:p>
-    <w:p>
-      <w:pPr>
-        <w:pStyle w:val="Paragraphedeliste"/>
-        <w:numPr>
-          <w:ilvl w:val="0"/>
-          <w:numId w:val="9"/>
-        </w:numPr>
-        <w:spacing w:after="0"/>
-      </w:pPr>
-      <w:r>
-        <w:t>Tooltip trigger component to handle interaction</w:t>
-      </w:r>
-    </w:p>
-    <w:p>
-      <w:pPr>
-        <w:pStyle w:val="Paragraphedeliste"/>
-        <w:numPr>
-          <w:ilvl w:val="0"/>
-          <w:numId w:val="9"/>
-        </w:numPr>
-        <w:spacing w:after="0"/>
-      </w:pPr>
-      <w:proofErr w:type="gramStart"/>
-      <w:r>
-        <w:t>Dynamically</w:t>
-      </w:r>
-      <w:proofErr w:type="gramEnd"/>
-      <w:r>
-        <w:t xml:space="preserve"> size tooltip based on contents</w:t>
-      </w:r>
-    </w:p>
-    <w:p>
-      <w:pPr>
-        <w:spacing w:after="0"/>
-      </w:pPr>
-    </w:p>
-    <w:p>
-      <w:pPr>
-        <w:pStyle w:val="Paragraphedeliste"/>
-        <w:numPr>
-          <w:ilvl w:val="0"/>
-          <w:numId w:val="6"/>
-        </w:numPr>
-        <w:spacing w:after="0"/>
-      </w:pPr>
-      <w:proofErr w:type="gramStart"/>
-      <w:r>
-        <w:t>Setup</w:t>
-      </w:r>
-      <w:proofErr w:type="gramEnd"/>
-      <w:r>
-        <w:t xml:space="preserve"> a separate canvas (Tooltip Canvas) </w:t>
-      </w:r>
-      <w:proofErr w:type="gramStart"/>
-      <w:r>
-        <w:t>in order for</w:t>
-      </w:r>
-      <w:proofErr w:type="gramEnd"/>
-      <w:r>
-        <w:t xml:space="preserve"> the panels to be on top of anything in the UI.</w:t>
-      </w:r>
-    </w:p>
-    <w:p>
-      <w:pPr>
-        <w:pStyle w:val="Paragraphedeliste"/>
-        <w:numPr>
-          <w:ilvl w:val="0"/>
-          <w:numId w:val="6"/>
-        </w:numPr>
-        <w:spacing w:after="0"/>
-      </w:pPr>
-      <w:r>
-        <w:t>Set the sort order to the highest value to ensure it’ll render on top.</w:t>
-      </w:r>
-    </w:p>
-    <w:p>
-      <w:pPr>
-        <w:pStyle w:val="Paragraphedeliste"/>
-        <w:numPr>
-          <w:ilvl w:val="0"/>
-          <w:numId w:val="6"/>
-        </w:numPr>
-        <w:spacing w:after="0"/>
-      </w:pPr>
-      <w:r>
-        <w:t xml:space="preserve">Add Canvas Scaler component and set the UI Scale Mode to ‘Scale </w:t>
-      </w:r>
-      <w:proofErr w:type="gramStart"/>
-      <w:r>
-        <w:t>With</w:t>
-      </w:r>
-      <w:proofErr w:type="gramEnd"/>
-      <w:r>
-        <w:t xml:space="preserve"> Screen Size’ with the reference resolution as 1920 x 1080.</w:t>
-      </w:r>
-    </w:p>
-    <w:p>
-      <w:pPr>
-        <w:pStyle w:val="Paragraphedeliste"/>
-        <w:numPr>
-          <w:ilvl w:val="0"/>
-          <w:numId w:val="6"/>
-        </w:numPr>
-        <w:spacing w:after="0"/>
-      </w:pPr>
-      <w:r>
-        <w:t xml:space="preserve">Add an Image child game object which will contain the two </w:t>
-      </w:r>
-      <w:proofErr w:type="spellStart"/>
-      <w:r>
-        <w:t>TextMeshPro</w:t>
-      </w:r>
-      <w:proofErr w:type="spellEnd"/>
-      <w:r>
-        <w:t xml:space="preserve"> components. Adding a Vertical Layout Group with Control Child Size enabled.</w:t>
-      </w:r>
-    </w:p>
-    <w:p>
-      <w:pPr>
-        <w:pStyle w:val="Paragraphedeliste"/>
-        <w:numPr>
-          <w:ilvl w:val="0"/>
-          <w:numId w:val="6"/>
-        </w:numPr>
-        <w:spacing w:after="0"/>
-      </w:pPr>
-      <w:r>
-        <w:t>Add Content Size Fitter component with Horizontal and Vertical Fit as ‘Preferred Size’</w:t>
-      </w:r>
-    </w:p>
-    <w:p>
-      <w:pPr>
-        <w:pStyle w:val="Paragraphedeliste"/>
-        <w:numPr>
-          <w:ilvl w:val="0"/>
-          <w:numId w:val="6"/>
-        </w:numPr>
-        <w:spacing w:after="0"/>
-      </w:pPr>
-      <w:r>
-        <w:t>Add a Layout Element component with a Preferred Width of 500 to control the size of the text length.</w:t>
-      </w:r>
-    </w:p>
-    <w:p>
-      <w:pPr>
-        <w:spacing w:after="0"/>
-      </w:pPr>
-    </w:p>
-    <w:p/>
-    <w:p/>
-    <w:p/>
-    <w:p>
-      <w:pPr>
-        <w:pStyle w:val="Titre2"/>
-        <w:numPr>
-          <w:ilvl w:val="1"/>
-          <w:numId w:val="0"/>
-        </w:numPr>
-        <w:rPr>
-          <w:lang w:val="en-US"/>
-        </w:rPr>
-      </w:pPr>
-      <w:bookmarkStart w:id="41" w:name="_Toc204347811"/>
-      <w:r>
-        <w:rPr>
-          <w:lang w:val="en-US"/>
-        </w:rPr>
-        <w:t>3.4 Design the back-end architecture for data processing</w:t>
-      </w:r>
-      <w:bookmarkEnd w:id="41"/>
-    </w:p>
-    <w:p>
-      <w:r>
-        <w:t xml:space="preserve">The </w:t>
-      </w:r>
-      <w:proofErr w:type="gramStart"/>
-      <w:r>
-        <w:t>back-end</w:t>
-      </w:r>
-      <w:proofErr w:type="gramEnd"/>
-      <w:r>
-        <w:t xml:space="preserve"> is </w:t>
-      </w:r>
-      <w:r>
-        <w:t>built</w:t>
-      </w:r>
-      <w:r>
-        <w:t xml:space="preserve"> </w:t>
-      </w:r>
-      <w:r>
-        <w:t xml:space="preserve">using the Python Flask framework to </w:t>
-      </w:r>
-      <w:r>
-        <w:t>create</w:t>
-      </w:r>
-      <w:r>
-        <w:t xml:space="preserve"> the APIs and MySQL for the database.</w:t>
-      </w:r>
-    </w:p>
-    <w:p>
-      <w:r>
-        <w:lastRenderedPageBreak/>
-        <w:t xml:space="preserve">Python Flask is a micro web framework for building web applications in Python. It is designed to be lightweight and simple, providing the essentials needed to create web applications while allowing developers the flexibility to choose their tools and libraries for other components. </w:t>
-      </w:r>
-      <w:hyperlink r:id="rId15" w:history="1">
-        <w:r>
-          <w:rPr>
-            <w:rStyle w:val="Lienhypertexte"/>
-          </w:rPr>
-          <w:t>https://flask.palletsprojects.com/en/2.3.x/</w:t>
-        </w:r>
-      </w:hyperlink>
-    </w:p>
-    <w:p>
-      <w:r>
-        <w:t xml:space="preserve">The Flask program is built </w:t>
-      </w:r>
-      <w:r>
-        <w:t>as follows</w:t>
-      </w:r>
-      <w:r>
-        <w:t xml:space="preserve">: </w:t>
-      </w:r>
-    </w:p>
-    <w:p>
-      <w:r>
-        <w:tab/>
-        <w:t xml:space="preserve">- “app.py” </w:t>
-      </w:r>
-      <w:r>
-        <w:t>wh</w:t>
-      </w:r>
-      <w:r>
-        <w:t>ich</w:t>
-      </w:r>
-      <w:r>
-        <w:t xml:space="preserve"> is used to run the application and import the </w:t>
-      </w:r>
-      <w:r>
-        <w:t>other</w:t>
-      </w:r>
-      <w:r>
-        <w:t xml:space="preserve"> files</w:t>
-      </w:r>
-    </w:p>
-    <w:p>
-      <w:r>
-        <w:tab/>
-        <w:t xml:space="preserve">- “auth.py” </w:t>
-      </w:r>
-      <w:r>
-        <w:t xml:space="preserve">is the Python script </w:t>
-      </w:r>
-      <w:r>
-        <w:t xml:space="preserve">that </w:t>
-      </w:r>
-      <w:r>
-        <w:t>contains</w:t>
-      </w:r>
-      <w:r>
-        <w:t xml:space="preserve"> the </w:t>
-      </w:r>
-      <w:r>
-        <w:t>‘</w:t>
-      </w:r>
-      <w:r>
-        <w:t>User</w:t>
-      </w:r>
-      <w:r>
-        <w:t>’</w:t>
-      </w:r>
-      <w:r>
-        <w:t xml:space="preserve"> </w:t>
-      </w:r>
-      <w:r>
-        <w:t>class</w:t>
-      </w:r>
-      <w:r>
-        <w:t xml:space="preserve"> and </w:t>
-      </w:r>
-      <w:r>
-        <w:t xml:space="preserve">the </w:t>
-      </w:r>
-      <w:r>
-        <w:t>endpoint</w:t>
-      </w:r>
-      <w:r>
-        <w:t>,</w:t>
-      </w:r>
-      <w:r>
-        <w:t xml:space="preserve"> “/</w:t>
-      </w:r>
-      <w:proofErr w:type="spellStart"/>
-      <w:r>
-        <w:t>api</w:t>
-      </w:r>
-      <w:proofErr w:type="spellEnd"/>
-      <w:r>
-        <w:t xml:space="preserve">/users” which is used to create an account by </w:t>
-      </w:r>
-      <w:r>
-        <w:t xml:space="preserve">posting a JSON with a </w:t>
-      </w:r>
-      <w:r>
-        <w:t>‘</w:t>
-      </w:r>
-      <w:r>
-        <w:t>username</w:t>
-      </w:r>
-      <w:r>
-        <w:t>’</w:t>
-      </w:r>
-      <w:r>
-        <w:t xml:space="preserve"> and a </w:t>
-      </w:r>
-      <w:r>
-        <w:t>‘</w:t>
-      </w:r>
-      <w:r>
-        <w:t>password</w:t>
-      </w:r>
-      <w:r>
-        <w:t>’</w:t>
-      </w:r>
-      <w:r>
-        <w:t xml:space="preserve">. </w:t>
-      </w:r>
-      <w:r>
-        <w:t>This file also has the endpoint “/</w:t>
-      </w:r>
-      <w:proofErr w:type="spellStart"/>
-      <w:r>
-        <w:t>api</w:t>
-      </w:r>
-      <w:proofErr w:type="spellEnd"/>
-      <w:r>
-        <w:t xml:space="preserve">/login” which is used to </w:t>
-      </w:r>
-      <w:r>
-        <w:t xml:space="preserve">log in to an account by sending the same JSON than the </w:t>
-      </w:r>
-      <w:r>
-        <w:t>account creation endpoint.</w:t>
-      </w:r>
-    </w:p>
-    <w:p>
-      <w:r>
-        <w:tab/>
-        <w:t xml:space="preserve">- </w:t>
-      </w:r>
-      <w:r>
-        <w:t xml:space="preserve">There is also </w:t>
-      </w:r>
-      <w:r>
-        <w:t>the</w:t>
-      </w:r>
-      <w:r>
-        <w:t xml:space="preserve"> “sensors” folder in the project tree. </w:t>
-      </w:r>
-      <w:r>
-        <w:t>It contains all the sensor</w:t>
-      </w:r>
-      <w:r>
-        <w:t>s</w:t>
-      </w:r>
-      <w:r>
-        <w:t xml:space="preserve"> files. </w:t>
-      </w:r>
-    </w:p>
-    <w:p>
-      <w:r>
-        <w:t xml:space="preserve">- Each of the files inside </w:t>
-      </w:r>
-      <w:r>
-        <w:t xml:space="preserve">the sensors folder are used to create several endpoints to access the </w:t>
-      </w:r>
-      <w:r>
-        <w:t xml:space="preserve">sensor values </w:t>
-      </w:r>
-      <w:r>
-        <w:t>that</w:t>
-      </w:r>
-      <w:r>
-        <w:t xml:space="preserve"> are stored in the database.</w:t>
-      </w:r>
-    </w:p>
-    <w:p>
-      <w:r>
-        <w:t>The following endpoints are</w:t>
-      </w:r>
-      <w:r>
-        <w:t xml:space="preserve"> contained in “sensorLightExt.py”</w:t>
-      </w:r>
-      <w:r>
-        <w:t xml:space="preserve"> </w:t>
-      </w:r>
-      <w:r>
-        <w:t xml:space="preserve">which are </w:t>
-      </w:r>
-      <w:r>
-        <w:t>as follows:</w:t>
-      </w:r>
-    </w:p>
-    <w:p>
-      <w:pPr>
-        <w:pStyle w:val="Paragraphedeliste"/>
-        <w:numPr>
-          <w:ilvl w:val="0"/>
-          <w:numId w:val="40"/>
-        </w:numPr>
-      </w:pPr>
-      <w:r>
-        <w:t>“</w:t>
-      </w:r>
-      <w:r>
-        <w:t>/</w:t>
-      </w:r>
-      <w:proofErr w:type="spellStart"/>
-      <w:r>
-        <w:t>api</w:t>
-      </w:r>
-      <w:proofErr w:type="spellEnd"/>
-      <w:r>
-        <w:t>/sensors/</w:t>
-      </w:r>
-      <w:proofErr w:type="spellStart"/>
-      <w:r>
-        <w:t>sensor_light_ext</w:t>
-      </w:r>
-      <w:proofErr w:type="spellEnd"/>
-      <w:r>
-        <w:t>/latest</w:t>
-      </w:r>
-      <w:r>
-        <w:t xml:space="preserve">” </w:t>
-      </w:r>
-      <w:r>
-        <w:t>–</w:t>
-      </w:r>
-      <w:r>
-        <w:t xml:space="preserve"> </w:t>
-      </w:r>
-      <w:r>
-        <w:t>this is the</w:t>
-      </w:r>
-      <w:r>
-        <w:t xml:space="preserve"> endpoint to retrieve the latest </w:t>
-      </w:r>
-      <w:r>
-        <w:t>value.</w:t>
-      </w:r>
-    </w:p>
-    <w:p>
-      <w:pPr>
-        <w:pStyle w:val="Paragraphedeliste"/>
-        <w:numPr>
-          <w:ilvl w:val="0"/>
-          <w:numId w:val="40"/>
-        </w:numPr>
-        <w:rPr>
-          <w:lang w:val="en-GB"/>
-        </w:rPr>
-      </w:pPr>
-      <w:r>
-        <w:t>“</w:t>
-      </w:r>
-      <w:r>
-        <w:rPr>
-          <w:lang w:val="en-GB"/>
-        </w:rPr>
-        <w:t>/</w:t>
-      </w:r>
-      <w:proofErr w:type="spellStart"/>
-      <w:r>
-        <w:rPr>
-          <w:lang w:val="en-GB"/>
-        </w:rPr>
-        <w:t>api</w:t>
-      </w:r>
-      <w:proofErr w:type="spellEnd"/>
-      <w:r>
-        <w:rPr>
-          <w:lang w:val="en-GB"/>
-        </w:rPr>
-        <w:t>/sensors/</w:t>
-      </w:r>
-      <w:proofErr w:type="spellStart"/>
-      <w:r>
-        <w:rPr>
-          <w:lang w:val="en-GB"/>
-        </w:rPr>
-        <w:t>sensor_light_ext</w:t>
-      </w:r>
-      <w:proofErr w:type="spellEnd"/>
-      <w:r>
-        <w:rPr>
-          <w:lang w:val="en-GB"/>
-        </w:rPr>
-        <w:t>/day/pic-average</w:t>
-      </w:r>
-      <w:r>
-        <w:rPr>
-          <w:lang w:val="en-GB"/>
-        </w:rPr>
-        <w:t>” – t</w:t>
-      </w:r>
-      <w:r>
-        <w:t xml:space="preserve">his </w:t>
-      </w:r>
-      <w:r>
-        <w:t>endpoint returns the maximum light intensity during the day, the maximum light intensity during the night, and the average of these two values for the current day.</w:t>
-      </w:r>
-    </w:p>
-    <w:p>
-      <w:pPr>
-        <w:pStyle w:val="Paragraphedeliste"/>
-        <w:numPr>
-          <w:ilvl w:val="0"/>
-          <w:numId w:val="40"/>
-        </w:numPr>
-      </w:pPr>
-      <w:r>
-        <w:t>”</w:t>
-      </w:r>
-      <w:r>
-        <w:t>/</w:t>
-      </w:r>
-      <w:proofErr w:type="spellStart"/>
-      <w:r>
-        <w:t>api</w:t>
-      </w:r>
-      <w:proofErr w:type="spellEnd"/>
-      <w:r>
-        <w:t>/sensors/</w:t>
-      </w:r>
-      <w:proofErr w:type="spellStart"/>
-      <w:r>
-        <w:t>sensor_light_int</w:t>
-      </w:r>
-      <w:proofErr w:type="spellEnd"/>
-      <w:r>
-        <w:t>/day</w:t>
-      </w:r>
-      <w:r>
-        <w:t xml:space="preserve">/average” </w:t>
-      </w:r>
-      <w:r>
-        <w:t>–</w:t>
-      </w:r>
-      <w:r>
-        <w:t xml:space="preserve"> </w:t>
-      </w:r>
-      <w:r>
-        <w:t>this is the</w:t>
-      </w:r>
-      <w:r>
-        <w:t xml:space="preserve"> endpoint to retrieve the data of the last 24 hours, </w:t>
-      </w:r>
-      <w:r>
-        <w:t>ea</w:t>
-      </w:r>
-      <w:r>
-        <w:t xml:space="preserve">ch hourly value </w:t>
-      </w:r>
-      <w:r>
-        <w:t xml:space="preserve">is the average of </w:t>
-      </w:r>
-      <w:r>
-        <w:t>the ten</w:t>
-      </w:r>
-      <w:r>
-        <w:t>-</w:t>
-      </w:r>
-      <w:r>
-        <w:t>minute</w:t>
-      </w:r>
-      <w:r>
-        <w:t xml:space="preserve"> interval</w:t>
-      </w:r>
-      <w:r>
-        <w:t>.</w:t>
-      </w:r>
-    </w:p>
-    <w:p>
-      <w:pPr>
-        <w:pStyle w:val="Paragraphedeliste"/>
-        <w:numPr>
-          <w:ilvl w:val="0"/>
-          <w:numId w:val="40"/>
-        </w:numPr>
-      </w:pPr>
-      <w:r>
-        <w:t>“</w:t>
-      </w:r>
-      <w:r>
-        <w:t>/</w:t>
-      </w:r>
-      <w:proofErr w:type="spellStart"/>
-      <w:r>
-        <w:t>api</w:t>
-      </w:r>
-      <w:proofErr w:type="spellEnd"/>
-      <w:r>
-        <w:t>/sensors/</w:t>
-      </w:r>
-      <w:proofErr w:type="spellStart"/>
-      <w:r>
-        <w:t>sensor_light_int</w:t>
-      </w:r>
-      <w:proofErr w:type="spellEnd"/>
-      <w:r>
-        <w:t>/day</w:t>
-      </w:r>
-      <w:r>
-        <w:t xml:space="preserve">” - </w:t>
-      </w:r>
-      <w:r>
-        <w:t>this is the endpoint to retrieve all the data of the last 24 hours.</w:t>
-      </w:r>
-    </w:p>
-    <w:p>
-      <w:pPr>
-        <w:pStyle w:val="Paragraphedeliste"/>
-        <w:numPr>
-          <w:ilvl w:val="0"/>
-          <w:numId w:val="40"/>
-        </w:numPr>
-      </w:pPr>
-      <w:r>
-        <w:t>“</w:t>
-      </w:r>
-      <w:r>
-        <w:t>/</w:t>
-      </w:r>
-      <w:proofErr w:type="spellStart"/>
-      <w:r>
-        <w:t>api</w:t>
-      </w:r>
-      <w:proofErr w:type="spellEnd"/>
-      <w:r>
-        <w:t>/sensors/</w:t>
-      </w:r>
-      <w:proofErr w:type="spellStart"/>
-      <w:r>
-        <w:t>sensor_light_ext</w:t>
-      </w:r>
-      <w:proofErr w:type="spellEnd"/>
-      <w:r>
-        <w:t>/week</w:t>
-      </w:r>
-      <w:r>
-        <w:t xml:space="preserve">” </w:t>
-      </w:r>
-      <w:r>
-        <w:t>–</w:t>
-      </w:r>
-      <w:r>
-        <w:t xml:space="preserve"> </w:t>
-      </w:r>
-      <w:r>
-        <w:t>this is the endpoint</w:t>
-      </w:r>
-      <w:r>
-        <w:t xml:space="preserve"> to retrieve the data </w:t>
-      </w:r>
-      <w:r>
-        <w:t xml:space="preserve">of </w:t>
-      </w:r>
-      <w:r>
-        <w:t>the last seven days</w:t>
-      </w:r>
-      <w:r>
-        <w:t xml:space="preserve">. </w:t>
-      </w:r>
-      <w:r>
-        <w:t xml:space="preserve">A list of the average of each hour over the last </w:t>
-      </w:r>
-      <w:r>
-        <w:t>seven</w:t>
-      </w:r>
-      <w:r>
-        <w:t xml:space="preserve"> days is returned</w:t>
-      </w:r>
-      <w:r>
-        <w:t>.</w:t>
-      </w:r>
-    </w:p>
-    <w:p>
-      <w:pPr>
-        <w:pStyle w:val="Paragraphedeliste"/>
-        <w:numPr>
-          <w:ilvl w:val="0"/>
-          <w:numId w:val="40"/>
-        </w:numPr>
-      </w:pPr>
-      <w:r>
-        <w:t>“</w:t>
-      </w:r>
-      <w:r>
-        <w:t>/</w:t>
-      </w:r>
-      <w:proofErr w:type="spellStart"/>
-      <w:r>
-        <w:t>api</w:t>
-      </w:r>
-      <w:proofErr w:type="spellEnd"/>
-      <w:r>
-        <w:t>/sensors/</w:t>
-      </w:r>
-      <w:proofErr w:type="spellStart"/>
-      <w:r>
-        <w:t>sensor_light_ext</w:t>
-      </w:r>
-      <w:proofErr w:type="spellEnd"/>
-      <w:r>
-        <w:t>/month</w:t>
-      </w:r>
-      <w:r>
-        <w:t xml:space="preserve">” – this is the endpoint to retrieve the data </w:t>
-      </w:r>
-      <w:r>
-        <w:t>of the last 30 days</w:t>
-      </w:r>
-      <w:r>
-        <w:t xml:space="preserve">. </w:t>
-      </w:r>
-      <w:r>
-        <w:t>E</w:t>
-      </w:r>
-      <w:r>
-        <w:t xml:space="preserve">ach day </w:t>
-      </w:r>
-      <w:r>
-        <w:t xml:space="preserve">is divided </w:t>
-      </w:r>
-      <w:r>
-        <w:t xml:space="preserve">into </w:t>
-      </w:r>
-      <w:r>
-        <w:t>six</w:t>
-      </w:r>
-      <w:r>
-        <w:t xml:space="preserve"> </w:t>
-      </w:r>
-      <w:r>
-        <w:t>4</w:t>
-      </w:r>
-      <w:r>
-        <w:t>-hour periods</w:t>
-      </w:r>
-      <w:r>
-        <w:t xml:space="preserve"> which are averaged</w:t>
-      </w:r>
-      <w:r>
-        <w:t>.</w:t>
-      </w:r>
-    </w:p>
-    <w:p>
-      <w:pPr>
-        <w:pStyle w:val="Paragraphedeliste"/>
-        <w:ind w:left="1287"/>
-      </w:pPr>
-    </w:p>
-    <w:p>
-      <w:pPr>
-        <w:ind w:firstLine="153"/>
-      </w:pPr>
-      <w:r>
-        <w:t>This</w:t>
-      </w:r>
-      <w:r>
-        <w:t xml:space="preserve"> program uses an ORM</w:t>
-      </w:r>
-      <w:r>
-        <w:t xml:space="preserve"> (</w:t>
-      </w:r>
-      <w:proofErr w:type="spellStart"/>
-      <w:r>
-        <w:t>SQLAlchemy</w:t>
-      </w:r>
-      <w:proofErr w:type="spellEnd"/>
-      <w:r>
-        <w:t>)</w:t>
-      </w:r>
-      <w:r>
-        <w:t>, which allows database tables to be created directly from classes created in Python.</w:t>
-      </w:r>
-    </w:p>
-    <w:p>
-      <w:pPr>
-        <w:ind w:left="0"/>
-      </w:pPr>
-      <w:r>
-        <w:tab/>
-      </w:r>
-    </w:p>
-    <w:p>
-      <w:r>
-        <w:tab/>
-      </w:r>
-      <w:r>
-        <w:t>The databases tables are simple. For the User</w:t>
-      </w:r>
-      <w:r>
-        <w:t xml:space="preserve"> table, there is an ID which is autoincrementing and which</w:t>
-      </w:r>
-      <w:r>
-        <w:t xml:space="preserve"> is the primary key, there is also a username and a </w:t>
-      </w:r>
-      <w:proofErr w:type="spellStart"/>
-      <w:r>
-        <w:t>password_ha</w:t>
-      </w:r>
-      <w:r>
-        <w:t>s</w:t>
-      </w:r>
-      <w:r>
-        <w:t>h</w:t>
-      </w:r>
-      <w:proofErr w:type="spellEnd"/>
-      <w:r>
-        <w:t xml:space="preserve"> </w:t>
-      </w:r>
-      <w:r>
-        <w:t xml:space="preserve">column. The password in encrypted with </w:t>
-      </w:r>
-      <w:r>
-        <w:t>“</w:t>
-      </w:r>
-      <w:proofErr w:type="spellStart"/>
-      <w:proofErr w:type="gramStart"/>
-      <w:r>
-        <w:t>werkzeug.security</w:t>
-      </w:r>
-      <w:proofErr w:type="spellEnd"/>
-      <w:proofErr w:type="gramEnd"/>
-      <w:r>
-        <w:t>”.</w:t>
-      </w:r>
-    </w:p>
-    <w:p>
-      <w:r>
-        <w:tab/>
-        <w:t xml:space="preserve">The sensors tables are simple too. </w:t>
-      </w:r>
-      <w:r>
-        <w:t>They have got an ID which is also autoincrementing and which is also the primary key</w:t>
-      </w:r>
-      <w:r>
-        <w:t xml:space="preserve">, there is </w:t>
-      </w:r>
-      <w:r>
-        <w:t>one or more</w:t>
-      </w:r>
-      <w:r>
-        <w:t xml:space="preserve"> value column </w:t>
-      </w:r>
-      <w:r>
-        <w:t xml:space="preserve">depending </w:t>
-      </w:r>
-      <w:proofErr w:type="gramStart"/>
-      <w:r>
-        <w:t>of</w:t>
-      </w:r>
-      <w:proofErr w:type="gramEnd"/>
-      <w:r>
-        <w:t xml:space="preserve"> the sensor </w:t>
-      </w:r>
-      <w:r>
-        <w:t xml:space="preserve">and a datetime column. </w:t>
-      </w:r>
-    </w:p>
-    <w:p>
-      <w:pPr>
-        <w:ind w:left="0"/>
-      </w:pPr>
-    </w:p>
-    <w:p>
-      <w:pPr>
-        <w:pStyle w:val="Titre2"/>
-        <w:numPr>
-          <w:ilvl w:val="1"/>
-          <w:numId w:val="0"/>
-        </w:numPr>
-        <w:rPr>
-          <w:lang w:val="en-US"/>
-        </w:rPr>
-      </w:pPr>
-      <w:bookmarkStart w:id="42" w:name="_Toc204347812"/>
-      <w:r>
-        <w:rPr>
-          <w:lang w:val="en-US"/>
-        </w:rPr>
-        <w:t>3.5 Plan data integration and APIs between sensors and the front-end</w:t>
-      </w:r>
-      <w:bookmarkEnd w:id="42"/>
-    </w:p>
-    <w:p>
-      <w:r>
-        <w:t>Sensors use LoRa to communicate. LoRa (Long Range) is a wireless technology for the Internet of Things (IoT), offering long-range coverage and low power consumption.</w:t>
-      </w:r>
-    </w:p>
-    <w:p>
-      <w:r>
-        <w:t>Sensors therefore transmit data frames containing information such as values, time, etc.</w:t>
-      </w:r>
-    </w:p>
-    <w:p>
-      <w:r>
-        <w:t>This data is received by a gateway, which then sends it to the Internet, in our case to TTN (The Things Network).</w:t>
-      </w:r>
-    </w:p>
-    <w:p>
-      <w:r>
-        <w:t>The Things Network registers the gateway as well as the various sensors.</w:t>
-      </w:r>
-    </w:p>
-    <w:p>
-      <w:r>
-        <w:lastRenderedPageBreak/>
-        <w:t>The data is then sent via a webhook to the Flask backend application, where it is processed.</w:t>
-      </w:r>
-    </w:p>
-    <w:p/>
-    <w:p>
-      <w:pPr>
-        <w:pStyle w:val="Titre2"/>
-        <w:numPr>
-          <w:ilvl w:val="1"/>
-          <w:numId w:val="0"/>
-        </w:numPr>
-        <w:rPr>
-          <w:lang w:val="en-US"/>
-        </w:rPr>
-      </w:pPr>
-      <w:bookmarkStart w:id="43" w:name="_Toc204347813"/>
-      <w:r>
-        <w:rPr>
-          <w:lang w:val="en-US"/>
-        </w:rPr>
-        <w:t>3.</w:t>
-      </w:r>
-      <w:r>
-        <w:rPr>
-          <w:lang w:val="en-US"/>
-        </w:rPr>
-        <w:t>6</w:t>
-      </w:r>
-      <w:r>
-        <w:rPr>
-          <w:lang w:val="en-US"/>
-        </w:rPr>
-        <w:t xml:space="preserve"> </w:t>
-      </w:r>
-      <w:r>
-        <w:rPr>
-          <w:lang w:val="en-US"/>
-        </w:rPr>
-        <w:t>Server deployment</w:t>
-      </w:r>
-      <w:bookmarkEnd w:id="43"/>
-    </w:p>
-    <w:p>
-      <w:r>
-        <w:t xml:space="preserve">The backend (Flask and MariaDB) is hosted on a </w:t>
-      </w:r>
-      <w:r>
-        <w:t>NUC Dell EMC Edge Gateway 3200</w:t>
-      </w:r>
-      <w:r>
-        <w:t>.</w:t>
-      </w:r>
-    </w:p>
-    <w:p>
-      <w:r>
-        <w:t xml:space="preserve">Docker is used to deploy these services. </w:t>
-      </w:r>
-    </w:p>
-    <w:p>
-      <w:r>
-        <w:t>Docker is a lightweight virtualization technology for running portable, isolated applications in container form.</w:t>
-      </w:r>
-    </w:p>
-    <w:p>
-      <w:r>
-        <w:t xml:space="preserve">Since the </w:t>
-      </w:r>
-      <w:r>
-        <w:t>NUC</w:t>
-      </w:r>
-      <w:r>
-        <w:t xml:space="preserve"> isn't just used to host this project, Docker makes it possible to keep each project running on the N</w:t>
-      </w:r>
-      <w:r>
-        <w:t>UC</w:t>
-      </w:r>
-      <w:r>
-        <w:t xml:space="preserve"> </w:t>
-      </w:r>
-      <w:proofErr w:type="gramStart"/>
-      <w:r>
-        <w:t>separate</w:t>
-      </w:r>
-      <w:proofErr w:type="gramEnd"/>
-      <w:r>
-        <w:t>.</w:t>
-      </w:r>
     </w:p>
     <w:p>
       <w:pPr>
@@ -8781,90 +8230,55 @@
       </w:pPr>
       <w:r>
         <w:rPr>
+          <w:u w:val="single"/>
+          <w:lang w:val="en-GB"/>
+        </w:rPr>
+        <w:t>Password:</w:t>
+      </w:r>
+      <w:r>
+        <w:rPr>
           <w:b/>
           <w:bCs/>
-        </w:rPr>
-        <w:t xml:space="preserve">How to use the </w:t>
-      </w:r>
-      <w:proofErr w:type="gramStart"/>
+          <w:lang w:val="en-GB"/>
+        </w:rPr>
+        <w:t xml:space="preserve"> </w:t>
+      </w:r>
       <w:r>
         <w:rPr>
           <w:b/>
           <w:bCs/>
         </w:rPr>
-        <w:t>NUC :</w:t>
-      </w:r>
-      <w:proofErr w:type="gramEnd"/>
-    </w:p>
-    <w:p>
-      <w:r>
-        <w:t xml:space="preserve">An ethernet cable must run from </w:t>
-      </w:r>
-      <w:proofErr w:type="gramStart"/>
-      <w:r>
-        <w:t>the NUC's</w:t>
-      </w:r>
-      <w:proofErr w:type="gramEnd"/>
-      <w:r>
-        <w:t xml:space="preserve"> first ethernet port to an internet router and a second cable from the NUC's 2nd ethernet port to the NAS's first ethernet port (LAN1).</w:t>
-      </w:r>
-    </w:p>
-    <w:p>
-      <w:proofErr w:type="gramStart"/>
-      <w:r>
-        <w:t>Login :</w:t>
-      </w:r>
-      <w:proofErr w:type="gramEnd"/>
-      <w:r>
-        <w:t xml:space="preserve"> server</w:t>
-      </w:r>
-    </w:p>
-    <w:p>
-      <w:proofErr w:type="gramStart"/>
-      <w:r>
-        <w:t>Password :</w:t>
-      </w:r>
-      <w:proofErr w:type="gramEnd"/>
-      <w:r>
-        <w:t xml:space="preserve"> 1MTUr3s34rch4DM1N</w:t>
+        <w:t>gr33nl2b</w:t>
+      </w:r>
+    </w:p>
+    <w:p>
+      <w:pPr>
+        <w:rPr>
+          <w:b/>
+          <w:bCs/>
+        </w:rPr>
+      </w:pPr>
+      <w:r>
+        <w:rPr>
+          <w:b/>
+          <w:bCs/>
+        </w:rPr>
+        <w:t>Navigate to Project Directory</w:t>
+      </w:r>
+      <w:r>
+        <w:br/>
+        <w:t>Change directory into the project folder:</w:t>
       </w:r>
       <w:r>
         <w:t xml:space="preserve"> </w:t>
       </w:r>
-      <w:proofErr w:type="gramStart"/>
-      <w:r>
-        <w:t>( same</w:t>
-      </w:r>
-      <w:proofErr w:type="gramEnd"/>
-      <w:r>
-        <w:t xml:space="preserve"> password for admin)</w:t>
-      </w:r>
-    </w:p>
-    <w:p>
-      <w:r>
-        <w:t>All the projects are in home/server/docker-containers/</w:t>
-      </w:r>
-    </w:p>
-    <w:p>
-      <w:r>
-        <w:t xml:space="preserve">Files shared with the NAS are in </w:t>
-      </w:r>
-      <w:r>
-        <w:t>home/server/</w:t>
-      </w:r>
-      <w:proofErr w:type="spellStart"/>
-      <w:r>
-        <w:t>nas</w:t>
-      </w:r>
-      <w:proofErr w:type="spellEnd"/>
-      <w:r>
-        <w:t xml:space="preserve"> and home/server/</w:t>
-      </w:r>
-      <w:proofErr w:type="spellStart"/>
-      <w:r>
-        <w:t>bathorse</w:t>
-      </w:r>
-      <w:proofErr w:type="spellEnd"/>
+      <w:r>
+        <w:rPr>
+          <w:b/>
+          <w:bCs/>
+        </w:rPr>
+        <w:t>cd ~/greenhouse-master</w:t>
+      </w:r>
     </w:p>
     <w:p>
       <w:r>
@@ -9022,7 +8436,7 @@
       <w:tr>
         <w:tc>
           <w:tcPr>
-            <w:tcW w:w="5228" w:type="dxa"/>
+            <w:tcW w:w="4877" w:type="dxa"/>
           </w:tcPr>
           <w:p>
             <w:pPr>
@@ -9044,7 +8458,7 @@
         </w:tc>
         <w:tc>
           <w:tcPr>
-            <w:tcW w:w="5228" w:type="dxa"/>
+            <w:tcW w:w="4856" w:type="dxa"/>
           </w:tcPr>
           <w:p>
             <w:pPr>
@@ -9068,7 +8482,7 @@
       <w:tr>
         <w:tc>
           <w:tcPr>
-            <w:tcW w:w="5228" w:type="dxa"/>
+            <w:tcW w:w="4877" w:type="dxa"/>
           </w:tcPr>
           <w:p>
             <w:pPr>
@@ -9082,7 +8496,7 @@
         </w:tc>
         <w:tc>
           <w:tcPr>
-            <w:tcW w:w="5228" w:type="dxa"/>
+            <w:tcW w:w="4856" w:type="dxa"/>
           </w:tcPr>
           <w:p>
             <w:pPr>
@@ -9101,7 +8515,7 @@
       <w:tr>
         <w:tc>
           <w:tcPr>
-            <w:tcW w:w="5228" w:type="dxa"/>
+            <w:tcW w:w="4877" w:type="dxa"/>
           </w:tcPr>
           <w:p>
             <w:pPr>
@@ -9115,7 +8529,7 @@
         </w:tc>
         <w:tc>
           <w:tcPr>
-            <w:tcW w:w="5228" w:type="dxa"/>
+            <w:tcW w:w="4856" w:type="dxa"/>
           </w:tcPr>
           <w:p>
             <w:pPr>
@@ -9134,7 +8548,7 @@
       <w:tr>
         <w:tc>
           <w:tcPr>
-            <w:tcW w:w="5228" w:type="dxa"/>
+            <w:tcW w:w="4877" w:type="dxa"/>
           </w:tcPr>
           <w:p>
             <w:pPr>
@@ -9142,13 +8556,13 @@
               <w:jc w:val="center"/>
             </w:pPr>
             <w:r>
-              <w:t>Projects page</w:t>
+              <w:t>MariaDB database</w:t>
             </w:r>
           </w:p>
         </w:tc>
         <w:tc>
           <w:tcPr>
-            <w:tcW w:w="5228" w:type="dxa"/>
+            <w:tcW w:w="4856" w:type="dxa"/>
           </w:tcPr>
           <w:p>
             <w:pPr>
@@ -9156,110 +8570,10 @@
               <w:jc w:val="center"/>
             </w:pPr>
             <w:r>
-              <w:t>8085</w:t>
+              <w:t>3306</w:t>
             </w:r>
             <w:r>
               <w:t>/TCP</w:t>
-            </w:r>
-          </w:p>
-        </w:tc>
-      </w:tr>
-      <w:tr>
-        <w:tc>
-          <w:tcPr>
-            <w:tcW w:w="5228" w:type="dxa"/>
-          </w:tcPr>
-          <w:p>
-            <w:pPr>
-              <w:ind w:left="0"/>
-              <w:jc w:val="center"/>
-            </w:pPr>
-            <w:r>
-              <w:t>VIB backend</w:t>
-            </w:r>
-          </w:p>
-        </w:tc>
-        <w:tc>
-          <w:tcPr>
-            <w:tcW w:w="5228" w:type="dxa"/>
-          </w:tcPr>
-          <w:p>
-            <w:pPr>
-              <w:ind w:left="0"/>
-              <w:jc w:val="center"/>
-            </w:pPr>
-            <w:r>
-              <w:t>8084</w:t>
-            </w:r>
-            <w:r>
-              <w:t>/TCP</w:t>
-            </w:r>
-          </w:p>
-        </w:tc>
-      </w:tr>
-      <w:tr>
-        <w:tc>
-          <w:tcPr>
-            <w:tcW w:w="5228" w:type="dxa"/>
-          </w:tcPr>
-          <w:p>
-            <w:pPr>
-              <w:ind w:left="0"/>
-              <w:jc w:val="center"/>
-            </w:pPr>
-            <w:proofErr w:type="spellStart"/>
-            <w:r>
-              <w:t>Bathorse</w:t>
-            </w:r>
-            <w:proofErr w:type="spellEnd"/>
-            <w:r>
-              <w:t xml:space="preserve"> </w:t>
-            </w:r>
-          </w:p>
-        </w:tc>
-        <w:tc>
-          <w:tcPr>
-            <w:tcW w:w="5228" w:type="dxa"/>
-          </w:tcPr>
-          <w:p>
-            <w:pPr>
-              <w:ind w:left="0"/>
-              <w:jc w:val="center"/>
-            </w:pPr>
-            <w:r>
-              <w:t>3005/TCP</w:t>
-            </w:r>
-          </w:p>
-        </w:tc>
-      </w:tr>
-      <w:tr>
-        <w:tc>
-          <w:tcPr>
-            <w:tcW w:w="5228" w:type="dxa"/>
-          </w:tcPr>
-          <w:p>
-            <w:pPr>
-              <w:ind w:left="0"/>
-              <w:jc w:val="center"/>
-            </w:pPr>
-            <w:proofErr w:type="spellStart"/>
-            <w:r>
-              <w:t>BathorseUDP</w:t>
-            </w:r>
-            <w:proofErr w:type="spellEnd"/>
-          </w:p>
-        </w:tc>
-        <w:tc>
-          <w:tcPr>
-            <w:tcW w:w="5228" w:type="dxa"/>
-          </w:tcPr>
-          <w:p>
-            <w:pPr>
-              <w:ind w:left="0"/>
-              <w:jc w:val="center"/>
-            </w:pPr>
-            <w:r>
-              <w:t>5550/UDP &amp; 5555/UDP</w:t>
             </w:r>
           </w:p>
         </w:tc>
@@ -9271,9 +8585,121 @@
       </w:pPr>
     </w:p>
     <w:p>
-      <w:r>
-        <w:br w:type="page"/>
-      </w:r>
+      <w:pPr>
+        <w:ind w:left="864"/>
+        <w:rPr>
+          <w:b/>
+          <w:bCs/>
+          <w:u w:val="single"/>
+          <w:lang w:val="fr-FR"/>
+        </w:rPr>
+      </w:pPr>
+      <w:proofErr w:type="spellStart"/>
+      <w:r>
+        <w:rPr>
+          <w:b/>
+          <w:bCs/>
+          <w:u w:val="single"/>
+          <w:lang w:val="fr-FR"/>
+        </w:rPr>
+        <w:t>Deployment</w:t>
+      </w:r>
+      <w:proofErr w:type="spellEnd"/>
+      <w:r>
+        <w:rPr>
+          <w:b/>
+          <w:bCs/>
+          <w:u w:val="single"/>
+          <w:lang w:val="fr-FR"/>
+        </w:rPr>
+        <w:t xml:space="preserve"> </w:t>
+      </w:r>
+      <w:proofErr w:type="spellStart"/>
+      <w:r>
+        <w:rPr>
+          <w:b/>
+          <w:bCs/>
+          <w:u w:val="single"/>
+          <w:lang w:val="fr-FR"/>
+        </w:rPr>
+        <w:t>Outcome</w:t>
+      </w:r>
+      <w:proofErr w:type="spellEnd"/>
+      <w:r>
+        <w:rPr>
+          <w:b/>
+          <w:bCs/>
+          <w:u w:val="single"/>
+          <w:lang w:val="fr-FR"/>
+        </w:rPr>
+        <w:t> :</w:t>
+      </w:r>
+    </w:p>
+    <w:p>
+      <w:pPr>
+        <w:ind w:left="720"/>
+        <w:jc w:val="both"/>
+        <w:rPr>
+          <w:lang w:val="en-GB"/>
+        </w:rPr>
+      </w:pPr>
+      <w:r>
+        <w:rPr>
+          <w:lang w:val="en-GB"/>
+        </w:rPr>
+        <w:lastRenderedPageBreak/>
+        <w:t>The project has been successfully deployed on the remote server, and all services are running inside Docker containers. However, despite the deployment being complete, I encountered a networking issue</w:t>
+      </w:r>
+      <w:r>
+        <w:rPr>
+          <w:b/>
+          <w:bCs/>
+          <w:lang w:val="en-GB"/>
+        </w:rPr>
+        <w:t xml:space="preserve"> (NS_ERROR_CONN</w:t>
+      </w:r>
+      <w:r>
+        <w:rPr>
+          <w:b/>
+          <w:bCs/>
+          <w:lang w:val="en-GB"/>
+        </w:rPr>
+        <w:t>ECTION</w:t>
+      </w:r>
+      <w:r>
+        <w:rPr>
+          <w:b/>
+          <w:bCs/>
+          <w:lang w:val="en-GB"/>
+        </w:rPr>
+        <w:t>_REFUSED)</w:t>
+      </w:r>
+      <w:r>
+        <w:rPr>
+          <w:lang w:val="en-GB"/>
+        </w:rPr>
+        <w:t xml:space="preserve"> when trying to access the frontend interface via the server's public IP.</w:t>
+      </w:r>
+    </w:p>
+    <w:p>
+      <w:pPr>
+        <w:ind w:left="720"/>
+        <w:jc w:val="both"/>
+        <w:rPr>
+          <w:lang w:val="en-GB"/>
+        </w:rPr>
+      </w:pPr>
+      <w:r>
+        <w:rPr>
+          <w:lang w:val="en-GB"/>
+        </w:rPr>
+        <w:t>As a result, the web interface could not be accessed through the server, and I was not able to fully resolve this error before the end of the internship. Nonetheless, the application remains functional and accessible locally, and the deployment setup on the server is complete and ready for use once the connectivity issue is fixed.</w:t>
+      </w:r>
+    </w:p>
+    <w:p>
+      <w:pPr>
+        <w:ind w:left="0"/>
+      </w:pPr>
     </w:p>
     <w:p>
       <w:pPr>
@@ -9286,15 +8712,14 @@
           <w:lang w:val="en-US"/>
         </w:rPr>
       </w:pPr>
-      <w:bookmarkStart w:id="44" w:name="_Toc204347814"/>
+      <w:bookmarkStart w:id="41" w:name="_Toc204858795"/>
       <w:r>
         <w:rPr>
           <w:lang w:val="en-US"/>
         </w:rPr>
-        <w:lastRenderedPageBreak/>
         <w:t>4 Sensor Data Acquisition</w:t>
       </w:r>
-      <w:bookmarkEnd w:id="44"/>
+      <w:bookmarkEnd w:id="41"/>
     </w:p>
     <w:p>
       <w:pPr>
@@ -9307,14 +8732,14 @@
           <w:lang w:val="en-US"/>
         </w:rPr>
       </w:pPr>
-      <w:bookmarkStart w:id="45" w:name="_Toc204347815"/>
+      <w:bookmarkStart w:id="42" w:name="_Toc204858796"/>
       <w:r>
         <w:rPr>
           <w:lang w:val="en-US"/>
         </w:rPr>
         <w:t>4.1 Procure necessary sensors and hardware</w:t>
       </w:r>
-      <w:bookmarkEnd w:id="45"/>
+      <w:bookmarkEnd w:id="42"/>
     </w:p>
     <w:p>
       <w:r>
@@ -9350,9 +8775,10 @@
           <w:ilvl w:val="0"/>
           <w:numId w:val="41"/>
         </w:numPr>
-      </w:pPr>
-      <w:r>
-        <w:t>2 Light intensity sensors</w:t>
+        <w:spacing w:before="100" w:beforeAutospacing="1" w:after="100" w:afterAutospacing="1" w:line="240" w:lineRule="auto"/>
+      </w:pPr>
+      <w:r>
+        <w:t>2 Light intensity sensors (one internal and one external)</w:t>
       </w:r>
     </w:p>
     <w:p>
@@ -9362,12 +8788,10 @@
           <w:ilvl w:val="0"/>
           <w:numId w:val="41"/>
         </w:numPr>
-      </w:pPr>
-      <w:r>
-        <w:t xml:space="preserve">2 </w:t>
-      </w:r>
-      <w:r>
-        <w:t>CO2, Temperature, Humidity sensors</w:t>
+        <w:spacing w:before="100" w:beforeAutospacing="1" w:after="100" w:afterAutospacing="1" w:line="240" w:lineRule="auto"/>
+      </w:pPr>
+      <w:r>
+        <w:t>2 CO₂, Temperature, Humidity sensors (one internal and one external)</w:t>
       </w:r>
     </w:p>
     <w:p>
@@ -9394,24 +8818,22 @@
           <w:lang w:val="en-US"/>
         </w:rPr>
       </w:pPr>
-      <w:bookmarkStart w:id="46" w:name="_Toc204347816"/>
+      <w:bookmarkStart w:id="43" w:name="_Toc204858797"/>
       <w:r>
         <w:rPr>
           <w:lang w:val="en-US"/>
         </w:rPr>
         <w:t>4.2 Develop or configure data collection software</w:t>
       </w:r>
-      <w:bookmarkEnd w:id="46"/>
+      <w:bookmarkEnd w:id="43"/>
     </w:p>
     <w:p>
       <w:r>
         <w:t xml:space="preserve">The gateway sends sensor data to </w:t>
       </w:r>
-      <w:proofErr w:type="gramStart"/>
-      <w:r>
-        <w:t>the TTN</w:t>
-      </w:r>
-      <w:proofErr w:type="gramEnd"/>
+      <w:r>
+        <w:t>TTN</w:t>
+      </w:r>
       <w:r>
         <w:t>.</w:t>
       </w:r>
@@ -9672,7 +9094,7 @@
         <w:rPr>
           <w:lang w:val="en-GB"/>
         </w:rPr>
-        <w:t>: a unique name you choose for the sensor (e.g., light-sensor-ext1)</w:t>
+        <w:t xml:space="preserve">: a unique name you choose for the sensor </w:t>
       </w:r>
     </w:p>
     <w:p>
@@ -9992,7 +9414,6 @@
                 <w:b/>
                 <w:bCs/>
               </w:rPr>
-              <w:lastRenderedPageBreak/>
               <w:t>Name</w:t>
             </w:r>
           </w:p>
@@ -10825,6 +10246,7 @@
           <w:b/>
           <w:bCs/>
         </w:rPr>
+        <w:lastRenderedPageBreak/>
         <w:t xml:space="preserve">Solution: Using </w:t>
       </w:r>
       <w:proofErr w:type="spellStart"/>
@@ -10911,7 +10333,6 @@
         </w:numPr>
       </w:pPr>
       <w:r>
-        <w:lastRenderedPageBreak/>
         <w:t>python app.py</w:t>
       </w:r>
     </w:p>
@@ -11172,7 +10593,7 @@
                     <pic:cNvPicPr/>
                   </pic:nvPicPr>
                   <pic:blipFill>
-                    <a:blip r:embed="rId16"/>
+                    <a:blip r:embed="rId15"/>
                     <a:stretch>
                       <a:fillRect/>
                     </a:stretch>
@@ -11223,7 +10644,7 @@
                     <pic:cNvPicPr/>
                   </pic:nvPicPr>
                   <pic:blipFill>
-                    <a:blip r:embed="rId17"/>
+                    <a:blip r:embed="rId16"/>
                     <a:stretch>
                       <a:fillRect/>
                     </a:stretch>
@@ -11255,14 +10676,14 @@
           <w:lang w:val="en-US"/>
         </w:rPr>
       </w:pPr>
-      <w:bookmarkStart w:id="47" w:name="_Toc204347817"/>
+      <w:bookmarkStart w:id="44" w:name="_Toc204858798"/>
       <w:r>
         <w:rPr>
           <w:lang w:val="en-US"/>
         </w:rPr>
         <w:t>4.3 Test data acquisition system and validate sensor data</w:t>
       </w:r>
-      <w:bookmarkEnd w:id="47"/>
+      <w:bookmarkEnd w:id="44"/>
     </w:p>
     <w:p>
       <w:pPr>
@@ -11484,47 +10905,6 @@
         </w:rPr>
         <w:t>This validation confirmed that the system is ready for deployment and future extension, once all sensors are installed around the greenhouse and fully operational.</w:t>
       </w:r>
-    </w:p>
-    <w:p/>
-    <w:p>
-      <w:pPr>
-        <w:ind w:left="0"/>
-      </w:pPr>
-    </w:p>
-    <w:p>
-      <w:pPr>
-        <w:ind w:left="0"/>
-      </w:pPr>
-    </w:p>
-    <w:p>
-      <w:pPr>
-        <w:ind w:left="0"/>
-      </w:pPr>
-    </w:p>
-    <w:p>
-      <w:pPr>
-        <w:ind w:left="0"/>
-      </w:pPr>
-    </w:p>
-    <w:p>
-      <w:pPr>
-        <w:ind w:left="0"/>
-      </w:pPr>
-    </w:p>
-    <w:p>
-      <w:pPr>
-        <w:ind w:left="0"/>
-      </w:pPr>
-    </w:p>
-    <w:p>
-      <w:pPr>
-        <w:ind w:left="0"/>
-      </w:pPr>
-    </w:p>
-    <w:p>
-      <w:pPr>
-        <w:ind w:left="0"/>
-      </w:pPr>
     </w:p>
     <w:p>
       <w:pPr>
@@ -11542,14 +10922,107 @@
           <w:lang w:val="en-US"/>
         </w:rPr>
       </w:pPr>
-      <w:bookmarkStart w:id="48" w:name="_Toc204347818"/>
+      <w:bookmarkStart w:id="45" w:name="_Toc204858799"/>
       <w:r>
         <w:rPr>
           <w:lang w:val="en-US"/>
         </w:rPr>
         <w:t>5 Data Processing and Storage</w:t>
       </w:r>
-      <w:bookmarkEnd w:id="48"/>
+      <w:bookmarkEnd w:id="45"/>
+    </w:p>
+    <w:p>
+      <w:pPr>
+        <w:ind w:left="0"/>
+        <w:rPr>
+          <w:lang w:val="en-GB"/>
+        </w:rPr>
+      </w:pPr>
+    </w:p>
+    <w:p>
+      <w:pPr>
+        <w:rPr>
+          <w:lang w:val="en-GB"/>
+        </w:rPr>
+      </w:pPr>
+      <w:r>
+        <w:rPr>
+          <w:lang w:val="en-GB"/>
+        </w:rPr>
+        <w:t>The Greenhouse Monitoring Platform uses an efficient system to reliably collect, process, and store environmental data from sensors, as well as data generated by users.</w:t>
+      </w:r>
+    </w:p>
+    <w:p>
+      <w:pPr>
+        <w:rPr>
+          <w:lang w:val="en-GB"/>
+        </w:rPr>
+      </w:pPr>
+      <w:r>
+        <w:rPr>
+          <w:lang w:val="en-GB"/>
+        </w:rPr>
+        <w:t xml:space="preserve">Incoming data from IoT sensors is received in real time through webhooks provided by The Things Network (TTN). The backend application, built with Flask, immediately validates and processes this data, converting raw payloads into structured formats ready for storage. </w:t>
+      </w:r>
+    </w:p>
+    <w:p>
+      <w:pPr>
+        <w:rPr>
+          <w:lang w:val="en-GB"/>
+        </w:rPr>
+      </w:pPr>
+      <w:r>
+        <w:rPr>
+          <w:lang w:val="en-GB"/>
+        </w:rPr>
+        <w:t>Once processed, the data is aggregated at different intervals—daily, weekly, and monthly—to simplify interpretation and allow easy identification of trends or anomalies. For more advanced insights or textual summaries, the backend can also call external scripts, such as Node.js applications, to perform additional analysis.</w:t>
+      </w:r>
+    </w:p>
+    <w:p>
+      <w:pPr>
+        <w:rPr>
+          <w:lang w:val="en-GB"/>
+        </w:rPr>
+      </w:pPr>
+      <w:r>
+        <w:rPr>
+          <w:lang w:val="en-GB"/>
+        </w:rPr>
+        <w:t>All processed data is securely stored in a relational MariaDB database, running as a Docker container to ensure consistency and data durability. The database schema includes specific tables for user accounts, sensor measurements (organized by sensor type), and task management related to greenhouse activities. Data integrity is enforced using primary and foreign keys, and sensitive information like user passwords is safely stored using encryption and hashing techniques. The database volumes are mapped to the host system to facilitate easy backups and data restoration in case of issues.</w:t>
+      </w:r>
+    </w:p>
+    <w:p>
+      <w:pPr>
+        <w:rPr>
+          <w:lang w:val="en-GB"/>
+        </w:rPr>
+      </w:pPr>
+      <w:r>
+        <w:rPr>
+          <w:lang w:val="en-GB"/>
+        </w:rPr>
+        <w:t>Data is accessed through secure RESTful API endpoints, allowing retrieval of information according to date ranges, sensor types, or other relevant filters. Authentication and authorization processes utilize JSON Web Tokens (JWT) to ensure secure and protected interactions between users and the system.</w:t>
+      </w:r>
+    </w:p>
+    <w:p>
+      <w:pPr>
+        <w:rPr>
+          <w:lang w:val="en-GB"/>
+        </w:rPr>
+      </w:pPr>
+      <w:r>
+        <w:rPr>
+          <w:lang w:val="en-GB"/>
+        </w:rPr>
+        <w:t>Overall, the data processing and storage architecture ensures that the Greenhouse Monitoring Platform reliably supports real-time monitoring, historical data analysis, and user interactions, while remaining flexible for future expansions.</w:t>
+      </w:r>
+    </w:p>
+    <w:p>
+      <w:pPr>
+        <w:rPr>
+          <w:lang w:val="en-GB"/>
+        </w:rPr>
+      </w:pPr>
     </w:p>
     <w:p/>
     <w:p/>
@@ -11561,8 +11034,6 @@
     <w:p/>
     <w:p/>
     <w:p/>
-    <w:p/>
-    <w:p/>
     <w:p>
       <w:pPr>
         <w:ind w:left="0"/>
@@ -11584,8 +11055,8 @@
       </w:r>
     </w:p>
     <w:p>
-      <w:bookmarkStart w:id="49" w:name="_Toc132200812"/>
-      <w:bookmarkEnd w:id="49"/>
+      <w:bookmarkStart w:id="46" w:name="_Toc132200812"/>
+      <w:bookmarkEnd w:id="46"/>
       <w:r>
         <w:rPr>
           <w:i/>
@@ -11608,10 +11079,10 @@
       </w:pPr>
     </w:p>
     <w:sectPr>
-      <w:headerReference w:type="default" r:id="rId18"/>
-      <w:footerReference w:type="default" r:id="rId19"/>
-      <w:headerReference w:type="first" r:id="rId20"/>
-      <w:footerReference w:type="first" r:id="rId21"/>
+      <w:headerReference w:type="default" r:id="rId17"/>
+      <w:footerReference w:type="default" r:id="rId18"/>
+      <w:headerReference w:type="first" r:id="rId19"/>
+      <w:footerReference w:type="first" r:id="rId20"/>
       <w:pgSz w:w="11906" w:h="16838"/>
       <w:pgMar w:top="720" w:right="720" w:bottom="720" w:left="720" w:header="708" w:footer="708" w:gutter="0"/>
       <w:cols w:space="708"/>
@@ -12249,6 +11720,155 @@
     </w:lvl>
   </w:abstractNum>
   <w:abstractNum w:abstractNumId="1" w15:restartNumberingAfterBreak="0">
+    <w:nsid w:val="01F42A85"/>
+    <w:multiLevelType w:val="multilevel"/>
+    <w:tmpl w:val="CFF0BCD8"/>
+    <w:lvl w:ilvl="0">
+      <w:start w:val="1"/>
+      <w:numFmt w:val="bullet"/>
+      <w:lvlText w:val=""/>
+      <w:lvlJc w:val="left"/>
+      <w:pPr>
+        <w:tabs>
+          <w:tab w:val="num" w:pos="720"/>
+        </w:tabs>
+        <w:ind w:left="720" w:hanging="360"/>
+      </w:pPr>
+      <w:rPr>
+        <w:rFonts w:ascii="Symbol" w:hAnsi="Symbol" w:hint="default"/>
+        <w:sz w:val="20"/>
+      </w:rPr>
+    </w:lvl>
+    <w:lvl w:ilvl="1" w:tentative="1">
+      <w:start w:val="1"/>
+      <w:numFmt w:val="bullet"/>
+      <w:lvlText w:val="o"/>
+      <w:lvlJc w:val="left"/>
+      <w:pPr>
+        <w:tabs>
+          <w:tab w:val="num" w:pos="1440"/>
+        </w:tabs>
+        <w:ind w:left="1440" w:hanging="360"/>
+      </w:pPr>
+      <w:rPr>
+        <w:rFonts w:ascii="Courier New" w:hAnsi="Courier New" w:hint="default"/>
+        <w:sz w:val="20"/>
+      </w:rPr>
+    </w:lvl>
+    <w:lvl w:ilvl="2" w:tentative="1">
+      <w:start w:val="1"/>
+      <w:numFmt w:val="bullet"/>
+      <w:lvlText w:val=""/>
+      <w:lvlJc w:val="left"/>
+      <w:pPr>
+        <w:tabs>
+          <w:tab w:val="num" w:pos="2160"/>
+        </w:tabs>
+        <w:ind w:left="2160" w:hanging="360"/>
+      </w:pPr>
+      <w:rPr>
+        <w:rFonts w:ascii="Wingdings" w:hAnsi="Wingdings" w:hint="default"/>
+        <w:sz w:val="20"/>
+      </w:rPr>
+    </w:lvl>
+    <w:lvl w:ilvl="3" w:tentative="1">
+      <w:start w:val="1"/>
+      <w:numFmt w:val="bullet"/>
+      <w:lvlText w:val=""/>
+      <w:lvlJc w:val="left"/>
+      <w:pPr>
+        <w:tabs>
+          <w:tab w:val="num" w:pos="2880"/>
+        </w:tabs>
+        <w:ind w:left="2880" w:hanging="360"/>
+      </w:pPr>
+      <w:rPr>
+        <w:rFonts w:ascii="Wingdings" w:hAnsi="Wingdings" w:hint="default"/>
+        <w:sz w:val="20"/>
+      </w:rPr>
+    </w:lvl>
+    <w:lvl w:ilvl="4" w:tentative="1">
+      <w:start w:val="1"/>
+      <w:numFmt w:val="bullet"/>
+      <w:lvlText w:val=""/>
+      <w:lvlJc w:val="left"/>
+      <w:pPr>
+        <w:tabs>
+          <w:tab w:val="num" w:pos="3600"/>
+        </w:tabs>
+        <w:ind w:left="3600" w:hanging="360"/>
+      </w:pPr>
+      <w:rPr>
+        <w:rFonts w:ascii="Wingdings" w:hAnsi="Wingdings" w:hint="default"/>
+        <w:sz w:val="20"/>
+      </w:rPr>
+    </w:lvl>
+    <w:lvl w:ilvl="5" w:tentative="1">
+      <w:start w:val="1"/>
+      <w:numFmt w:val="bullet"/>
+      <w:lvlText w:val=""/>
+      <w:lvlJc w:val="left"/>
+      <w:pPr>
+        <w:tabs>
+          <w:tab w:val="num" w:pos="4320"/>
+        </w:tabs>
+        <w:ind w:left="4320" w:hanging="360"/>
+      </w:pPr>
+      <w:rPr>
+        <w:rFonts w:ascii="Wingdings" w:hAnsi="Wingdings" w:hint="default"/>
+        <w:sz w:val="20"/>
+      </w:rPr>
+    </w:lvl>
+    <w:lvl w:ilvl="6" w:tentative="1">
+      <w:start w:val="1"/>
+      <w:numFmt w:val="bullet"/>
+      <w:lvlText w:val=""/>
+      <w:lvlJc w:val="left"/>
+      <w:pPr>
+        <w:tabs>
+          <w:tab w:val="num" w:pos="5040"/>
+        </w:tabs>
+        <w:ind w:left="5040" w:hanging="360"/>
+      </w:pPr>
+      <w:rPr>
+        <w:rFonts w:ascii="Wingdings" w:hAnsi="Wingdings" w:hint="default"/>
+        <w:sz w:val="20"/>
+      </w:rPr>
+    </w:lvl>
+    <w:lvl w:ilvl="7" w:tentative="1">
+      <w:start w:val="1"/>
+      <w:numFmt w:val="bullet"/>
+      <w:lvlText w:val=""/>
+      <w:lvlJc w:val="left"/>
+      <w:pPr>
+        <w:tabs>
+          <w:tab w:val="num" w:pos="5760"/>
+        </w:tabs>
+        <w:ind w:left="5760" w:hanging="360"/>
+      </w:pPr>
+      <w:rPr>
+        <w:rFonts w:ascii="Wingdings" w:hAnsi="Wingdings" w:hint="default"/>
+        <w:sz w:val="20"/>
+      </w:rPr>
+    </w:lvl>
+    <w:lvl w:ilvl="8" w:tentative="1">
+      <w:start w:val="1"/>
+      <w:numFmt w:val="bullet"/>
+      <w:lvlText w:val=""/>
+      <w:lvlJc w:val="left"/>
+      <w:pPr>
+        <w:tabs>
+          <w:tab w:val="num" w:pos="6480"/>
+        </w:tabs>
+        <w:ind w:left="6480" w:hanging="360"/>
+      </w:pPr>
+      <w:rPr>
+        <w:rFonts w:ascii="Wingdings" w:hAnsi="Wingdings" w:hint="default"/>
+        <w:sz w:val="20"/>
+      </w:rPr>
+    </w:lvl>
+  </w:abstractNum>
+  <w:abstractNum w:abstractNumId="2" w15:restartNumberingAfterBreak="0">
     <w:nsid w:val="04904097"/>
     <w:multiLevelType w:val="multilevel"/>
     <w:tmpl w:val="335CC028"/>
@@ -12365,7 +11985,7 @@
       </w:pPr>
     </w:lvl>
   </w:abstractNum>
-  <w:abstractNum w:abstractNumId="2" w15:restartNumberingAfterBreak="0">
+  <w:abstractNum w:abstractNumId="3" w15:restartNumberingAfterBreak="0">
     <w:nsid w:val="0817198F"/>
     <w:multiLevelType w:val="multilevel"/>
     <w:tmpl w:val="7DC2EEB4"/>
@@ -12478,7 +12098,7 @@
       </w:rPr>
     </w:lvl>
   </w:abstractNum>
-  <w:abstractNum w:abstractNumId="3" w15:restartNumberingAfterBreak="0">
+  <w:abstractNum w:abstractNumId="4" w15:restartNumberingAfterBreak="0">
     <w:nsid w:val="0948501C"/>
     <w:multiLevelType w:val="hybridMultilevel"/>
     <w:tmpl w:val="0AEA1E3A"/>
@@ -12591,7 +12211,7 @@
       </w:rPr>
     </w:lvl>
   </w:abstractNum>
-  <w:abstractNum w:abstractNumId="4" w15:restartNumberingAfterBreak="0">
+  <w:abstractNum w:abstractNumId="5" w15:restartNumberingAfterBreak="0">
     <w:nsid w:val="098F6971"/>
     <w:multiLevelType w:val="hybridMultilevel"/>
     <w:tmpl w:val="D9447D32"/>
@@ -12677,7 +12297,7 @@
       </w:pPr>
     </w:lvl>
   </w:abstractNum>
-  <w:abstractNum w:abstractNumId="5" w15:restartNumberingAfterBreak="0">
+  <w:abstractNum w:abstractNumId="6" w15:restartNumberingAfterBreak="0">
     <w:nsid w:val="104C610E"/>
     <w:multiLevelType w:val="hybridMultilevel"/>
     <w:tmpl w:val="2954FE6E"/>
@@ -12763,7 +12383,7 @@
       </w:pPr>
     </w:lvl>
   </w:abstractNum>
-  <w:abstractNum w:abstractNumId="6" w15:restartNumberingAfterBreak="0">
+  <w:abstractNum w:abstractNumId="7" w15:restartNumberingAfterBreak="0">
     <w:nsid w:val="10C62904"/>
     <w:multiLevelType w:val="hybridMultilevel"/>
     <w:tmpl w:val="0D20F85A"/>
@@ -12849,7 +12469,156 @@
       </w:pPr>
     </w:lvl>
   </w:abstractNum>
-  <w:abstractNum w:abstractNumId="7" w15:restartNumberingAfterBreak="0">
+  <w:abstractNum w:abstractNumId="8" w15:restartNumberingAfterBreak="0">
+    <w:nsid w:val="1265658A"/>
+    <w:multiLevelType w:val="multilevel"/>
+    <w:tmpl w:val="66CE7148"/>
+    <w:lvl w:ilvl="0">
+      <w:start w:val="1"/>
+      <w:numFmt w:val="bullet"/>
+      <w:lvlText w:val=""/>
+      <w:lvlJc w:val="left"/>
+      <w:pPr>
+        <w:tabs>
+          <w:tab w:val="num" w:pos="720"/>
+        </w:tabs>
+        <w:ind w:left="720" w:hanging="360"/>
+      </w:pPr>
+      <w:rPr>
+        <w:rFonts w:ascii="Symbol" w:hAnsi="Symbol" w:hint="default"/>
+        <w:sz w:val="20"/>
+      </w:rPr>
+    </w:lvl>
+    <w:lvl w:ilvl="1" w:tentative="1">
+      <w:start w:val="1"/>
+      <w:numFmt w:val="bullet"/>
+      <w:lvlText w:val="o"/>
+      <w:lvlJc w:val="left"/>
+      <w:pPr>
+        <w:tabs>
+          <w:tab w:val="num" w:pos="1440"/>
+        </w:tabs>
+        <w:ind w:left="1440" w:hanging="360"/>
+      </w:pPr>
+      <w:rPr>
+        <w:rFonts w:ascii="Courier New" w:hAnsi="Courier New" w:hint="default"/>
+        <w:sz w:val="20"/>
+      </w:rPr>
+    </w:lvl>
+    <w:lvl w:ilvl="2" w:tentative="1">
+      <w:start w:val="1"/>
+      <w:numFmt w:val="bullet"/>
+      <w:lvlText w:val=""/>
+      <w:lvlJc w:val="left"/>
+      <w:pPr>
+        <w:tabs>
+          <w:tab w:val="num" w:pos="2160"/>
+        </w:tabs>
+        <w:ind w:left="2160" w:hanging="360"/>
+      </w:pPr>
+      <w:rPr>
+        <w:rFonts w:ascii="Wingdings" w:hAnsi="Wingdings" w:hint="default"/>
+        <w:sz w:val="20"/>
+      </w:rPr>
+    </w:lvl>
+    <w:lvl w:ilvl="3" w:tentative="1">
+      <w:start w:val="1"/>
+      <w:numFmt w:val="bullet"/>
+      <w:lvlText w:val=""/>
+      <w:lvlJc w:val="left"/>
+      <w:pPr>
+        <w:tabs>
+          <w:tab w:val="num" w:pos="2880"/>
+        </w:tabs>
+        <w:ind w:left="2880" w:hanging="360"/>
+      </w:pPr>
+      <w:rPr>
+        <w:rFonts w:ascii="Wingdings" w:hAnsi="Wingdings" w:hint="default"/>
+        <w:sz w:val="20"/>
+      </w:rPr>
+    </w:lvl>
+    <w:lvl w:ilvl="4" w:tentative="1">
+      <w:start w:val="1"/>
+      <w:numFmt w:val="bullet"/>
+      <w:lvlText w:val=""/>
+      <w:lvlJc w:val="left"/>
+      <w:pPr>
+        <w:tabs>
+          <w:tab w:val="num" w:pos="3600"/>
+        </w:tabs>
+        <w:ind w:left="3600" w:hanging="360"/>
+      </w:pPr>
+      <w:rPr>
+        <w:rFonts w:ascii="Wingdings" w:hAnsi="Wingdings" w:hint="default"/>
+        <w:sz w:val="20"/>
+      </w:rPr>
+    </w:lvl>
+    <w:lvl w:ilvl="5" w:tentative="1">
+      <w:start w:val="1"/>
+      <w:numFmt w:val="bullet"/>
+      <w:lvlText w:val=""/>
+      <w:lvlJc w:val="left"/>
+      <w:pPr>
+        <w:tabs>
+          <w:tab w:val="num" w:pos="4320"/>
+        </w:tabs>
+        <w:ind w:left="4320" w:hanging="360"/>
+      </w:pPr>
+      <w:rPr>
+        <w:rFonts w:ascii="Wingdings" w:hAnsi="Wingdings" w:hint="default"/>
+        <w:sz w:val="20"/>
+      </w:rPr>
+    </w:lvl>
+    <w:lvl w:ilvl="6" w:tentative="1">
+      <w:start w:val="1"/>
+      <w:numFmt w:val="bullet"/>
+      <w:lvlText w:val=""/>
+      <w:lvlJc w:val="left"/>
+      <w:pPr>
+        <w:tabs>
+          <w:tab w:val="num" w:pos="5040"/>
+        </w:tabs>
+        <w:ind w:left="5040" w:hanging="360"/>
+      </w:pPr>
+      <w:rPr>
+        <w:rFonts w:ascii="Wingdings" w:hAnsi="Wingdings" w:hint="default"/>
+        <w:sz w:val="20"/>
+      </w:rPr>
+    </w:lvl>
+    <w:lvl w:ilvl="7" w:tentative="1">
+      <w:start w:val="1"/>
+      <w:numFmt w:val="bullet"/>
+      <w:lvlText w:val=""/>
+      <w:lvlJc w:val="left"/>
+      <w:pPr>
+        <w:tabs>
+          <w:tab w:val="num" w:pos="5760"/>
+        </w:tabs>
+        <w:ind w:left="5760" w:hanging="360"/>
+      </w:pPr>
+      <w:rPr>
+        <w:rFonts w:ascii="Wingdings" w:hAnsi="Wingdings" w:hint="default"/>
+        <w:sz w:val="20"/>
+      </w:rPr>
+    </w:lvl>
+    <w:lvl w:ilvl="8" w:tentative="1">
+      <w:start w:val="1"/>
+      <w:numFmt w:val="bullet"/>
+      <w:lvlText w:val=""/>
+      <w:lvlJc w:val="left"/>
+      <w:pPr>
+        <w:tabs>
+          <w:tab w:val="num" w:pos="6480"/>
+        </w:tabs>
+        <w:ind w:left="6480" w:hanging="360"/>
+      </w:pPr>
+      <w:rPr>
+        <w:rFonts w:ascii="Wingdings" w:hAnsi="Wingdings" w:hint="default"/>
+        <w:sz w:val="20"/>
+      </w:rPr>
+    </w:lvl>
+  </w:abstractNum>
+  <w:abstractNum w:abstractNumId="9" w15:restartNumberingAfterBreak="0">
     <w:nsid w:val="17ED17F6"/>
     <w:multiLevelType w:val="hybridMultilevel"/>
     <w:tmpl w:val="E3CA748A"/>
@@ -12962,7 +12731,7 @@
       </w:rPr>
     </w:lvl>
   </w:abstractNum>
-  <w:abstractNum w:abstractNumId="8" w15:restartNumberingAfterBreak="0">
+  <w:abstractNum w:abstractNumId="10" w15:restartNumberingAfterBreak="0">
     <w:nsid w:val="1BCE6EE8"/>
     <w:multiLevelType w:val="hybridMultilevel"/>
     <w:tmpl w:val="FEB88A6A"/>
@@ -13051,7 +12820,305 @@
       </w:pPr>
     </w:lvl>
   </w:abstractNum>
-  <w:abstractNum w:abstractNumId="9" w15:restartNumberingAfterBreak="0">
+  <w:abstractNum w:abstractNumId="11" w15:restartNumberingAfterBreak="0">
+    <w:nsid w:val="1DE4666F"/>
+    <w:multiLevelType w:val="multilevel"/>
+    <w:tmpl w:val="0D888EF4"/>
+    <w:lvl w:ilvl="0">
+      <w:start w:val="1"/>
+      <w:numFmt w:val="bullet"/>
+      <w:lvlText w:val=""/>
+      <w:lvlJc w:val="left"/>
+      <w:pPr>
+        <w:tabs>
+          <w:tab w:val="num" w:pos="720"/>
+        </w:tabs>
+        <w:ind w:left="720" w:hanging="360"/>
+      </w:pPr>
+      <w:rPr>
+        <w:rFonts w:ascii="Symbol" w:hAnsi="Symbol" w:hint="default"/>
+        <w:sz w:val="20"/>
+      </w:rPr>
+    </w:lvl>
+    <w:lvl w:ilvl="1" w:tentative="1">
+      <w:start w:val="1"/>
+      <w:numFmt w:val="bullet"/>
+      <w:lvlText w:val="o"/>
+      <w:lvlJc w:val="left"/>
+      <w:pPr>
+        <w:tabs>
+          <w:tab w:val="num" w:pos="1440"/>
+        </w:tabs>
+        <w:ind w:left="1440" w:hanging="360"/>
+      </w:pPr>
+      <w:rPr>
+        <w:rFonts w:ascii="Courier New" w:hAnsi="Courier New" w:hint="default"/>
+        <w:sz w:val="20"/>
+      </w:rPr>
+    </w:lvl>
+    <w:lvl w:ilvl="2" w:tentative="1">
+      <w:start w:val="1"/>
+      <w:numFmt w:val="bullet"/>
+      <w:lvlText w:val=""/>
+      <w:lvlJc w:val="left"/>
+      <w:pPr>
+        <w:tabs>
+          <w:tab w:val="num" w:pos="2160"/>
+        </w:tabs>
+        <w:ind w:left="2160" w:hanging="360"/>
+      </w:pPr>
+      <w:rPr>
+        <w:rFonts w:ascii="Wingdings" w:hAnsi="Wingdings" w:hint="default"/>
+        <w:sz w:val="20"/>
+      </w:rPr>
+    </w:lvl>
+    <w:lvl w:ilvl="3" w:tentative="1">
+      <w:start w:val="1"/>
+      <w:numFmt w:val="bullet"/>
+      <w:lvlText w:val=""/>
+      <w:lvlJc w:val="left"/>
+      <w:pPr>
+        <w:tabs>
+          <w:tab w:val="num" w:pos="2880"/>
+        </w:tabs>
+        <w:ind w:left="2880" w:hanging="360"/>
+      </w:pPr>
+      <w:rPr>
+        <w:rFonts w:ascii="Wingdings" w:hAnsi="Wingdings" w:hint="default"/>
+        <w:sz w:val="20"/>
+      </w:rPr>
+    </w:lvl>
+    <w:lvl w:ilvl="4" w:tentative="1">
+      <w:start w:val="1"/>
+      <w:numFmt w:val="bullet"/>
+      <w:lvlText w:val=""/>
+      <w:lvlJc w:val="left"/>
+      <w:pPr>
+        <w:tabs>
+          <w:tab w:val="num" w:pos="3600"/>
+        </w:tabs>
+        <w:ind w:left="3600" w:hanging="360"/>
+      </w:pPr>
+      <w:rPr>
+        <w:rFonts w:ascii="Wingdings" w:hAnsi="Wingdings" w:hint="default"/>
+        <w:sz w:val="20"/>
+      </w:rPr>
+    </w:lvl>
+    <w:lvl w:ilvl="5" w:tentative="1">
+      <w:start w:val="1"/>
+      <w:numFmt w:val="bullet"/>
+      <w:lvlText w:val=""/>
+      <w:lvlJc w:val="left"/>
+      <w:pPr>
+        <w:tabs>
+          <w:tab w:val="num" w:pos="4320"/>
+        </w:tabs>
+        <w:ind w:left="4320" w:hanging="360"/>
+      </w:pPr>
+      <w:rPr>
+        <w:rFonts w:ascii="Wingdings" w:hAnsi="Wingdings" w:hint="default"/>
+        <w:sz w:val="20"/>
+      </w:rPr>
+    </w:lvl>
+    <w:lvl w:ilvl="6" w:tentative="1">
+      <w:start w:val="1"/>
+      <w:numFmt w:val="bullet"/>
+      <w:lvlText w:val=""/>
+      <w:lvlJc w:val="left"/>
+      <w:pPr>
+        <w:tabs>
+          <w:tab w:val="num" w:pos="5040"/>
+        </w:tabs>
+        <w:ind w:left="5040" w:hanging="360"/>
+      </w:pPr>
+      <w:rPr>
+        <w:rFonts w:ascii="Wingdings" w:hAnsi="Wingdings" w:hint="default"/>
+        <w:sz w:val="20"/>
+      </w:rPr>
+    </w:lvl>
+    <w:lvl w:ilvl="7" w:tentative="1">
+      <w:start w:val="1"/>
+      <w:numFmt w:val="bullet"/>
+      <w:lvlText w:val=""/>
+      <w:lvlJc w:val="left"/>
+      <w:pPr>
+        <w:tabs>
+          <w:tab w:val="num" w:pos="5760"/>
+        </w:tabs>
+        <w:ind w:left="5760" w:hanging="360"/>
+      </w:pPr>
+      <w:rPr>
+        <w:rFonts w:ascii="Wingdings" w:hAnsi="Wingdings" w:hint="default"/>
+        <w:sz w:val="20"/>
+      </w:rPr>
+    </w:lvl>
+    <w:lvl w:ilvl="8" w:tentative="1">
+      <w:start w:val="1"/>
+      <w:numFmt w:val="bullet"/>
+      <w:lvlText w:val=""/>
+      <w:lvlJc w:val="left"/>
+      <w:pPr>
+        <w:tabs>
+          <w:tab w:val="num" w:pos="6480"/>
+        </w:tabs>
+        <w:ind w:left="6480" w:hanging="360"/>
+      </w:pPr>
+      <w:rPr>
+        <w:rFonts w:ascii="Wingdings" w:hAnsi="Wingdings" w:hint="default"/>
+        <w:sz w:val="20"/>
+      </w:rPr>
+    </w:lvl>
+  </w:abstractNum>
+  <w:abstractNum w:abstractNumId="12" w15:restartNumberingAfterBreak="0">
+    <w:nsid w:val="1F3E57EC"/>
+    <w:multiLevelType w:val="multilevel"/>
+    <w:tmpl w:val="7C6CD448"/>
+    <w:lvl w:ilvl="0">
+      <w:start w:val="1"/>
+      <w:numFmt w:val="bullet"/>
+      <w:lvlText w:val=""/>
+      <w:lvlJc w:val="left"/>
+      <w:pPr>
+        <w:tabs>
+          <w:tab w:val="num" w:pos="720"/>
+        </w:tabs>
+        <w:ind w:left="720" w:hanging="360"/>
+      </w:pPr>
+      <w:rPr>
+        <w:rFonts w:ascii="Symbol" w:hAnsi="Symbol" w:hint="default"/>
+        <w:sz w:val="20"/>
+      </w:rPr>
+    </w:lvl>
+    <w:lvl w:ilvl="1" w:tentative="1">
+      <w:start w:val="1"/>
+      <w:numFmt w:val="bullet"/>
+      <w:lvlText w:val="o"/>
+      <w:lvlJc w:val="left"/>
+      <w:pPr>
+        <w:tabs>
+          <w:tab w:val="num" w:pos="1440"/>
+        </w:tabs>
+        <w:ind w:left="1440" w:hanging="360"/>
+      </w:pPr>
+      <w:rPr>
+        <w:rFonts w:ascii="Courier New" w:hAnsi="Courier New" w:hint="default"/>
+        <w:sz w:val="20"/>
+      </w:rPr>
+    </w:lvl>
+    <w:lvl w:ilvl="2" w:tentative="1">
+      <w:start w:val="1"/>
+      <w:numFmt w:val="bullet"/>
+      <w:lvlText w:val=""/>
+      <w:lvlJc w:val="left"/>
+      <w:pPr>
+        <w:tabs>
+          <w:tab w:val="num" w:pos="2160"/>
+        </w:tabs>
+        <w:ind w:left="2160" w:hanging="360"/>
+      </w:pPr>
+      <w:rPr>
+        <w:rFonts w:ascii="Wingdings" w:hAnsi="Wingdings" w:hint="default"/>
+        <w:sz w:val="20"/>
+      </w:rPr>
+    </w:lvl>
+    <w:lvl w:ilvl="3" w:tentative="1">
+      <w:start w:val="1"/>
+      <w:numFmt w:val="bullet"/>
+      <w:lvlText w:val=""/>
+      <w:lvlJc w:val="left"/>
+      <w:pPr>
+        <w:tabs>
+          <w:tab w:val="num" w:pos="2880"/>
+        </w:tabs>
+        <w:ind w:left="2880" w:hanging="360"/>
+      </w:pPr>
+      <w:rPr>
+        <w:rFonts w:ascii="Wingdings" w:hAnsi="Wingdings" w:hint="default"/>
+        <w:sz w:val="20"/>
+      </w:rPr>
+    </w:lvl>
+    <w:lvl w:ilvl="4" w:tentative="1">
+      <w:start w:val="1"/>
+      <w:numFmt w:val="bullet"/>
+      <w:lvlText w:val=""/>
+      <w:lvlJc w:val="left"/>
+      <w:pPr>
+        <w:tabs>
+          <w:tab w:val="num" w:pos="3600"/>
+        </w:tabs>
+        <w:ind w:left="3600" w:hanging="360"/>
+      </w:pPr>
+      <w:rPr>
+        <w:rFonts w:ascii="Wingdings" w:hAnsi="Wingdings" w:hint="default"/>
+        <w:sz w:val="20"/>
+      </w:rPr>
+    </w:lvl>
+    <w:lvl w:ilvl="5" w:tentative="1">
+      <w:start w:val="1"/>
+      <w:numFmt w:val="bullet"/>
+      <w:lvlText w:val=""/>
+      <w:lvlJc w:val="left"/>
+      <w:pPr>
+        <w:tabs>
+          <w:tab w:val="num" w:pos="4320"/>
+        </w:tabs>
+        <w:ind w:left="4320" w:hanging="360"/>
+      </w:pPr>
+      <w:rPr>
+        <w:rFonts w:ascii="Wingdings" w:hAnsi="Wingdings" w:hint="default"/>
+        <w:sz w:val="20"/>
+      </w:rPr>
+    </w:lvl>
+    <w:lvl w:ilvl="6" w:tentative="1">
+      <w:start w:val="1"/>
+      <w:numFmt w:val="bullet"/>
+      <w:lvlText w:val=""/>
+      <w:lvlJc w:val="left"/>
+      <w:pPr>
+        <w:tabs>
+          <w:tab w:val="num" w:pos="5040"/>
+        </w:tabs>
+        <w:ind w:left="5040" w:hanging="360"/>
+      </w:pPr>
+      <w:rPr>
+        <w:rFonts w:ascii="Wingdings" w:hAnsi="Wingdings" w:hint="default"/>
+        <w:sz w:val="20"/>
+      </w:rPr>
+    </w:lvl>
+    <w:lvl w:ilvl="7" w:tentative="1">
+      <w:start w:val="1"/>
+      <w:numFmt w:val="bullet"/>
+      <w:lvlText w:val=""/>
+      <w:lvlJc w:val="left"/>
+      <w:pPr>
+        <w:tabs>
+          <w:tab w:val="num" w:pos="5760"/>
+        </w:tabs>
+        <w:ind w:left="5760" w:hanging="360"/>
+      </w:pPr>
+      <w:rPr>
+        <w:rFonts w:ascii="Wingdings" w:hAnsi="Wingdings" w:hint="default"/>
+        <w:sz w:val="20"/>
+      </w:rPr>
+    </w:lvl>
+    <w:lvl w:ilvl="8" w:tentative="1">
+      <w:start w:val="1"/>
+      <w:numFmt w:val="bullet"/>
+      <w:lvlText w:val=""/>
+      <w:lvlJc w:val="left"/>
+      <w:pPr>
+        <w:tabs>
+          <w:tab w:val="num" w:pos="6480"/>
+        </w:tabs>
+        <w:ind w:left="6480" w:hanging="360"/>
+      </w:pPr>
+      <w:rPr>
+        <w:rFonts w:ascii="Wingdings" w:hAnsi="Wingdings" w:hint="default"/>
+        <w:sz w:val="20"/>
+      </w:rPr>
+    </w:lvl>
+  </w:abstractNum>
+  <w:abstractNum w:abstractNumId="13" w15:restartNumberingAfterBreak="0">
     <w:nsid w:val="1F997B4C"/>
     <w:multiLevelType w:val="hybridMultilevel"/>
     <w:tmpl w:val="DFF8C5B0"/>
@@ -13137,7 +13204,7 @@
       </w:pPr>
     </w:lvl>
   </w:abstractNum>
-  <w:abstractNum w:abstractNumId="10" w15:restartNumberingAfterBreak="0">
+  <w:abstractNum w:abstractNumId="14" w15:restartNumberingAfterBreak="0">
     <w:nsid w:val="1FF31B29"/>
     <w:multiLevelType w:val="hybridMultilevel"/>
     <w:tmpl w:val="490CDFE0"/>
@@ -13250,7 +13317,7 @@
       </w:rPr>
     </w:lvl>
   </w:abstractNum>
-  <w:abstractNum w:abstractNumId="11" w15:restartNumberingAfterBreak="0">
+  <w:abstractNum w:abstractNumId="15" w15:restartNumberingAfterBreak="0">
     <w:nsid w:val="22DF0E5A"/>
     <w:multiLevelType w:val="hybridMultilevel"/>
     <w:tmpl w:val="978C562C"/>
@@ -13363,7 +13430,7 @@
       </w:rPr>
     </w:lvl>
   </w:abstractNum>
-  <w:abstractNum w:abstractNumId="12" w15:restartNumberingAfterBreak="0">
+  <w:abstractNum w:abstractNumId="16" w15:restartNumberingAfterBreak="0">
     <w:nsid w:val="230D5E2C"/>
     <w:multiLevelType w:val="hybridMultilevel"/>
     <w:tmpl w:val="EB0A6DB4"/>
@@ -13449,7 +13516,7 @@
       </w:pPr>
     </w:lvl>
   </w:abstractNum>
-  <w:abstractNum w:abstractNumId="13" w15:restartNumberingAfterBreak="0">
+  <w:abstractNum w:abstractNumId="17" w15:restartNumberingAfterBreak="0">
     <w:nsid w:val="24E76494"/>
     <w:multiLevelType w:val="hybridMultilevel"/>
     <w:tmpl w:val="B00A24F8"/>
@@ -13562,7 +13629,7 @@
       </w:rPr>
     </w:lvl>
   </w:abstractNum>
-  <w:abstractNum w:abstractNumId="14" w15:restartNumberingAfterBreak="0">
+  <w:abstractNum w:abstractNumId="18" w15:restartNumberingAfterBreak="0">
     <w:nsid w:val="255C708C"/>
     <w:multiLevelType w:val="multilevel"/>
     <w:tmpl w:val="16AE89B6"/>
@@ -13711,7 +13778,7 @@
       </w:rPr>
     </w:lvl>
   </w:abstractNum>
-  <w:abstractNum w:abstractNumId="15" w15:restartNumberingAfterBreak="0">
+  <w:abstractNum w:abstractNumId="19" w15:restartNumberingAfterBreak="0">
     <w:nsid w:val="25DE7CD0"/>
     <w:multiLevelType w:val="multilevel"/>
     <w:tmpl w:val="3B8CD4FA"/>
@@ -13824,7 +13891,7 @@
       </w:pPr>
     </w:lvl>
   </w:abstractNum>
-  <w:abstractNum w:abstractNumId="16" w15:restartNumberingAfterBreak="0">
+  <w:abstractNum w:abstractNumId="20" w15:restartNumberingAfterBreak="0">
     <w:nsid w:val="26681FC1"/>
     <w:multiLevelType w:val="hybridMultilevel"/>
     <w:tmpl w:val="BDD299D0"/>
@@ -13910,7 +13977,7 @@
       </w:pPr>
     </w:lvl>
   </w:abstractNum>
-  <w:abstractNum w:abstractNumId="17" w15:restartNumberingAfterBreak="0">
+  <w:abstractNum w:abstractNumId="21" w15:restartNumberingAfterBreak="0">
     <w:nsid w:val="2A7F0F88"/>
     <w:multiLevelType w:val="multilevel"/>
     <w:tmpl w:val="09CC58B0"/>
@@ -14059,7 +14126,7 @@
       </w:rPr>
     </w:lvl>
   </w:abstractNum>
-  <w:abstractNum w:abstractNumId="18" w15:restartNumberingAfterBreak="0">
+  <w:abstractNum w:abstractNumId="22" w15:restartNumberingAfterBreak="0">
     <w:nsid w:val="2AC3D5EC"/>
     <w:multiLevelType w:val="hybridMultilevel"/>
     <w:tmpl w:val="FFFFFFFF"/>
@@ -14145,7 +14212,7 @@
       </w:pPr>
     </w:lvl>
   </w:abstractNum>
-  <w:abstractNum w:abstractNumId="19" w15:restartNumberingAfterBreak="0">
+  <w:abstractNum w:abstractNumId="23" w15:restartNumberingAfterBreak="0">
     <w:nsid w:val="2C701ABB"/>
     <w:multiLevelType w:val="hybridMultilevel"/>
     <w:tmpl w:val="618E07CC"/>
@@ -14231,7 +14298,7 @@
       </w:pPr>
     </w:lvl>
   </w:abstractNum>
-  <w:abstractNum w:abstractNumId="20" w15:restartNumberingAfterBreak="0">
+  <w:abstractNum w:abstractNumId="24" w15:restartNumberingAfterBreak="0">
     <w:nsid w:val="2CCD5DB0"/>
     <w:multiLevelType w:val="hybridMultilevel"/>
     <w:tmpl w:val="0C48A36A"/>
@@ -14317,7 +14384,7 @@
       </w:pPr>
     </w:lvl>
   </w:abstractNum>
-  <w:abstractNum w:abstractNumId="21" w15:restartNumberingAfterBreak="0">
+  <w:abstractNum w:abstractNumId="25" w15:restartNumberingAfterBreak="0">
     <w:nsid w:val="2F8EF667"/>
     <w:multiLevelType w:val="hybridMultilevel"/>
     <w:tmpl w:val="D5549630"/>
@@ -14430,7 +14497,156 @@
       </w:rPr>
     </w:lvl>
   </w:abstractNum>
-  <w:abstractNum w:abstractNumId="22" w15:restartNumberingAfterBreak="0">
+  <w:abstractNum w:abstractNumId="26" w15:restartNumberingAfterBreak="0">
+    <w:nsid w:val="2FD710BB"/>
+    <w:multiLevelType w:val="multilevel"/>
+    <w:tmpl w:val="3572CEA4"/>
+    <w:lvl w:ilvl="0">
+      <w:start w:val="1"/>
+      <w:numFmt w:val="bullet"/>
+      <w:lvlText w:val=""/>
+      <w:lvlJc w:val="left"/>
+      <w:pPr>
+        <w:tabs>
+          <w:tab w:val="num" w:pos="720"/>
+        </w:tabs>
+        <w:ind w:left="720" w:hanging="360"/>
+      </w:pPr>
+      <w:rPr>
+        <w:rFonts w:ascii="Symbol" w:hAnsi="Symbol" w:hint="default"/>
+        <w:sz w:val="20"/>
+      </w:rPr>
+    </w:lvl>
+    <w:lvl w:ilvl="1" w:tentative="1">
+      <w:start w:val="1"/>
+      <w:numFmt w:val="bullet"/>
+      <w:lvlText w:val="o"/>
+      <w:lvlJc w:val="left"/>
+      <w:pPr>
+        <w:tabs>
+          <w:tab w:val="num" w:pos="1440"/>
+        </w:tabs>
+        <w:ind w:left="1440" w:hanging="360"/>
+      </w:pPr>
+      <w:rPr>
+        <w:rFonts w:ascii="Courier New" w:hAnsi="Courier New" w:hint="default"/>
+        <w:sz w:val="20"/>
+      </w:rPr>
+    </w:lvl>
+    <w:lvl w:ilvl="2" w:tentative="1">
+      <w:start w:val="1"/>
+      <w:numFmt w:val="bullet"/>
+      <w:lvlText w:val=""/>
+      <w:lvlJc w:val="left"/>
+      <w:pPr>
+        <w:tabs>
+          <w:tab w:val="num" w:pos="2160"/>
+        </w:tabs>
+        <w:ind w:left="2160" w:hanging="360"/>
+      </w:pPr>
+      <w:rPr>
+        <w:rFonts w:ascii="Wingdings" w:hAnsi="Wingdings" w:hint="default"/>
+        <w:sz w:val="20"/>
+      </w:rPr>
+    </w:lvl>
+    <w:lvl w:ilvl="3" w:tentative="1">
+      <w:start w:val="1"/>
+      <w:numFmt w:val="bullet"/>
+      <w:lvlText w:val=""/>
+      <w:lvlJc w:val="left"/>
+      <w:pPr>
+        <w:tabs>
+          <w:tab w:val="num" w:pos="2880"/>
+        </w:tabs>
+        <w:ind w:left="2880" w:hanging="360"/>
+      </w:pPr>
+      <w:rPr>
+        <w:rFonts w:ascii="Wingdings" w:hAnsi="Wingdings" w:hint="default"/>
+        <w:sz w:val="20"/>
+      </w:rPr>
+    </w:lvl>
+    <w:lvl w:ilvl="4" w:tentative="1">
+      <w:start w:val="1"/>
+      <w:numFmt w:val="bullet"/>
+      <w:lvlText w:val=""/>
+      <w:lvlJc w:val="left"/>
+      <w:pPr>
+        <w:tabs>
+          <w:tab w:val="num" w:pos="3600"/>
+        </w:tabs>
+        <w:ind w:left="3600" w:hanging="360"/>
+      </w:pPr>
+      <w:rPr>
+        <w:rFonts w:ascii="Wingdings" w:hAnsi="Wingdings" w:hint="default"/>
+        <w:sz w:val="20"/>
+      </w:rPr>
+    </w:lvl>
+    <w:lvl w:ilvl="5" w:tentative="1">
+      <w:start w:val="1"/>
+      <w:numFmt w:val="bullet"/>
+      <w:lvlText w:val=""/>
+      <w:lvlJc w:val="left"/>
+      <w:pPr>
+        <w:tabs>
+          <w:tab w:val="num" w:pos="4320"/>
+        </w:tabs>
+        <w:ind w:left="4320" w:hanging="360"/>
+      </w:pPr>
+      <w:rPr>
+        <w:rFonts w:ascii="Wingdings" w:hAnsi="Wingdings" w:hint="default"/>
+        <w:sz w:val="20"/>
+      </w:rPr>
+    </w:lvl>
+    <w:lvl w:ilvl="6" w:tentative="1">
+      <w:start w:val="1"/>
+      <w:numFmt w:val="bullet"/>
+      <w:lvlText w:val=""/>
+      <w:lvlJc w:val="left"/>
+      <w:pPr>
+        <w:tabs>
+          <w:tab w:val="num" w:pos="5040"/>
+        </w:tabs>
+        <w:ind w:left="5040" w:hanging="360"/>
+      </w:pPr>
+      <w:rPr>
+        <w:rFonts w:ascii="Wingdings" w:hAnsi="Wingdings" w:hint="default"/>
+        <w:sz w:val="20"/>
+      </w:rPr>
+    </w:lvl>
+    <w:lvl w:ilvl="7" w:tentative="1">
+      <w:start w:val="1"/>
+      <w:numFmt w:val="bullet"/>
+      <w:lvlText w:val=""/>
+      <w:lvlJc w:val="left"/>
+      <w:pPr>
+        <w:tabs>
+          <w:tab w:val="num" w:pos="5760"/>
+        </w:tabs>
+        <w:ind w:left="5760" w:hanging="360"/>
+      </w:pPr>
+      <w:rPr>
+        <w:rFonts w:ascii="Wingdings" w:hAnsi="Wingdings" w:hint="default"/>
+        <w:sz w:val="20"/>
+      </w:rPr>
+    </w:lvl>
+    <w:lvl w:ilvl="8" w:tentative="1">
+      <w:start w:val="1"/>
+      <w:numFmt w:val="bullet"/>
+      <w:lvlText w:val=""/>
+      <w:lvlJc w:val="left"/>
+      <w:pPr>
+        <w:tabs>
+          <w:tab w:val="num" w:pos="6480"/>
+        </w:tabs>
+        <w:ind w:left="6480" w:hanging="360"/>
+      </w:pPr>
+      <w:rPr>
+        <w:rFonts w:ascii="Wingdings" w:hAnsi="Wingdings" w:hint="default"/>
+        <w:sz w:val="20"/>
+      </w:rPr>
+    </w:lvl>
+  </w:abstractNum>
+  <w:abstractNum w:abstractNumId="27" w15:restartNumberingAfterBreak="0">
     <w:nsid w:val="3017D146"/>
     <w:multiLevelType w:val="hybridMultilevel"/>
     <w:tmpl w:val="FFFFFFFF"/>
@@ -14516,7 +14732,7 @@
       </w:pPr>
     </w:lvl>
   </w:abstractNum>
-  <w:abstractNum w:abstractNumId="23" w15:restartNumberingAfterBreak="0">
+  <w:abstractNum w:abstractNumId="28" w15:restartNumberingAfterBreak="0">
     <w:nsid w:val="30413803"/>
     <w:multiLevelType w:val="hybridMultilevel"/>
     <w:tmpl w:val="5FB4D1DA"/>
@@ -14602,7 +14818,7 @@
       </w:pPr>
     </w:lvl>
   </w:abstractNum>
-  <w:abstractNum w:abstractNumId="24" w15:restartNumberingAfterBreak="0">
+  <w:abstractNum w:abstractNumId="29" w15:restartNumberingAfterBreak="0">
     <w:nsid w:val="340BB5DF"/>
     <w:multiLevelType w:val="hybridMultilevel"/>
     <w:tmpl w:val="FFFFFFFF"/>
@@ -14715,7 +14931,7 @@
       </w:rPr>
     </w:lvl>
   </w:abstractNum>
-  <w:abstractNum w:abstractNumId="25" w15:restartNumberingAfterBreak="0">
+  <w:abstractNum w:abstractNumId="30" w15:restartNumberingAfterBreak="0">
     <w:nsid w:val="387D43D4"/>
     <w:multiLevelType w:val="multilevel"/>
     <w:tmpl w:val="A2A628F4"/>
@@ -14864,7 +15080,7 @@
       </w:rPr>
     </w:lvl>
   </w:abstractNum>
-  <w:abstractNum w:abstractNumId="26" w15:restartNumberingAfterBreak="0">
+  <w:abstractNum w:abstractNumId="31" w15:restartNumberingAfterBreak="0">
     <w:nsid w:val="3E533283"/>
     <w:multiLevelType w:val="multilevel"/>
     <w:tmpl w:val="311ECE1E"/>
@@ -15013,7 +15229,7 @@
       </w:rPr>
     </w:lvl>
   </w:abstractNum>
-  <w:abstractNum w:abstractNumId="27" w15:restartNumberingAfterBreak="0">
+  <w:abstractNum w:abstractNumId="32" w15:restartNumberingAfterBreak="0">
     <w:nsid w:val="41BB6F2A"/>
     <w:multiLevelType w:val="hybridMultilevel"/>
     <w:tmpl w:val="BB309BEA"/>
@@ -15099,7 +15315,7 @@
       </w:pPr>
     </w:lvl>
   </w:abstractNum>
-  <w:abstractNum w:abstractNumId="28" w15:restartNumberingAfterBreak="0">
+  <w:abstractNum w:abstractNumId="33" w15:restartNumberingAfterBreak="0">
     <w:nsid w:val="41C14F6F"/>
     <w:multiLevelType w:val="hybridMultilevel"/>
     <w:tmpl w:val="189C8614"/>
@@ -15185,7 +15401,7 @@
       </w:pPr>
     </w:lvl>
   </w:abstractNum>
-  <w:abstractNum w:abstractNumId="29" w15:restartNumberingAfterBreak="0">
+  <w:abstractNum w:abstractNumId="34" w15:restartNumberingAfterBreak="0">
     <w:nsid w:val="42F736BA"/>
     <w:multiLevelType w:val="hybridMultilevel"/>
     <w:tmpl w:val="75C80372"/>
@@ -15298,7 +15514,7 @@
       </w:rPr>
     </w:lvl>
   </w:abstractNum>
-  <w:abstractNum w:abstractNumId="30" w15:restartNumberingAfterBreak="0">
+  <w:abstractNum w:abstractNumId="35" w15:restartNumberingAfterBreak="0">
     <w:nsid w:val="483D5B82"/>
     <w:multiLevelType w:val="hybridMultilevel"/>
     <w:tmpl w:val="D63A0A4A"/>
@@ -15384,7 +15600,7 @@
       </w:pPr>
     </w:lvl>
   </w:abstractNum>
-  <w:abstractNum w:abstractNumId="31" w15:restartNumberingAfterBreak="0">
+  <w:abstractNum w:abstractNumId="36" w15:restartNumberingAfterBreak="0">
     <w:nsid w:val="4C506892"/>
     <w:multiLevelType w:val="hybridMultilevel"/>
     <w:tmpl w:val="43B28B88"/>
@@ -15497,7 +15713,7 @@
       </w:rPr>
     </w:lvl>
   </w:abstractNum>
-  <w:abstractNum w:abstractNumId="32" w15:restartNumberingAfterBreak="0">
+  <w:abstractNum w:abstractNumId="37" w15:restartNumberingAfterBreak="0">
     <w:nsid w:val="4F897DCF"/>
     <w:multiLevelType w:val="hybridMultilevel"/>
     <w:tmpl w:val="A1408E70"/>
@@ -15610,7 +15826,7 @@
       </w:rPr>
     </w:lvl>
   </w:abstractNum>
-  <w:abstractNum w:abstractNumId="33" w15:restartNumberingAfterBreak="0">
+  <w:abstractNum w:abstractNumId="38" w15:restartNumberingAfterBreak="0">
     <w:nsid w:val="51B1B5C5"/>
     <w:multiLevelType w:val="hybridMultilevel"/>
     <w:tmpl w:val="FFFFFFFF"/>
@@ -15696,7 +15912,7 @@
       </w:pPr>
     </w:lvl>
   </w:abstractNum>
-  <w:abstractNum w:abstractNumId="34" w15:restartNumberingAfterBreak="0">
+  <w:abstractNum w:abstractNumId="39" w15:restartNumberingAfterBreak="0">
     <w:nsid w:val="569E2D1D"/>
     <w:multiLevelType w:val="hybridMultilevel"/>
     <w:tmpl w:val="B704B716"/>
@@ -15785,7 +16001,7 @@
       </w:pPr>
     </w:lvl>
   </w:abstractNum>
-  <w:abstractNum w:abstractNumId="35" w15:restartNumberingAfterBreak="0">
+  <w:abstractNum w:abstractNumId="40" w15:restartNumberingAfterBreak="0">
     <w:nsid w:val="5749D29F"/>
     <w:multiLevelType w:val="hybridMultilevel"/>
     <w:tmpl w:val="95C2DE2E"/>
@@ -15898,7 +16114,7 @@
       </w:rPr>
     </w:lvl>
   </w:abstractNum>
-  <w:abstractNum w:abstractNumId="36" w15:restartNumberingAfterBreak="0">
+  <w:abstractNum w:abstractNumId="41" w15:restartNumberingAfterBreak="0">
     <w:nsid w:val="57CF69A8"/>
     <w:multiLevelType w:val="multilevel"/>
     <w:tmpl w:val="18090025"/>
@@ -15993,7 +16209,7 @@
       </w:pPr>
     </w:lvl>
   </w:abstractNum>
-  <w:abstractNum w:abstractNumId="37" w15:restartNumberingAfterBreak="0">
+  <w:abstractNum w:abstractNumId="42" w15:restartNumberingAfterBreak="0">
     <w:nsid w:val="5CFF720D"/>
     <w:multiLevelType w:val="hybridMultilevel"/>
     <w:tmpl w:val="C0923916"/>
@@ -16106,7 +16322,7 @@
       </w:rPr>
     </w:lvl>
   </w:abstractNum>
-  <w:abstractNum w:abstractNumId="38" w15:restartNumberingAfterBreak="0">
+  <w:abstractNum w:abstractNumId="43" w15:restartNumberingAfterBreak="0">
     <w:nsid w:val="5EF80E28"/>
     <w:multiLevelType w:val="hybridMultilevel"/>
     <w:tmpl w:val="6A666BB8"/>
@@ -16192,7 +16408,7 @@
       </w:pPr>
     </w:lvl>
   </w:abstractNum>
-  <w:abstractNum w:abstractNumId="39" w15:restartNumberingAfterBreak="0">
+  <w:abstractNum w:abstractNumId="44" w15:restartNumberingAfterBreak="0">
     <w:nsid w:val="63D6580C"/>
     <w:multiLevelType w:val="hybridMultilevel"/>
     <w:tmpl w:val="01D25584"/>
@@ -16278,7 +16494,7 @@
       </w:pPr>
     </w:lvl>
   </w:abstractNum>
-  <w:abstractNum w:abstractNumId="40" w15:restartNumberingAfterBreak="0">
+  <w:abstractNum w:abstractNumId="45" w15:restartNumberingAfterBreak="0">
     <w:nsid w:val="63F78A20"/>
     <w:multiLevelType w:val="hybridMultilevel"/>
     <w:tmpl w:val="FFFFFFFF"/>
@@ -16364,7 +16580,7 @@
       </w:pPr>
     </w:lvl>
   </w:abstractNum>
-  <w:abstractNum w:abstractNumId="41" w15:restartNumberingAfterBreak="0">
+  <w:abstractNum w:abstractNumId="46" w15:restartNumberingAfterBreak="0">
     <w:nsid w:val="65634D51"/>
     <w:multiLevelType w:val="multilevel"/>
     <w:tmpl w:val="AE28C376"/>
@@ -16375,9 +16591,9 @@
       <w:lvlJc w:val="left"/>
       <w:pPr>
         <w:tabs>
-          <w:tab w:val="num" w:pos="720"/>
+          <w:tab w:val="num" w:pos="927"/>
         </w:tabs>
-        <w:ind w:left="720" w:hanging="360"/>
+        <w:ind w:left="927" w:hanging="360"/>
       </w:pPr>
       <w:rPr>
         <w:rFonts w:ascii="Symbol" w:hAnsi="Symbol" w:hint="default"/>
@@ -16391,9 +16607,9 @@
       <w:lvlJc w:val="left"/>
       <w:pPr>
         <w:tabs>
-          <w:tab w:val="num" w:pos="1440"/>
+          <w:tab w:val="num" w:pos="1647"/>
         </w:tabs>
-        <w:ind w:left="1440" w:hanging="360"/>
+        <w:ind w:left="1647" w:hanging="360"/>
       </w:pPr>
       <w:rPr>
         <w:rFonts w:ascii="Courier New" w:hAnsi="Courier New" w:hint="default"/>
@@ -16407,9 +16623,9 @@
       <w:lvlJc w:val="left"/>
       <w:pPr>
         <w:tabs>
-          <w:tab w:val="num" w:pos="2160"/>
+          <w:tab w:val="num" w:pos="2367"/>
         </w:tabs>
-        <w:ind w:left="2160" w:hanging="360"/>
+        <w:ind w:left="2367" w:hanging="360"/>
       </w:pPr>
       <w:rPr>
         <w:rFonts w:ascii="Wingdings" w:hAnsi="Wingdings" w:hint="default"/>
@@ -16423,9 +16639,9 @@
       <w:lvlJc w:val="left"/>
       <w:pPr>
         <w:tabs>
-          <w:tab w:val="num" w:pos="2880"/>
+          <w:tab w:val="num" w:pos="3087"/>
         </w:tabs>
-        <w:ind w:left="2880" w:hanging="360"/>
+        <w:ind w:left="3087" w:hanging="360"/>
       </w:pPr>
       <w:rPr>
         <w:rFonts w:ascii="Wingdings" w:hAnsi="Wingdings" w:hint="default"/>
@@ -16439,9 +16655,9 @@
       <w:lvlJc w:val="left"/>
       <w:pPr>
         <w:tabs>
-          <w:tab w:val="num" w:pos="3600"/>
+          <w:tab w:val="num" w:pos="3807"/>
         </w:tabs>
-        <w:ind w:left="3600" w:hanging="360"/>
+        <w:ind w:left="3807" w:hanging="360"/>
       </w:pPr>
       <w:rPr>
         <w:rFonts w:ascii="Wingdings" w:hAnsi="Wingdings" w:hint="default"/>
@@ -16455,9 +16671,9 @@
       <w:lvlJc w:val="left"/>
       <w:pPr>
         <w:tabs>
-          <w:tab w:val="num" w:pos="4320"/>
+          <w:tab w:val="num" w:pos="4527"/>
         </w:tabs>
-        <w:ind w:left="4320" w:hanging="360"/>
+        <w:ind w:left="4527" w:hanging="360"/>
       </w:pPr>
       <w:rPr>
         <w:rFonts w:ascii="Wingdings" w:hAnsi="Wingdings" w:hint="default"/>
@@ -16471,9 +16687,9 @@
       <w:lvlJc w:val="left"/>
       <w:pPr>
         <w:tabs>
-          <w:tab w:val="num" w:pos="5040"/>
+          <w:tab w:val="num" w:pos="5247"/>
         </w:tabs>
-        <w:ind w:left="5040" w:hanging="360"/>
+        <w:ind w:left="5247" w:hanging="360"/>
       </w:pPr>
       <w:rPr>
         <w:rFonts w:ascii="Wingdings" w:hAnsi="Wingdings" w:hint="default"/>
@@ -16487,9 +16703,9 @@
       <w:lvlJc w:val="left"/>
       <w:pPr>
         <w:tabs>
-          <w:tab w:val="num" w:pos="5760"/>
+          <w:tab w:val="num" w:pos="5967"/>
         </w:tabs>
-        <w:ind w:left="5760" w:hanging="360"/>
+        <w:ind w:left="5967" w:hanging="360"/>
       </w:pPr>
       <w:rPr>
         <w:rFonts w:ascii="Wingdings" w:hAnsi="Wingdings" w:hint="default"/>
@@ -16503,9 +16719,9 @@
       <w:lvlJc w:val="left"/>
       <w:pPr>
         <w:tabs>
-          <w:tab w:val="num" w:pos="6480"/>
+          <w:tab w:val="num" w:pos="6687"/>
         </w:tabs>
-        <w:ind w:left="6480" w:hanging="360"/>
+        <w:ind w:left="6687" w:hanging="360"/>
       </w:pPr>
       <w:rPr>
         <w:rFonts w:ascii="Wingdings" w:hAnsi="Wingdings" w:hint="default"/>
@@ -16513,7 +16729,7 @@
       </w:rPr>
     </w:lvl>
   </w:abstractNum>
-  <w:abstractNum w:abstractNumId="42" w15:restartNumberingAfterBreak="0">
+  <w:abstractNum w:abstractNumId="47" w15:restartNumberingAfterBreak="0">
     <w:nsid w:val="656884D1"/>
     <w:multiLevelType w:val="hybridMultilevel"/>
     <w:tmpl w:val="A5E27254"/>
@@ -16599,7 +16815,7 @@
       </w:pPr>
     </w:lvl>
   </w:abstractNum>
-  <w:abstractNum w:abstractNumId="43" w15:restartNumberingAfterBreak="0">
+  <w:abstractNum w:abstractNumId="48" w15:restartNumberingAfterBreak="0">
     <w:nsid w:val="659E2978"/>
     <w:multiLevelType w:val="multilevel"/>
     <w:tmpl w:val="1CFA2DA8"/>
@@ -16712,7 +16928,7 @@
       </w:rPr>
     </w:lvl>
   </w:abstractNum>
-  <w:abstractNum w:abstractNumId="44" w15:restartNumberingAfterBreak="0">
+  <w:abstractNum w:abstractNumId="49" w15:restartNumberingAfterBreak="0">
     <w:nsid w:val="65C2215D"/>
     <w:multiLevelType w:val="hybridMultilevel"/>
     <w:tmpl w:val="5B6EFAE2"/>
@@ -16825,7 +17041,7 @@
       </w:rPr>
     </w:lvl>
   </w:abstractNum>
-  <w:abstractNum w:abstractNumId="45" w15:restartNumberingAfterBreak="0">
+  <w:abstractNum w:abstractNumId="50" w15:restartNumberingAfterBreak="0">
     <w:nsid w:val="665F076B"/>
     <w:multiLevelType w:val="hybridMultilevel"/>
     <w:tmpl w:val="1038B4C8"/>
@@ -16938,7 +17154,7 @@
       </w:rPr>
     </w:lvl>
   </w:abstractNum>
-  <w:abstractNum w:abstractNumId="46" w15:restartNumberingAfterBreak="0">
+  <w:abstractNum w:abstractNumId="51" w15:restartNumberingAfterBreak="0">
     <w:nsid w:val="6762646A"/>
     <w:multiLevelType w:val="hybridMultilevel"/>
     <w:tmpl w:val="DFF69188"/>
@@ -17024,7 +17240,7 @@
       </w:pPr>
     </w:lvl>
   </w:abstractNum>
-  <w:abstractNum w:abstractNumId="47" w15:restartNumberingAfterBreak="0">
+  <w:abstractNum w:abstractNumId="52" w15:restartNumberingAfterBreak="0">
     <w:nsid w:val="68721806"/>
     <w:multiLevelType w:val="hybridMultilevel"/>
     <w:tmpl w:val="CBB46490"/>
@@ -17137,7 +17353,7 @@
       </w:rPr>
     </w:lvl>
   </w:abstractNum>
-  <w:abstractNum w:abstractNumId="48" w15:restartNumberingAfterBreak="0">
+  <w:abstractNum w:abstractNumId="53" w15:restartNumberingAfterBreak="0">
     <w:nsid w:val="6B8648A7"/>
     <w:multiLevelType w:val="hybridMultilevel"/>
     <w:tmpl w:val="EC9E1FE6"/>
@@ -17250,7 +17466,305 @@
       </w:rPr>
     </w:lvl>
   </w:abstractNum>
-  <w:abstractNum w:abstractNumId="49" w15:restartNumberingAfterBreak="0">
+  <w:abstractNum w:abstractNumId="54" w15:restartNumberingAfterBreak="0">
+    <w:nsid w:val="70152BBC"/>
+    <w:multiLevelType w:val="multilevel"/>
+    <w:tmpl w:val="11E6E122"/>
+    <w:lvl w:ilvl="0">
+      <w:start w:val="1"/>
+      <w:numFmt w:val="bullet"/>
+      <w:lvlText w:val=""/>
+      <w:lvlJc w:val="left"/>
+      <w:pPr>
+        <w:tabs>
+          <w:tab w:val="num" w:pos="720"/>
+        </w:tabs>
+        <w:ind w:left="720" w:hanging="360"/>
+      </w:pPr>
+      <w:rPr>
+        <w:rFonts w:ascii="Symbol" w:hAnsi="Symbol" w:hint="default"/>
+        <w:sz w:val="20"/>
+      </w:rPr>
+    </w:lvl>
+    <w:lvl w:ilvl="1" w:tentative="1">
+      <w:start w:val="1"/>
+      <w:numFmt w:val="bullet"/>
+      <w:lvlText w:val="o"/>
+      <w:lvlJc w:val="left"/>
+      <w:pPr>
+        <w:tabs>
+          <w:tab w:val="num" w:pos="1440"/>
+        </w:tabs>
+        <w:ind w:left="1440" w:hanging="360"/>
+      </w:pPr>
+      <w:rPr>
+        <w:rFonts w:ascii="Courier New" w:hAnsi="Courier New" w:hint="default"/>
+        <w:sz w:val="20"/>
+      </w:rPr>
+    </w:lvl>
+    <w:lvl w:ilvl="2" w:tentative="1">
+      <w:start w:val="1"/>
+      <w:numFmt w:val="bullet"/>
+      <w:lvlText w:val=""/>
+      <w:lvlJc w:val="left"/>
+      <w:pPr>
+        <w:tabs>
+          <w:tab w:val="num" w:pos="2160"/>
+        </w:tabs>
+        <w:ind w:left="2160" w:hanging="360"/>
+      </w:pPr>
+      <w:rPr>
+        <w:rFonts w:ascii="Wingdings" w:hAnsi="Wingdings" w:hint="default"/>
+        <w:sz w:val="20"/>
+      </w:rPr>
+    </w:lvl>
+    <w:lvl w:ilvl="3" w:tentative="1">
+      <w:start w:val="1"/>
+      <w:numFmt w:val="bullet"/>
+      <w:lvlText w:val=""/>
+      <w:lvlJc w:val="left"/>
+      <w:pPr>
+        <w:tabs>
+          <w:tab w:val="num" w:pos="2880"/>
+        </w:tabs>
+        <w:ind w:left="2880" w:hanging="360"/>
+      </w:pPr>
+      <w:rPr>
+        <w:rFonts w:ascii="Wingdings" w:hAnsi="Wingdings" w:hint="default"/>
+        <w:sz w:val="20"/>
+      </w:rPr>
+    </w:lvl>
+    <w:lvl w:ilvl="4" w:tentative="1">
+      <w:start w:val="1"/>
+      <w:numFmt w:val="bullet"/>
+      <w:lvlText w:val=""/>
+      <w:lvlJc w:val="left"/>
+      <w:pPr>
+        <w:tabs>
+          <w:tab w:val="num" w:pos="3600"/>
+        </w:tabs>
+        <w:ind w:left="3600" w:hanging="360"/>
+      </w:pPr>
+      <w:rPr>
+        <w:rFonts w:ascii="Wingdings" w:hAnsi="Wingdings" w:hint="default"/>
+        <w:sz w:val="20"/>
+      </w:rPr>
+    </w:lvl>
+    <w:lvl w:ilvl="5" w:tentative="1">
+      <w:start w:val="1"/>
+      <w:numFmt w:val="bullet"/>
+      <w:lvlText w:val=""/>
+      <w:lvlJc w:val="left"/>
+      <w:pPr>
+        <w:tabs>
+          <w:tab w:val="num" w:pos="4320"/>
+        </w:tabs>
+        <w:ind w:left="4320" w:hanging="360"/>
+      </w:pPr>
+      <w:rPr>
+        <w:rFonts w:ascii="Wingdings" w:hAnsi="Wingdings" w:hint="default"/>
+        <w:sz w:val="20"/>
+      </w:rPr>
+    </w:lvl>
+    <w:lvl w:ilvl="6" w:tentative="1">
+      <w:start w:val="1"/>
+      <w:numFmt w:val="bullet"/>
+      <w:lvlText w:val=""/>
+      <w:lvlJc w:val="left"/>
+      <w:pPr>
+        <w:tabs>
+          <w:tab w:val="num" w:pos="5040"/>
+        </w:tabs>
+        <w:ind w:left="5040" w:hanging="360"/>
+      </w:pPr>
+      <w:rPr>
+        <w:rFonts w:ascii="Wingdings" w:hAnsi="Wingdings" w:hint="default"/>
+        <w:sz w:val="20"/>
+      </w:rPr>
+    </w:lvl>
+    <w:lvl w:ilvl="7" w:tentative="1">
+      <w:start w:val="1"/>
+      <w:numFmt w:val="bullet"/>
+      <w:lvlText w:val=""/>
+      <w:lvlJc w:val="left"/>
+      <w:pPr>
+        <w:tabs>
+          <w:tab w:val="num" w:pos="5760"/>
+        </w:tabs>
+        <w:ind w:left="5760" w:hanging="360"/>
+      </w:pPr>
+      <w:rPr>
+        <w:rFonts w:ascii="Wingdings" w:hAnsi="Wingdings" w:hint="default"/>
+        <w:sz w:val="20"/>
+      </w:rPr>
+    </w:lvl>
+    <w:lvl w:ilvl="8" w:tentative="1">
+      <w:start w:val="1"/>
+      <w:numFmt w:val="bullet"/>
+      <w:lvlText w:val=""/>
+      <w:lvlJc w:val="left"/>
+      <w:pPr>
+        <w:tabs>
+          <w:tab w:val="num" w:pos="6480"/>
+        </w:tabs>
+        <w:ind w:left="6480" w:hanging="360"/>
+      </w:pPr>
+      <w:rPr>
+        <w:rFonts w:ascii="Wingdings" w:hAnsi="Wingdings" w:hint="default"/>
+        <w:sz w:val="20"/>
+      </w:rPr>
+    </w:lvl>
+  </w:abstractNum>
+  <w:abstractNum w:abstractNumId="55" w15:restartNumberingAfterBreak="0">
+    <w:nsid w:val="710D59C1"/>
+    <w:multiLevelType w:val="multilevel"/>
+    <w:tmpl w:val="F7D44308"/>
+    <w:lvl w:ilvl="0">
+      <w:start w:val="1"/>
+      <w:numFmt w:val="bullet"/>
+      <w:lvlText w:val=""/>
+      <w:lvlJc w:val="left"/>
+      <w:pPr>
+        <w:tabs>
+          <w:tab w:val="num" w:pos="720"/>
+        </w:tabs>
+        <w:ind w:left="720" w:hanging="360"/>
+      </w:pPr>
+      <w:rPr>
+        <w:rFonts w:ascii="Symbol" w:hAnsi="Symbol" w:hint="default"/>
+        <w:sz w:val="20"/>
+      </w:rPr>
+    </w:lvl>
+    <w:lvl w:ilvl="1" w:tentative="1">
+      <w:start w:val="1"/>
+      <w:numFmt w:val="bullet"/>
+      <w:lvlText w:val="o"/>
+      <w:lvlJc w:val="left"/>
+      <w:pPr>
+        <w:tabs>
+          <w:tab w:val="num" w:pos="1440"/>
+        </w:tabs>
+        <w:ind w:left="1440" w:hanging="360"/>
+      </w:pPr>
+      <w:rPr>
+        <w:rFonts w:ascii="Courier New" w:hAnsi="Courier New" w:hint="default"/>
+        <w:sz w:val="20"/>
+      </w:rPr>
+    </w:lvl>
+    <w:lvl w:ilvl="2" w:tentative="1">
+      <w:start w:val="1"/>
+      <w:numFmt w:val="bullet"/>
+      <w:lvlText w:val=""/>
+      <w:lvlJc w:val="left"/>
+      <w:pPr>
+        <w:tabs>
+          <w:tab w:val="num" w:pos="2160"/>
+        </w:tabs>
+        <w:ind w:left="2160" w:hanging="360"/>
+      </w:pPr>
+      <w:rPr>
+        <w:rFonts w:ascii="Wingdings" w:hAnsi="Wingdings" w:hint="default"/>
+        <w:sz w:val="20"/>
+      </w:rPr>
+    </w:lvl>
+    <w:lvl w:ilvl="3" w:tentative="1">
+      <w:start w:val="1"/>
+      <w:numFmt w:val="bullet"/>
+      <w:lvlText w:val=""/>
+      <w:lvlJc w:val="left"/>
+      <w:pPr>
+        <w:tabs>
+          <w:tab w:val="num" w:pos="2880"/>
+        </w:tabs>
+        <w:ind w:left="2880" w:hanging="360"/>
+      </w:pPr>
+      <w:rPr>
+        <w:rFonts w:ascii="Wingdings" w:hAnsi="Wingdings" w:hint="default"/>
+        <w:sz w:val="20"/>
+      </w:rPr>
+    </w:lvl>
+    <w:lvl w:ilvl="4" w:tentative="1">
+      <w:start w:val="1"/>
+      <w:numFmt w:val="bullet"/>
+      <w:lvlText w:val=""/>
+      <w:lvlJc w:val="left"/>
+      <w:pPr>
+        <w:tabs>
+          <w:tab w:val="num" w:pos="3600"/>
+        </w:tabs>
+        <w:ind w:left="3600" w:hanging="360"/>
+      </w:pPr>
+      <w:rPr>
+        <w:rFonts w:ascii="Wingdings" w:hAnsi="Wingdings" w:hint="default"/>
+        <w:sz w:val="20"/>
+      </w:rPr>
+    </w:lvl>
+    <w:lvl w:ilvl="5" w:tentative="1">
+      <w:start w:val="1"/>
+      <w:numFmt w:val="bullet"/>
+      <w:lvlText w:val=""/>
+      <w:lvlJc w:val="left"/>
+      <w:pPr>
+        <w:tabs>
+          <w:tab w:val="num" w:pos="4320"/>
+        </w:tabs>
+        <w:ind w:left="4320" w:hanging="360"/>
+      </w:pPr>
+      <w:rPr>
+        <w:rFonts w:ascii="Wingdings" w:hAnsi="Wingdings" w:hint="default"/>
+        <w:sz w:val="20"/>
+      </w:rPr>
+    </w:lvl>
+    <w:lvl w:ilvl="6" w:tentative="1">
+      <w:start w:val="1"/>
+      <w:numFmt w:val="bullet"/>
+      <w:lvlText w:val=""/>
+      <w:lvlJc w:val="left"/>
+      <w:pPr>
+        <w:tabs>
+          <w:tab w:val="num" w:pos="5040"/>
+        </w:tabs>
+        <w:ind w:left="5040" w:hanging="360"/>
+      </w:pPr>
+      <w:rPr>
+        <w:rFonts w:ascii="Wingdings" w:hAnsi="Wingdings" w:hint="default"/>
+        <w:sz w:val="20"/>
+      </w:rPr>
+    </w:lvl>
+    <w:lvl w:ilvl="7" w:tentative="1">
+      <w:start w:val="1"/>
+      <w:numFmt w:val="bullet"/>
+      <w:lvlText w:val=""/>
+      <w:lvlJc w:val="left"/>
+      <w:pPr>
+        <w:tabs>
+          <w:tab w:val="num" w:pos="5760"/>
+        </w:tabs>
+        <w:ind w:left="5760" w:hanging="360"/>
+      </w:pPr>
+      <w:rPr>
+        <w:rFonts w:ascii="Wingdings" w:hAnsi="Wingdings" w:hint="default"/>
+        <w:sz w:val="20"/>
+      </w:rPr>
+    </w:lvl>
+    <w:lvl w:ilvl="8" w:tentative="1">
+      <w:start w:val="1"/>
+      <w:numFmt w:val="bullet"/>
+      <w:lvlText w:val=""/>
+      <w:lvlJc w:val="left"/>
+      <w:pPr>
+        <w:tabs>
+          <w:tab w:val="num" w:pos="6480"/>
+        </w:tabs>
+        <w:ind w:left="6480" w:hanging="360"/>
+      </w:pPr>
+      <w:rPr>
+        <w:rFonts w:ascii="Wingdings" w:hAnsi="Wingdings" w:hint="default"/>
+        <w:sz w:val="20"/>
+      </w:rPr>
+    </w:lvl>
+  </w:abstractNum>
+  <w:abstractNum w:abstractNumId="56" w15:restartNumberingAfterBreak="0">
     <w:nsid w:val="7285F40A"/>
     <w:multiLevelType w:val="hybridMultilevel"/>
     <w:tmpl w:val="7DB88468"/>
@@ -17336,7 +17850,7 @@
       </w:pPr>
     </w:lvl>
   </w:abstractNum>
-  <w:abstractNum w:abstractNumId="50" w15:restartNumberingAfterBreak="0">
+  <w:abstractNum w:abstractNumId="57" w15:restartNumberingAfterBreak="0">
     <w:nsid w:val="74E302FA"/>
     <w:multiLevelType w:val="hybridMultilevel"/>
     <w:tmpl w:val="A8ECF868"/>
@@ -17422,7 +17936,269 @@
       </w:pPr>
     </w:lvl>
   </w:abstractNum>
-  <w:abstractNum w:abstractNumId="51" w15:restartNumberingAfterBreak="0">
+  <w:abstractNum w:abstractNumId="58" w15:restartNumberingAfterBreak="0">
+    <w:nsid w:val="7723596F"/>
+    <w:multiLevelType w:val="multilevel"/>
+    <w:tmpl w:val="88A81F10"/>
+    <w:lvl w:ilvl="0">
+      <w:start w:val="3"/>
+      <w:numFmt w:val="decimal"/>
+      <w:lvlText w:val="%1"/>
+      <w:lvlJc w:val="left"/>
+      <w:pPr>
+        <w:ind w:left="456" w:hanging="456"/>
+      </w:pPr>
+      <w:rPr>
+        <w:rFonts w:hint="default"/>
+      </w:rPr>
+    </w:lvl>
+    <w:lvl w:ilvl="1">
+      <w:start w:val="2"/>
+      <w:numFmt w:val="decimal"/>
+      <w:lvlText w:val="%1.%2"/>
+      <w:lvlJc w:val="left"/>
+      <w:pPr>
+        <w:ind w:left="456" w:hanging="456"/>
+      </w:pPr>
+      <w:rPr>
+        <w:rFonts w:hint="default"/>
+      </w:rPr>
+    </w:lvl>
+    <w:lvl w:ilvl="2">
+      <w:start w:val="1"/>
+      <w:numFmt w:val="decimal"/>
+      <w:lvlText w:val="%1.%2.%3"/>
+      <w:lvlJc w:val="left"/>
+      <w:pPr>
+        <w:ind w:left="720" w:hanging="720"/>
+      </w:pPr>
+      <w:rPr>
+        <w:rFonts w:hint="default"/>
+      </w:rPr>
+    </w:lvl>
+    <w:lvl w:ilvl="3">
+      <w:start w:val="1"/>
+      <w:numFmt w:val="decimal"/>
+      <w:lvlText w:val="%1.%2.%3.%4"/>
+      <w:lvlJc w:val="left"/>
+      <w:pPr>
+        <w:ind w:left="720" w:hanging="720"/>
+      </w:pPr>
+      <w:rPr>
+        <w:rFonts w:hint="default"/>
+      </w:rPr>
+    </w:lvl>
+    <w:lvl w:ilvl="4">
+      <w:start w:val="1"/>
+      <w:numFmt w:val="decimal"/>
+      <w:lvlText w:val="%1.%2.%3.%4.%5"/>
+      <w:lvlJc w:val="left"/>
+      <w:pPr>
+        <w:ind w:left="1080" w:hanging="1080"/>
+      </w:pPr>
+      <w:rPr>
+        <w:rFonts w:hint="default"/>
+      </w:rPr>
+    </w:lvl>
+    <w:lvl w:ilvl="5">
+      <w:start w:val="1"/>
+      <w:numFmt w:val="decimal"/>
+      <w:lvlText w:val="%1.%2.%3.%4.%5.%6"/>
+      <w:lvlJc w:val="left"/>
+      <w:pPr>
+        <w:ind w:left="1080" w:hanging="1080"/>
+      </w:pPr>
+      <w:rPr>
+        <w:rFonts w:hint="default"/>
+      </w:rPr>
+    </w:lvl>
+    <w:lvl w:ilvl="6">
+      <w:start w:val="1"/>
+      <w:numFmt w:val="decimal"/>
+      <w:lvlText w:val="%1.%2.%3.%4.%5.%6.%7"/>
+      <w:lvlJc w:val="left"/>
+      <w:pPr>
+        <w:ind w:left="1440" w:hanging="1440"/>
+      </w:pPr>
+      <w:rPr>
+        <w:rFonts w:hint="default"/>
+      </w:rPr>
+    </w:lvl>
+    <w:lvl w:ilvl="7">
+      <w:start w:val="1"/>
+      <w:numFmt w:val="decimal"/>
+      <w:lvlText w:val="%1.%2.%3.%4.%5.%6.%7.%8"/>
+      <w:lvlJc w:val="left"/>
+      <w:pPr>
+        <w:ind w:left="1440" w:hanging="1440"/>
+      </w:pPr>
+      <w:rPr>
+        <w:rFonts w:hint="default"/>
+      </w:rPr>
+    </w:lvl>
+    <w:lvl w:ilvl="8">
+      <w:start w:val="1"/>
+      <w:numFmt w:val="decimal"/>
+      <w:lvlText w:val="%1.%2.%3.%4.%5.%6.%7.%8.%9"/>
+      <w:lvlJc w:val="left"/>
+      <w:pPr>
+        <w:ind w:left="1800" w:hanging="1800"/>
+      </w:pPr>
+      <w:rPr>
+        <w:rFonts w:hint="default"/>
+      </w:rPr>
+    </w:lvl>
+  </w:abstractNum>
+  <w:abstractNum w:abstractNumId="59" w15:restartNumberingAfterBreak="0">
+    <w:nsid w:val="7A0307A6"/>
+    <w:multiLevelType w:val="multilevel"/>
+    <w:tmpl w:val="4EF8FBB0"/>
+    <w:lvl w:ilvl="0">
+      <w:start w:val="1"/>
+      <w:numFmt w:val="bullet"/>
+      <w:lvlText w:val=""/>
+      <w:lvlJc w:val="left"/>
+      <w:pPr>
+        <w:tabs>
+          <w:tab w:val="num" w:pos="720"/>
+        </w:tabs>
+        <w:ind w:left="720" w:hanging="360"/>
+      </w:pPr>
+      <w:rPr>
+        <w:rFonts w:ascii="Symbol" w:hAnsi="Symbol" w:hint="default"/>
+        <w:sz w:val="20"/>
+      </w:rPr>
+    </w:lvl>
+    <w:lvl w:ilvl="1" w:tentative="1">
+      <w:start w:val="1"/>
+      <w:numFmt w:val="bullet"/>
+      <w:lvlText w:val="o"/>
+      <w:lvlJc w:val="left"/>
+      <w:pPr>
+        <w:tabs>
+          <w:tab w:val="num" w:pos="1440"/>
+        </w:tabs>
+        <w:ind w:left="1440" w:hanging="360"/>
+      </w:pPr>
+      <w:rPr>
+        <w:rFonts w:ascii="Courier New" w:hAnsi="Courier New" w:hint="default"/>
+        <w:sz w:val="20"/>
+      </w:rPr>
+    </w:lvl>
+    <w:lvl w:ilvl="2" w:tentative="1">
+      <w:start w:val="1"/>
+      <w:numFmt w:val="bullet"/>
+      <w:lvlText w:val=""/>
+      <w:lvlJc w:val="left"/>
+      <w:pPr>
+        <w:tabs>
+          <w:tab w:val="num" w:pos="2160"/>
+        </w:tabs>
+        <w:ind w:left="2160" w:hanging="360"/>
+      </w:pPr>
+      <w:rPr>
+        <w:rFonts w:ascii="Wingdings" w:hAnsi="Wingdings" w:hint="default"/>
+        <w:sz w:val="20"/>
+      </w:rPr>
+    </w:lvl>
+    <w:lvl w:ilvl="3" w:tentative="1">
+      <w:start w:val="1"/>
+      <w:numFmt w:val="bullet"/>
+      <w:lvlText w:val=""/>
+      <w:lvlJc w:val="left"/>
+      <w:pPr>
+        <w:tabs>
+          <w:tab w:val="num" w:pos="2880"/>
+        </w:tabs>
+        <w:ind w:left="2880" w:hanging="360"/>
+      </w:pPr>
+      <w:rPr>
+        <w:rFonts w:ascii="Wingdings" w:hAnsi="Wingdings" w:hint="default"/>
+        <w:sz w:val="20"/>
+      </w:rPr>
+    </w:lvl>
+    <w:lvl w:ilvl="4" w:tentative="1">
+      <w:start w:val="1"/>
+      <w:numFmt w:val="bullet"/>
+      <w:lvlText w:val=""/>
+      <w:lvlJc w:val="left"/>
+      <w:pPr>
+        <w:tabs>
+          <w:tab w:val="num" w:pos="3600"/>
+        </w:tabs>
+        <w:ind w:left="3600" w:hanging="360"/>
+      </w:pPr>
+      <w:rPr>
+        <w:rFonts w:ascii="Wingdings" w:hAnsi="Wingdings" w:hint="default"/>
+        <w:sz w:val="20"/>
+      </w:rPr>
+    </w:lvl>
+    <w:lvl w:ilvl="5" w:tentative="1">
+      <w:start w:val="1"/>
+      <w:numFmt w:val="bullet"/>
+      <w:lvlText w:val=""/>
+      <w:lvlJc w:val="left"/>
+      <w:pPr>
+        <w:tabs>
+          <w:tab w:val="num" w:pos="4320"/>
+        </w:tabs>
+        <w:ind w:left="4320" w:hanging="360"/>
+      </w:pPr>
+      <w:rPr>
+        <w:rFonts w:ascii="Wingdings" w:hAnsi="Wingdings" w:hint="default"/>
+        <w:sz w:val="20"/>
+      </w:rPr>
+    </w:lvl>
+    <w:lvl w:ilvl="6" w:tentative="1">
+      <w:start w:val="1"/>
+      <w:numFmt w:val="bullet"/>
+      <w:lvlText w:val=""/>
+      <w:lvlJc w:val="left"/>
+      <w:pPr>
+        <w:tabs>
+          <w:tab w:val="num" w:pos="5040"/>
+        </w:tabs>
+        <w:ind w:left="5040" w:hanging="360"/>
+      </w:pPr>
+      <w:rPr>
+        <w:rFonts w:ascii="Wingdings" w:hAnsi="Wingdings" w:hint="default"/>
+        <w:sz w:val="20"/>
+      </w:rPr>
+    </w:lvl>
+    <w:lvl w:ilvl="7" w:tentative="1">
+      <w:start w:val="1"/>
+      <w:numFmt w:val="bullet"/>
+      <w:lvlText w:val=""/>
+      <w:lvlJc w:val="left"/>
+      <w:pPr>
+        <w:tabs>
+          <w:tab w:val="num" w:pos="5760"/>
+        </w:tabs>
+        <w:ind w:left="5760" w:hanging="360"/>
+      </w:pPr>
+      <w:rPr>
+        <w:rFonts w:ascii="Wingdings" w:hAnsi="Wingdings" w:hint="default"/>
+        <w:sz w:val="20"/>
+      </w:rPr>
+    </w:lvl>
+    <w:lvl w:ilvl="8" w:tentative="1">
+      <w:start w:val="1"/>
+      <w:numFmt w:val="bullet"/>
+      <w:lvlText w:val=""/>
+      <w:lvlJc w:val="left"/>
+      <w:pPr>
+        <w:tabs>
+          <w:tab w:val="num" w:pos="6480"/>
+        </w:tabs>
+        <w:ind w:left="6480" w:hanging="360"/>
+      </w:pPr>
+      <w:rPr>
+        <w:rFonts w:ascii="Wingdings" w:hAnsi="Wingdings" w:hint="default"/>
+        <w:sz w:val="20"/>
+      </w:rPr>
+    </w:lvl>
+  </w:abstractNum>
+  <w:abstractNum w:abstractNumId="60" w15:restartNumberingAfterBreak="0">
     <w:nsid w:val="7A7370CA"/>
     <w:multiLevelType w:val="hybridMultilevel"/>
     <w:tmpl w:val="8806BB5C"/>
@@ -17535,7 +18311,7 @@
       </w:rPr>
     </w:lvl>
   </w:abstractNum>
-  <w:abstractNum w:abstractNumId="52" w15:restartNumberingAfterBreak="0">
+  <w:abstractNum w:abstractNumId="61" w15:restartNumberingAfterBreak="0">
     <w:nsid w:val="7DE06122"/>
     <w:multiLevelType w:val="hybridMultilevel"/>
     <w:tmpl w:val="2736A026"/>
@@ -17649,163 +18425,196 @@
     </w:lvl>
   </w:abstractNum>
   <w:num w:numId="1" w16cid:durableId="1553225302">
-    <w:abstractNumId w:val="49"/>
+    <w:abstractNumId w:val="56"/>
   </w:num>
   <w:num w:numId="2" w16cid:durableId="1420640886">
-    <w:abstractNumId w:val="30"/>
+    <w:abstractNumId w:val="35"/>
   </w:num>
   <w:num w:numId="3" w16cid:durableId="472451315">
-    <w:abstractNumId w:val="42"/>
+    <w:abstractNumId w:val="47"/>
   </w:num>
   <w:num w:numId="4" w16cid:durableId="1981763433">
-    <w:abstractNumId w:val="6"/>
+    <w:abstractNumId w:val="7"/>
   </w:num>
   <w:num w:numId="5" w16cid:durableId="1423645705">
-    <w:abstractNumId w:val="19"/>
+    <w:abstractNumId w:val="23"/>
   </w:num>
   <w:num w:numId="6" w16cid:durableId="251016494">
-    <w:abstractNumId w:val="23"/>
+    <w:abstractNumId w:val="28"/>
   </w:num>
   <w:num w:numId="7" w16cid:durableId="678505719">
-    <w:abstractNumId w:val="35"/>
+    <w:abstractNumId w:val="40"/>
   </w:num>
   <w:num w:numId="8" w16cid:durableId="1124884386">
-    <w:abstractNumId w:val="21"/>
+    <w:abstractNumId w:val="25"/>
   </w:num>
   <w:num w:numId="9" w16cid:durableId="890193861">
-    <w:abstractNumId w:val="10"/>
+    <w:abstractNumId w:val="14"/>
   </w:num>
   <w:num w:numId="10" w16cid:durableId="1078987848">
-    <w:abstractNumId w:val="33"/>
+    <w:abstractNumId w:val="38"/>
   </w:num>
   <w:num w:numId="11" w16cid:durableId="825630211">
     <w:abstractNumId w:val="0"/>
   </w:num>
   <w:num w:numId="12" w16cid:durableId="36779940">
-    <w:abstractNumId w:val="40"/>
+    <w:abstractNumId w:val="45"/>
   </w:num>
   <w:num w:numId="13" w16cid:durableId="238054347">
+    <w:abstractNumId w:val="29"/>
+  </w:num>
+  <w:num w:numId="14" w16cid:durableId="724596932">
+    <w:abstractNumId w:val="27"/>
+  </w:num>
+  <w:num w:numId="15" w16cid:durableId="1148865862">
+    <w:abstractNumId w:val="22"/>
+  </w:num>
+  <w:num w:numId="16" w16cid:durableId="1550066511">
+    <w:abstractNumId w:val="41"/>
+  </w:num>
+  <w:num w:numId="17" w16cid:durableId="974288061">
+    <w:abstractNumId w:val="37"/>
+  </w:num>
+  <w:num w:numId="18" w16cid:durableId="1520462809">
+    <w:abstractNumId w:val="34"/>
+  </w:num>
+  <w:num w:numId="19" w16cid:durableId="1713190412">
+    <w:abstractNumId w:val="16"/>
+  </w:num>
+  <w:num w:numId="20" w16cid:durableId="1327249056">
+    <w:abstractNumId w:val="51"/>
+  </w:num>
+  <w:num w:numId="21" w16cid:durableId="1690795438">
+    <w:abstractNumId w:val="20"/>
+  </w:num>
+  <w:num w:numId="22" w16cid:durableId="1028794317">
+    <w:abstractNumId w:val="61"/>
+  </w:num>
+  <w:num w:numId="23" w16cid:durableId="1862619688">
+    <w:abstractNumId w:val="6"/>
+  </w:num>
+  <w:num w:numId="24" w16cid:durableId="2059738679">
+    <w:abstractNumId w:val="32"/>
+  </w:num>
+  <w:num w:numId="25" w16cid:durableId="1548950211">
+    <w:abstractNumId w:val="52"/>
+  </w:num>
+  <w:num w:numId="26" w16cid:durableId="2042826738">
+    <w:abstractNumId w:val="49"/>
+  </w:num>
+  <w:num w:numId="27" w16cid:durableId="1320694237">
     <w:abstractNumId w:val="24"/>
   </w:num>
-  <w:num w:numId="14" w16cid:durableId="724596932">
-    <w:abstractNumId w:val="22"/>
+  <w:num w:numId="28" w16cid:durableId="534388007">
+    <w:abstractNumId w:val="5"/>
   </w:num>
-  <w:num w:numId="15" w16cid:durableId="1148865862">
+  <w:num w:numId="29" w16cid:durableId="323244124">
+    <w:abstractNumId w:val="15"/>
+  </w:num>
+  <w:num w:numId="30" w16cid:durableId="256600351">
+    <w:abstractNumId w:val="4"/>
+  </w:num>
+  <w:num w:numId="31" w16cid:durableId="687298092">
+    <w:abstractNumId w:val="13"/>
+  </w:num>
+  <w:num w:numId="32" w16cid:durableId="713584719">
+    <w:abstractNumId w:val="44"/>
+  </w:num>
+  <w:num w:numId="33" w16cid:durableId="369230302">
+    <w:abstractNumId w:val="33"/>
+  </w:num>
+  <w:num w:numId="34" w16cid:durableId="1219586392">
+    <w:abstractNumId w:val="10"/>
+  </w:num>
+  <w:num w:numId="35" w16cid:durableId="999040190">
+    <w:abstractNumId w:val="39"/>
+  </w:num>
+  <w:num w:numId="36" w16cid:durableId="789324894">
+    <w:abstractNumId w:val="43"/>
+  </w:num>
+  <w:num w:numId="37" w16cid:durableId="1479225022">
+    <w:abstractNumId w:val="57"/>
+  </w:num>
+  <w:num w:numId="38" w16cid:durableId="1533618120">
+    <w:abstractNumId w:val="53"/>
+  </w:num>
+  <w:num w:numId="39" w16cid:durableId="1515072414">
+    <w:abstractNumId w:val="9"/>
+  </w:num>
+  <w:num w:numId="40" w16cid:durableId="1748769655">
+    <w:abstractNumId w:val="42"/>
+  </w:num>
+  <w:num w:numId="41" w16cid:durableId="1283921619">
+    <w:abstractNumId w:val="60"/>
+  </w:num>
+  <w:num w:numId="42" w16cid:durableId="1282688038">
+    <w:abstractNumId w:val="36"/>
+  </w:num>
+  <w:num w:numId="43" w16cid:durableId="1041636836">
+    <w:abstractNumId w:val="50"/>
+  </w:num>
+  <w:num w:numId="44" w16cid:durableId="491528458">
+    <w:abstractNumId w:val="19"/>
+  </w:num>
+  <w:num w:numId="45" w16cid:durableId="1289318690">
     <w:abstractNumId w:val="18"/>
   </w:num>
-  <w:num w:numId="16" w16cid:durableId="1550066511">
-    <w:abstractNumId w:val="36"/>
+  <w:num w:numId="46" w16cid:durableId="728382873">
+    <w:abstractNumId w:val="2"/>
   </w:num>
-  <w:num w:numId="17" w16cid:durableId="974288061">
-    <w:abstractNumId w:val="32"/>
+  <w:num w:numId="47" w16cid:durableId="1948659422">
+    <w:abstractNumId w:val="21"/>
   </w:num>
-  <w:num w:numId="18" w16cid:durableId="1520462809">
-    <w:abstractNumId w:val="29"/>
+  <w:num w:numId="48" w16cid:durableId="113062463">
+    <w:abstractNumId w:val="46"/>
   </w:num>
-  <w:num w:numId="19" w16cid:durableId="1713190412">
+  <w:num w:numId="49" w16cid:durableId="432482093">
+    <w:abstractNumId w:val="17"/>
+  </w:num>
+  <w:num w:numId="50" w16cid:durableId="158079367">
+    <w:abstractNumId w:val="48"/>
+  </w:num>
+  <w:num w:numId="51" w16cid:durableId="470055073">
+    <w:abstractNumId w:val="3"/>
+  </w:num>
+  <w:num w:numId="52" w16cid:durableId="1829708272">
+    <w:abstractNumId w:val="31"/>
+  </w:num>
+  <w:num w:numId="53" w16cid:durableId="869874657">
+    <w:abstractNumId w:val="30"/>
+  </w:num>
+  <w:num w:numId="54" w16cid:durableId="717322618">
+    <w:abstractNumId w:val="59"/>
+  </w:num>
+  <w:num w:numId="55" w16cid:durableId="706755733">
+    <w:abstractNumId w:val="1"/>
+  </w:num>
+  <w:num w:numId="56" w16cid:durableId="1966501238">
+    <w:abstractNumId w:val="55"/>
+  </w:num>
+  <w:num w:numId="57" w16cid:durableId="1996520854">
+    <w:abstractNumId w:val="58"/>
+  </w:num>
+  <w:num w:numId="58" w16cid:durableId="1746292742">
+    <w:abstractNumId w:val="41"/>
+  </w:num>
+  <w:num w:numId="59" w16cid:durableId="993723998">
+    <w:abstractNumId w:val="41"/>
+  </w:num>
+  <w:num w:numId="60" w16cid:durableId="804352387">
+    <w:abstractNumId w:val="54"/>
+  </w:num>
+  <w:num w:numId="61" w16cid:durableId="414329752">
+    <w:abstractNumId w:val="8"/>
+  </w:num>
+  <w:num w:numId="62" w16cid:durableId="2137672856">
+    <w:abstractNumId w:val="26"/>
+  </w:num>
+  <w:num w:numId="63" w16cid:durableId="583952508">
     <w:abstractNumId w:val="12"/>
   </w:num>
-  <w:num w:numId="20" w16cid:durableId="1327249056">
-    <w:abstractNumId w:val="46"/>
-  </w:num>
-  <w:num w:numId="21" w16cid:durableId="1690795438">
-    <w:abstractNumId w:val="16"/>
-  </w:num>
-  <w:num w:numId="22" w16cid:durableId="1028794317">
-    <w:abstractNumId w:val="52"/>
-  </w:num>
-  <w:num w:numId="23" w16cid:durableId="1862619688">
-    <w:abstractNumId w:val="5"/>
-  </w:num>
-  <w:num w:numId="24" w16cid:durableId="2059738679">
-    <w:abstractNumId w:val="27"/>
-  </w:num>
-  <w:num w:numId="25" w16cid:durableId="1548950211">
-    <w:abstractNumId w:val="47"/>
-  </w:num>
-  <w:num w:numId="26" w16cid:durableId="2042826738">
-    <w:abstractNumId w:val="44"/>
-  </w:num>
-  <w:num w:numId="27" w16cid:durableId="1320694237">
-    <w:abstractNumId w:val="20"/>
-  </w:num>
-  <w:num w:numId="28" w16cid:durableId="534388007">
-    <w:abstractNumId w:val="4"/>
-  </w:num>
-  <w:num w:numId="29" w16cid:durableId="323244124">
+  <w:num w:numId="64" w16cid:durableId="1373387242">
     <w:abstractNumId w:val="11"/>
-  </w:num>
-  <w:num w:numId="30" w16cid:durableId="256600351">
-    <w:abstractNumId w:val="3"/>
-  </w:num>
-  <w:num w:numId="31" w16cid:durableId="687298092">
-    <w:abstractNumId w:val="9"/>
-  </w:num>
-  <w:num w:numId="32" w16cid:durableId="713584719">
-    <w:abstractNumId w:val="39"/>
-  </w:num>
-  <w:num w:numId="33" w16cid:durableId="369230302">
-    <w:abstractNumId w:val="28"/>
-  </w:num>
-  <w:num w:numId="34" w16cid:durableId="1219586392">
-    <w:abstractNumId w:val="8"/>
-  </w:num>
-  <w:num w:numId="35" w16cid:durableId="999040190">
-    <w:abstractNumId w:val="34"/>
-  </w:num>
-  <w:num w:numId="36" w16cid:durableId="789324894">
-    <w:abstractNumId w:val="38"/>
-  </w:num>
-  <w:num w:numId="37" w16cid:durableId="1479225022">
-    <w:abstractNumId w:val="50"/>
-  </w:num>
-  <w:num w:numId="38" w16cid:durableId="1533618120">
-    <w:abstractNumId w:val="48"/>
-  </w:num>
-  <w:num w:numId="39" w16cid:durableId="1515072414">
-    <w:abstractNumId w:val="7"/>
-  </w:num>
-  <w:num w:numId="40" w16cid:durableId="1748769655">
-    <w:abstractNumId w:val="37"/>
-  </w:num>
-  <w:num w:numId="41" w16cid:durableId="1283921619">
-    <w:abstractNumId w:val="51"/>
-  </w:num>
-  <w:num w:numId="42" w16cid:durableId="1282688038">
-    <w:abstractNumId w:val="31"/>
-  </w:num>
-  <w:num w:numId="43" w16cid:durableId="1041636836">
-    <w:abstractNumId w:val="45"/>
-  </w:num>
-  <w:num w:numId="44" w16cid:durableId="491528458">
-    <w:abstractNumId w:val="15"/>
-  </w:num>
-  <w:num w:numId="45" w16cid:durableId="1289318690">
-    <w:abstractNumId w:val="14"/>
-  </w:num>
-  <w:num w:numId="46" w16cid:durableId="728382873">
-    <w:abstractNumId w:val="1"/>
-  </w:num>
-  <w:num w:numId="47" w16cid:durableId="1948659422">
-    <w:abstractNumId w:val="17"/>
-  </w:num>
-  <w:num w:numId="48" w16cid:durableId="113062463">
-    <w:abstractNumId w:val="41"/>
-  </w:num>
-  <w:num w:numId="49" w16cid:durableId="432482093">
-    <w:abstractNumId w:val="13"/>
-  </w:num>
-  <w:num w:numId="50" w16cid:durableId="158079367">
-    <w:abstractNumId w:val="43"/>
-  </w:num>
-  <w:num w:numId="51" w16cid:durableId="470055073">
-    <w:abstractNumId w:val="2"/>
-  </w:num>
-  <w:num w:numId="52" w16cid:durableId="1829708272">
-    <w:abstractNumId w:val="26"/>
-  </w:num>
-  <w:num w:numId="53" w16cid:durableId="869874657">
-    <w:abstractNumId w:val="25"/>
   </w:num>
   <w:numIdMacAtCleanup w:val="26"/>
 </w:numbering>

--- a/Technical_Specification_Greenhouse_Project v2.0_ 31-07-2025.docx
+++ b/Technical_Specification_Greenhouse_Project v2.0_ 31-07-2025.docx
@@ -371,7 +371,7 @@
                 <w:noProof/>
               </w:rPr>
               <w:drawing>
-                <wp:inline distT="0" distB="0" distL="0" distR="0" wp14:anchorId="5270F8AC" wp14:editId="63830F31">
+                <wp:inline distT="0" distB="0" distL="0" distR="0" wp14:anchorId="5270F8AC" wp14:editId="2FABE9B4">
                   <wp:extent cx="1156160" cy="530167"/>
                   <wp:effectExtent l="0" t="0" r="6350" b="3810"/>
                   <wp:docPr id="8" name="Picture 8"/>
@@ -442,7 +442,7 @@
                 <w:noProof/>
               </w:rPr>
               <w:drawing>
-                <wp:inline distT="0" distB="0" distL="0" distR="0" wp14:anchorId="5FB74249" wp14:editId="78760AA3">
+                <wp:inline distT="0" distB="0" distL="0" distR="0" wp14:anchorId="5FB74249" wp14:editId="412E7E31">
                   <wp:extent cx="1612900" cy="460759"/>
                   <wp:effectExtent l="0" t="0" r="6350" b="0"/>
                   <wp:docPr id="24" name="Picture 24" descr="Text&#10;&#10;Description automatically generated"/>
@@ -514,7 +514,7 @@
           <w:lang w:eastAsia="en-IE"/>
         </w:rPr>
       </w:pPr>
-      <w:bookmarkStart w:id="0" w:name="_Toc204858759"/>
+      <w:bookmarkStart w:id="0" w:name="_Toc206705611"/>
       <w:r>
         <w:rPr>
           <w:rFonts w:eastAsia="Times New Roman"/>
@@ -1411,7 +1411,7 @@
           <w:r>
             <w:fldChar w:fldCharType="separate"/>
           </w:r>
-          <w:hyperlink w:anchor="_Toc204858759" w:history="1">
+          <w:hyperlink w:anchor="_Toc206705611" w:history="1">
             <w:r>
               <w:rPr>
                 <w:rStyle w:val="Lienhypertexte"/>
@@ -1440,7 +1440,7 @@
                 <w:noProof/>
                 <w:webHidden/>
               </w:rPr>
-              <w:instrText xml:space="preserve"> PAGEREF _Toc204858759 \h </w:instrText>
+              <w:instrText xml:space="preserve"> PAGEREF _Toc206705611 \h </w:instrText>
             </w:r>
             <w:r>
               <w:rPr>
@@ -1491,7 +1491,7 @@
               <w14:ligatures w14:val="standardContextual"/>
             </w:rPr>
           </w:pPr>
-          <w:hyperlink w:anchor="_Toc204858760" w:history="1">
+          <w:hyperlink w:anchor="_Toc206705612" w:history="1">
             <w:r>
               <w:rPr>
                 <w:rStyle w:val="Lienhypertexte"/>
@@ -1520,7 +1520,7 @@
                 <w:noProof/>
                 <w:webHidden/>
               </w:rPr>
-              <w:instrText xml:space="preserve"> PAGEREF _Toc204858760 \h </w:instrText>
+              <w:instrText xml:space="preserve"> PAGEREF _Toc206705612 \h </w:instrText>
             </w:r>
             <w:r>
               <w:rPr>
@@ -1540,7 +1540,7 @@
                 <w:noProof/>
                 <w:webHidden/>
               </w:rPr>
-              <w:t>5</w:t>
+              <w:t>4</w:t>
             </w:r>
             <w:r>
               <w:rPr>
@@ -1569,7 +1569,7 @@
               <w14:ligatures w14:val="standardContextual"/>
             </w:rPr>
           </w:pPr>
-          <w:hyperlink w:anchor="_Toc204858761" w:history="1">
+          <w:hyperlink w:anchor="_Toc206705613" w:history="1">
             <w:r>
               <w:rPr>
                 <w:rStyle w:val="Lienhypertexte"/>
@@ -1596,7 +1596,7 @@
                 <w:noProof/>
                 <w:webHidden/>
               </w:rPr>
-              <w:instrText xml:space="preserve"> PAGEREF _Toc204858761 \h </w:instrText>
+              <w:instrText xml:space="preserve"> PAGEREF _Toc206705613 \h </w:instrText>
             </w:r>
             <w:r>
               <w:rPr>
@@ -1616,7 +1616,7 @@
                 <w:noProof/>
                 <w:webHidden/>
               </w:rPr>
-              <w:t>5</w:t>
+              <w:t>4</w:t>
             </w:r>
             <w:r>
               <w:rPr>
@@ -1645,7 +1645,7 @@
               <w14:ligatures w14:val="standardContextual"/>
             </w:rPr>
           </w:pPr>
-          <w:hyperlink w:anchor="_Toc204858762" w:history="1">
+          <w:hyperlink w:anchor="_Toc206705614" w:history="1">
             <w:r>
               <w:rPr>
                 <w:rStyle w:val="Lienhypertexte"/>
@@ -1673,7 +1673,7 @@
                 <w:noProof/>
                 <w:webHidden/>
               </w:rPr>
-              <w:instrText xml:space="preserve"> PAGEREF _Toc204858762 \h </w:instrText>
+              <w:instrText xml:space="preserve"> PAGEREF _Toc206705614 \h </w:instrText>
             </w:r>
             <w:r>
               <w:rPr>
@@ -1693,7 +1693,7 @@
                 <w:noProof/>
                 <w:webHidden/>
               </w:rPr>
-              <w:t>5</w:t>
+              <w:t>4</w:t>
             </w:r>
             <w:r>
               <w:rPr>
@@ -1722,7 +1722,7 @@
               <w14:ligatures w14:val="standardContextual"/>
             </w:rPr>
           </w:pPr>
-          <w:hyperlink w:anchor="_Toc204858763" w:history="1">
+          <w:hyperlink w:anchor="_Toc206705615" w:history="1">
             <w:r>
               <w:rPr>
                 <w:rStyle w:val="Lienhypertexte"/>
@@ -1750,7 +1750,7 @@
                 <w:noProof/>
                 <w:webHidden/>
               </w:rPr>
-              <w:instrText xml:space="preserve"> PAGEREF _Toc204858763 \h </w:instrText>
+              <w:instrText xml:space="preserve"> PAGEREF _Toc206705615 \h </w:instrText>
             </w:r>
             <w:r>
               <w:rPr>
@@ -1770,7 +1770,7 @@
                 <w:noProof/>
                 <w:webHidden/>
               </w:rPr>
-              <w:t>5</w:t>
+              <w:t>4</w:t>
             </w:r>
             <w:r>
               <w:rPr>
@@ -1799,7 +1799,7 @@
               <w14:ligatures w14:val="standardContextual"/>
             </w:rPr>
           </w:pPr>
-          <w:hyperlink w:anchor="_Toc204858764" w:history="1">
+          <w:hyperlink w:anchor="_Toc206705616" w:history="1">
             <w:r>
               <w:rPr>
                 <w:rStyle w:val="Lienhypertexte"/>
@@ -1827,7 +1827,7 @@
                 <w:noProof/>
                 <w:webHidden/>
               </w:rPr>
-              <w:instrText xml:space="preserve"> PAGEREF _Toc204858764 \h </w:instrText>
+              <w:instrText xml:space="preserve"> PAGEREF _Toc206705616 \h </w:instrText>
             </w:r>
             <w:r>
               <w:rPr>
@@ -1847,7 +1847,7 @@
                 <w:noProof/>
                 <w:webHidden/>
               </w:rPr>
-              <w:t>6</w:t>
+              <w:t>5</w:t>
             </w:r>
             <w:r>
               <w:rPr>
@@ -1876,7 +1876,7 @@
               <w14:ligatures w14:val="standardContextual"/>
             </w:rPr>
           </w:pPr>
-          <w:hyperlink w:anchor="_Toc204858765" w:history="1">
+          <w:hyperlink w:anchor="_Toc206705617" w:history="1">
             <w:r>
               <w:rPr>
                 <w:rStyle w:val="Lienhypertexte"/>
@@ -1904,7 +1904,7 @@
                 <w:noProof/>
                 <w:webHidden/>
               </w:rPr>
-              <w:instrText xml:space="preserve"> PAGEREF _Toc204858765 \h </w:instrText>
+              <w:instrText xml:space="preserve"> PAGEREF _Toc206705617 \h </w:instrText>
             </w:r>
             <w:r>
               <w:rPr>
@@ -1924,7 +1924,7 @@
                 <w:noProof/>
                 <w:webHidden/>
               </w:rPr>
-              <w:t>6</w:t>
+              <w:t>5</w:t>
             </w:r>
             <w:r>
               <w:rPr>
@@ -1953,7 +1953,7 @@
               <w14:ligatures w14:val="standardContextual"/>
             </w:rPr>
           </w:pPr>
-          <w:hyperlink w:anchor="_Toc204858766" w:history="1">
+          <w:hyperlink w:anchor="_Toc206705618" w:history="1">
             <w:r>
               <w:rPr>
                 <w:rStyle w:val="Lienhypertexte"/>
@@ -1981,7 +1981,7 @@
                 <w:noProof/>
                 <w:webHidden/>
               </w:rPr>
-              <w:instrText xml:space="preserve"> PAGEREF _Toc204858766 \h </w:instrText>
+              <w:instrText xml:space="preserve"> PAGEREF _Toc206705618 \h </w:instrText>
             </w:r>
             <w:r>
               <w:rPr>
@@ -2001,7 +2001,7 @@
                 <w:noProof/>
                 <w:webHidden/>
               </w:rPr>
-              <w:t>7</w:t>
+              <w:t>6</w:t>
             </w:r>
             <w:r>
               <w:rPr>
@@ -2032,7 +2032,7 @@
               <w14:ligatures w14:val="standardContextual"/>
             </w:rPr>
           </w:pPr>
-          <w:hyperlink w:anchor="_Toc204858767" w:history="1">
+          <w:hyperlink w:anchor="_Toc206705619" w:history="1">
             <w:r>
               <w:rPr>
                 <w:rStyle w:val="Lienhypertexte"/>
@@ -2059,7 +2059,7 @@
                 <w:noProof/>
                 <w:webHidden/>
               </w:rPr>
-              <w:instrText xml:space="preserve"> PAGEREF _Toc204858767 \h </w:instrText>
+              <w:instrText xml:space="preserve"> PAGEREF _Toc206705619 \h </w:instrText>
             </w:r>
             <w:r>
               <w:rPr>
@@ -2079,7 +2079,7 @@
                 <w:noProof/>
                 <w:webHidden/>
               </w:rPr>
-              <w:t>8</w:t>
+              <w:t>7</w:t>
             </w:r>
             <w:r>
               <w:rPr>
@@ -2108,7 +2108,7 @@
               <w14:ligatures w14:val="standardContextual"/>
             </w:rPr>
           </w:pPr>
-          <w:hyperlink w:anchor="_Toc204858768" w:history="1">
+          <w:hyperlink w:anchor="_Toc206705620" w:history="1">
             <w:r>
               <w:rPr>
                 <w:rStyle w:val="Lienhypertexte"/>
@@ -2135,7 +2135,7 @@
                 <w:noProof/>
                 <w:webHidden/>
               </w:rPr>
-              <w:instrText xml:space="preserve"> PAGEREF _Toc204858768 \h </w:instrText>
+              <w:instrText xml:space="preserve"> PAGEREF _Toc206705620 \h </w:instrText>
             </w:r>
             <w:r>
               <w:rPr>
@@ -2155,7 +2155,7 @@
                 <w:noProof/>
                 <w:webHidden/>
               </w:rPr>
-              <w:t>8</w:t>
+              <w:t>7</w:t>
             </w:r>
             <w:r>
               <w:rPr>
@@ -2185,7 +2185,7 @@
               <w14:ligatures w14:val="standardContextual"/>
             </w:rPr>
           </w:pPr>
-          <w:hyperlink w:anchor="_Toc204858769" w:history="1">
+          <w:hyperlink w:anchor="_Toc206705621" w:history="1">
             <w:r>
               <w:rPr>
                 <w:rStyle w:val="Lienhypertexte"/>
@@ -2212,7 +2212,7 @@
                 <w:noProof/>
                 <w:webHidden/>
               </w:rPr>
-              <w:instrText xml:space="preserve"> PAGEREF _Toc204858769 \h </w:instrText>
+              <w:instrText xml:space="preserve"> PAGEREF _Toc206705621 \h </w:instrText>
             </w:r>
             <w:r>
               <w:rPr>
@@ -2232,7 +2232,7 @@
                 <w:noProof/>
                 <w:webHidden/>
               </w:rPr>
-              <w:t>8</w:t>
+              <w:t>7</w:t>
             </w:r>
             <w:r>
               <w:rPr>
@@ -2262,7 +2262,7 @@
               <w14:ligatures w14:val="standardContextual"/>
             </w:rPr>
           </w:pPr>
-          <w:hyperlink w:anchor="_Toc204858770" w:history="1">
+          <w:hyperlink w:anchor="_Toc206705622" w:history="1">
             <w:r>
               <w:rPr>
                 <w:rStyle w:val="Lienhypertexte"/>
@@ -2289,7 +2289,7 @@
                 <w:noProof/>
                 <w:webHidden/>
               </w:rPr>
-              <w:instrText xml:space="preserve"> PAGEREF _Toc204858770 \h </w:instrText>
+              <w:instrText xml:space="preserve"> PAGEREF _Toc206705622 \h </w:instrText>
             </w:r>
             <w:r>
               <w:rPr>
@@ -2309,7 +2309,7 @@
                 <w:noProof/>
                 <w:webHidden/>
               </w:rPr>
-              <w:t>8</w:t>
+              <w:t>7</w:t>
             </w:r>
             <w:r>
               <w:rPr>
@@ -2339,7 +2339,7 @@
               <w14:ligatures w14:val="standardContextual"/>
             </w:rPr>
           </w:pPr>
-          <w:hyperlink w:anchor="_Toc204858771" w:history="1">
+          <w:hyperlink w:anchor="_Toc206705623" w:history="1">
             <w:r>
               <w:rPr>
                 <w:rStyle w:val="Lienhypertexte"/>
@@ -2366,7 +2366,7 @@
                 <w:noProof/>
                 <w:webHidden/>
               </w:rPr>
-              <w:instrText xml:space="preserve"> PAGEREF _Toc204858771 \h </w:instrText>
+              <w:instrText xml:space="preserve"> PAGEREF _Toc206705623 \h </w:instrText>
             </w:r>
             <w:r>
               <w:rPr>
@@ -2386,7 +2386,7 @@
                 <w:noProof/>
                 <w:webHidden/>
               </w:rPr>
-              <w:t>8</w:t>
+              <w:t>7</w:t>
             </w:r>
             <w:r>
               <w:rPr>
@@ -2415,7 +2415,7 @@
               <w14:ligatures w14:val="standardContextual"/>
             </w:rPr>
           </w:pPr>
-          <w:hyperlink w:anchor="_Toc204858772" w:history="1">
+          <w:hyperlink w:anchor="_Toc206705624" w:history="1">
             <w:r>
               <w:rPr>
                 <w:rStyle w:val="Lienhypertexte"/>
@@ -2442,7 +2442,7 @@
                 <w:noProof/>
                 <w:webHidden/>
               </w:rPr>
-              <w:instrText xml:space="preserve"> PAGEREF _Toc204858772 \h </w:instrText>
+              <w:instrText xml:space="preserve"> PAGEREF _Toc206705624 \h </w:instrText>
             </w:r>
             <w:r>
               <w:rPr>
@@ -2462,7 +2462,7 @@
                 <w:noProof/>
                 <w:webHidden/>
               </w:rPr>
-              <w:t>8</w:t>
+              <w:t>7</w:t>
             </w:r>
             <w:r>
               <w:rPr>
@@ -2492,7 +2492,7 @@
               <w14:ligatures w14:val="standardContextual"/>
             </w:rPr>
           </w:pPr>
-          <w:hyperlink w:anchor="_Toc204858773" w:history="1">
+          <w:hyperlink w:anchor="_Toc206705625" w:history="1">
             <w:r>
               <w:rPr>
                 <w:rStyle w:val="Lienhypertexte"/>
@@ -2519,7 +2519,7 @@
                 <w:noProof/>
                 <w:webHidden/>
               </w:rPr>
-              <w:instrText xml:space="preserve"> PAGEREF _Toc204858773 \h </w:instrText>
+              <w:instrText xml:space="preserve"> PAGEREF _Toc206705625 \h </w:instrText>
             </w:r>
             <w:r>
               <w:rPr>
@@ -2539,7 +2539,7 @@
                 <w:noProof/>
                 <w:webHidden/>
               </w:rPr>
-              <w:t>8</w:t>
+              <w:t>7</w:t>
             </w:r>
             <w:r>
               <w:rPr>
@@ -2569,7 +2569,7 @@
               <w14:ligatures w14:val="standardContextual"/>
             </w:rPr>
           </w:pPr>
-          <w:hyperlink w:anchor="_Toc204858774" w:history="1">
+          <w:hyperlink w:anchor="_Toc206705626" w:history="1">
             <w:r>
               <w:rPr>
                 <w:rStyle w:val="Lienhypertexte"/>
@@ -2596,7 +2596,7 @@
                 <w:noProof/>
                 <w:webHidden/>
               </w:rPr>
-              <w:instrText xml:space="preserve"> PAGEREF _Toc204858774 \h </w:instrText>
+              <w:instrText xml:space="preserve"> PAGEREF _Toc206705626 \h </w:instrText>
             </w:r>
             <w:r>
               <w:rPr>
@@ -2616,7 +2616,7 @@
                 <w:noProof/>
                 <w:webHidden/>
               </w:rPr>
-              <w:t>8</w:t>
+              <w:t>7</w:t>
             </w:r>
             <w:r>
               <w:rPr>
@@ -2646,7 +2646,7 @@
               <w14:ligatures w14:val="standardContextual"/>
             </w:rPr>
           </w:pPr>
-          <w:hyperlink w:anchor="_Toc204858775" w:history="1">
+          <w:hyperlink w:anchor="_Toc206705627" w:history="1">
             <w:r>
               <w:rPr>
                 <w:rStyle w:val="Lienhypertexte"/>
@@ -2673,7 +2673,7 @@
                 <w:noProof/>
                 <w:webHidden/>
               </w:rPr>
-              <w:instrText xml:space="preserve"> PAGEREF _Toc204858775 \h </w:instrText>
+              <w:instrText xml:space="preserve"> PAGEREF _Toc206705627 \h </w:instrText>
             </w:r>
             <w:r>
               <w:rPr>
@@ -2693,7 +2693,7 @@
                 <w:noProof/>
                 <w:webHidden/>
               </w:rPr>
-              <w:t>9</w:t>
+              <w:t>8</w:t>
             </w:r>
             <w:r>
               <w:rPr>
@@ -2724,7 +2724,7 @@
               <w14:ligatures w14:val="standardContextual"/>
             </w:rPr>
           </w:pPr>
-          <w:hyperlink w:anchor="_Toc204858776" w:history="1">
+          <w:hyperlink w:anchor="_Toc206705628" w:history="1">
             <w:r>
               <w:rPr>
                 <w:rStyle w:val="Lienhypertexte"/>
@@ -2751,7 +2751,7 @@
                 <w:noProof/>
                 <w:webHidden/>
               </w:rPr>
-              <w:instrText xml:space="preserve"> PAGEREF _Toc204858776 \h </w:instrText>
+              <w:instrText xml:space="preserve"> PAGEREF _Toc206705628 \h </w:instrText>
             </w:r>
             <w:r>
               <w:rPr>
@@ -2771,7 +2771,7 @@
                 <w:noProof/>
                 <w:webHidden/>
               </w:rPr>
-              <w:t>10</w:t>
+              <w:t>9</w:t>
             </w:r>
             <w:r>
               <w:rPr>
@@ -2800,7 +2800,7 @@
               <w14:ligatures w14:val="standardContextual"/>
             </w:rPr>
           </w:pPr>
-          <w:hyperlink w:anchor="_Toc204858777" w:history="1">
+          <w:hyperlink w:anchor="_Toc206705629" w:history="1">
             <w:r>
               <w:rPr>
                 <w:rStyle w:val="Lienhypertexte"/>
@@ -2827,7 +2827,7 @@
                 <w:noProof/>
                 <w:webHidden/>
               </w:rPr>
-              <w:instrText xml:space="preserve"> PAGEREF _Toc204858777 \h </w:instrText>
+              <w:instrText xml:space="preserve"> PAGEREF _Toc206705629 \h </w:instrText>
             </w:r>
             <w:r>
               <w:rPr>
@@ -2847,7 +2847,7 @@
                 <w:noProof/>
                 <w:webHidden/>
               </w:rPr>
-              <w:t>10</w:t>
+              <w:t>9</w:t>
             </w:r>
             <w:r>
               <w:rPr>
@@ -2877,7 +2877,7 @@
               <w14:ligatures w14:val="standardContextual"/>
             </w:rPr>
           </w:pPr>
-          <w:hyperlink w:anchor="_Toc204858778" w:history="1">
+          <w:hyperlink w:anchor="_Toc206705630" w:history="1">
             <w:r>
               <w:rPr>
                 <w:rStyle w:val="Lienhypertexte"/>
@@ -2904,7 +2904,7 @@
                 <w:noProof/>
                 <w:webHidden/>
               </w:rPr>
-              <w:instrText xml:space="preserve"> PAGEREF _Toc204858778 \h </w:instrText>
+              <w:instrText xml:space="preserve"> PAGEREF _Toc206705630 \h </w:instrText>
             </w:r>
             <w:r>
               <w:rPr>
@@ -2924,7 +2924,7 @@
                 <w:noProof/>
                 <w:webHidden/>
               </w:rPr>
-              <w:t>10</w:t>
+              <w:t>9</w:t>
             </w:r>
             <w:r>
               <w:rPr>
@@ -2954,7 +2954,7 @@
               <w14:ligatures w14:val="standardContextual"/>
             </w:rPr>
           </w:pPr>
-          <w:hyperlink w:anchor="_Toc204858779" w:history="1">
+          <w:hyperlink w:anchor="_Toc206705631" w:history="1">
             <w:r>
               <w:rPr>
                 <w:rStyle w:val="Lienhypertexte"/>
@@ -2981,7 +2981,7 @@
                 <w:noProof/>
                 <w:webHidden/>
               </w:rPr>
-              <w:instrText xml:space="preserve"> PAGEREF _Toc204858779 \h </w:instrText>
+              <w:instrText xml:space="preserve"> PAGEREF _Toc206705631 \h </w:instrText>
             </w:r>
             <w:r>
               <w:rPr>
@@ -3001,7 +3001,7 @@
                 <w:noProof/>
                 <w:webHidden/>
               </w:rPr>
-              <w:t>10</w:t>
+              <w:t>9</w:t>
             </w:r>
             <w:r>
               <w:rPr>
@@ -3031,7 +3031,7 @@
               <w14:ligatures w14:val="standardContextual"/>
             </w:rPr>
           </w:pPr>
-          <w:hyperlink w:anchor="_Toc204858780" w:history="1">
+          <w:hyperlink w:anchor="_Toc206705632" w:history="1">
             <w:r>
               <w:rPr>
                 <w:rStyle w:val="Lienhypertexte"/>
@@ -3058,7 +3058,7 @@
                 <w:noProof/>
                 <w:webHidden/>
               </w:rPr>
-              <w:instrText xml:space="preserve"> PAGEREF _Toc204858780 \h </w:instrText>
+              <w:instrText xml:space="preserve"> PAGEREF _Toc206705632 \h </w:instrText>
             </w:r>
             <w:r>
               <w:rPr>
@@ -3078,7 +3078,7 @@
                 <w:noProof/>
                 <w:webHidden/>
               </w:rPr>
-              <w:t>10</w:t>
+              <w:t>9</w:t>
             </w:r>
             <w:r>
               <w:rPr>
@@ -3107,7 +3107,7 @@
               <w14:ligatures w14:val="standardContextual"/>
             </w:rPr>
           </w:pPr>
-          <w:hyperlink w:anchor="_Toc204858781" w:history="1">
+          <w:hyperlink w:anchor="_Toc206705633" w:history="1">
             <w:r>
               <w:rPr>
                 <w:rStyle w:val="Lienhypertexte"/>
@@ -3134,7 +3134,7 @@
                 <w:noProof/>
                 <w:webHidden/>
               </w:rPr>
-              <w:instrText xml:space="preserve"> PAGEREF _Toc204858781 \h </w:instrText>
+              <w:instrText xml:space="preserve"> PAGEREF _Toc206705633 \h </w:instrText>
             </w:r>
             <w:r>
               <w:rPr>
@@ -3154,7 +3154,7 @@
                 <w:noProof/>
                 <w:webHidden/>
               </w:rPr>
-              <w:t>11</w:t>
+              <w:t>10</w:t>
             </w:r>
             <w:r>
               <w:rPr>
@@ -3184,7 +3184,7 @@
               <w14:ligatures w14:val="standardContextual"/>
             </w:rPr>
           </w:pPr>
-          <w:hyperlink w:anchor="_Toc204858782" w:history="1">
+          <w:hyperlink w:anchor="_Toc206705634" w:history="1">
             <w:r>
               <w:rPr>
                 <w:rStyle w:val="Lienhypertexte"/>
@@ -3211,7 +3211,7 @@
                 <w:noProof/>
                 <w:webHidden/>
               </w:rPr>
-              <w:instrText xml:space="preserve"> PAGEREF _Toc204858782 \h </w:instrText>
+              <w:instrText xml:space="preserve"> PAGEREF _Toc206705634 \h </w:instrText>
             </w:r>
             <w:r>
               <w:rPr>
@@ -3231,7 +3231,7 @@
                 <w:noProof/>
                 <w:webHidden/>
               </w:rPr>
-              <w:t>11</w:t>
+              <w:t>10</w:t>
             </w:r>
             <w:r>
               <w:rPr>
@@ -3261,7 +3261,7 @@
               <w14:ligatures w14:val="standardContextual"/>
             </w:rPr>
           </w:pPr>
-          <w:hyperlink w:anchor="_Toc204858783" w:history="1">
+          <w:hyperlink w:anchor="_Toc206705635" w:history="1">
             <w:r>
               <w:rPr>
                 <w:rStyle w:val="Lienhypertexte"/>
@@ -3288,7 +3288,7 @@
                 <w:noProof/>
                 <w:webHidden/>
               </w:rPr>
-              <w:instrText xml:space="preserve"> PAGEREF _Toc204858783 \h </w:instrText>
+              <w:instrText xml:space="preserve"> PAGEREF _Toc206705635 \h </w:instrText>
             </w:r>
             <w:r>
               <w:rPr>
@@ -3308,7 +3308,7 @@
                 <w:noProof/>
                 <w:webHidden/>
               </w:rPr>
-              <w:t>11</w:t>
+              <w:t>10</w:t>
             </w:r>
             <w:r>
               <w:rPr>
@@ -3338,7 +3338,7 @@
               <w14:ligatures w14:val="standardContextual"/>
             </w:rPr>
           </w:pPr>
-          <w:hyperlink w:anchor="_Toc204858784" w:history="1">
+          <w:hyperlink w:anchor="_Toc206705636" w:history="1">
             <w:r>
               <w:rPr>
                 <w:rStyle w:val="Lienhypertexte"/>
@@ -3365,7 +3365,7 @@
                 <w:noProof/>
                 <w:webHidden/>
               </w:rPr>
-              <w:instrText xml:space="preserve"> PAGEREF _Toc204858784 \h </w:instrText>
+              <w:instrText xml:space="preserve"> PAGEREF _Toc206705636 \h </w:instrText>
             </w:r>
             <w:r>
               <w:rPr>
@@ -3385,7 +3385,7 @@
                 <w:noProof/>
                 <w:webHidden/>
               </w:rPr>
-              <w:t>11</w:t>
+              <w:t>10</w:t>
             </w:r>
             <w:r>
               <w:rPr>
@@ -3415,7 +3415,7 @@
               <w14:ligatures w14:val="standardContextual"/>
             </w:rPr>
           </w:pPr>
-          <w:hyperlink w:anchor="_Toc204858785" w:history="1">
+          <w:hyperlink w:anchor="_Toc206705637" w:history="1">
             <w:r>
               <w:rPr>
                 <w:rStyle w:val="Lienhypertexte"/>
@@ -3442,7 +3442,7 @@
                 <w:noProof/>
                 <w:webHidden/>
               </w:rPr>
-              <w:instrText xml:space="preserve"> PAGEREF _Toc204858785 \h </w:instrText>
+              <w:instrText xml:space="preserve"> PAGEREF _Toc206705637 \h </w:instrText>
             </w:r>
             <w:r>
               <w:rPr>
@@ -3462,7 +3462,7 @@
                 <w:noProof/>
                 <w:webHidden/>
               </w:rPr>
-              <w:t>11</w:t>
+              <w:t>10</w:t>
             </w:r>
             <w:r>
               <w:rPr>
@@ -3493,7 +3493,7 @@
               <w14:ligatures w14:val="standardContextual"/>
             </w:rPr>
           </w:pPr>
-          <w:hyperlink w:anchor="_Toc204858786" w:history="1">
+          <w:hyperlink w:anchor="_Toc206705638" w:history="1">
             <w:r>
               <w:rPr>
                 <w:rStyle w:val="Lienhypertexte"/>
@@ -3520,7 +3520,7 @@
                 <w:noProof/>
                 <w:webHidden/>
               </w:rPr>
-              <w:instrText xml:space="preserve"> PAGEREF _Toc204858786 \h </w:instrText>
+              <w:instrText xml:space="preserve"> PAGEREF _Toc206705638 \h </w:instrText>
             </w:r>
             <w:r>
               <w:rPr>
@@ -3540,7 +3540,7 @@
                 <w:noProof/>
                 <w:webHidden/>
               </w:rPr>
-              <w:t>13</w:t>
+              <w:t>12</w:t>
             </w:r>
             <w:r>
               <w:rPr>
@@ -3569,7 +3569,7 @@
               <w14:ligatures w14:val="standardContextual"/>
             </w:rPr>
           </w:pPr>
-          <w:hyperlink w:anchor="_Toc204858787" w:history="1">
+          <w:hyperlink w:anchor="_Toc206705639" w:history="1">
             <w:r>
               <w:rPr>
                 <w:rStyle w:val="Lienhypertexte"/>
@@ -3596,7 +3596,7 @@
                 <w:noProof/>
                 <w:webHidden/>
               </w:rPr>
-              <w:instrText xml:space="preserve"> PAGEREF _Toc204858787 \h </w:instrText>
+              <w:instrText xml:space="preserve"> PAGEREF _Toc206705639 \h </w:instrText>
             </w:r>
             <w:r>
               <w:rPr>
@@ -3616,7 +3616,7 @@
                 <w:noProof/>
                 <w:webHidden/>
               </w:rPr>
-              <w:t>13</w:t>
+              <w:t>12</w:t>
             </w:r>
             <w:r>
               <w:rPr>
@@ -3645,7 +3645,7 @@
               <w14:ligatures w14:val="standardContextual"/>
             </w:rPr>
           </w:pPr>
-          <w:hyperlink w:anchor="_Toc204858788" w:history="1">
+          <w:hyperlink w:anchor="_Toc206705640" w:history="1">
             <w:r>
               <w:rPr>
                 <w:rStyle w:val="Lienhypertexte"/>
@@ -3672,7 +3672,7 @@
                 <w:noProof/>
                 <w:webHidden/>
               </w:rPr>
-              <w:instrText xml:space="preserve"> PAGEREF _Toc204858788 \h </w:instrText>
+              <w:instrText xml:space="preserve"> PAGEREF _Toc206705640 \h </w:instrText>
             </w:r>
             <w:r>
               <w:rPr>
@@ -3692,7 +3692,7 @@
                 <w:noProof/>
                 <w:webHidden/>
               </w:rPr>
-              <w:t>13</w:t>
+              <w:t>12</w:t>
             </w:r>
             <w:r>
               <w:rPr>
@@ -3721,7 +3721,7 @@
               <w14:ligatures w14:val="standardContextual"/>
             </w:rPr>
           </w:pPr>
-          <w:hyperlink w:anchor="_Toc204858789" w:history="1">
+          <w:hyperlink w:anchor="_Toc206705641" w:history="1">
             <w:r>
               <w:rPr>
                 <w:rStyle w:val="Lienhypertexte"/>
@@ -3748,7 +3748,7 @@
                 <w:noProof/>
                 <w:webHidden/>
               </w:rPr>
-              <w:instrText xml:space="preserve"> PAGEREF _Toc204858789 \h </w:instrText>
+              <w:instrText xml:space="preserve"> PAGEREF _Toc206705641 \h </w:instrText>
             </w:r>
             <w:r>
               <w:rPr>
@@ -3768,7 +3768,7 @@
                 <w:noProof/>
                 <w:webHidden/>
               </w:rPr>
-              <w:t>14</w:t>
+              <w:t>13</w:t>
             </w:r>
             <w:r>
               <w:rPr>
@@ -3798,7 +3798,7 @@
               <w14:ligatures w14:val="standardContextual"/>
             </w:rPr>
           </w:pPr>
-          <w:hyperlink w:anchor="_Toc204858790" w:history="1">
+          <w:hyperlink w:anchor="_Toc206705642" w:history="1">
             <w:r>
               <w:rPr>
                 <w:rStyle w:val="Lienhypertexte"/>
@@ -3825,7 +3825,7 @@
                 <w:noProof/>
                 <w:webHidden/>
               </w:rPr>
-              <w:instrText xml:space="preserve"> PAGEREF _Toc204858790 \h </w:instrText>
+              <w:instrText xml:space="preserve"> PAGEREF _Toc206705642 \h </w:instrText>
             </w:r>
             <w:r>
               <w:rPr>
@@ -3845,7 +3845,7 @@
                 <w:noProof/>
                 <w:webHidden/>
               </w:rPr>
-              <w:t>14</w:t>
+              <w:t>13</w:t>
             </w:r>
             <w:r>
               <w:rPr>
@@ -3875,7 +3875,7 @@
               <w14:ligatures w14:val="standardContextual"/>
             </w:rPr>
           </w:pPr>
-          <w:hyperlink w:anchor="_Toc204858791" w:history="1">
+          <w:hyperlink w:anchor="_Toc206705643" w:history="1">
             <w:r>
               <w:rPr>
                 <w:rStyle w:val="Lienhypertexte"/>
@@ -3902,7 +3902,84 @@
                 <w:noProof/>
                 <w:webHidden/>
               </w:rPr>
-              <w:instrText xml:space="preserve"> PAGEREF _Toc204858791 \h </w:instrText>
+              <w:instrText xml:space="preserve"> PAGEREF _Toc206705643 \h </w:instrText>
+            </w:r>
+            <w:r>
+              <w:rPr>
+                <w:noProof/>
+                <w:webHidden/>
+              </w:rPr>
+            </w:r>
+            <w:r>
+              <w:rPr>
+                <w:noProof/>
+                <w:webHidden/>
+              </w:rPr>
+              <w:fldChar w:fldCharType="separate"/>
+            </w:r>
+            <w:r>
+              <w:rPr>
+                <w:noProof/>
+                <w:webHidden/>
+              </w:rPr>
+              <w:t>13</w:t>
+            </w:r>
+            <w:r>
+              <w:rPr>
+                <w:noProof/>
+                <w:webHidden/>
+              </w:rPr>
+              <w:fldChar w:fldCharType="end"/>
+            </w:r>
+          </w:hyperlink>
+        </w:p>
+        <w:p>
+          <w:pPr>
+            <w:pStyle w:val="TM3"/>
+            <w:tabs>
+              <w:tab w:val="right" w:leader="dot" w:pos="10456"/>
+            </w:tabs>
+            <w:rPr>
+              <w:rFonts w:eastAsiaTheme="minorEastAsia"/>
+              <w:i w:val="0"/>
+              <w:iCs w:val="0"/>
+              <w:noProof/>
+              <w:color w:val="auto"/>
+              <w:kern w:val="2"/>
+              <w:sz w:val="24"/>
+              <w:szCs w:val="24"/>
+              <w:lang w:val="fr-FR" w:eastAsia="fr-FR"/>
+              <w14:ligatures w14:val="standardContextual"/>
+            </w:rPr>
+          </w:pPr>
+          <w:hyperlink w:anchor="_Toc206705644" w:history="1">
+            <w:r>
+              <w:rPr>
+                <w:rStyle w:val="Lienhypertexte"/>
+                <w:noProof/>
+              </w:rPr>
+              <w:t>3.3.3 Description of frontend files:</w:t>
+            </w:r>
+            <w:r>
+              <w:rPr>
+                <w:noProof/>
+                <w:webHidden/>
+              </w:rPr>
+              <w:tab/>
+            </w:r>
+            <w:r>
+              <w:rPr>
+                <w:noProof/>
+                <w:webHidden/>
+              </w:rPr>
+              <w:fldChar w:fldCharType="begin"/>
+            </w:r>
+            <w:r>
+              <w:rPr>
+                <w:noProof/>
+                <w:webHidden/>
+              </w:rPr>
+              <w:instrText xml:space="preserve"> PAGEREF _Toc206705644 \h </w:instrText>
             </w:r>
             <w:r>
               <w:rPr>
@@ -3951,7 +4028,7 @@
               <w14:ligatures w14:val="standardContextual"/>
             </w:rPr>
           </w:pPr>
-          <w:hyperlink w:anchor="_Toc204858792" w:history="1">
+          <w:hyperlink w:anchor="_Toc206705645" w:history="1">
             <w:r>
               <w:rPr>
                 <w:rStyle w:val="Lienhypertexte"/>
@@ -3978,7 +4055,7 @@
                 <w:noProof/>
                 <w:webHidden/>
               </w:rPr>
-              <w:instrText xml:space="preserve"> PAGEREF _Toc204858792 \h </w:instrText>
+              <w:instrText xml:space="preserve"> PAGEREF _Toc206705645 \h </w:instrText>
             </w:r>
             <w:r>
               <w:rPr>
@@ -3999,6 +4076,83 @@
                 <w:webHidden/>
               </w:rPr>
               <w:t>15</w:t>
+            </w:r>
+            <w:r>
+              <w:rPr>
+                <w:noProof/>
+                <w:webHidden/>
+              </w:rPr>
+              <w:fldChar w:fldCharType="end"/>
+            </w:r>
+          </w:hyperlink>
+        </w:p>
+        <w:p>
+          <w:pPr>
+            <w:pStyle w:val="TM3"/>
+            <w:tabs>
+              <w:tab w:val="right" w:leader="dot" w:pos="10456"/>
+            </w:tabs>
+            <w:rPr>
+              <w:rFonts w:eastAsiaTheme="minorEastAsia"/>
+              <w:i w:val="0"/>
+              <w:iCs w:val="0"/>
+              <w:noProof/>
+              <w:color w:val="auto"/>
+              <w:kern w:val="2"/>
+              <w:sz w:val="24"/>
+              <w:szCs w:val="24"/>
+              <w:lang w:val="fr-FR" w:eastAsia="fr-FR"/>
+              <w14:ligatures w14:val="standardContextual"/>
+            </w:rPr>
+          </w:pPr>
+          <w:hyperlink w:anchor="_Toc206705646" w:history="1">
+            <w:r>
+              <w:rPr>
+                <w:rStyle w:val="Lienhypertexte"/>
+                <w:noProof/>
+              </w:rPr>
+              <w:t>3.4.1 Description of backend files:</w:t>
+            </w:r>
+            <w:r>
+              <w:rPr>
+                <w:noProof/>
+                <w:webHidden/>
+              </w:rPr>
+              <w:tab/>
+            </w:r>
+            <w:r>
+              <w:rPr>
+                <w:noProof/>
+                <w:webHidden/>
+              </w:rPr>
+              <w:fldChar w:fldCharType="begin"/>
+            </w:r>
+            <w:r>
+              <w:rPr>
+                <w:noProof/>
+                <w:webHidden/>
+              </w:rPr>
+              <w:instrText xml:space="preserve"> PAGEREF _Toc206705646 \h </w:instrText>
+            </w:r>
+            <w:r>
+              <w:rPr>
+                <w:noProof/>
+                <w:webHidden/>
+              </w:rPr>
+            </w:r>
+            <w:r>
+              <w:rPr>
+                <w:noProof/>
+                <w:webHidden/>
+              </w:rPr>
+              <w:fldChar w:fldCharType="separate"/>
+            </w:r>
+            <w:r>
+              <w:rPr>
+                <w:noProof/>
+                <w:webHidden/>
+              </w:rPr>
+              <w:t>16</w:t>
             </w:r>
             <w:r>
               <w:rPr>
@@ -4027,7 +4181,7 @@
               <w14:ligatures w14:val="standardContextual"/>
             </w:rPr>
           </w:pPr>
-          <w:hyperlink w:anchor="_Toc204858793" w:history="1">
+          <w:hyperlink w:anchor="_Toc206705647" w:history="1">
             <w:r>
               <w:rPr>
                 <w:rStyle w:val="Lienhypertexte"/>
@@ -4054,7 +4208,7 @@
                 <w:noProof/>
                 <w:webHidden/>
               </w:rPr>
-              <w:instrText xml:space="preserve"> PAGEREF _Toc204858793 \h </w:instrText>
+              <w:instrText xml:space="preserve"> PAGEREF _Toc206705647 \h </w:instrText>
             </w:r>
             <w:r>
               <w:rPr>
@@ -4074,7 +4228,7 @@
                 <w:noProof/>
                 <w:webHidden/>
               </w:rPr>
-              <w:t>16</w:t>
+              <w:t>17</w:t>
             </w:r>
             <w:r>
               <w:rPr>
@@ -4103,7 +4257,7 @@
               <w14:ligatures w14:val="standardContextual"/>
             </w:rPr>
           </w:pPr>
-          <w:hyperlink w:anchor="_Toc204858794" w:history="1">
+          <w:hyperlink w:anchor="_Toc206705648" w:history="1">
             <w:r>
               <w:rPr>
                 <w:rStyle w:val="Lienhypertexte"/>
@@ -4130,7 +4284,7 @@
                 <w:noProof/>
                 <w:webHidden/>
               </w:rPr>
-              <w:instrText xml:space="preserve"> PAGEREF _Toc204858794 \h </w:instrText>
+              <w:instrText xml:space="preserve"> PAGEREF _Toc206705648 \h </w:instrText>
             </w:r>
             <w:r>
               <w:rPr>
@@ -4150,7 +4304,7 @@
                 <w:noProof/>
                 <w:webHidden/>
               </w:rPr>
-              <w:t>16</w:t>
+              <w:t>17</w:t>
             </w:r>
             <w:r>
               <w:rPr>
@@ -4181,7 +4335,7 @@
               <w14:ligatures w14:val="standardContextual"/>
             </w:rPr>
           </w:pPr>
-          <w:hyperlink w:anchor="_Toc204858795" w:history="1">
+          <w:hyperlink w:anchor="_Toc206705649" w:history="1">
             <w:r>
               <w:rPr>
                 <w:rStyle w:val="Lienhypertexte"/>
@@ -4208,7 +4362,7 @@
                 <w:noProof/>
                 <w:webHidden/>
               </w:rPr>
-              <w:instrText xml:space="preserve"> PAGEREF _Toc204858795 \h </w:instrText>
+              <w:instrText xml:space="preserve"> PAGEREF _Toc206705649 \h </w:instrText>
             </w:r>
             <w:r>
               <w:rPr>
@@ -4228,7 +4382,7 @@
                 <w:noProof/>
                 <w:webHidden/>
               </w:rPr>
-              <w:t>17</w:t>
+              <w:t>18</w:t>
             </w:r>
             <w:r>
               <w:rPr>
@@ -4257,7 +4411,7 @@
               <w14:ligatures w14:val="standardContextual"/>
             </w:rPr>
           </w:pPr>
-          <w:hyperlink w:anchor="_Toc204858796" w:history="1">
+          <w:hyperlink w:anchor="_Toc206705650" w:history="1">
             <w:r>
               <w:rPr>
                 <w:rStyle w:val="Lienhypertexte"/>
@@ -4284,7 +4438,7 @@
                 <w:noProof/>
                 <w:webHidden/>
               </w:rPr>
-              <w:instrText xml:space="preserve"> PAGEREF _Toc204858796 \h </w:instrText>
+              <w:instrText xml:space="preserve"> PAGEREF _Toc206705650 \h </w:instrText>
             </w:r>
             <w:r>
               <w:rPr>
@@ -4304,7 +4458,7 @@
                 <w:noProof/>
                 <w:webHidden/>
               </w:rPr>
-              <w:t>17</w:t>
+              <w:t>18</w:t>
             </w:r>
             <w:r>
               <w:rPr>
@@ -4333,7 +4487,7 @@
               <w14:ligatures w14:val="standardContextual"/>
             </w:rPr>
           </w:pPr>
-          <w:hyperlink w:anchor="_Toc204858797" w:history="1">
+          <w:hyperlink w:anchor="_Toc206705651" w:history="1">
             <w:r>
               <w:rPr>
                 <w:rStyle w:val="Lienhypertexte"/>
@@ -4360,7 +4514,7 @@
                 <w:noProof/>
                 <w:webHidden/>
               </w:rPr>
-              <w:instrText xml:space="preserve"> PAGEREF _Toc204858797 \h </w:instrText>
+              <w:instrText xml:space="preserve"> PAGEREF _Toc206705651 \h </w:instrText>
             </w:r>
             <w:r>
               <w:rPr>
@@ -4380,7 +4534,7 @@
                 <w:noProof/>
                 <w:webHidden/>
               </w:rPr>
-              <w:t>17</w:t>
+              <w:t>19</w:t>
             </w:r>
             <w:r>
               <w:rPr>
@@ -4409,7 +4563,7 @@
               <w14:ligatures w14:val="standardContextual"/>
             </w:rPr>
           </w:pPr>
-          <w:hyperlink w:anchor="_Toc204858798" w:history="1">
+          <w:hyperlink w:anchor="_Toc206705652" w:history="1">
             <w:r>
               <w:rPr>
                 <w:rStyle w:val="Lienhypertexte"/>
@@ -4436,7 +4590,7 @@
                 <w:noProof/>
                 <w:webHidden/>
               </w:rPr>
-              <w:instrText xml:space="preserve"> PAGEREF _Toc204858798 \h </w:instrText>
+              <w:instrText xml:space="preserve"> PAGEREF _Toc206705652 \h </w:instrText>
             </w:r>
             <w:r>
               <w:rPr>
@@ -4456,7 +4610,7 @@
                 <w:noProof/>
                 <w:webHidden/>
               </w:rPr>
-              <w:t>21</w:t>
+              <w:t>22</w:t>
             </w:r>
             <w:r>
               <w:rPr>
@@ -4487,7 +4641,7 @@
               <w14:ligatures w14:val="standardContextual"/>
             </w:rPr>
           </w:pPr>
-          <w:hyperlink w:anchor="_Toc204858799" w:history="1">
+          <w:hyperlink w:anchor="_Toc206705653" w:history="1">
             <w:r>
               <w:rPr>
                 <w:rStyle w:val="Lienhypertexte"/>
@@ -4514,7 +4668,7 @@
                 <w:noProof/>
                 <w:webHidden/>
               </w:rPr>
-              <w:instrText xml:space="preserve"> PAGEREF _Toc204858799 \h </w:instrText>
+              <w:instrText xml:space="preserve"> PAGEREF _Toc206705653 \h </w:instrText>
             </w:r>
             <w:r>
               <w:rPr>
@@ -4534,7 +4688,85 @@
                 <w:noProof/>
                 <w:webHidden/>
               </w:rPr>
-              <w:t>22</w:t>
+              <w:t>23</w:t>
+            </w:r>
+            <w:r>
+              <w:rPr>
+                <w:noProof/>
+                <w:webHidden/>
+              </w:rPr>
+              <w:fldChar w:fldCharType="end"/>
+            </w:r>
+          </w:hyperlink>
+        </w:p>
+        <w:p>
+          <w:pPr>
+            <w:pStyle w:val="TM1"/>
+            <w:tabs>
+              <w:tab w:val="right" w:leader="dot" w:pos="10456"/>
+            </w:tabs>
+            <w:rPr>
+              <w:rFonts w:eastAsiaTheme="minorEastAsia"/>
+              <w:b w:val="0"/>
+              <w:bCs w:val="0"/>
+              <w:caps w:val="0"/>
+              <w:noProof/>
+              <w:color w:val="auto"/>
+              <w:kern w:val="2"/>
+              <w:sz w:val="24"/>
+              <w:szCs w:val="24"/>
+              <w:lang w:val="fr-FR" w:eastAsia="fr-FR"/>
+              <w14:ligatures w14:val="standardContextual"/>
+            </w:rPr>
+          </w:pPr>
+          <w:hyperlink w:anchor="_Toc206705654" w:history="1">
+            <w:r>
+              <w:rPr>
+                <w:rStyle w:val="Lienhypertexte"/>
+                <w:noProof/>
+              </w:rPr>
+              <w:t>6 Perspectives and Future Improvements</w:t>
+            </w:r>
+            <w:r>
+              <w:rPr>
+                <w:noProof/>
+                <w:webHidden/>
+              </w:rPr>
+              <w:tab/>
+            </w:r>
+            <w:r>
+              <w:rPr>
+                <w:noProof/>
+                <w:webHidden/>
+              </w:rPr>
+              <w:fldChar w:fldCharType="begin"/>
+            </w:r>
+            <w:r>
+              <w:rPr>
+                <w:noProof/>
+                <w:webHidden/>
+              </w:rPr>
+              <w:instrText xml:space="preserve"> PAGEREF _Toc206705654 \h </w:instrText>
+            </w:r>
+            <w:r>
+              <w:rPr>
+                <w:noProof/>
+                <w:webHidden/>
+              </w:rPr>
+            </w:r>
+            <w:r>
+              <w:rPr>
+                <w:noProof/>
+                <w:webHidden/>
+              </w:rPr>
+              <w:fldChar w:fldCharType="separate"/>
+            </w:r>
+            <w:r>
+              <w:rPr>
+                <w:noProof/>
+                <w:webHidden/>
+              </w:rPr>
+              <w:t>24</w:t>
             </w:r>
             <w:r>
               <w:rPr>
@@ -4551,11 +4783,9 @@
             <w:tabs>
               <w:tab w:val="right" w:leader="dot" w:pos="10455"/>
             </w:tabs>
-            <w:rPr>
-              <w:rStyle w:val="Lienhypertexte"/>
-            </w:rPr>
           </w:pPr>
           <w:r>
+            <w:lastRenderedPageBreak/>
             <w:fldChar w:fldCharType="end"/>
           </w:r>
         </w:p>
@@ -4563,27 +4793,6 @@
     </w:sdt>
     <w:p>
       <w:pPr>
-        <w:ind w:left="0"/>
-        <w:rPr>
-          <w:rFonts w:eastAsia="Times New Roman" w:cstheme="majorBidi"/>
-          <w:b/>
-          <w:smallCaps/>
-          <w:color w:val="FFFFFF" w:themeColor="background1"/>
-          <w:sz w:val="32"/>
-          <w:szCs w:val="32"/>
-          <w:lang w:eastAsia="en-IE"/>
-        </w:rPr>
-      </w:pPr>
-      <w:r>
-        <w:rPr>
-          <w:rFonts w:eastAsia="Times New Roman"/>
-          <w:lang w:eastAsia="en-IE"/>
-        </w:rPr>
-        <w:br w:type="page"/>
-      </w:r>
-    </w:p>
-    <w:p>
-      <w:pPr>
         <w:pStyle w:val="Titre1"/>
         <w:numPr>
           <w:ilvl w:val="0"/>
@@ -4595,13 +4804,12 @@
         </w:rPr>
       </w:pPr>
       <w:bookmarkStart w:id="1" w:name="_Toc132200803"/>
-      <w:bookmarkStart w:id="2" w:name="_Toc204858760"/>
+      <w:bookmarkStart w:id="2" w:name="_Toc206705612"/>
       <w:r>
         <w:rPr>
           <w:rFonts w:eastAsia="Times New Roman"/>
           <w:lang w:eastAsia="en-IE"/>
         </w:rPr>
-        <w:lastRenderedPageBreak/>
         <w:t>Introduction</w:t>
       </w:r>
       <w:bookmarkEnd w:id="1"/>
@@ -4615,15 +4823,16 @@
           <w:numId w:val="0"/>
         </w:numPr>
       </w:pPr>
-      <w:bookmarkStart w:id="3" w:name="_Toc204858761"/>
-      <w:bookmarkStart w:id="4" w:name="_Toc132200804"/>
+      <w:bookmarkStart w:id="3" w:name="_Toc132200804"/>
+      <w:bookmarkStart w:id="4" w:name="_Toc206705613"/>
       <w:r>
         <w:t>Background</w:t>
       </w:r>
-      <w:bookmarkEnd w:id="3"/>
-    </w:p>
-    <w:p>
-      <w:pPr>
+      <w:bookmarkEnd w:id="4"/>
+    </w:p>
+    <w:p>
+      <w:pPr>
+        <w:jc w:val="both"/>
         <w:rPr>
           <w:lang w:eastAsia="en-IE"/>
         </w:rPr>
@@ -4637,6 +4846,7 @@
     </w:p>
     <w:p>
       <w:pPr>
+        <w:jc w:val="both"/>
         <w:rPr>
           <w:lang w:eastAsia="en-IE"/>
         </w:rPr>
@@ -4674,14 +4884,14 @@
           <w:lang w:eastAsia="en-IE"/>
         </w:rPr>
       </w:pPr>
-      <w:bookmarkStart w:id="5" w:name="_Toc204858762"/>
+      <w:bookmarkStart w:id="5" w:name="_Toc206705614"/>
       <w:r>
         <w:rPr>
           <w:lang w:eastAsia="en-IE"/>
         </w:rPr>
         <w:t>Document Purpose</w:t>
       </w:r>
-      <w:bookmarkEnd w:id="4"/>
+      <w:bookmarkEnd w:id="3"/>
       <w:bookmarkEnd w:id="5"/>
     </w:p>
     <w:p>
@@ -4766,7 +4976,7 @@
         </w:rPr>
       </w:pPr>
       <w:bookmarkStart w:id="6" w:name="_Toc132200805"/>
-      <w:bookmarkStart w:id="7" w:name="_Toc204858763"/>
+      <w:bookmarkStart w:id="7" w:name="_Toc206705615"/>
       <w:r>
         <w:rPr>
           <w:lang w:eastAsia="en-IE"/>
@@ -4920,7 +5130,7 @@
           <w:lang w:eastAsia="en-IE"/>
         </w:rPr>
       </w:pPr>
-      <w:bookmarkStart w:id="8" w:name="_Toc204858764"/>
+      <w:bookmarkStart w:id="8" w:name="_Toc206705616"/>
       <w:r>
         <w:rPr>
           <w:lang w:eastAsia="en-IE"/>
@@ -4994,7 +5204,7 @@
         </w:rPr>
       </w:pPr>
       <w:bookmarkStart w:id="9" w:name="_Toc132200806"/>
-      <w:bookmarkStart w:id="10" w:name="_Toc204858765"/>
+      <w:bookmarkStart w:id="10" w:name="_Toc206705617"/>
       <w:r>
         <w:rPr>
           <w:lang w:eastAsia="en-IE"/>
@@ -5239,7 +5449,7 @@
           <w:lang w:eastAsia="en-IE"/>
         </w:rPr>
       </w:pPr>
-      <w:bookmarkStart w:id="11" w:name="_Toc204858766"/>
+      <w:bookmarkStart w:id="11" w:name="_Toc206705618"/>
       <w:r>
         <w:rPr>
           <w:lang w:eastAsia="en-IE"/>
@@ -5671,7 +5881,7 @@
           <w:numId w:val="0"/>
         </w:numPr>
       </w:pPr>
-      <w:bookmarkStart w:id="12" w:name="_Toc204858767"/>
+      <w:bookmarkStart w:id="12" w:name="_Toc206705619"/>
       <w:r>
         <w:lastRenderedPageBreak/>
         <w:t>1 Project Management</w:t>
@@ -5687,7 +5897,7 @@
           <w:numId w:val="0"/>
         </w:numPr>
       </w:pPr>
-      <w:bookmarkStart w:id="13" w:name="_Toc204858768"/>
+      <w:bookmarkStart w:id="13" w:name="_Toc206705620"/>
       <w:r>
         <w:t>1.1 Define Scope and Objectives – This is a Work Package</w:t>
       </w:r>
@@ -5752,7 +5962,7 @@
           <w:rFonts w:hint="eastAsia"/>
         </w:rPr>
       </w:pPr>
-      <w:bookmarkStart w:id="14" w:name="_Toc204858769"/>
+      <w:bookmarkStart w:id="14" w:name="_Toc206705621"/>
       <w:r>
         <w:t>1.1.1 Task 01</w:t>
       </w:r>
@@ -5788,7 +5998,7 @@
           <w:rFonts w:hint="eastAsia"/>
         </w:rPr>
       </w:pPr>
-      <w:bookmarkStart w:id="15" w:name="_Toc204858770"/>
+      <w:bookmarkStart w:id="15" w:name="_Toc206705622"/>
       <w:r>
         <w:t>1.1.2 Task 02</w:t>
       </w:r>
@@ -5818,7 +6028,7 @@
           <w:rFonts w:hint="eastAsia"/>
         </w:rPr>
       </w:pPr>
-      <w:bookmarkStart w:id="16" w:name="_Toc204858771"/>
+      <w:bookmarkStart w:id="16" w:name="_Toc206705623"/>
       <w:r>
         <w:t>1.1.3 Task 03</w:t>
       </w:r>
@@ -5849,7 +6059,7 @@
           <w:lang w:val="en-US"/>
         </w:rPr>
       </w:pPr>
-      <w:bookmarkStart w:id="17" w:name="_Toc204858772"/>
+      <w:bookmarkStart w:id="17" w:name="_Toc206705624"/>
       <w:r>
         <w:rPr>
           <w:lang w:val="en-US"/>
@@ -5869,7 +6079,7 @@
           <w:rFonts w:hint="eastAsia"/>
         </w:rPr>
       </w:pPr>
-      <w:bookmarkStart w:id="18" w:name="_Toc204858773"/>
+      <w:bookmarkStart w:id="18" w:name="_Toc206705625"/>
       <w:r>
         <w:t>1.2.1 Task 01</w:t>
       </w:r>
@@ -5898,7 +6108,7 @@
           <w:rFonts w:hint="eastAsia"/>
         </w:rPr>
       </w:pPr>
-      <w:bookmarkStart w:id="19" w:name="_Toc204858774"/>
+      <w:bookmarkStart w:id="19" w:name="_Toc206705626"/>
       <w:r>
         <w:t>1.2.2 Task 02</w:t>
       </w:r>
@@ -5927,7 +6137,7 @@
           <w:rFonts w:hint="eastAsia"/>
         </w:rPr>
       </w:pPr>
-      <w:bookmarkStart w:id="20" w:name="_Toc204858775"/>
+      <w:bookmarkStart w:id="20" w:name="_Toc206705627"/>
       <w:r>
         <w:lastRenderedPageBreak/>
         <w:t>1.2.3 Task 03</w:t>
@@ -5971,17 +6181,17 @@
           <w:lang w:eastAsia="en-IE"/>
         </w:rPr>
       </w:pPr>
-      <w:bookmarkStart w:id="21" w:name="_Toc204858776"/>
-      <w:bookmarkStart w:id="22" w:name="_Toc132200811"/>
+      <w:bookmarkStart w:id="21" w:name="_Toc132200811"/>
+      <w:bookmarkStart w:id="22" w:name="_Toc206705628"/>
       <w:r>
         <w:lastRenderedPageBreak/>
         <w:t>2 Requirements Gathering &amp; Analysis</w:t>
       </w:r>
+      <w:bookmarkEnd w:id="22"/>
+      <w:r>
+        <w:t xml:space="preserve"> </w:t>
+      </w:r>
       <w:bookmarkEnd w:id="21"/>
-      <w:r>
-        <w:t xml:space="preserve"> </w:t>
-      </w:r>
-      <w:bookmarkEnd w:id="22"/>
     </w:p>
     <w:p>
       <w:pPr>
@@ -6004,7 +6214,7 @@
           <w:numId w:val="0"/>
         </w:numPr>
       </w:pPr>
-      <w:bookmarkStart w:id="23" w:name="_Toc204858777"/>
+      <w:bookmarkStart w:id="23" w:name="_Toc206705629"/>
       <w:r>
         <w:t>2.1 Identify sensor data sources</w:t>
       </w:r>
@@ -6042,7 +6252,7 @@
           <w:rFonts w:hint="eastAsia"/>
         </w:rPr>
       </w:pPr>
-      <w:bookmarkStart w:id="24" w:name="_Toc204858778"/>
+      <w:bookmarkStart w:id="24" w:name="_Toc206705630"/>
       <w:r>
         <w:t>2.1.1 Sensor Research and Selection</w:t>
       </w:r>
@@ -6075,7 +6285,7 @@
           <w:rFonts w:hint="eastAsia"/>
         </w:rPr>
       </w:pPr>
-      <w:bookmarkStart w:id="25" w:name="_Toc204858779"/>
+      <w:bookmarkStart w:id="25" w:name="_Toc206705631"/>
       <w:r>
         <w:t>2.1.3 Integration Planning</w:t>
       </w:r>
@@ -6131,7 +6341,7 @@
           <w:rFonts w:hint="eastAsia"/>
         </w:rPr>
       </w:pPr>
-      <w:bookmarkStart w:id="26" w:name="_Toc204858780"/>
+      <w:bookmarkStart w:id="26" w:name="_Toc206705632"/>
       <w:r>
         <w:t>2.1.4 Data Interfacing and Compatibility</w:t>
       </w:r>
@@ -6166,7 +6376,7 @@
           <w:lang w:val="en-US"/>
         </w:rPr>
       </w:pPr>
-      <w:bookmarkStart w:id="27" w:name="_Toc204858781"/>
+      <w:bookmarkStart w:id="27" w:name="_Toc206705633"/>
       <w:r>
         <w:rPr>
           <w:lang w:val="en-US"/>
@@ -6215,7 +6425,7 @@
           <w:rFonts w:hint="eastAsia"/>
         </w:rPr>
       </w:pPr>
-      <w:bookmarkStart w:id="28" w:name="_Toc204858782"/>
+      <w:bookmarkStart w:id="28" w:name="_Toc206705634"/>
       <w:r>
         <w:t>2.2.1 User Interviews and Surveys</w:t>
       </w:r>
@@ -6241,7 +6451,7 @@
           <w:rFonts w:hint="eastAsia"/>
         </w:rPr>
       </w:pPr>
-      <w:bookmarkStart w:id="29" w:name="_Toc204858783"/>
+      <w:bookmarkStart w:id="29" w:name="_Toc206705635"/>
       <w:r>
         <w:t>2.2.2 Use Case Definition</w:t>
       </w:r>
@@ -6320,7 +6530,7 @@
           <w:rFonts w:hint="eastAsia"/>
         </w:rPr>
       </w:pPr>
-      <w:bookmarkStart w:id="30" w:name="_Toc204858784"/>
+      <w:bookmarkStart w:id="30" w:name="_Toc206705636"/>
       <w:r>
         <w:t>2.2.3 Requirements Workshops</w:t>
       </w:r>
@@ -6369,7 +6579,7 @@
           <w:rFonts w:hint="eastAsia"/>
         </w:rPr>
       </w:pPr>
-      <w:bookmarkStart w:id="31" w:name="_Toc204858785"/>
+      <w:bookmarkStart w:id="31" w:name="_Toc206705637"/>
       <w:r>
         <w:t>2.2.</w:t>
       </w:r>
@@ -6575,7 +6785,7 @@
           <w:numId w:val="0"/>
         </w:numPr>
       </w:pPr>
-      <w:bookmarkStart w:id="32" w:name="_Toc204858786"/>
+      <w:bookmarkStart w:id="32" w:name="_Toc206705638"/>
       <w:r>
         <w:lastRenderedPageBreak/>
         <w:t>3. Design &amp; Architecture</w:t>
@@ -6590,7 +6800,7 @@
           <w:numId w:val="0"/>
         </w:numPr>
       </w:pPr>
-      <w:bookmarkStart w:id="33" w:name="_Toc204858787"/>
+      <w:bookmarkStart w:id="33" w:name="_Toc206705639"/>
       <w:r>
         <w:t>3.1 Define data schema and storage requirements</w:t>
       </w:r>
@@ -6708,7 +6918,7 @@
           <w:numId w:val="0"/>
         </w:numPr>
       </w:pPr>
-      <w:bookmarkStart w:id="34" w:name="_Toc204858788"/>
+      <w:bookmarkStart w:id="34" w:name="_Toc206705640"/>
       <w:r>
         <w:t>3.2 Determine the technologies and frameworks for the frontend</w:t>
       </w:r>
@@ -7013,7 +7223,7 @@
           <w:numId w:val="0"/>
         </w:numPr>
       </w:pPr>
-      <w:bookmarkStart w:id="35" w:name="_Toc204858789"/>
+      <w:bookmarkStart w:id="35" w:name="_Toc206705641"/>
       <w:r>
         <w:t>3.3 Design the front-end user interface</w:t>
       </w:r>
@@ -7069,7 +7279,7 @@
           <w:rFonts w:hint="eastAsia"/>
         </w:rPr>
       </w:pPr>
-      <w:bookmarkStart w:id="36" w:name="_Toc204858790"/>
+      <w:bookmarkStart w:id="36" w:name="_Toc206705642"/>
       <w:r>
         <w:t xml:space="preserve">3.3.1 </w:t>
       </w:r>
@@ -7099,6 +7309,7 @@
           <w:numId w:val="54"/>
         </w:numPr>
         <w:spacing w:after="0"/>
+        <w:jc w:val="both"/>
         <w:rPr>
           <w:lang w:val="en-GB"/>
         </w:rPr>
@@ -7139,6 +7350,7 @@
           <w:numId w:val="54"/>
         </w:numPr>
         <w:spacing w:after="0"/>
+        <w:jc w:val="both"/>
         <w:rPr>
           <w:lang w:val="en-GB"/>
         </w:rPr>
@@ -7168,6 +7380,7 @@
           <w:numId w:val="54"/>
         </w:numPr>
         <w:spacing w:after="0"/>
+        <w:jc w:val="both"/>
         <w:rPr>
           <w:lang w:val="en-GB"/>
         </w:rPr>
@@ -7208,6 +7421,7 @@
           <w:numId w:val="54"/>
         </w:numPr>
         <w:spacing w:after="0"/>
+        <w:jc w:val="both"/>
         <w:rPr>
           <w:lang w:val="en-GB"/>
         </w:rPr>
@@ -7248,6 +7462,7 @@
           <w:numId w:val="54"/>
         </w:numPr>
         <w:spacing w:after="0"/>
+        <w:jc w:val="both"/>
         <w:rPr>
           <w:lang w:val="en-GB"/>
         </w:rPr>
@@ -7287,7 +7502,7 @@
           <w:rFonts w:hint="eastAsia"/>
         </w:rPr>
       </w:pPr>
-      <w:bookmarkStart w:id="37" w:name="_Toc204858791"/>
+      <w:bookmarkStart w:id="37" w:name="_Toc206705643"/>
       <w:r>
         <w:t xml:space="preserve">3.3.2 </w:t>
       </w:r>
@@ -7313,6 +7528,7 @@
     <w:p>
       <w:pPr>
         <w:spacing w:after="0"/>
+        <w:jc w:val="both"/>
         <w:rPr>
           <w:lang w:val="en-GB"/>
         </w:rPr>
@@ -7331,6 +7547,7 @@
           <w:numId w:val="56"/>
         </w:numPr>
         <w:spacing w:after="0"/>
+        <w:jc w:val="both"/>
         <w:rPr>
           <w:lang w:val="en-GB"/>
         </w:rPr>
@@ -7371,6 +7588,7 @@
           <w:numId w:val="56"/>
         </w:numPr>
         <w:spacing w:after="0"/>
+        <w:jc w:val="both"/>
         <w:rPr>
           <w:lang w:val="en-GB"/>
         </w:rPr>
@@ -7397,6 +7615,7 @@
           <w:numId w:val="56"/>
         </w:numPr>
         <w:spacing w:after="0"/>
+        <w:jc w:val="both"/>
         <w:rPr>
           <w:lang w:val="en-GB"/>
         </w:rPr>
@@ -7420,6 +7639,7 @@
       <w:pPr>
         <w:spacing w:after="0"/>
         <w:ind w:left="720"/>
+        <w:jc w:val="both"/>
         <w:rPr>
           <w:lang w:val="en-GB"/>
         </w:rPr>
@@ -7428,6 +7648,7 @@
     <w:p>
       <w:pPr>
         <w:spacing w:after="0"/>
+        <w:jc w:val="both"/>
         <w:rPr>
           <w:lang w:val="en-GB"/>
         </w:rPr>
@@ -7449,13 +7670,790 @@
     </w:p>
     <w:p>
       <w:pPr>
-        <w:rPr>
-          <w:lang w:val="en-GB"/>
-        </w:rPr>
-      </w:pPr>
-    </w:p>
-    <w:p>
-      <w:pPr>
+        <w:spacing w:after="0"/>
+        <w:rPr>
+          <w:lang w:val="en-GB"/>
+        </w:rPr>
+      </w:pPr>
+    </w:p>
+    <w:p>
+      <w:pPr>
+        <w:spacing w:after="0"/>
+        <w:rPr>
+          <w:lang w:val="en-GB"/>
+        </w:rPr>
+      </w:pPr>
+    </w:p>
+    <w:p>
+      <w:pPr>
+        <w:spacing w:after="0"/>
+        <w:rPr>
+          <w:lang w:val="en-GB"/>
+        </w:rPr>
+      </w:pPr>
+    </w:p>
+    <w:p>
+      <w:pPr>
+        <w:pStyle w:val="Titre3"/>
+        <w:numPr>
+          <w:ilvl w:val="0"/>
+          <w:numId w:val="0"/>
+        </w:numPr>
+        <w:ind w:left="720" w:hanging="720"/>
+      </w:pPr>
+      <w:bookmarkStart w:id="38" w:name="_Toc206705644"/>
+      <w:r>
+        <w:lastRenderedPageBreak/>
+        <w:t xml:space="preserve">3.3.3 </w:t>
+      </w:r>
+      <w:r>
+        <w:t xml:space="preserve">Description of </w:t>
+      </w:r>
+      <w:r>
+        <w:t>frontend</w:t>
+      </w:r>
+      <w:r>
+        <w:t xml:space="preserve"> files</w:t>
+      </w:r>
+      <w:r>
+        <w:t>:</w:t>
+      </w:r>
+      <w:bookmarkEnd w:id="38"/>
+    </w:p>
+    <w:p/>
+    <w:p>
+      <w:pPr>
+        <w:ind w:left="720"/>
+        <w:jc w:val="both"/>
+        <w:rPr>
+          <w:lang w:val="en-GB"/>
+        </w:rPr>
+      </w:pPr>
+      <w:r>
+        <w:rPr>
+          <w:lang w:val="en-GB"/>
+        </w:rPr>
+        <w:t>The frontend of the application is organized around two main pages, each with a specific role in the user experience.</w:t>
+      </w:r>
+    </w:p>
+    <w:p>
+      <w:pPr>
+        <w:ind w:left="720"/>
+        <w:jc w:val="both"/>
+        <w:rPr>
+          <w:lang w:val="en-GB"/>
+        </w:rPr>
+      </w:pPr>
+      <w:r>
+        <w:rPr>
+          <w:lang w:val="en-GB"/>
+        </w:rPr>
+        <w:t xml:space="preserve">The first one is </w:t>
+      </w:r>
+      <w:proofErr w:type="spellStart"/>
+      <w:r>
+        <w:rPr>
+          <w:b/>
+          <w:bCs/>
+          <w:lang w:val="en-GB"/>
+        </w:rPr>
+        <w:t>Dashboard.jsx</w:t>
+      </w:r>
+      <w:proofErr w:type="spellEnd"/>
+      <w:r>
+        <w:rPr>
+          <w:lang w:val="en-GB"/>
+        </w:rPr>
+        <w:t>, which serves as the central page for the visualization and analysis of sensor data. It provides interactive charts, statistics, and sensor status information, while also enabling data export. Users can switch between different periods (day, week, month) and modes (all sensors, indoor/outdoor, soil sensors) to adapt the visualization to their needs. This page acts as the technical core of the interface, aimed at users who require a detailed understanding of the data.</w:t>
+      </w:r>
+    </w:p>
+    <w:p>
+      <w:pPr>
+        <w:ind w:left="720"/>
+        <w:jc w:val="both"/>
+        <w:rPr>
+          <w:lang w:val="en-GB"/>
+        </w:rPr>
+      </w:pPr>
+      <w:r>
+        <w:rPr>
+          <w:lang w:val="en-GB"/>
+        </w:rPr>
+        <w:t xml:space="preserve">The second page, </w:t>
+      </w:r>
+      <w:proofErr w:type="spellStart"/>
+      <w:r>
+        <w:rPr>
+          <w:b/>
+          <w:bCs/>
+          <w:lang w:val="en-GB"/>
+        </w:rPr>
+        <w:t>Highlight.jsx</w:t>
+      </w:r>
+      <w:proofErr w:type="spellEnd"/>
+      <w:r>
+        <w:rPr>
+          <w:lang w:val="en-GB"/>
+        </w:rPr>
+        <w:t xml:space="preserve">, was developed later in the project </w:t>
+      </w:r>
+      <w:proofErr w:type="gramStart"/>
+      <w:r>
+        <w:rPr>
+          <w:lang w:val="en-GB"/>
+        </w:rPr>
+        <w:t>in order to</w:t>
+      </w:r>
+      <w:proofErr w:type="gramEnd"/>
+      <w:r>
+        <w:rPr>
+          <w:lang w:val="en-GB"/>
+        </w:rPr>
+        <w:t xml:space="preserve"> complement the dashboard. While the dashboard is more technical, the highlight page was designed to be user-friendly and accessible for greenhouse operators. It focuses on providing essential insights, recommendations, and key sensor values in a simplified format. The page retrieves data from the backend and organizes it into different components:</w:t>
+      </w:r>
+    </w:p>
+    <w:p>
+      <w:pPr>
+        <w:numPr>
+          <w:ilvl w:val="0"/>
+          <w:numId w:val="76"/>
+        </w:numPr>
+        <w:tabs>
+          <w:tab w:val="clear" w:pos="720"/>
+          <w:tab w:val="num" w:pos="1440"/>
+        </w:tabs>
+        <w:ind w:left="1440"/>
+        <w:jc w:val="both"/>
+        <w:rPr>
+          <w:lang w:val="en-GB"/>
+        </w:rPr>
+      </w:pPr>
+      <w:proofErr w:type="spellStart"/>
+      <w:r>
+        <w:rPr>
+          <w:b/>
+          <w:bCs/>
+          <w:lang w:val="en-GB"/>
+        </w:rPr>
+        <w:t>WeatherWidget.jsx</w:t>
+      </w:r>
+      <w:proofErr w:type="spellEnd"/>
+      <w:r>
+        <w:rPr>
+          <w:lang w:val="en-GB"/>
+        </w:rPr>
+        <w:t xml:space="preserve">: displays current weather data (temperature, humidity, wind, rain) using the </w:t>
+      </w:r>
+      <w:proofErr w:type="spellStart"/>
+      <w:r>
+        <w:rPr>
+          <w:lang w:val="en-GB"/>
+        </w:rPr>
+        <w:t>OpenWeatherMap</w:t>
+      </w:r>
+      <w:proofErr w:type="spellEnd"/>
+      <w:r>
+        <w:rPr>
+          <w:lang w:val="en-GB"/>
+        </w:rPr>
+        <w:t xml:space="preserve"> API.</w:t>
+      </w:r>
+    </w:p>
+    <w:p>
+      <w:pPr>
+        <w:numPr>
+          <w:ilvl w:val="0"/>
+          <w:numId w:val="76"/>
+        </w:numPr>
+        <w:tabs>
+          <w:tab w:val="clear" w:pos="720"/>
+          <w:tab w:val="num" w:pos="1440"/>
+        </w:tabs>
+        <w:ind w:left="1440"/>
+        <w:jc w:val="both"/>
+        <w:rPr>
+          <w:lang w:val="en-GB"/>
+        </w:rPr>
+      </w:pPr>
+      <w:proofErr w:type="spellStart"/>
+      <w:r>
+        <w:rPr>
+          <w:b/>
+          <w:bCs/>
+          <w:lang w:val="en-GB"/>
+        </w:rPr>
+        <w:t>SensorStatus.jsx</w:t>
+      </w:r>
+      <w:proofErr w:type="spellEnd"/>
+      <w:r>
+        <w:rPr>
+          <w:lang w:val="en-GB"/>
+        </w:rPr>
+        <w:t>: shows the number of online and offline sensors based on the latest data received.</w:t>
+      </w:r>
+    </w:p>
+    <w:p>
+      <w:pPr>
+        <w:numPr>
+          <w:ilvl w:val="0"/>
+          <w:numId w:val="76"/>
+        </w:numPr>
+        <w:tabs>
+          <w:tab w:val="clear" w:pos="720"/>
+          <w:tab w:val="num" w:pos="1440"/>
+        </w:tabs>
+        <w:ind w:left="1440"/>
+        <w:jc w:val="both"/>
+        <w:rPr>
+          <w:lang w:val="en-GB"/>
+        </w:rPr>
+      </w:pPr>
+      <w:proofErr w:type="spellStart"/>
+      <w:r>
+        <w:rPr>
+          <w:b/>
+          <w:bCs/>
+          <w:lang w:val="en-GB"/>
+        </w:rPr>
+        <w:t>SoilTempHeatmap.jsx</w:t>
+      </w:r>
+      <w:proofErr w:type="spellEnd"/>
+      <w:r>
+        <w:rPr>
+          <w:lang w:val="en-GB"/>
+        </w:rPr>
+        <w:t>: visualizes soil temperatures for each sensor in the form of a heatmap, along with insights about thermal balance.</w:t>
+      </w:r>
+    </w:p>
+    <w:p>
+      <w:pPr>
+        <w:numPr>
+          <w:ilvl w:val="0"/>
+          <w:numId w:val="76"/>
+        </w:numPr>
+        <w:tabs>
+          <w:tab w:val="clear" w:pos="720"/>
+          <w:tab w:val="num" w:pos="1440"/>
+        </w:tabs>
+        <w:ind w:left="1440"/>
+        <w:jc w:val="both"/>
+        <w:rPr>
+          <w:lang w:val="en-GB"/>
+        </w:rPr>
+      </w:pPr>
+      <w:proofErr w:type="spellStart"/>
+      <w:r>
+        <w:rPr>
+          <w:b/>
+          <w:bCs/>
+          <w:lang w:val="en-GB"/>
+        </w:rPr>
+        <w:t>SMGauges.jsx</w:t>
+      </w:r>
+      <w:proofErr w:type="spellEnd"/>
+      <w:r>
+        <w:rPr>
+          <w:lang w:val="en-GB"/>
+        </w:rPr>
+        <w:t>: provides gauges for soil moisture and conductivity, with visual alerts depending on the measurements.</w:t>
+      </w:r>
+    </w:p>
+    <w:p>
+      <w:pPr>
+        <w:numPr>
+          <w:ilvl w:val="0"/>
+          <w:numId w:val="76"/>
+        </w:numPr>
+        <w:tabs>
+          <w:tab w:val="clear" w:pos="720"/>
+          <w:tab w:val="num" w:pos="1440"/>
+        </w:tabs>
+        <w:ind w:left="1440"/>
+        <w:jc w:val="both"/>
+        <w:rPr>
+          <w:lang w:val="en-GB"/>
+        </w:rPr>
+      </w:pPr>
+      <w:proofErr w:type="spellStart"/>
+      <w:r>
+        <w:rPr>
+          <w:b/>
+          <w:bCs/>
+          <w:lang w:val="en-GB"/>
+        </w:rPr>
+        <w:t>LightWeekAreaChart.jsx</w:t>
+      </w:r>
+      <w:proofErr w:type="spellEnd"/>
+      <w:r>
+        <w:rPr>
+          <w:lang w:val="en-GB"/>
+        </w:rPr>
+        <w:t>: compares indoor and outdoor light intensity over the week and provides recommendations regarding light transmission.</w:t>
+      </w:r>
+    </w:p>
+    <w:p>
+      <w:pPr>
+        <w:numPr>
+          <w:ilvl w:val="0"/>
+          <w:numId w:val="76"/>
+        </w:numPr>
+        <w:tabs>
+          <w:tab w:val="clear" w:pos="720"/>
+          <w:tab w:val="num" w:pos="1440"/>
+        </w:tabs>
+        <w:ind w:left="1440"/>
+        <w:jc w:val="both"/>
+        <w:rPr>
+          <w:lang w:val="en-GB"/>
+        </w:rPr>
+      </w:pPr>
+      <w:proofErr w:type="spellStart"/>
+      <w:r>
+        <w:rPr>
+          <w:b/>
+          <w:bCs/>
+          <w:lang w:val="en-GB"/>
+        </w:rPr>
+        <w:t>TaskCalendar.jsx</w:t>
+      </w:r>
+      <w:proofErr w:type="spellEnd"/>
+      <w:r>
+        <w:rPr>
+          <w:lang w:val="en-GB"/>
+        </w:rPr>
+        <w:t>: integrates a task management calendar, allowing the scheduling of recurring activities such as watering and maintenance.</w:t>
+      </w:r>
+    </w:p>
+    <w:p>
+      <w:pPr>
+        <w:numPr>
+          <w:ilvl w:val="0"/>
+          <w:numId w:val="76"/>
+        </w:numPr>
+        <w:tabs>
+          <w:tab w:val="clear" w:pos="720"/>
+          <w:tab w:val="num" w:pos="1440"/>
+        </w:tabs>
+        <w:ind w:left="1440"/>
+        <w:jc w:val="both"/>
+        <w:rPr>
+          <w:lang w:val="en-GB"/>
+        </w:rPr>
+      </w:pPr>
+      <w:proofErr w:type="spellStart"/>
+      <w:r>
+        <w:rPr>
+          <w:b/>
+          <w:bCs/>
+          <w:lang w:val="en-GB"/>
+        </w:rPr>
+        <w:t>ErrorBoundary.jsx</w:t>
+      </w:r>
+      <w:proofErr w:type="spellEnd"/>
+      <w:r>
+        <w:rPr>
+          <w:lang w:val="en-GB"/>
+        </w:rPr>
+        <w:t>: ensures robustness by catching and displaying errors from child components to prevent application crashes.</w:t>
+      </w:r>
+    </w:p>
+    <w:p>
+      <w:pPr>
+        <w:ind w:left="720"/>
+        <w:jc w:val="both"/>
+        <w:rPr>
+          <w:lang w:val="fr-FR"/>
+        </w:rPr>
+      </w:pPr>
+      <w:r>
+        <w:rPr>
+          <w:lang w:val="en-GB"/>
+        </w:rPr>
+        <w:t xml:space="preserve">On the other hand, the </w:t>
+      </w:r>
+      <w:proofErr w:type="spellStart"/>
+      <w:r>
+        <w:rPr>
+          <w:b/>
+          <w:bCs/>
+          <w:lang w:val="en-GB"/>
+        </w:rPr>
+        <w:t>Dashboard.jsx</w:t>
+      </w:r>
+      <w:proofErr w:type="spellEnd"/>
+      <w:r>
+        <w:rPr>
+          <w:lang w:val="en-GB"/>
+        </w:rPr>
+        <w:t xml:space="preserve"> page is built with a more analytical purpose. </w:t>
+      </w:r>
+      <w:proofErr w:type="spellStart"/>
+      <w:r>
+        <w:rPr>
+          <w:lang w:val="fr-FR"/>
+        </w:rPr>
+        <w:t>Its</w:t>
+      </w:r>
+      <w:proofErr w:type="spellEnd"/>
+      <w:r>
+        <w:rPr>
+          <w:lang w:val="fr-FR"/>
+        </w:rPr>
+        <w:t xml:space="preserve"> main components </w:t>
+      </w:r>
+      <w:proofErr w:type="spellStart"/>
+      <w:proofErr w:type="gramStart"/>
+      <w:r>
+        <w:rPr>
+          <w:lang w:val="fr-FR"/>
+        </w:rPr>
+        <w:t>include</w:t>
+      </w:r>
+      <w:proofErr w:type="spellEnd"/>
+      <w:r>
+        <w:rPr>
+          <w:lang w:val="fr-FR"/>
+        </w:rPr>
+        <w:t>:</w:t>
+      </w:r>
+      <w:proofErr w:type="gramEnd"/>
+    </w:p>
+    <w:p>
+      <w:pPr>
+        <w:numPr>
+          <w:ilvl w:val="0"/>
+          <w:numId w:val="77"/>
+        </w:numPr>
+        <w:tabs>
+          <w:tab w:val="clear" w:pos="720"/>
+          <w:tab w:val="num" w:pos="1440"/>
+        </w:tabs>
+        <w:ind w:left="1440"/>
+        <w:jc w:val="both"/>
+        <w:rPr>
+          <w:lang w:val="en-GB"/>
+        </w:rPr>
+      </w:pPr>
+      <w:proofErr w:type="spellStart"/>
+      <w:r>
+        <w:rPr>
+          <w:b/>
+          <w:bCs/>
+          <w:lang w:val="en-GB"/>
+        </w:rPr>
+        <w:t>HighchartsSection.jsx</w:t>
+      </w:r>
+      <w:proofErr w:type="spellEnd"/>
+      <w:r>
+        <w:rPr>
+          <w:lang w:val="en-GB"/>
+        </w:rPr>
+        <w:t xml:space="preserve">: renders interactive charts (via </w:t>
+      </w:r>
+      <w:proofErr w:type="spellStart"/>
+      <w:r>
+        <w:rPr>
+          <w:lang w:val="en-GB"/>
+        </w:rPr>
+        <w:t>Highcharts</w:t>
+      </w:r>
+      <w:proofErr w:type="spellEnd"/>
+      <w:r>
+        <w:rPr>
+          <w:lang w:val="en-GB"/>
+        </w:rPr>
+        <w:t>) for each type of sensor data (light, environmental, soil), depending on the selected period and mode.</w:t>
+      </w:r>
+    </w:p>
+    <w:p>
+      <w:pPr>
+        <w:numPr>
+          <w:ilvl w:val="0"/>
+          <w:numId w:val="77"/>
+        </w:numPr>
+        <w:tabs>
+          <w:tab w:val="clear" w:pos="720"/>
+          <w:tab w:val="num" w:pos="1440"/>
+        </w:tabs>
+        <w:ind w:left="1440"/>
+        <w:jc w:val="both"/>
+        <w:rPr>
+          <w:lang w:val="en-GB"/>
+        </w:rPr>
+      </w:pPr>
+      <w:proofErr w:type="spellStart"/>
+      <w:r>
+        <w:rPr>
+          <w:b/>
+          <w:bCs/>
+          <w:lang w:val="en-GB"/>
+        </w:rPr>
+        <w:t>SensorStatus.jsx</w:t>
+      </w:r>
+      <w:proofErr w:type="spellEnd"/>
+      <w:r>
+        <w:rPr>
+          <w:lang w:val="en-GB"/>
+        </w:rPr>
+        <w:t>: displays sensor health status (online/offline) for each category.</w:t>
+      </w:r>
+    </w:p>
+    <w:p>
+      <w:pPr>
+        <w:ind w:left="720"/>
+        <w:jc w:val="both"/>
+        <w:rPr>
+          <w:lang w:val="en-GB"/>
+        </w:rPr>
+      </w:pPr>
+      <w:r>
+        <w:rPr>
+          <w:lang w:val="en-GB"/>
+        </w:rPr>
+        <w:t>In addition to these two main pages, the frontend relies on several global files and components that define its structure:</w:t>
+      </w:r>
+    </w:p>
+    <w:p>
+      <w:pPr>
+        <w:numPr>
+          <w:ilvl w:val="0"/>
+          <w:numId w:val="78"/>
+        </w:numPr>
+        <w:tabs>
+          <w:tab w:val="clear" w:pos="720"/>
+          <w:tab w:val="num" w:pos="1440"/>
+        </w:tabs>
+        <w:ind w:left="1440"/>
+        <w:jc w:val="both"/>
+        <w:rPr>
+          <w:lang w:val="en-GB"/>
+        </w:rPr>
+      </w:pPr>
+      <w:proofErr w:type="spellStart"/>
+      <w:r>
+        <w:rPr>
+          <w:b/>
+          <w:bCs/>
+          <w:lang w:val="en-GB"/>
+        </w:rPr>
+        <w:t>AppHome.jsx</w:t>
+      </w:r>
+      <w:proofErr w:type="spellEnd"/>
+      <w:r>
+        <w:rPr>
+          <w:lang w:val="en-GB"/>
+        </w:rPr>
+        <w:t>: entry point of the frontend, managing routing between pages (login, home, dashboard, highlight).</w:t>
+      </w:r>
+    </w:p>
+    <w:p>
+      <w:pPr>
+        <w:numPr>
+          <w:ilvl w:val="0"/>
+          <w:numId w:val="78"/>
+        </w:numPr>
+        <w:tabs>
+          <w:tab w:val="clear" w:pos="720"/>
+          <w:tab w:val="num" w:pos="1440"/>
+        </w:tabs>
+        <w:ind w:left="1440"/>
+        <w:jc w:val="both"/>
+        <w:rPr>
+          <w:lang w:val="en-GB"/>
+        </w:rPr>
+      </w:pPr>
+      <w:proofErr w:type="spellStart"/>
+      <w:r>
+        <w:rPr>
+          <w:b/>
+          <w:bCs/>
+          <w:lang w:val="en-GB"/>
+        </w:rPr>
+        <w:t>Home.jsx</w:t>
+      </w:r>
+      <w:proofErr w:type="spellEnd"/>
+      <w:r>
+        <w:rPr>
+          <w:lang w:val="en-GB"/>
+        </w:rPr>
+        <w:t>: landing page after authentication, offering a choice between Dashboard and Highlight.</w:t>
+      </w:r>
+    </w:p>
+    <w:p>
+      <w:pPr>
+        <w:numPr>
+          <w:ilvl w:val="0"/>
+          <w:numId w:val="78"/>
+        </w:numPr>
+        <w:tabs>
+          <w:tab w:val="clear" w:pos="720"/>
+          <w:tab w:val="num" w:pos="1440"/>
+        </w:tabs>
+        <w:ind w:left="1440"/>
+        <w:jc w:val="both"/>
+        <w:rPr>
+          <w:lang w:val="en-GB"/>
+        </w:rPr>
+      </w:pPr>
+      <w:proofErr w:type="spellStart"/>
+      <w:r>
+        <w:rPr>
+          <w:b/>
+          <w:bCs/>
+          <w:lang w:val="en-GB"/>
+        </w:rPr>
+        <w:t>Login.jsx</w:t>
+      </w:r>
+      <w:proofErr w:type="spellEnd"/>
+      <w:r>
+        <w:rPr>
+          <w:lang w:val="en-GB"/>
+        </w:rPr>
+        <w:t>: manages user authentication and account creation.</w:t>
+      </w:r>
+    </w:p>
+    <w:p>
+      <w:pPr>
+        <w:numPr>
+          <w:ilvl w:val="0"/>
+          <w:numId w:val="78"/>
+        </w:numPr>
+        <w:tabs>
+          <w:tab w:val="clear" w:pos="720"/>
+          <w:tab w:val="num" w:pos="1440"/>
+        </w:tabs>
+        <w:ind w:left="1440"/>
+        <w:jc w:val="both"/>
+        <w:rPr>
+          <w:lang w:val="en-GB"/>
+        </w:rPr>
+      </w:pPr>
+      <w:proofErr w:type="spellStart"/>
+      <w:r>
+        <w:rPr>
+          <w:b/>
+          <w:bCs/>
+          <w:lang w:val="en-GB"/>
+        </w:rPr>
+        <w:t>main.jsx</w:t>
+      </w:r>
+      <w:proofErr w:type="spellEnd"/>
+      <w:r>
+        <w:rPr>
+          <w:lang w:val="en-GB"/>
+        </w:rPr>
+        <w:t>: initializes the React application.</w:t>
+      </w:r>
+    </w:p>
+    <w:p>
+      <w:pPr>
+        <w:numPr>
+          <w:ilvl w:val="0"/>
+          <w:numId w:val="78"/>
+        </w:numPr>
+        <w:tabs>
+          <w:tab w:val="clear" w:pos="720"/>
+          <w:tab w:val="num" w:pos="1440"/>
+        </w:tabs>
+        <w:ind w:left="1440"/>
+        <w:jc w:val="both"/>
+        <w:rPr>
+          <w:lang w:val="en-GB"/>
+        </w:rPr>
+      </w:pPr>
+      <w:r>
+        <w:rPr>
+          <w:b/>
+          <w:bCs/>
+          <w:lang w:val="en-GB"/>
+        </w:rPr>
+        <w:t>index.html</w:t>
+      </w:r>
+      <w:r>
+        <w:rPr>
+          <w:lang w:val="en-GB"/>
+        </w:rPr>
+        <w:t>: main HTML entry point that loads the React app.</w:t>
+      </w:r>
+    </w:p>
+    <w:p>
+      <w:pPr>
+        <w:numPr>
+          <w:ilvl w:val="0"/>
+          <w:numId w:val="78"/>
+        </w:numPr>
+        <w:tabs>
+          <w:tab w:val="clear" w:pos="720"/>
+          <w:tab w:val="num" w:pos="1440"/>
+        </w:tabs>
+        <w:ind w:left="1440"/>
+        <w:jc w:val="both"/>
+        <w:rPr>
+          <w:lang w:val="en-GB"/>
+        </w:rPr>
+      </w:pPr>
+      <w:r>
+        <w:rPr>
+          <w:b/>
+          <w:bCs/>
+          <w:lang w:val="en-GB"/>
+        </w:rPr>
+        <w:lastRenderedPageBreak/>
+        <w:t>styles/</w:t>
+      </w:r>
+      <w:r>
+        <w:rPr>
+          <w:lang w:val="en-GB"/>
+        </w:rPr>
+        <w:t>: directory containing CSS files for styling the components (e.g., Highlight.css, Home.css, Dashboard.css).</w:t>
+      </w:r>
+    </w:p>
+    <w:p>
+      <w:pPr>
+        <w:ind w:left="720"/>
+        <w:jc w:val="both"/>
+        <w:rPr>
+          <w:lang w:val="en-GB"/>
+        </w:rPr>
+      </w:pPr>
+      <w:r>
+        <w:rPr>
+          <w:lang w:val="en-GB"/>
+        </w:rPr>
+        <w:t xml:space="preserve">In summary, the frontend was built with a modular and scalable structure. The </w:t>
+      </w:r>
+      <w:r>
+        <w:rPr>
+          <w:b/>
+          <w:bCs/>
+          <w:lang w:val="en-GB"/>
+        </w:rPr>
+        <w:t>Dashboard</w:t>
+      </w:r>
+      <w:r>
+        <w:rPr>
+          <w:lang w:val="en-GB"/>
+        </w:rPr>
+        <w:t xml:space="preserve"> provides in-depth technical analysis through detailed visualizations, while the </w:t>
+      </w:r>
+      <w:r>
+        <w:rPr>
+          <w:b/>
+          <w:bCs/>
+          <w:lang w:val="en-GB"/>
+        </w:rPr>
+        <w:t>Highlight</w:t>
+      </w:r>
+      <w:r>
+        <w:rPr>
+          <w:lang w:val="en-GB"/>
+        </w:rPr>
+        <w:t xml:space="preserve"> page simplifies access to actionable insights for operational staff. Together, they create a balanced interface that addresses both expert and non-technical user needs.</w:t>
+      </w:r>
+    </w:p>
+    <w:p>
+      <w:pPr>
+        <w:ind w:left="0"/>
         <w:rPr>
           <w:lang w:val="en-GB"/>
         </w:rPr>
@@ -7479,19 +8477,18 @@
           <w:lang w:val="en-US"/>
         </w:rPr>
       </w:pPr>
-      <w:bookmarkStart w:id="38" w:name="_Toc204858792"/>
+      <w:bookmarkStart w:id="39" w:name="_Toc206705645"/>
       <w:r>
         <w:rPr>
           <w:lang w:val="en-US"/>
         </w:rPr>
-        <w:lastRenderedPageBreak/>
         <w:t>3.4 Design the back-end architecture for data processing</w:t>
       </w:r>
-      <w:bookmarkEnd w:id="38"/>
-    </w:p>
-    <w:p>
-      <w:pPr>
-        <w:ind w:left="0"/>
+      <w:bookmarkEnd w:id="39"/>
+    </w:p>
+    <w:p>
+      <w:pPr>
+        <w:ind w:left="720"/>
         <w:jc w:val="both"/>
         <w:rPr>
           <w:lang w:val="en-GB"/>
@@ -7506,7 +8503,7 @@
     </w:p>
     <w:p>
       <w:pPr>
-        <w:ind w:left="0"/>
+        <w:ind w:left="720"/>
         <w:jc w:val="both"/>
         <w:rPr>
           <w:lang w:val="en-GB"/>
@@ -7521,7 +8518,7 @@
     </w:p>
     <w:p>
       <w:pPr>
-        <w:ind w:left="0"/>
+        <w:ind w:left="720"/>
         <w:jc w:val="both"/>
         <w:rPr>
           <w:lang w:val="en-GB"/>
@@ -7536,7 +8533,7 @@
     </w:p>
     <w:p>
       <w:pPr>
-        <w:ind w:left="0"/>
+        <w:ind w:left="720"/>
         <w:jc w:val="both"/>
         <w:rPr>
           <w:lang w:val="en-GB"/>
@@ -7595,7 +8592,7 @@
     </w:p>
     <w:p>
       <w:pPr>
-        <w:ind w:left="0"/>
+        <w:ind w:left="720"/>
         <w:jc w:val="both"/>
         <w:rPr>
           <w:lang w:val="fr-FR"/>
@@ -7672,6 +8669,11 @@
           <w:ilvl w:val="0"/>
           <w:numId w:val="60"/>
         </w:numPr>
+        <w:tabs>
+          <w:tab w:val="clear" w:pos="720"/>
+          <w:tab w:val="num" w:pos="1440"/>
+        </w:tabs>
+        <w:ind w:left="1440"/>
         <w:jc w:val="both"/>
         <w:rPr>
           <w:lang w:val="en-GB"/>
@@ -7718,6 +8720,11 @@
           <w:ilvl w:val="0"/>
           <w:numId w:val="60"/>
         </w:numPr>
+        <w:tabs>
+          <w:tab w:val="clear" w:pos="720"/>
+          <w:tab w:val="num" w:pos="1440"/>
+        </w:tabs>
+        <w:ind w:left="1440"/>
         <w:jc w:val="both"/>
         <w:rPr>
           <w:lang w:val="en-GB"/>
@@ -7749,6 +8756,11 @@
           <w:ilvl w:val="0"/>
           <w:numId w:val="60"/>
         </w:numPr>
+        <w:tabs>
+          <w:tab w:val="clear" w:pos="720"/>
+          <w:tab w:val="num" w:pos="1440"/>
+        </w:tabs>
+        <w:ind w:left="1440"/>
         <w:jc w:val="both"/>
         <w:rPr>
           <w:lang w:val="en-GB"/>
@@ -7795,6 +8807,11 @@
           <w:ilvl w:val="0"/>
           <w:numId w:val="60"/>
         </w:numPr>
+        <w:tabs>
+          <w:tab w:val="clear" w:pos="720"/>
+          <w:tab w:val="num" w:pos="1440"/>
+        </w:tabs>
+        <w:ind w:left="1440"/>
         <w:jc w:val="both"/>
         <w:rPr>
           <w:lang w:val="en-GB"/>
@@ -7826,6 +8843,11 @@
           <w:ilvl w:val="0"/>
           <w:numId w:val="60"/>
         </w:numPr>
+        <w:tabs>
+          <w:tab w:val="clear" w:pos="720"/>
+          <w:tab w:val="num" w:pos="1440"/>
+        </w:tabs>
+        <w:ind w:left="1440"/>
         <w:jc w:val="both"/>
         <w:rPr>
           <w:lang w:val="en-GB"/>
@@ -7896,141 +8918,894 @@
     </w:p>
     <w:p>
       <w:pPr>
+        <w:ind w:left="720"/>
+        <w:jc w:val="both"/>
+        <w:rPr>
+          <w:lang w:val="en-GB"/>
+        </w:rPr>
+      </w:pPr>
+      <w:r>
+        <w:rPr>
+          <w:lang w:val="en-GB"/>
+        </w:rPr>
+        <w:t xml:space="preserve">Regarding data storage, all information is stored within a PostgreSQL relational database, chosen for its robustness and ease of management. Interaction with the database is handled through the </w:t>
+      </w:r>
+      <w:proofErr w:type="spellStart"/>
+      <w:r>
+        <w:rPr>
+          <w:lang w:val="en-GB"/>
+        </w:rPr>
+        <w:t>SQLAlchemy</w:t>
+      </w:r>
+      <w:proofErr w:type="spellEnd"/>
+      <w:r>
+        <w:rPr>
+          <w:lang w:val="en-GB"/>
+        </w:rPr>
+        <w:t xml:space="preserve"> ORM, significantly simplifying queries and enhancing security through the systematic use of parameterized requests.</w:t>
+      </w:r>
+    </w:p>
+    <w:p>
+      <w:pPr>
+        <w:ind w:left="720"/>
+        <w:jc w:val="both"/>
+        <w:rPr>
+          <w:lang w:val="en-GB"/>
+        </w:rPr>
+      </w:pPr>
+      <w:r>
+        <w:rPr>
+          <w:lang w:val="en-GB"/>
+        </w:rPr>
+        <w:t>The database schema primarily includes two types of tables: a "User" table containing an auto-incremented unique identifier (id), a username (username), and a securely hashed password (</w:t>
+      </w:r>
+      <w:proofErr w:type="spellStart"/>
+      <w:r>
+        <w:rPr>
+          <w:lang w:val="en-GB"/>
+        </w:rPr>
+        <w:t>password_hash</w:t>
+      </w:r>
+      <w:proofErr w:type="spellEnd"/>
+      <w:r>
+        <w:rPr>
+          <w:lang w:val="en-GB"/>
+        </w:rPr>
+        <w:t xml:space="preserve">); and separate tables for each sensor type. These sensor-specific tables contain an identifier (id), a timestamp (datetime), and sensor-specific columns for each measurement type (e.g., </w:t>
+      </w:r>
+      <w:proofErr w:type="spellStart"/>
+      <w:r>
+        <w:rPr>
+          <w:lang w:val="en-GB"/>
+        </w:rPr>
+        <w:t>valueTemp</w:t>
+      </w:r>
+      <w:proofErr w:type="spellEnd"/>
+      <w:r>
+        <w:rPr>
+          <w:lang w:val="en-GB"/>
+        </w:rPr>
+        <w:t xml:space="preserve"> for temperature, </w:t>
+      </w:r>
+      <w:proofErr w:type="spellStart"/>
+      <w:r>
+        <w:rPr>
+          <w:lang w:val="en-GB"/>
+        </w:rPr>
+        <w:t>valueHum</w:t>
+      </w:r>
+      <w:proofErr w:type="spellEnd"/>
+      <w:r>
+        <w:rPr>
+          <w:lang w:val="en-GB"/>
+        </w:rPr>
+        <w:t xml:space="preserve"> for humidity).</w:t>
+      </w:r>
+    </w:p>
+    <w:p>
+      <w:pPr>
+        <w:ind w:left="720"/>
+        <w:jc w:val="both"/>
+        <w:rPr>
+          <w:lang w:val="en-GB"/>
+        </w:rPr>
+      </w:pPr>
+      <w:r>
+        <w:rPr>
+          <w:lang w:val="en-GB"/>
+        </w:rPr>
+        <w:lastRenderedPageBreak/>
+        <w:t>My contributions involved minor modifications to this existing structure, such as adding new tables or columns to the database schema as needed, and adjusting the central ttn.py script, responsible for parsing JSON payloads received from sensors via TTN. This allowed me to ensure seamless integration of real sensor data with the existing APIs.</w:t>
+      </w:r>
+    </w:p>
+    <w:p>
+      <w:pPr>
+        <w:ind w:left="720"/>
+        <w:jc w:val="both"/>
+        <w:rPr>
+          <w:lang w:val="en-GB"/>
+        </w:rPr>
+      </w:pPr>
+      <w:r>
+        <w:rPr>
+          <w:lang w:val="en-GB"/>
+        </w:rPr>
+        <w:t>Additionally, the backend is secured through robust JWT authentication and hashed passwords, elements already established before my arrival. I simply extended these security measures to my newly created endpoints to guarantee the confidentiality and integrity of user interactions and sensor data.</w:t>
+      </w:r>
+    </w:p>
+    <w:p>
+      <w:pPr>
+        <w:ind w:left="720"/>
+        <w:jc w:val="both"/>
+        <w:rPr>
+          <w:lang w:val="en-GB"/>
+        </w:rPr>
+      </w:pPr>
+      <w:r>
+        <w:rPr>
+          <w:lang w:val="en-GB"/>
+        </w:rPr>
+        <w:t>Finally, reliable error handling and logging mechanisms are integrated throughout the backend, ensuring maximum stability and facilitating troubleshooting when necessary.</w:t>
+      </w:r>
+    </w:p>
+    <w:p>
+      <w:pPr>
+        <w:pStyle w:val="Titre3"/>
+        <w:numPr>
+          <w:ilvl w:val="2"/>
+          <w:numId w:val="0"/>
+        </w:numPr>
+      </w:pPr>
+      <w:bookmarkStart w:id="40" w:name="_Toc206705646"/>
+      <w:r>
+        <w:t>3.4.1 D</w:t>
+      </w:r>
+      <w:r>
+        <w:t>escription of backend files</w:t>
+      </w:r>
+      <w:r>
+        <w:t>:</w:t>
+      </w:r>
+      <w:bookmarkEnd w:id="40"/>
+    </w:p>
+    <w:p>
+      <w:pPr>
         <w:ind w:left="0"/>
-        <w:jc w:val="both"/>
-        <w:rPr>
-          <w:lang w:val="en-GB"/>
-        </w:rPr>
-      </w:pPr>
-      <w:r>
-        <w:rPr>
-          <w:lang w:val="en-GB"/>
-        </w:rPr>
-        <w:t xml:space="preserve">Regarding data storage, all information is stored within a PostgreSQL relational database, chosen for its robustness and ease of management. Interaction with the database is handled through the </w:t>
+      </w:pPr>
+    </w:p>
+    <w:p>
+      <w:pPr>
+        <w:ind w:left="720"/>
+      </w:pPr>
+      <w:r>
+        <w:rPr>
+          <w:b/>
+          <w:bCs/>
+          <w:u w:val="single"/>
+        </w:rPr>
+        <w:t>-</w:t>
+      </w:r>
+      <w:r>
+        <w:rPr>
+          <w:b/>
+          <w:bCs/>
+          <w:u w:val="single"/>
+        </w:rPr>
+        <w:t>app.py:</w:t>
+      </w:r>
+      <w:r>
+        <w:rPr>
+          <w:u w:val="single"/>
+        </w:rPr>
+        <w:t xml:space="preserve"> </w:t>
+      </w:r>
+      <w:r>
+        <w:br/>
+        <w:t>This is the main entry point of the Flask application.</w:t>
+      </w:r>
+      <w:r>
+        <w:br/>
+        <w:t>It configures the database, security (JWT), blueprints (modules for each type of sensor and authentication), task management, and the web server.</w:t>
+      </w:r>
+      <w:r>
+        <w:br/>
+        <w:t>Essentially, this file orchestrates the entire backend: it initializes all modules and starts the application.</w:t>
+      </w:r>
+    </w:p>
+    <w:p>
+      <w:pPr>
+        <w:ind w:left="720"/>
+      </w:pPr>
+      <w:r>
+        <w:rPr>
+          <w:b/>
+          <w:bCs/>
+          <w:u w:val="single"/>
+        </w:rPr>
+        <w:t>-db.py:</w:t>
+      </w:r>
+      <w:r>
+        <w:br/>
+        <w:t xml:space="preserve">Initializes the connection to the PostgreSQL database using </w:t>
       </w:r>
       <w:proofErr w:type="spellStart"/>
       <w:r>
-        <w:rPr>
-          <w:lang w:val="en-GB"/>
-        </w:rPr>
         <w:t>SQLAlchemy</w:t>
       </w:r>
       <w:proofErr w:type="spellEnd"/>
       <w:r>
-        <w:rPr>
-          <w:lang w:val="en-GB"/>
-        </w:rPr>
-        <w:t xml:space="preserve"> ORM, significantly simplifying queries and enhancing security through the systematic use of parameterized requests.</w:t>
+        <w:t>.</w:t>
+      </w:r>
+      <w:r>
+        <w:br/>
+        <w:t xml:space="preserve">It defines the </w:t>
+      </w:r>
+      <w:proofErr w:type="spellStart"/>
+      <w:r>
+        <w:t>db</w:t>
+      </w:r>
+      <w:proofErr w:type="spellEnd"/>
+      <w:r>
+        <w:t xml:space="preserve"> object, which is used throughout the project to interact with the database (create, read, update, delete data).</w:t>
+      </w:r>
+    </w:p>
+    <w:p>
+      <w:pPr>
+        <w:ind w:left="720"/>
+      </w:pPr>
+      <w:r>
+        <w:rPr>
+          <w:b/>
+          <w:bCs/>
+          <w:u w:val="single"/>
+        </w:rPr>
+        <w:t>-</w:t>
+      </w:r>
+      <w:r>
+        <w:rPr>
+          <w:b/>
+          <w:bCs/>
+          <w:u w:val="single"/>
+        </w:rPr>
+        <w:t>models.py</w:t>
+      </w:r>
+      <w:r>
+        <w:rPr>
+          <w:b/>
+          <w:bCs/>
+          <w:u w:val="single"/>
+        </w:rPr>
+        <w:t>:</w:t>
+      </w:r>
+      <w:r>
+        <w:br/>
+        <w:t>Contains all the classes that represent the database tables:</w:t>
+      </w:r>
+    </w:p>
+    <w:p>
+      <w:pPr>
+        <w:ind w:left="720"/>
+      </w:pPr>
+      <w:r>
+        <w:t>Users</w:t>
+      </w:r>
+      <w:r>
+        <w:t xml:space="preserve">, </w:t>
+      </w:r>
+      <w:r>
+        <w:t xml:space="preserve">Sensors (light, temperature, humidity, CO₂, </w:t>
+      </w:r>
+      <w:proofErr w:type="spellStart"/>
+      <w:r>
+        <w:t>soil</w:t>
+      </w:r>
+      <w:proofErr w:type="spellEnd"/>
+      <w:r>
+        <w:t>, etc.)</w:t>
+      </w:r>
+      <w:r>
+        <w:t xml:space="preserve">, </w:t>
+      </w:r>
+      <w:r>
+        <w:t>User tasks</w:t>
+      </w:r>
+      <w:r>
+        <w:t>.</w:t>
+      </w:r>
+      <w:r>
+        <w:br/>
+        <w:t>Each class defines the stored fields and provides a method to convert the data into JSON format.</w:t>
+      </w:r>
+    </w:p>
+    <w:p>
+      <w:pPr>
+        <w:ind w:left="720"/>
+      </w:pPr>
+      <w:r>
+        <w:rPr>
+          <w:b/>
+          <w:bCs/>
+          <w:u w:val="single"/>
+        </w:rPr>
+        <w:t>-</w:t>
+      </w:r>
+      <w:r>
+        <w:rPr>
+          <w:b/>
+          <w:bCs/>
+          <w:u w:val="single"/>
+        </w:rPr>
+        <w:t>auth.py</w:t>
+      </w:r>
+      <w:r>
+        <w:rPr>
+          <w:b/>
+          <w:bCs/>
+          <w:u w:val="single"/>
+        </w:rPr>
+        <w:t>:</w:t>
+      </w:r>
+      <w:r>
+        <w:br/>
+        <w:t>Handles user authentication:</w:t>
+      </w:r>
+    </w:p>
+    <w:p>
+      <w:pPr>
+        <w:ind w:left="720"/>
+      </w:pPr>
+      <w:r>
+        <w:t xml:space="preserve">Account </w:t>
+      </w:r>
+      <w:r>
+        <w:t>creation</w:t>
+      </w:r>
+      <w:r>
+        <w:t>/Login/</w:t>
+      </w:r>
+      <w:r>
+        <w:t>JWT token generation to secure API access</w:t>
+      </w:r>
+      <w:r>
+        <w:t>.</w:t>
+      </w:r>
+    </w:p>
+    <w:p>
+      <w:pPr>
+        <w:ind w:left="720"/>
+      </w:pPr>
+      <w:r>
+        <w:rPr>
+          <w:b/>
+          <w:bCs/>
+          <w:u w:val="single"/>
+        </w:rPr>
+        <w:t>-</w:t>
+      </w:r>
+      <w:r>
+        <w:rPr>
+          <w:b/>
+          <w:bCs/>
+          <w:u w:val="single"/>
+        </w:rPr>
+        <w:t>ttn.py</w:t>
+      </w:r>
+      <w:r>
+        <w:rPr>
+          <w:b/>
+          <w:bCs/>
+          <w:u w:val="single"/>
+        </w:rPr>
+        <w:t>:</w:t>
+      </w:r>
+      <w:r>
+        <w:br/>
+        <w:t>Manages the reception of data sent by the sensors via The Things Network (TTN).</w:t>
+      </w:r>
+      <w:r>
+        <w:br/>
+        <w:t>It receives the payloads, processes them, converts them into the correct format, and stores them in the database.</w:t>
+      </w:r>
+    </w:p>
+    <w:p>
+      <w:pPr>
+        <w:ind w:left="720"/>
+      </w:pPr>
+      <w:r>
+        <w:rPr>
+          <w:b/>
+          <w:bCs/>
+          <w:u w:val="single"/>
+        </w:rPr>
+        <w:t>-</w:t>
+      </w:r>
+      <w:r>
+        <w:rPr>
+          <w:b/>
+          <w:bCs/>
+          <w:u w:val="single"/>
+        </w:rPr>
+        <w:t>generateSummary.js</w:t>
+      </w:r>
+      <w:r>
+        <w:rPr>
+          <w:b/>
+          <w:bCs/>
+          <w:u w:val="single"/>
+        </w:rPr>
+        <w:t>:</w:t>
+      </w:r>
+      <w:r>
+        <w:br/>
+        <w:t>A Node.js script called by the Python backend to generate summaries and recommendations from the calculated trends (temperature, humidity, CO₂).</w:t>
+      </w:r>
+      <w:r>
+        <w:br/>
+        <w:t>It receives trends in JSON format, processes them into insight messages, and sends the results back to the backend.</w:t>
+      </w:r>
+    </w:p>
+    <w:p>
+      <w:pPr>
+        <w:ind w:left="720"/>
+      </w:pPr>
+      <w:r>
+        <w:rPr>
+          <w:b/>
+          <w:bCs/>
+          <w:u w:val="single"/>
+        </w:rPr>
+        <w:t>-</w:t>
+      </w:r>
+      <w:proofErr w:type="spellStart"/>
+      <w:r>
+        <w:rPr>
+          <w:b/>
+          <w:bCs/>
+          <w:u w:val="single"/>
+        </w:rPr>
+        <w:t>Dockerfile</w:t>
+      </w:r>
+      <w:proofErr w:type="spellEnd"/>
+      <w:r>
+        <w:rPr>
+          <w:b/>
+          <w:bCs/>
+          <w:u w:val="single"/>
+        </w:rPr>
+        <w:t>:</w:t>
+      </w:r>
+      <w:r>
+        <w:br/>
+        <w:t>Defines how to build the backend Docker image:</w:t>
+      </w:r>
+    </w:p>
+    <w:p>
+      <w:pPr>
+        <w:pStyle w:val="Paragraphedeliste"/>
+        <w:numPr>
+          <w:ilvl w:val="0"/>
+          <w:numId w:val="72"/>
+        </w:numPr>
+        <w:ind w:left="1440"/>
+      </w:pPr>
+      <w:r>
+        <w:t>Installs Python, Node.js, and all dependencies</w:t>
+      </w:r>
+    </w:p>
+    <w:p>
+      <w:pPr>
+        <w:pStyle w:val="Paragraphedeliste"/>
+        <w:numPr>
+          <w:ilvl w:val="0"/>
+          <w:numId w:val="72"/>
+        </w:numPr>
+        <w:ind w:left="1440"/>
+      </w:pPr>
+      <w:proofErr w:type="gramStart"/>
+      <w:r>
+        <w:t>Copies</w:t>
+      </w:r>
+      <w:proofErr w:type="gramEnd"/>
+      <w:r>
+        <w:t xml:space="preserve"> the project code</w:t>
+      </w:r>
+    </w:p>
+    <w:p>
+      <w:pPr>
+        <w:pStyle w:val="Paragraphedeliste"/>
+        <w:numPr>
+          <w:ilvl w:val="0"/>
+          <w:numId w:val="72"/>
+        </w:numPr>
+        <w:ind w:left="1440"/>
+      </w:pPr>
+      <w:r>
+        <w:t>Specifies the startup command</w:t>
+      </w:r>
+    </w:p>
+    <w:p>
+      <w:pPr>
+        <w:ind w:left="720"/>
+      </w:pPr>
+      <w:r>
+        <w:t>This ensures that the backend can be deployed consistently on any Docker-compatible server.</w:t>
+      </w:r>
+    </w:p>
+    <w:p>
+      <w:pPr>
+        <w:ind w:left="720"/>
+        <w:rPr>
+          <w:b/>
+          <w:bCs/>
+          <w:u w:val="single"/>
+        </w:rPr>
+      </w:pPr>
+      <w:r>
+        <w:rPr>
+          <w:b/>
+          <w:bCs/>
+          <w:u w:val="single"/>
+        </w:rPr>
+        <w:t>-</w:t>
+      </w:r>
+      <w:r>
+        <w:rPr>
+          <w:b/>
+          <w:bCs/>
+          <w:u w:val="single"/>
+        </w:rPr>
+        <w:t>Sensors Directory</w:t>
+      </w:r>
+      <w:r>
+        <w:rPr>
+          <w:b/>
+          <w:bCs/>
+          <w:u w:val="single"/>
+        </w:rPr>
+        <w:t>:</w:t>
+      </w:r>
+    </w:p>
+    <w:p>
+      <w:pPr>
+        <w:ind w:left="720"/>
+      </w:pPr>
+      <w:r>
+        <w:lastRenderedPageBreak/>
+        <w:t>The sensors folder contains one file per sensor type (e.g., temperature, humidity, CO₂, light, soil, etc.).</w:t>
+      </w:r>
+      <w:r>
+        <w:br/>
+        <w:t>Each file manages the API endpoints for a specific sensor:</w:t>
+      </w:r>
+    </w:p>
+    <w:p>
+      <w:pPr>
+        <w:pStyle w:val="Paragraphedeliste"/>
+        <w:numPr>
+          <w:ilvl w:val="0"/>
+          <w:numId w:val="73"/>
+        </w:numPr>
+        <w:ind w:left="1440"/>
+      </w:pPr>
+      <w:r>
+        <w:t>Retrieval of the latest values</w:t>
+      </w:r>
+    </w:p>
+    <w:p>
+      <w:pPr>
+        <w:pStyle w:val="Paragraphedeliste"/>
+        <w:numPr>
+          <w:ilvl w:val="0"/>
+          <w:numId w:val="73"/>
+        </w:numPr>
+        <w:ind w:left="1440"/>
+      </w:pPr>
+      <w:r>
+        <w:t>Calculation of daily, weekly, and monthly averages</w:t>
+      </w:r>
+    </w:p>
+    <w:p>
+      <w:pPr>
+        <w:pStyle w:val="Paragraphedeliste"/>
+        <w:numPr>
+          <w:ilvl w:val="0"/>
+          <w:numId w:val="73"/>
+        </w:numPr>
+        <w:ind w:left="1440"/>
+      </w:pPr>
+      <w:r>
+        <w:t>Specific computations (e.g., peak vs. average)</w:t>
+      </w:r>
+    </w:p>
+    <w:p>
+      <w:pPr>
+        <w:ind w:left="720"/>
+      </w:pPr>
+      <w:r>
+        <w:t>This modular approach keeps the code organized, with each sensor having its own dedicated routes and logic.</w:t>
+      </w:r>
+    </w:p>
+    <w:p>
+      <w:pPr>
+        <w:ind w:left="720"/>
+      </w:pPr>
+      <w:r>
+        <w:t>Examples include:</w:t>
+      </w:r>
+    </w:p>
+    <w:p>
+      <w:pPr>
+        <w:pStyle w:val="Paragraphedeliste"/>
+        <w:numPr>
+          <w:ilvl w:val="0"/>
+          <w:numId w:val="74"/>
+        </w:numPr>
+        <w:ind w:left="2007"/>
+      </w:pPr>
+      <w:r>
+        <w:t>sensorCO2TempHumInt.py: Indoor CO₂ / temperature / humidity sensor</w:t>
+      </w:r>
+    </w:p>
+    <w:p>
+      <w:pPr>
+        <w:pStyle w:val="Paragraphedeliste"/>
+        <w:numPr>
+          <w:ilvl w:val="0"/>
+          <w:numId w:val="74"/>
+        </w:numPr>
+        <w:ind w:left="2007"/>
+      </w:pPr>
+      <w:r>
+        <w:t>sensorLightExt.py: Outdoor light sensor</w:t>
+      </w:r>
+    </w:p>
+    <w:p>
+      <w:pPr>
+        <w:pStyle w:val="Paragraphedeliste"/>
+        <w:numPr>
+          <w:ilvl w:val="0"/>
+          <w:numId w:val="74"/>
+        </w:numPr>
+        <w:ind w:left="2007"/>
+      </w:pPr>
+      <w:r>
+        <w:t>sensorSMTempEC_1.py: Soil sensor measuring moisture, temperature, and electrical conductivity</w:t>
+      </w:r>
+    </w:p>
+    <w:p>
+      <w:pPr>
+        <w:ind w:left="720"/>
+      </w:pPr>
+      <w:r>
+        <w:t>Each file exposes REST endpoints for querying or analyzing the data from its respective sensor.</w:t>
+      </w:r>
+    </w:p>
+    <w:p>
+      <w:pPr>
+        <w:ind w:left="1287"/>
+      </w:pPr>
+    </w:p>
+    <w:p>
+      <w:pPr>
+        <w:ind w:left="720"/>
+        <w:rPr>
+          <w:b/>
+          <w:bCs/>
+          <w:u w:val="single"/>
+        </w:rPr>
+      </w:pPr>
+      <w:r>
+        <w:rPr>
+          <w:b/>
+          <w:bCs/>
+          <w:u w:val="single"/>
+        </w:rPr>
+        <w:t>Summary</w:t>
+      </w:r>
+      <w:r>
+        <w:rPr>
+          <w:b/>
+          <w:bCs/>
+          <w:u w:val="single"/>
+        </w:rPr>
+        <w:t>:</w:t>
+      </w:r>
+    </w:p>
+    <w:p>
+      <w:pPr>
+        <w:ind w:left="720"/>
+      </w:pPr>
+      <w:r>
+        <w:t>Each backend component has a specific role:</w:t>
+      </w:r>
+    </w:p>
+    <w:p>
+      <w:pPr>
+        <w:pStyle w:val="Paragraphedeliste"/>
+        <w:numPr>
+          <w:ilvl w:val="0"/>
+          <w:numId w:val="75"/>
+        </w:numPr>
+        <w:ind w:left="1440"/>
+      </w:pPr>
+      <w:r>
+        <w:rPr>
+          <w:b/>
+          <w:bCs/>
+        </w:rPr>
+        <w:t>app.py</w:t>
+      </w:r>
+      <w:r>
+        <w:t>: Initializes and runs the application</w:t>
+      </w:r>
+    </w:p>
+    <w:p>
+      <w:pPr>
+        <w:pStyle w:val="Paragraphedeliste"/>
+        <w:numPr>
+          <w:ilvl w:val="0"/>
+          <w:numId w:val="75"/>
+        </w:numPr>
+        <w:ind w:left="1440"/>
+      </w:pPr>
+      <w:r>
+        <w:rPr>
+          <w:b/>
+          <w:bCs/>
+        </w:rPr>
+        <w:t>db.py</w:t>
+      </w:r>
+      <w:r>
+        <w:t>: Manages database connection</w:t>
+      </w:r>
+    </w:p>
+    <w:p>
+      <w:pPr>
+        <w:pStyle w:val="Paragraphedeliste"/>
+        <w:numPr>
+          <w:ilvl w:val="0"/>
+          <w:numId w:val="75"/>
+        </w:numPr>
+        <w:ind w:left="1440"/>
+      </w:pPr>
+      <w:r>
+        <w:rPr>
+          <w:b/>
+          <w:bCs/>
+        </w:rPr>
+        <w:t>models.py</w:t>
+      </w:r>
+      <w:r>
+        <w:t xml:space="preserve">: </w:t>
+      </w:r>
+      <w:proofErr w:type="spellStart"/>
+      <w:r>
+        <w:t>Defines</w:t>
+      </w:r>
+      <w:proofErr w:type="spellEnd"/>
+      <w:r>
+        <w:t xml:space="preserve"> data structures</w:t>
+      </w:r>
+    </w:p>
+    <w:p>
+      <w:pPr>
+        <w:pStyle w:val="Paragraphedeliste"/>
+        <w:numPr>
+          <w:ilvl w:val="0"/>
+          <w:numId w:val="75"/>
+        </w:numPr>
+        <w:ind w:left="1440"/>
+      </w:pPr>
+      <w:r>
+        <w:rPr>
+          <w:b/>
+          <w:bCs/>
+        </w:rPr>
+        <w:t>auth.py</w:t>
+      </w:r>
+      <w:r>
+        <w:t>: Handles user management and authentication</w:t>
+      </w:r>
+    </w:p>
+    <w:p>
+      <w:pPr>
+        <w:pStyle w:val="Paragraphedeliste"/>
+        <w:numPr>
+          <w:ilvl w:val="0"/>
+          <w:numId w:val="75"/>
+        </w:numPr>
+        <w:ind w:left="1440"/>
+      </w:pPr>
+      <w:r>
+        <w:rPr>
+          <w:b/>
+          <w:bCs/>
+        </w:rPr>
+        <w:t>ttn.py</w:t>
+      </w:r>
+      <w:r>
+        <w:t>: Processes incoming sensor data</w:t>
+      </w:r>
+    </w:p>
+    <w:p>
+      <w:pPr>
+        <w:pStyle w:val="Paragraphedeliste"/>
+        <w:numPr>
+          <w:ilvl w:val="0"/>
+          <w:numId w:val="75"/>
+        </w:numPr>
+        <w:ind w:left="1440"/>
+        <w:rPr>
+          <w:lang w:val="en-GB"/>
+        </w:rPr>
+      </w:pPr>
+      <w:r>
+        <w:rPr>
+          <w:b/>
+          <w:bCs/>
+        </w:rPr>
+        <w:t>generateSummary.js</w:t>
+      </w:r>
+      <w:r>
+        <w:t>: Produces insights and recommendations</w:t>
+      </w:r>
+      <w:r>
+        <w:t xml:space="preserve"> for </w:t>
+      </w:r>
+      <w:r>
+        <w:rPr>
+          <w:lang w:val="en-GB"/>
+        </w:rPr>
+        <w:t>Sensor</w:t>
+      </w:r>
+      <w:r>
+        <w:rPr>
+          <w:lang w:val="en-GB"/>
+        </w:rPr>
+        <w:t>_CO2TempHum_int</w:t>
+      </w:r>
+    </w:p>
+    <w:p>
+      <w:pPr>
+        <w:pStyle w:val="Paragraphedeliste"/>
+        <w:numPr>
+          <w:ilvl w:val="0"/>
+          <w:numId w:val="75"/>
+        </w:numPr>
+        <w:ind w:left="1440"/>
+      </w:pPr>
+      <w:proofErr w:type="spellStart"/>
+      <w:r>
+        <w:rPr>
+          <w:b/>
+          <w:bCs/>
+        </w:rPr>
+        <w:t>Dockerfile</w:t>
+      </w:r>
+      <w:proofErr w:type="spellEnd"/>
+      <w:r>
+        <w:t>: Prepares the backend for deployment</w:t>
+      </w:r>
+    </w:p>
+    <w:p>
+      <w:pPr>
+        <w:ind w:left="720"/>
+      </w:pPr>
+      <w:r>
+        <w:t xml:space="preserve">Together, these components form </w:t>
+      </w:r>
+      <w:proofErr w:type="gramStart"/>
+      <w:r>
+        <w:t>a modular</w:t>
+      </w:r>
+      <w:proofErr w:type="gramEnd"/>
+      <w:r>
+        <w:t>, organized, and easily maintainable backend architecture.</w:t>
       </w:r>
     </w:p>
     <w:p>
       <w:pPr>
         <w:ind w:left="0"/>
-        <w:jc w:val="both"/>
-        <w:rPr>
-          <w:lang w:val="en-GB"/>
-        </w:rPr>
-      </w:pPr>
-      <w:r>
-        <w:rPr>
-          <w:lang w:val="en-GB"/>
-        </w:rPr>
-        <w:t>The database schema primarily includes two types of tables: a "User" table containing an auto-incremented unique identifier (id), a username (username), and a securely hashed password (</w:t>
-      </w:r>
-      <w:proofErr w:type="spellStart"/>
-      <w:r>
-        <w:rPr>
-          <w:lang w:val="en-GB"/>
-        </w:rPr>
-        <w:t>password_hash</w:t>
-      </w:r>
-      <w:proofErr w:type="spellEnd"/>
-      <w:r>
-        <w:rPr>
-          <w:lang w:val="en-GB"/>
-        </w:rPr>
-        <w:t xml:space="preserve">); and separate tables for each sensor type. These sensor-specific tables contain an identifier (id), a timestamp (datetime), and sensor-specific columns for each measurement type (e.g., </w:t>
-      </w:r>
-      <w:proofErr w:type="spellStart"/>
-      <w:r>
-        <w:rPr>
-          <w:lang w:val="en-GB"/>
-        </w:rPr>
-        <w:t>valueTemp</w:t>
-      </w:r>
-      <w:proofErr w:type="spellEnd"/>
-      <w:r>
-        <w:rPr>
-          <w:lang w:val="en-GB"/>
-        </w:rPr>
-        <w:t xml:space="preserve"> for temperature, </w:t>
-      </w:r>
-      <w:proofErr w:type="spellStart"/>
-      <w:r>
-        <w:rPr>
-          <w:lang w:val="en-GB"/>
-        </w:rPr>
-        <w:t>valueHum</w:t>
-      </w:r>
-      <w:proofErr w:type="spellEnd"/>
-      <w:r>
-        <w:rPr>
-          <w:lang w:val="en-GB"/>
-        </w:rPr>
-        <w:t xml:space="preserve"> for humidity).</w:t>
-      </w:r>
-    </w:p>
-    <w:p>
-      <w:pPr>
-        <w:ind w:left="0"/>
-        <w:jc w:val="both"/>
-        <w:rPr>
-          <w:lang w:val="en-GB"/>
-        </w:rPr>
-      </w:pPr>
-      <w:r>
-        <w:rPr>
-          <w:lang w:val="en-GB"/>
-        </w:rPr>
-        <w:t>My contributions involved minor modifications to this existing structure, such as adding new tables or columns to the database schema as needed, and adjusting the central ttn.py script, responsible for parsing JSON payloads received from sensors via TTN. This allowed me to ensure seamless integration of real sensor data with the existing APIs.</w:t>
-      </w:r>
-    </w:p>
-    <w:p>
-      <w:pPr>
-        <w:ind w:left="0"/>
-        <w:jc w:val="both"/>
-        <w:rPr>
-          <w:lang w:val="en-GB"/>
-        </w:rPr>
-      </w:pPr>
-      <w:r>
-        <w:rPr>
-          <w:lang w:val="en-GB"/>
-        </w:rPr>
-        <w:t>Additionally, the backend is secured through robust JWT authentication and hashed passwords, elements already established before my arrival. I simply extended these security measures to my newly created endpoints to guarantee the confidentiality and integrity of user interactions and sensor data.</w:t>
-      </w:r>
-    </w:p>
-    <w:p>
-      <w:pPr>
-        <w:ind w:left="0"/>
-        <w:jc w:val="both"/>
-        <w:rPr>
-          <w:lang w:val="en-GB"/>
-        </w:rPr>
-      </w:pPr>
-      <w:r>
-        <w:rPr>
-          <w:lang w:val="en-GB"/>
-        </w:rPr>
-        <w:t>Finally, reliable error handling and logging mechanisms are integrated throughout the backend, ensuring maximum stability and facilitating troubleshooting when necessary.</w:t>
-      </w:r>
-    </w:p>
-    <w:p>
-      <w:pPr>
-        <w:ind w:left="0"/>
-        <w:rPr>
-          <w:lang w:val="en-GB"/>
-        </w:rPr>
       </w:pPr>
     </w:p>
     <w:p>
@@ -8044,37 +9819,51 @@
           <w:lang w:val="en-US"/>
         </w:rPr>
       </w:pPr>
-      <w:bookmarkStart w:id="39" w:name="_Toc204858793"/>
+      <w:bookmarkStart w:id="41" w:name="_Toc206705647"/>
       <w:r>
         <w:rPr>
           <w:lang w:val="en-US"/>
         </w:rPr>
-        <w:lastRenderedPageBreak/>
         <w:t>3.5 Plan data integration and APIs between sensors and the front-end</w:t>
       </w:r>
-      <w:bookmarkEnd w:id="39"/>
-    </w:p>
-    <w:p>
+      <w:bookmarkEnd w:id="41"/>
+    </w:p>
+    <w:p>
+      <w:pPr>
+        <w:jc w:val="both"/>
+      </w:pPr>
       <w:r>
         <w:t>Sensors use LoRa to communicate. LoRa (Long Range) is a wireless technology for the Internet of Things (IoT), offering long-range coverage and low power consumption.</w:t>
       </w:r>
     </w:p>
     <w:p>
+      <w:pPr>
+        <w:jc w:val="both"/>
+      </w:pPr>
       <w:r>
         <w:t>Sensors therefore transmit data frames containing information such as values, time, etc.</w:t>
       </w:r>
     </w:p>
     <w:p>
+      <w:pPr>
+        <w:jc w:val="both"/>
+      </w:pPr>
       <w:r>
         <w:t>This data is received by a gateway, which then sends it to the Internet, in our case to TTN (The Things Network).</w:t>
       </w:r>
     </w:p>
     <w:p>
+      <w:pPr>
+        <w:jc w:val="both"/>
+      </w:pPr>
       <w:r>
         <w:t>The Things Network registers the gateway as well as the various sensors.</w:t>
       </w:r>
     </w:p>
     <w:p>
+      <w:pPr>
+        <w:jc w:val="both"/>
+      </w:pPr>
       <w:r>
         <w:t>The data is then sent via a webhook to the Flask backend application, where it is processed.</w:t>
       </w:r>
@@ -8091,7 +9880,7 @@
           <w:lang w:val="en-US"/>
         </w:rPr>
       </w:pPr>
-      <w:bookmarkStart w:id="40" w:name="_Toc204858794"/>
+      <w:bookmarkStart w:id="42" w:name="_Toc206705648"/>
       <w:r>
         <w:rPr>
           <w:lang w:val="en-US"/>
@@ -8116,7 +9905,7 @@
         </w:rPr>
         <w:t>Server deployment</w:t>
       </w:r>
-      <w:bookmarkEnd w:id="40"/>
+      <w:bookmarkEnd w:id="42"/>
     </w:p>
     <w:p>
       <w:pPr>
@@ -8141,6 +9930,7 @@
         <w:rPr>
           <w:lang w:val="en-GB"/>
         </w:rPr>
+        <w:lastRenderedPageBreak/>
         <w:t>The deployment leverages Docker and Docker Compose, which ensure the portability and isolation of services. Docker provides a lightweight virtualization solution, allowing multiple independent applications to run concurrently without interference.</w:t>
       </w:r>
     </w:p>
@@ -8647,7 +10437,6 @@
         <w:rPr>
           <w:lang w:val="en-GB"/>
         </w:rPr>
-        <w:lastRenderedPageBreak/>
         <w:t>The project has been successfully deployed on the remote server, and all services are running inside Docker containers. However, despite the deployment being complete, I encountered a networking issue</w:t>
       </w:r>
       <w:r>
@@ -8712,14 +10501,14 @@
           <w:lang w:val="en-US"/>
         </w:rPr>
       </w:pPr>
-      <w:bookmarkStart w:id="41" w:name="_Toc204858795"/>
+      <w:bookmarkStart w:id="43" w:name="_Toc206705649"/>
       <w:r>
         <w:rPr>
           <w:lang w:val="en-US"/>
         </w:rPr>
         <w:t>4 Sensor Data Acquisition</w:t>
       </w:r>
-      <w:bookmarkEnd w:id="41"/>
+      <w:bookmarkEnd w:id="43"/>
     </w:p>
     <w:p>
       <w:pPr>
@@ -8732,14 +10521,14 @@
           <w:lang w:val="en-US"/>
         </w:rPr>
       </w:pPr>
-      <w:bookmarkStart w:id="42" w:name="_Toc204858796"/>
+      <w:bookmarkStart w:id="44" w:name="_Toc206705650"/>
       <w:r>
         <w:rPr>
           <w:lang w:val="en-US"/>
         </w:rPr>
         <w:t>4.1 Procure necessary sensors and hardware</w:t>
       </w:r>
-      <w:bookmarkEnd w:id="42"/>
+      <w:bookmarkEnd w:id="44"/>
     </w:p>
     <w:p>
       <w:r>
@@ -8818,14 +10607,15 @@
           <w:lang w:val="en-US"/>
         </w:rPr>
       </w:pPr>
-      <w:bookmarkStart w:id="43" w:name="_Toc204858797"/>
+      <w:bookmarkStart w:id="45" w:name="_Toc206705651"/>
       <w:r>
         <w:rPr>
           <w:lang w:val="en-US"/>
         </w:rPr>
+        <w:lastRenderedPageBreak/>
         <w:t>4.2 Develop or configure data collection software</w:t>
       </w:r>
-      <w:bookmarkEnd w:id="43"/>
+      <w:bookmarkEnd w:id="45"/>
     </w:p>
     <w:p>
       <w:r>
@@ -9756,6 +11546,7 @@
               <w:jc w:val="center"/>
             </w:pPr>
             <w:r>
+              <w:lastRenderedPageBreak/>
               <w:t>CO2, Temp, Hum in</w:t>
             </w:r>
           </w:p>
@@ -10246,7 +12037,6 @@
           <w:b/>
           <w:bCs/>
         </w:rPr>
-        <w:lastRenderedPageBreak/>
         <w:t xml:space="preserve">Solution: Using </w:t>
       </w:r>
       <w:proofErr w:type="spellStart"/>
@@ -10422,6 +12212,7 @@
         </w:numPr>
       </w:pPr>
       <w:r>
+        <w:lastRenderedPageBreak/>
         <w:t xml:space="preserve">Enter the </w:t>
       </w:r>
       <w:proofErr w:type="spellStart"/>
@@ -10576,7 +12367,6 @@
           <w:bCs/>
           <w:noProof/>
         </w:rPr>
-        <w:lastRenderedPageBreak/>
         <w:drawing>
           <wp:inline distT="0" distB="0" distL="0" distR="0" wp14:anchorId="7C58DC79" wp14:editId="521E0ACF">
             <wp:extent cx="6645910" cy="5589905"/>
@@ -10676,14 +12466,14 @@
           <w:lang w:val="en-US"/>
         </w:rPr>
       </w:pPr>
-      <w:bookmarkStart w:id="44" w:name="_Toc204858798"/>
+      <w:bookmarkStart w:id="46" w:name="_Toc206705652"/>
       <w:r>
         <w:rPr>
           <w:lang w:val="en-US"/>
         </w:rPr>
         <w:t>4.3 Test data acquisition system and validate sensor data</w:t>
       </w:r>
-      <w:bookmarkEnd w:id="44"/>
+      <w:bookmarkEnd w:id="46"/>
     </w:p>
     <w:p>
       <w:pPr>
@@ -10922,14 +12712,14 @@
           <w:lang w:val="en-US"/>
         </w:rPr>
       </w:pPr>
-      <w:bookmarkStart w:id="45" w:name="_Toc204858799"/>
+      <w:bookmarkStart w:id="47" w:name="_Toc206705653"/>
       <w:r>
         <w:rPr>
           <w:lang w:val="en-US"/>
         </w:rPr>
         <w:t>5 Data Processing and Storage</w:t>
       </w:r>
-      <w:bookmarkEnd w:id="45"/>
+      <w:bookmarkEnd w:id="47"/>
     </w:p>
     <w:p>
       <w:pPr>
@@ -11033,49 +12823,1393 @@
     <w:p/>
     <w:p/>
     <w:p/>
-    <w:p/>
-    <w:p>
-      <w:pPr>
-        <w:ind w:left="0"/>
-      </w:pPr>
-    </w:p>
-    <w:p>
-      <w:pPr>
-        <w:rPr>
-          <w:lang w:eastAsia="en-IE"/>
-        </w:rPr>
-      </w:pPr>
-    </w:p>
-    <w:p>
-      <w:pPr>
-        <w:ind w:left="0"/>
-      </w:pPr>
-      <w:r>
-        <w:br w:type="page"/>
-      </w:r>
-    </w:p>
-    <w:p>
-      <w:bookmarkStart w:id="46" w:name="_Toc132200812"/>
-      <w:bookmarkEnd w:id="46"/>
+    <w:p>
+      <w:pPr>
+        <w:pStyle w:val="Titre1"/>
+        <w:numPr>
+          <w:ilvl w:val="0"/>
+          <w:numId w:val="0"/>
+        </w:numPr>
+        <w:rPr>
+          <w:lang w:val="en-US"/>
+        </w:rPr>
+      </w:pPr>
+      <w:bookmarkStart w:id="48" w:name="_Toc206705654"/>
+      <w:r>
+        <w:rPr>
+          <w:lang w:val="en-US"/>
+        </w:rPr>
+        <w:lastRenderedPageBreak/>
+        <w:t>6</w:t>
+      </w:r>
+      <w:r>
+        <w:rPr>
+          <w:lang w:val="en-US"/>
+        </w:rPr>
+        <w:t xml:space="preserve"> </w:t>
+      </w:r>
+      <w:r>
+        <w:rPr>
+          <w:lang w:val="en-US"/>
+        </w:rPr>
+        <w:t>Perspectives and Future Improvements</w:t>
+      </w:r>
+      <w:bookmarkEnd w:id="48"/>
+    </w:p>
+    <w:p>
+      <w:pPr>
+        <w:ind w:left="360"/>
+        <w:jc w:val="both"/>
+        <w:rPr>
+          <w:lang w:val="en-GB"/>
+        </w:rPr>
+      </w:pPr>
+      <w:proofErr w:type="gramStart"/>
+      <w:r>
+        <w:rPr>
+          <w:lang w:val="en-GB"/>
+        </w:rPr>
+        <w:t>In order to</w:t>
+      </w:r>
+      <w:proofErr w:type="gramEnd"/>
+      <w:r>
+        <w:rPr>
+          <w:lang w:val="en-GB"/>
+        </w:rPr>
+        <w:t xml:space="preserve"> adapt the application to specific use cases, future users may need to adjust the thresholds that trigger insights and recommendations. These thresholds are defined partly in the backend and partly in the frontend.</w:t>
+      </w:r>
+    </w:p>
+    <w:p>
+      <w:pPr>
+        <w:pStyle w:val="Paragraphedeliste"/>
+        <w:numPr>
+          <w:ilvl w:val="0"/>
+          <w:numId w:val="79"/>
+        </w:numPr>
+        <w:rPr>
+          <w:u w:val="single"/>
+          <w:lang w:val="fr-FR"/>
+        </w:rPr>
+      </w:pPr>
+      <w:r>
+        <w:rPr>
+          <w:b/>
+          <w:bCs/>
+          <w:sz w:val="24"/>
+          <w:szCs w:val="24"/>
+          <w:u w:val="single"/>
+          <w:lang w:val="fr-FR"/>
+        </w:rPr>
+        <w:t>Backend</w:t>
+      </w:r>
+    </w:p>
+    <w:p>
+      <w:pPr>
+        <w:ind w:left="360"/>
+        <w:jc w:val="both"/>
+        <w:rPr>
+          <w:lang w:val="en-GB"/>
+        </w:rPr>
+      </w:pPr>
+      <w:r>
+        <w:rPr>
+          <w:b/>
+          <w:bCs/>
+          <w:u w:val="single"/>
+          <w:lang w:val="en-GB"/>
+        </w:rPr>
+        <w:t>generateSummary.js</w:t>
+      </w:r>
+      <w:r>
+        <w:rPr>
+          <w:b/>
+          <w:bCs/>
+          <w:u w:val="single"/>
+          <w:lang w:val="en-GB"/>
+        </w:rPr>
+        <w:t>:</w:t>
+      </w:r>
+      <w:r>
+        <w:rPr>
+          <w:lang w:val="en-GB"/>
+        </w:rPr>
+        <w:br/>
+        <w:t xml:space="preserve">This script defines the thresholds for the main insights related to </w:t>
+      </w:r>
+      <w:r>
+        <w:rPr>
+          <w:b/>
+          <w:bCs/>
+          <w:lang w:val="en-GB"/>
+        </w:rPr>
+        <w:t>temperature, humidity, and CO₂</w:t>
+      </w:r>
+      <w:r>
+        <w:rPr>
+          <w:b/>
+          <w:bCs/>
+          <w:lang w:val="en-GB"/>
+        </w:rPr>
+        <w:t xml:space="preserve"> for the Int sensor only</w:t>
+      </w:r>
+      <w:r>
+        <w:rPr>
+          <w:lang w:val="en-GB"/>
+        </w:rPr>
+        <w:t>. Any change in the global recommendations (e.g., "too hot", "too dry", "high CO₂") should be made here.</w:t>
+      </w:r>
+    </w:p>
+    <w:p>
+      <w:pPr>
+        <w:pStyle w:val="Paragraphedeliste"/>
+        <w:numPr>
+          <w:ilvl w:val="0"/>
+          <w:numId w:val="80"/>
+        </w:numPr>
+        <w:rPr>
+          <w:lang w:val="fr-FR"/>
+        </w:rPr>
+      </w:pPr>
+      <w:r>
+        <w:rPr>
+          <w:b/>
+          <w:bCs/>
+          <w:sz w:val="24"/>
+          <w:szCs w:val="24"/>
+          <w:u w:val="single"/>
+          <w:lang w:val="en-GB"/>
+        </w:rPr>
+        <w:t>Frontend</w:t>
+      </w:r>
+    </w:p>
+    <w:p>
+      <w:pPr>
+        <w:pStyle w:val="Paragraphedeliste"/>
+        <w:jc w:val="both"/>
+        <w:rPr>
+          <w:lang w:val="fr-FR"/>
+        </w:rPr>
+      </w:pPr>
+      <w:r>
+        <w:rPr>
+          <w:lang w:val="en-GB"/>
+        </w:rPr>
+        <w:br/>
+        <w:t xml:space="preserve">Several components implement their own thresholds for sensor-specific insights. </w:t>
+      </w:r>
+      <w:proofErr w:type="spellStart"/>
+      <w:r>
+        <w:rPr>
+          <w:lang w:val="fr-FR"/>
+        </w:rPr>
+        <w:t>These</w:t>
+      </w:r>
+      <w:proofErr w:type="spellEnd"/>
+      <w:r>
+        <w:rPr>
+          <w:lang w:val="fr-FR"/>
+        </w:rPr>
+        <w:t xml:space="preserve"> can </w:t>
+      </w:r>
+      <w:proofErr w:type="spellStart"/>
+      <w:r>
+        <w:rPr>
+          <w:lang w:val="fr-FR"/>
+        </w:rPr>
+        <w:t>be</w:t>
+      </w:r>
+      <w:proofErr w:type="spellEnd"/>
+      <w:r>
+        <w:rPr>
+          <w:lang w:val="fr-FR"/>
+        </w:rPr>
+        <w:t xml:space="preserve"> </w:t>
+      </w:r>
+      <w:proofErr w:type="spellStart"/>
+      <w:r>
+        <w:rPr>
+          <w:lang w:val="fr-FR"/>
+        </w:rPr>
+        <w:t>modified</w:t>
+      </w:r>
+      <w:proofErr w:type="spellEnd"/>
+      <w:r>
+        <w:rPr>
+          <w:lang w:val="fr-FR"/>
+        </w:rPr>
+        <w:t xml:space="preserve"> </w:t>
+      </w:r>
+      <w:proofErr w:type="spellStart"/>
+      <w:r>
+        <w:rPr>
+          <w:lang w:val="fr-FR"/>
+        </w:rPr>
+        <w:t>directly</w:t>
+      </w:r>
+      <w:proofErr w:type="spellEnd"/>
+      <w:r>
+        <w:rPr>
+          <w:lang w:val="fr-FR"/>
+        </w:rPr>
+        <w:t xml:space="preserve"> in the </w:t>
+      </w:r>
+      <w:proofErr w:type="spellStart"/>
+      <w:r>
+        <w:rPr>
+          <w:lang w:val="fr-FR"/>
+        </w:rPr>
+        <w:t>corresponding</w:t>
+      </w:r>
+      <w:proofErr w:type="spellEnd"/>
+      <w:r>
+        <w:rPr>
+          <w:lang w:val="fr-FR"/>
+        </w:rPr>
+        <w:t xml:space="preserve"> </w:t>
+      </w:r>
+      <w:proofErr w:type="gramStart"/>
+      <w:r>
+        <w:rPr>
+          <w:lang w:val="fr-FR"/>
+        </w:rPr>
+        <w:t>files:</w:t>
+      </w:r>
+      <w:proofErr w:type="gramEnd"/>
+    </w:p>
+    <w:p>
+      <w:pPr>
+        <w:ind w:left="360"/>
+        <w:rPr>
+          <w:lang w:val="en-GB"/>
+        </w:rPr>
+      </w:pPr>
+      <w:proofErr w:type="spellStart"/>
+      <w:r>
+        <w:rPr>
+          <w:b/>
+          <w:bCs/>
+          <w:u w:val="single"/>
+          <w:lang w:val="en-GB"/>
+        </w:rPr>
+        <w:t>SoilTempHeatmap.jsx</w:t>
+      </w:r>
+      <w:proofErr w:type="spellEnd"/>
+      <w:r>
+        <w:rPr>
+          <w:b/>
+          <w:bCs/>
+          <w:u w:val="single"/>
+          <w:lang w:val="en-GB"/>
+        </w:rPr>
+        <w:t>:</w:t>
+      </w:r>
+      <w:r>
+        <w:rPr>
+          <w:lang w:val="en-GB"/>
+        </w:rPr>
+        <w:br/>
+        <w:t>Thresholds for soil temperature and anomalies:</w:t>
+      </w:r>
+    </w:p>
+    <w:p>
+      <w:pPr>
+        <w:numPr>
+          <w:ilvl w:val="1"/>
+          <w:numId w:val="80"/>
+        </w:numPr>
+        <w:rPr>
+          <w:lang w:val="fr-FR"/>
+        </w:rPr>
+      </w:pPr>
+      <w:proofErr w:type="spellStart"/>
+      <w:r>
+        <w:rPr>
+          <w:lang w:val="fr-FR"/>
+        </w:rPr>
+        <w:t>Too</w:t>
+      </w:r>
+      <w:proofErr w:type="spellEnd"/>
+      <w:r>
+        <w:rPr>
+          <w:lang w:val="fr-FR"/>
+        </w:rPr>
+        <w:t xml:space="preserve"> </w:t>
+      </w:r>
+      <w:proofErr w:type="gramStart"/>
+      <w:r>
+        <w:rPr>
+          <w:lang w:val="fr-FR"/>
+        </w:rPr>
+        <w:t>cold:</w:t>
+      </w:r>
+      <w:proofErr w:type="gramEnd"/>
+      <w:r>
+        <w:rPr>
+          <w:lang w:val="fr-FR"/>
+        </w:rPr>
+        <w:t xml:space="preserve"> &lt; 15°C</w:t>
+      </w:r>
+    </w:p>
+    <w:p>
+      <w:pPr>
+        <w:numPr>
+          <w:ilvl w:val="1"/>
+          <w:numId w:val="80"/>
+        </w:numPr>
+        <w:rPr>
+          <w:lang w:val="fr-FR"/>
+        </w:rPr>
+      </w:pPr>
+      <w:proofErr w:type="spellStart"/>
+      <w:r>
+        <w:rPr>
+          <w:lang w:val="fr-FR"/>
+        </w:rPr>
+        <w:t>Too</w:t>
+      </w:r>
+      <w:proofErr w:type="spellEnd"/>
+      <w:r>
+        <w:rPr>
+          <w:lang w:val="fr-FR"/>
+        </w:rPr>
+        <w:t xml:space="preserve"> </w:t>
+      </w:r>
+      <w:proofErr w:type="gramStart"/>
+      <w:r>
+        <w:rPr>
+          <w:lang w:val="fr-FR"/>
+        </w:rPr>
+        <w:t>hot:</w:t>
+      </w:r>
+      <w:proofErr w:type="gramEnd"/>
+      <w:r>
+        <w:rPr>
+          <w:lang w:val="fr-FR"/>
+        </w:rPr>
+        <w:t xml:space="preserve"> &gt; 25°C</w:t>
+      </w:r>
+    </w:p>
+    <w:p>
+      <w:pPr>
+        <w:numPr>
+          <w:ilvl w:val="1"/>
+          <w:numId w:val="80"/>
+        </w:numPr>
+        <w:rPr>
+          <w:lang w:val="fr-FR"/>
+        </w:rPr>
+      </w:pPr>
+      <w:proofErr w:type="gramStart"/>
+      <w:r>
+        <w:rPr>
+          <w:lang w:val="fr-FR"/>
+        </w:rPr>
+        <w:t>Optimal:</w:t>
+      </w:r>
+      <w:proofErr w:type="gramEnd"/>
+      <w:r>
+        <w:rPr>
+          <w:lang w:val="fr-FR"/>
+        </w:rPr>
+        <w:t xml:space="preserve"> 18–22°C</w:t>
+      </w:r>
+    </w:p>
+    <w:p>
+      <w:pPr>
+        <w:numPr>
+          <w:ilvl w:val="1"/>
+          <w:numId w:val="80"/>
+        </w:numPr>
+        <w:rPr>
+          <w:lang w:val="en-GB"/>
+        </w:rPr>
+      </w:pPr>
+      <w:r>
+        <w:rPr>
+          <w:lang w:val="en-GB"/>
+        </w:rPr>
+        <w:t>Local anomaly: difference &gt; 2°C compared to other sensors</w:t>
+      </w:r>
+    </w:p>
+    <w:p>
+      <w:pPr>
+        <w:numPr>
+          <w:ilvl w:val="1"/>
+          <w:numId w:val="80"/>
+        </w:numPr>
+        <w:rPr>
+          <w:lang w:val="en-GB"/>
+        </w:rPr>
+      </w:pPr>
+      <w:r>
+        <w:rPr>
+          <w:lang w:val="en-GB"/>
+        </w:rPr>
+        <w:t>General imbalance: max-min difference &gt; 5°C</w:t>
+      </w:r>
+      <w:r>
+        <w:rPr>
+          <w:lang w:val="en-GB"/>
+        </w:rPr>
+        <w:br/>
+      </w:r>
       <w:r>
         <w:rPr>
           <w:i/>
           <w:iCs/>
-          <w:lang w:eastAsia="en-IE"/>
+          <w:lang w:val="en-GB"/>
+        </w:rPr>
+        <w:t>Modification point</w:t>
+      </w:r>
+      <w:r>
+        <w:rPr>
+          <w:lang w:val="en-GB"/>
+        </w:rPr>
+        <w:t xml:space="preserve">: values are defined inside the </w:t>
+      </w:r>
+      <w:proofErr w:type="spellStart"/>
+      <w:r>
+        <w:rPr>
+          <w:lang w:val="en-GB"/>
+        </w:rPr>
+        <w:t>getSoilInsights</w:t>
+      </w:r>
+      <w:proofErr w:type="spellEnd"/>
+      <w:r>
+        <w:rPr>
+          <w:lang w:val="en-GB"/>
+        </w:rPr>
+        <w:t xml:space="preserve"> function.</w:t>
+      </w:r>
+    </w:p>
+    <w:p>
+      <w:pPr>
+        <w:ind w:left="360"/>
+        <w:rPr>
+          <w:lang w:val="en-GB"/>
+        </w:rPr>
+      </w:pPr>
+      <w:proofErr w:type="spellStart"/>
+      <w:r>
+        <w:rPr>
+          <w:b/>
+          <w:bCs/>
+          <w:u w:val="single"/>
+          <w:lang w:val="en-GB"/>
+        </w:rPr>
+        <w:t>SMGauges.jsx</w:t>
+      </w:r>
+      <w:proofErr w:type="spellEnd"/>
+      <w:r>
+        <w:rPr>
+          <w:b/>
+          <w:bCs/>
+          <w:u w:val="single"/>
+          <w:lang w:val="en-GB"/>
+        </w:rPr>
+        <w:t>:</w:t>
+      </w:r>
+      <w:r>
+        <w:rPr>
+          <w:lang w:val="en-GB"/>
+        </w:rPr>
+        <w:br/>
+        <w:t>Thresholds for soil moisture and electrical conductivity (EC):</w:t>
+      </w:r>
+    </w:p>
+    <w:p>
+      <w:pPr>
+        <w:numPr>
+          <w:ilvl w:val="1"/>
+          <w:numId w:val="80"/>
+        </w:numPr>
+        <w:rPr>
+          <w:lang w:val="fr-FR"/>
+        </w:rPr>
+      </w:pPr>
+      <w:r>
+        <w:rPr>
+          <w:lang w:val="fr-FR"/>
+        </w:rPr>
+        <w:t xml:space="preserve">Low </w:t>
+      </w:r>
+      <w:proofErr w:type="spellStart"/>
+      <w:proofErr w:type="gramStart"/>
+      <w:r>
+        <w:rPr>
+          <w:lang w:val="fr-FR"/>
+        </w:rPr>
+        <w:t>moisture</w:t>
+      </w:r>
+      <w:proofErr w:type="spellEnd"/>
+      <w:r>
+        <w:rPr>
+          <w:lang w:val="fr-FR"/>
+        </w:rPr>
+        <w:t>:</w:t>
+      </w:r>
+      <w:proofErr w:type="gramEnd"/>
+      <w:r>
+        <w:rPr>
+          <w:lang w:val="fr-FR"/>
+        </w:rPr>
+        <w:t xml:space="preserve"> &lt; 20%</w:t>
+      </w:r>
+    </w:p>
+    <w:p>
+      <w:pPr>
+        <w:numPr>
+          <w:ilvl w:val="1"/>
+          <w:numId w:val="80"/>
+        </w:numPr>
+        <w:rPr>
+          <w:lang w:val="fr-FR"/>
+        </w:rPr>
+      </w:pPr>
+      <w:r>
+        <w:rPr>
+          <w:lang w:val="fr-FR"/>
+        </w:rPr>
+        <w:t xml:space="preserve">High </w:t>
+      </w:r>
+      <w:proofErr w:type="spellStart"/>
+      <w:proofErr w:type="gramStart"/>
+      <w:r>
+        <w:rPr>
+          <w:lang w:val="fr-FR"/>
+        </w:rPr>
+        <w:t>moisture</w:t>
+      </w:r>
+      <w:proofErr w:type="spellEnd"/>
+      <w:r>
+        <w:rPr>
+          <w:lang w:val="fr-FR"/>
+        </w:rPr>
+        <w:t>:</w:t>
+      </w:r>
+      <w:proofErr w:type="gramEnd"/>
+      <w:r>
+        <w:rPr>
+          <w:lang w:val="fr-FR"/>
+        </w:rPr>
+        <w:t xml:space="preserve"> &gt; 60%</w:t>
+      </w:r>
+    </w:p>
+    <w:p>
+      <w:pPr>
+        <w:numPr>
+          <w:ilvl w:val="1"/>
+          <w:numId w:val="80"/>
+        </w:numPr>
+        <w:rPr>
+          <w:lang w:val="en-GB"/>
+        </w:rPr>
+      </w:pPr>
+      <w:r>
+        <w:rPr>
+          <w:lang w:val="en-GB"/>
+        </w:rPr>
+        <w:t xml:space="preserve">Low EC: &lt; 0.5 </w:t>
+      </w:r>
+      <w:proofErr w:type="spellStart"/>
+      <w:r>
+        <w:rPr>
+          <w:lang w:val="en-GB"/>
+        </w:rPr>
+        <w:t>dS</w:t>
+      </w:r>
+      <w:proofErr w:type="spellEnd"/>
+      <w:r>
+        <w:rPr>
+          <w:lang w:val="en-GB"/>
+        </w:rPr>
+        <w:t xml:space="preserve">/m or 0.6 </w:t>
+      </w:r>
+      <w:proofErr w:type="spellStart"/>
+      <w:r>
+        <w:rPr>
+          <w:lang w:val="en-GB"/>
+        </w:rPr>
+        <w:t>dS</w:t>
+      </w:r>
+      <w:proofErr w:type="spellEnd"/>
+      <w:r>
+        <w:rPr>
+          <w:lang w:val="en-GB"/>
+        </w:rPr>
+        <w:t>/m</w:t>
+      </w:r>
+    </w:p>
+    <w:p>
+      <w:pPr>
+        <w:numPr>
+          <w:ilvl w:val="1"/>
+          <w:numId w:val="80"/>
+        </w:numPr>
+        <w:rPr>
+          <w:lang w:val="fr-FR"/>
+        </w:rPr>
+      </w:pPr>
+      <w:r>
+        <w:rPr>
+          <w:lang w:val="fr-FR"/>
+        </w:rPr>
+        <w:t xml:space="preserve">High </w:t>
+      </w:r>
+      <w:proofErr w:type="gramStart"/>
+      <w:r>
+        <w:rPr>
+          <w:lang w:val="fr-FR"/>
+        </w:rPr>
+        <w:t>EC:</w:t>
+      </w:r>
+      <w:proofErr w:type="gramEnd"/>
+      <w:r>
+        <w:rPr>
+          <w:lang w:val="fr-FR"/>
+        </w:rPr>
+        <w:t xml:space="preserve"> &gt; 1.5 </w:t>
+      </w:r>
+      <w:proofErr w:type="spellStart"/>
+      <w:r>
+        <w:rPr>
+          <w:lang w:val="fr-FR"/>
+        </w:rPr>
+        <w:t>dS</w:t>
+      </w:r>
+      <w:proofErr w:type="spellEnd"/>
+      <w:r>
+        <w:rPr>
+          <w:lang w:val="fr-FR"/>
+        </w:rPr>
+        <w:t>/m</w:t>
+      </w:r>
+    </w:p>
+    <w:p>
+      <w:pPr>
+        <w:numPr>
+          <w:ilvl w:val="1"/>
+          <w:numId w:val="80"/>
+        </w:numPr>
+        <w:rPr>
+          <w:lang w:val="en-GB"/>
+        </w:rPr>
+      </w:pPr>
+      <w:r>
+        <w:rPr>
+          <w:lang w:val="en-GB"/>
+        </w:rPr>
+        <w:t>Combined cases (e.g., dry soil with high EC) are also handled.</w:t>
+      </w:r>
+      <w:r>
+        <w:rPr>
+          <w:lang w:val="en-GB"/>
+        </w:rPr>
+        <w:br/>
+      </w:r>
+      <w:r>
+        <w:rPr>
+          <w:i/>
+          <w:iCs/>
+          <w:lang w:val="en-GB"/>
+        </w:rPr>
+        <w:t>Modification point</w:t>
+      </w:r>
+      <w:r>
+        <w:rPr>
+          <w:lang w:val="en-GB"/>
+        </w:rPr>
+        <w:t xml:space="preserve">: values are defined in the </w:t>
+      </w:r>
+      <w:proofErr w:type="spellStart"/>
+      <w:r>
+        <w:rPr>
+          <w:lang w:val="en-GB"/>
+        </w:rPr>
+        <w:t>getAlertBox</w:t>
+      </w:r>
+      <w:proofErr w:type="spellEnd"/>
+      <w:r>
+        <w:rPr>
+          <w:lang w:val="en-GB"/>
+        </w:rPr>
+        <w:t xml:space="preserve"> function.</w:t>
+      </w:r>
+    </w:p>
+    <w:p>
+      <w:pPr>
+        <w:ind w:left="360"/>
+        <w:rPr>
+          <w:lang w:val="en-GB"/>
+        </w:rPr>
+      </w:pPr>
+      <w:proofErr w:type="spellStart"/>
+      <w:r>
+        <w:rPr>
+          <w:b/>
+          <w:bCs/>
+          <w:u w:val="single"/>
+          <w:lang w:val="en-GB"/>
+        </w:rPr>
+        <w:t>LightWeekAreaChart.jsx</w:t>
+      </w:r>
+      <w:proofErr w:type="spellEnd"/>
+      <w:r>
+        <w:rPr>
+          <w:b/>
+          <w:bCs/>
+          <w:u w:val="single"/>
+          <w:lang w:val="en-GB"/>
+        </w:rPr>
+        <w:t>:</w:t>
+      </w:r>
+      <w:r>
+        <w:rPr>
+          <w:lang w:val="en-GB"/>
+        </w:rPr>
+        <w:br/>
+        <w:t>Thresholds for light transmission and intensity:</w:t>
+      </w:r>
+    </w:p>
+    <w:p>
+      <w:pPr>
+        <w:numPr>
+          <w:ilvl w:val="1"/>
+          <w:numId w:val="80"/>
+        </w:numPr>
+        <w:rPr>
+          <w:lang w:val="fr-FR"/>
+        </w:rPr>
+      </w:pPr>
+      <w:r>
+        <w:rPr>
+          <w:lang w:val="fr-FR"/>
+        </w:rPr>
+        <w:t xml:space="preserve">Low </w:t>
+      </w:r>
+      <w:proofErr w:type="gramStart"/>
+      <w:r>
+        <w:rPr>
+          <w:lang w:val="fr-FR"/>
+        </w:rPr>
+        <w:t>transmission:</w:t>
+      </w:r>
+      <w:proofErr w:type="gramEnd"/>
+      <w:r>
+        <w:rPr>
+          <w:lang w:val="fr-FR"/>
+        </w:rPr>
+        <w:t xml:space="preserve"> ratio &lt; 40%</w:t>
+      </w:r>
+    </w:p>
+    <w:p>
+      <w:pPr>
+        <w:numPr>
+          <w:ilvl w:val="1"/>
+          <w:numId w:val="80"/>
+        </w:numPr>
+        <w:rPr>
+          <w:lang w:val="fr-FR"/>
+        </w:rPr>
+      </w:pPr>
+      <w:r>
+        <w:rPr>
+          <w:lang w:val="fr-FR"/>
+        </w:rPr>
+        <w:t xml:space="preserve">Good indoor </w:t>
+      </w:r>
+      <w:proofErr w:type="gramStart"/>
+      <w:r>
+        <w:rPr>
+          <w:lang w:val="fr-FR"/>
+        </w:rPr>
+        <w:t>light:</w:t>
+      </w:r>
+      <w:proofErr w:type="gramEnd"/>
+      <w:r>
+        <w:rPr>
+          <w:lang w:val="fr-FR"/>
+        </w:rPr>
+        <w:t xml:space="preserve"> &gt; 10,000 Lux</w:t>
+      </w:r>
+    </w:p>
+    <w:p>
+      <w:pPr>
+        <w:numPr>
+          <w:ilvl w:val="1"/>
+          <w:numId w:val="80"/>
+        </w:numPr>
+        <w:rPr>
+          <w:lang w:val="fr-FR"/>
+        </w:rPr>
+      </w:pPr>
+      <w:r>
+        <w:rPr>
+          <w:lang w:val="fr-FR"/>
+        </w:rPr>
+        <w:t xml:space="preserve">Weak </w:t>
+      </w:r>
+      <w:proofErr w:type="spellStart"/>
+      <w:r>
+        <w:rPr>
+          <w:lang w:val="fr-FR"/>
+        </w:rPr>
+        <w:t>outdoor</w:t>
+      </w:r>
+      <w:proofErr w:type="spellEnd"/>
+      <w:r>
+        <w:rPr>
+          <w:lang w:val="fr-FR"/>
+        </w:rPr>
+        <w:t xml:space="preserve"> </w:t>
+      </w:r>
+      <w:proofErr w:type="gramStart"/>
+      <w:r>
+        <w:rPr>
+          <w:lang w:val="fr-FR"/>
+        </w:rPr>
+        <w:t>light:</w:t>
+      </w:r>
+      <w:proofErr w:type="gramEnd"/>
+      <w:r>
+        <w:rPr>
+          <w:lang w:val="fr-FR"/>
+        </w:rPr>
+        <w:t xml:space="preserve"> &lt; 2000 Lux</w:t>
+      </w:r>
+    </w:p>
+    <w:p>
+      <w:pPr>
+        <w:numPr>
+          <w:ilvl w:val="1"/>
+          <w:numId w:val="80"/>
+        </w:numPr>
+        <w:rPr>
+          <w:lang w:val="en-GB"/>
+        </w:rPr>
+      </w:pPr>
+      <w:r>
+        <w:rPr>
+          <w:lang w:val="en-GB"/>
+        </w:rPr>
+        <w:t xml:space="preserve">Transmission levels: </w:t>
+      </w:r>
+      <w:r>
+        <w:rPr>
+          <w:i/>
+          <w:iCs/>
+          <w:lang w:val="en-GB"/>
+        </w:rPr>
+        <w:t>High</w:t>
+      </w:r>
+      <w:r>
+        <w:rPr>
+          <w:lang w:val="en-GB"/>
+        </w:rPr>
+        <w:t xml:space="preserve"> if &gt; 70%, </w:t>
+      </w:r>
+      <w:r>
+        <w:rPr>
+          <w:i/>
+          <w:iCs/>
+          <w:lang w:val="en-GB"/>
+        </w:rPr>
+        <w:t>Medium</w:t>
+      </w:r>
+      <w:r>
+        <w:rPr>
+          <w:lang w:val="en-GB"/>
+        </w:rPr>
+        <w:t xml:space="preserve"> if &gt; 50%.</w:t>
+      </w:r>
+      <w:r>
+        <w:rPr>
+          <w:lang w:val="en-GB"/>
+        </w:rPr>
+        <w:br/>
+      </w:r>
+      <w:r>
+        <w:rPr>
+          <w:i/>
+          <w:iCs/>
+          <w:lang w:val="en-GB"/>
+        </w:rPr>
+        <w:t>Modification point</w:t>
+      </w:r>
+      <w:r>
+        <w:rPr>
+          <w:lang w:val="en-GB"/>
+        </w:rPr>
+        <w:t xml:space="preserve">: values are defined inside the </w:t>
+      </w:r>
+      <w:proofErr w:type="spellStart"/>
+      <w:r>
+        <w:rPr>
+          <w:lang w:val="en-GB"/>
+        </w:rPr>
+        <w:t>getInsight</w:t>
+      </w:r>
+      <w:proofErr w:type="spellEnd"/>
+      <w:r>
+        <w:rPr>
+          <w:lang w:val="en-GB"/>
+        </w:rPr>
+        <w:t xml:space="preserve"> function.</w:t>
+      </w:r>
+    </w:p>
+    <w:p>
+      <w:pPr>
+        <w:ind w:left="0"/>
+        <w:rPr>
+          <w:lang w:val="fr-FR"/>
+        </w:rPr>
+      </w:pPr>
+    </w:p>
+    <w:p>
+      <w:pPr>
+        <w:pStyle w:val="Paragraphedeliste"/>
+        <w:numPr>
+          <w:ilvl w:val="0"/>
+          <w:numId w:val="80"/>
+        </w:numPr>
+        <w:rPr>
+          <w:b/>
+          <w:bCs/>
+          <w:lang w:val="fr-FR"/>
+        </w:rPr>
+      </w:pPr>
+      <w:proofErr w:type="spellStart"/>
+      <w:r>
+        <w:rPr>
+          <w:b/>
+          <w:bCs/>
+          <w:lang w:val="fr-FR"/>
         </w:rPr>
         <w:lastRenderedPageBreak/>
-        <w:br w:type="page"/>
-      </w:r>
-    </w:p>
-    <w:p/>
-    <w:p>
-      <w:pPr>
-        <w:rPr>
-          <w:rFonts w:ascii="Consolas" w:hAnsi="Consolas" w:cs="Consolas"/>
-          <w:sz w:val="19"/>
-          <w:szCs w:val="19"/>
-          <w:lang w:eastAsia="en-IE"/>
-        </w:rPr>
+        <w:t>Summary</w:t>
+      </w:r>
+      <w:proofErr w:type="spellEnd"/>
+      <w:r>
+        <w:rPr>
+          <w:b/>
+          <w:bCs/>
+          <w:lang w:val="fr-FR"/>
+        </w:rPr>
+        <w:t> </w:t>
+      </w:r>
+    </w:p>
+    <w:p>
+      <w:pPr>
+        <w:rPr>
+          <w:lang w:val="en-GB"/>
+        </w:rPr>
+      </w:pPr>
+      <w:r>
+        <w:rPr>
+          <w:lang w:val="fr-FR"/>
+        </w:rPr>
+        <w:br/>
+      </w:r>
+      <w:r>
+        <w:rPr>
+          <w:lang w:val="en-GB"/>
+        </w:rPr>
+        <w:t>To adapt thresholds:</w:t>
+      </w:r>
+    </w:p>
+    <w:p>
+      <w:pPr>
+        <w:ind w:left="720"/>
+        <w:rPr>
+          <w:lang w:val="en-GB"/>
+        </w:rPr>
+      </w:pPr>
+      <w:r>
+        <w:rPr>
+          <w:lang w:val="en-GB"/>
+        </w:rPr>
+        <w:t>-</w:t>
+      </w:r>
+      <w:r>
+        <w:rPr>
+          <w:lang w:val="en-GB"/>
+        </w:rPr>
+        <w:t xml:space="preserve">Modify </w:t>
+      </w:r>
+      <w:r>
+        <w:rPr>
+          <w:b/>
+          <w:bCs/>
+          <w:lang w:val="en-GB"/>
+        </w:rPr>
+        <w:t>generateSummary.js</w:t>
+      </w:r>
+      <w:r>
+        <w:rPr>
+          <w:lang w:val="en-GB"/>
+        </w:rPr>
+        <w:t xml:space="preserve"> for global insights (temperature, humidity, CO₂).</w:t>
+      </w:r>
+    </w:p>
+    <w:p>
+      <w:pPr>
+        <w:ind w:left="720"/>
+        <w:rPr>
+          <w:lang w:val="en-GB"/>
+        </w:rPr>
+      </w:pPr>
+      <w:r>
+        <w:rPr>
+          <w:lang w:val="en-GB"/>
+        </w:rPr>
+        <w:t>-</w:t>
+      </w:r>
+      <w:r>
+        <w:rPr>
+          <w:lang w:val="en-GB"/>
+        </w:rPr>
+        <w:t xml:space="preserve">Modify </w:t>
+      </w:r>
+      <w:proofErr w:type="spellStart"/>
+      <w:r>
+        <w:rPr>
+          <w:b/>
+          <w:bCs/>
+          <w:lang w:val="en-GB"/>
+        </w:rPr>
+        <w:t>SoilTempHeatmap.jsx</w:t>
+      </w:r>
+      <w:proofErr w:type="spellEnd"/>
+      <w:r>
+        <w:rPr>
+          <w:lang w:val="en-GB"/>
+        </w:rPr>
+        <w:t xml:space="preserve"> for soil temperature.</w:t>
+      </w:r>
+    </w:p>
+    <w:p>
+      <w:pPr>
+        <w:ind w:left="720"/>
+        <w:rPr>
+          <w:lang w:val="en-GB"/>
+        </w:rPr>
+      </w:pPr>
+      <w:r>
+        <w:rPr>
+          <w:lang w:val="en-GB"/>
+        </w:rPr>
+        <w:t>-</w:t>
+      </w:r>
+      <w:r>
+        <w:rPr>
+          <w:lang w:val="en-GB"/>
+        </w:rPr>
+        <w:t xml:space="preserve">Modify </w:t>
+      </w:r>
+      <w:proofErr w:type="spellStart"/>
+      <w:r>
+        <w:rPr>
+          <w:b/>
+          <w:bCs/>
+          <w:lang w:val="en-GB"/>
+        </w:rPr>
+        <w:t>SMGauges.jsx</w:t>
+      </w:r>
+      <w:proofErr w:type="spellEnd"/>
+      <w:r>
+        <w:rPr>
+          <w:lang w:val="en-GB"/>
+        </w:rPr>
+        <w:t xml:space="preserve"> for soil moisture and EC.</w:t>
+      </w:r>
+    </w:p>
+    <w:p>
+      <w:pPr>
+        <w:ind w:left="720"/>
+        <w:rPr>
+          <w:lang w:val="en-GB"/>
+        </w:rPr>
+      </w:pPr>
+      <w:r>
+        <w:rPr>
+          <w:lang w:val="en-GB"/>
+        </w:rPr>
+        <w:t>-</w:t>
+      </w:r>
+      <w:r>
+        <w:rPr>
+          <w:lang w:val="en-GB"/>
+        </w:rPr>
+        <w:t xml:space="preserve">Modify </w:t>
+      </w:r>
+      <w:proofErr w:type="spellStart"/>
+      <w:r>
+        <w:rPr>
+          <w:b/>
+          <w:bCs/>
+          <w:lang w:val="en-GB"/>
+        </w:rPr>
+        <w:t>LightWeekAreaChart.jsx</w:t>
+      </w:r>
+      <w:proofErr w:type="spellEnd"/>
+      <w:r>
+        <w:rPr>
+          <w:lang w:val="en-GB"/>
+        </w:rPr>
+        <w:t xml:space="preserve"> for light and transmission.</w:t>
+      </w:r>
+    </w:p>
+    <w:p>
+      <w:pPr>
+        <w:jc w:val="both"/>
+        <w:rPr>
+          <w:lang w:val="en-GB"/>
+        </w:rPr>
+      </w:pPr>
+      <w:r>
+        <w:rPr>
+          <w:lang w:val="en-GB"/>
+        </w:rPr>
+        <w:t>This clear separation ensures that future users can easily customize the recommendations to match their specific needs.</w:t>
+      </w:r>
+    </w:p>
+    <w:p>
+      <w:pPr>
+        <w:rPr>
+          <w:lang w:val="en-GB"/>
+        </w:rPr>
+      </w:pPr>
+    </w:p>
+    <w:p>
+      <w:pPr>
+        <w:jc w:val="both"/>
+        <w:rPr>
+          <w:lang w:val="en-GB"/>
+        </w:rPr>
+      </w:pPr>
+      <w:r>
+        <w:rPr>
+          <w:lang w:val="en-GB"/>
+        </w:rPr>
+        <w:t>Although the current system is fully functional and already provides valuable insights for greenhouse management, several improvements could further enhance its usability and precision.</w:t>
+      </w:r>
+    </w:p>
+    <w:p>
+      <w:pPr>
+        <w:jc w:val="both"/>
+        <w:rPr>
+          <w:lang w:val="en-GB"/>
+        </w:rPr>
+      </w:pPr>
+      <w:r>
+        <w:rPr>
+          <w:lang w:val="en-GB"/>
+        </w:rPr>
+        <w:t xml:space="preserve">On the </w:t>
+      </w:r>
+      <w:r>
+        <w:rPr>
+          <w:b/>
+          <w:bCs/>
+          <w:lang w:val="en-GB"/>
+        </w:rPr>
+        <w:t>Highlight page</w:t>
+      </w:r>
+      <w:r>
+        <w:rPr>
+          <w:lang w:val="en-GB"/>
+        </w:rPr>
+        <w:t xml:space="preserve">, only the indoor CO₂/temperature/humidity sensor is currently displayed. It would be highly relevant to also integrate the data from the </w:t>
+      </w:r>
+      <w:r>
+        <w:rPr>
+          <w:b/>
+          <w:bCs/>
+          <w:lang w:val="en-GB"/>
+        </w:rPr>
+        <w:t>outdoor CO₂/temperature/humidity sensor</w:t>
+      </w:r>
+      <w:r>
+        <w:rPr>
+          <w:lang w:val="en-GB"/>
+        </w:rPr>
+        <w:t>. This would allow users to directly compare the indoor and outdoor environments, identify differences, and take more precise actions to regulate the greenhouse conditions.</w:t>
+      </w:r>
+    </w:p>
+    <w:p>
+      <w:pPr>
+        <w:jc w:val="both"/>
+        <w:rPr>
+          <w:lang w:val="en-GB"/>
+        </w:rPr>
+      </w:pPr>
+      <w:r>
+        <w:rPr>
+          <w:lang w:val="en-GB"/>
+        </w:rPr>
+        <w:t xml:space="preserve">On the </w:t>
+      </w:r>
+      <w:r>
+        <w:rPr>
+          <w:b/>
+          <w:bCs/>
+          <w:lang w:val="en-GB"/>
+        </w:rPr>
+        <w:t>Dashboard page</w:t>
+      </w:r>
+      <w:r>
+        <w:rPr>
+          <w:lang w:val="en-GB"/>
+        </w:rPr>
+        <w:t xml:space="preserve">, the graphs currently use a dark and green </w:t>
+      </w:r>
+      <w:proofErr w:type="spellStart"/>
+      <w:r>
+        <w:rPr>
+          <w:lang w:val="en-GB"/>
+        </w:rPr>
+        <w:t>color</w:t>
+      </w:r>
+      <w:proofErr w:type="spellEnd"/>
+      <w:r>
+        <w:rPr>
+          <w:lang w:val="en-GB"/>
+        </w:rPr>
+        <w:t xml:space="preserve"> theme. While this design offers a modern and sober aesthetic, it can make it difficult to clearly distinguish between the different parameters when multiple sensors are displayed together. A future improvement would be to assign </w:t>
+      </w:r>
+      <w:r>
+        <w:rPr>
+          <w:b/>
+          <w:bCs/>
+          <w:lang w:val="en-GB"/>
+        </w:rPr>
+        <w:t xml:space="preserve">distinct </w:t>
+      </w:r>
+      <w:proofErr w:type="spellStart"/>
+      <w:r>
+        <w:rPr>
+          <w:b/>
+          <w:bCs/>
+          <w:lang w:val="en-GB"/>
+        </w:rPr>
+        <w:t>colors</w:t>
+      </w:r>
+      <w:proofErr w:type="spellEnd"/>
+      <w:r>
+        <w:rPr>
+          <w:b/>
+          <w:bCs/>
+          <w:lang w:val="en-GB"/>
+        </w:rPr>
+        <w:t xml:space="preserve"> to each curve</w:t>
+      </w:r>
+      <w:r>
+        <w:rPr>
+          <w:lang w:val="en-GB"/>
+        </w:rPr>
+        <w:t>, ensuring a better visual separation of variables (e.g., temperature, humidity, CO₂, light, soil metrics), and thus improving readability.</w:t>
+      </w:r>
+    </w:p>
+    <w:p>
+      <w:pPr>
+        <w:jc w:val="both"/>
+        <w:rPr>
+          <w:lang w:val="en-GB"/>
+        </w:rPr>
+      </w:pPr>
+      <w:r>
+        <w:rPr>
+          <w:lang w:val="en-GB"/>
+        </w:rPr>
+        <w:t>More generally, further developments could include:</w:t>
+      </w:r>
+    </w:p>
+    <w:p>
+      <w:pPr>
+        <w:numPr>
+          <w:ilvl w:val="0"/>
+          <w:numId w:val="82"/>
+        </w:numPr>
+        <w:tabs>
+          <w:tab w:val="clear" w:pos="720"/>
+          <w:tab w:val="num" w:pos="1287"/>
+        </w:tabs>
+        <w:ind w:left="1287"/>
+        <w:jc w:val="both"/>
+        <w:rPr>
+          <w:lang w:val="en-GB"/>
+        </w:rPr>
+      </w:pPr>
+      <w:r>
+        <w:rPr>
+          <w:lang w:val="en-GB"/>
+        </w:rPr>
+        <w:t>Adding advanced filtering and custom time ranges for data visualization.</w:t>
+      </w:r>
+    </w:p>
+    <w:p>
+      <w:pPr>
+        <w:numPr>
+          <w:ilvl w:val="0"/>
+          <w:numId w:val="82"/>
+        </w:numPr>
+        <w:tabs>
+          <w:tab w:val="clear" w:pos="720"/>
+          <w:tab w:val="num" w:pos="1287"/>
+        </w:tabs>
+        <w:ind w:left="1287"/>
+        <w:jc w:val="both"/>
+        <w:rPr>
+          <w:lang w:val="en-GB"/>
+        </w:rPr>
+      </w:pPr>
+      <w:r>
+        <w:rPr>
+          <w:lang w:val="en-GB"/>
+        </w:rPr>
+        <w:t>Implementing notifications or alerts (e.g., by email or SMS) when thresholds are exceeded.</w:t>
+      </w:r>
+    </w:p>
+    <w:p>
+      <w:pPr>
+        <w:numPr>
+          <w:ilvl w:val="0"/>
+          <w:numId w:val="82"/>
+        </w:numPr>
+        <w:tabs>
+          <w:tab w:val="clear" w:pos="720"/>
+          <w:tab w:val="num" w:pos="1287"/>
+        </w:tabs>
+        <w:ind w:left="1287"/>
+        <w:jc w:val="both"/>
+        <w:rPr>
+          <w:lang w:val="en-GB"/>
+        </w:rPr>
+      </w:pPr>
+      <w:r>
+        <w:rPr>
+          <w:lang w:val="en-GB"/>
+        </w:rPr>
+        <w:t>Improving the mobile responsiveness of the interface for users working directly in the greenhouse.</w:t>
+      </w:r>
+    </w:p>
+    <w:p>
+      <w:pPr>
+        <w:jc w:val="both"/>
+        <w:rPr>
+          <w:lang w:val="en-GB"/>
+        </w:rPr>
+      </w:pPr>
+      <w:r>
+        <w:rPr>
+          <w:lang w:val="en-GB"/>
+        </w:rPr>
+        <w:t>These improvements would make the platform not only more user-friendly, but also more actionable for day-to-day greenhouse management.</w:t>
+      </w:r>
+    </w:p>
+    <w:p>
+      <w:pPr>
+        <w:ind w:left="0"/>
       </w:pPr>
     </w:p>
     <w:sectPr>
@@ -12298,6 +15432,155 @@
     </w:lvl>
   </w:abstractNum>
   <w:abstractNum w:abstractNumId="6" w15:restartNumberingAfterBreak="0">
+    <w:nsid w:val="0A5D4AAE"/>
+    <w:multiLevelType w:val="multilevel"/>
+    <w:tmpl w:val="63984A9C"/>
+    <w:lvl w:ilvl="0">
+      <w:start w:val="1"/>
+      <w:numFmt w:val="bullet"/>
+      <w:lvlText w:val=""/>
+      <w:lvlJc w:val="left"/>
+      <w:pPr>
+        <w:tabs>
+          <w:tab w:val="num" w:pos="720"/>
+        </w:tabs>
+        <w:ind w:left="720" w:hanging="360"/>
+      </w:pPr>
+      <w:rPr>
+        <w:rFonts w:ascii="Symbol" w:hAnsi="Symbol" w:hint="default"/>
+        <w:sz w:val="20"/>
+      </w:rPr>
+    </w:lvl>
+    <w:lvl w:ilvl="1" w:tentative="1">
+      <w:start w:val="1"/>
+      <w:numFmt w:val="bullet"/>
+      <w:lvlText w:val="o"/>
+      <w:lvlJc w:val="left"/>
+      <w:pPr>
+        <w:tabs>
+          <w:tab w:val="num" w:pos="1440"/>
+        </w:tabs>
+        <w:ind w:left="1440" w:hanging="360"/>
+      </w:pPr>
+      <w:rPr>
+        <w:rFonts w:ascii="Courier New" w:hAnsi="Courier New" w:hint="default"/>
+        <w:sz w:val="20"/>
+      </w:rPr>
+    </w:lvl>
+    <w:lvl w:ilvl="2" w:tentative="1">
+      <w:start w:val="1"/>
+      <w:numFmt w:val="bullet"/>
+      <w:lvlText w:val=""/>
+      <w:lvlJc w:val="left"/>
+      <w:pPr>
+        <w:tabs>
+          <w:tab w:val="num" w:pos="2160"/>
+        </w:tabs>
+        <w:ind w:left="2160" w:hanging="360"/>
+      </w:pPr>
+      <w:rPr>
+        <w:rFonts w:ascii="Wingdings" w:hAnsi="Wingdings" w:hint="default"/>
+        <w:sz w:val="20"/>
+      </w:rPr>
+    </w:lvl>
+    <w:lvl w:ilvl="3" w:tentative="1">
+      <w:start w:val="1"/>
+      <w:numFmt w:val="bullet"/>
+      <w:lvlText w:val=""/>
+      <w:lvlJc w:val="left"/>
+      <w:pPr>
+        <w:tabs>
+          <w:tab w:val="num" w:pos="2880"/>
+        </w:tabs>
+        <w:ind w:left="2880" w:hanging="360"/>
+      </w:pPr>
+      <w:rPr>
+        <w:rFonts w:ascii="Wingdings" w:hAnsi="Wingdings" w:hint="default"/>
+        <w:sz w:val="20"/>
+      </w:rPr>
+    </w:lvl>
+    <w:lvl w:ilvl="4" w:tentative="1">
+      <w:start w:val="1"/>
+      <w:numFmt w:val="bullet"/>
+      <w:lvlText w:val=""/>
+      <w:lvlJc w:val="left"/>
+      <w:pPr>
+        <w:tabs>
+          <w:tab w:val="num" w:pos="3600"/>
+        </w:tabs>
+        <w:ind w:left="3600" w:hanging="360"/>
+      </w:pPr>
+      <w:rPr>
+        <w:rFonts w:ascii="Wingdings" w:hAnsi="Wingdings" w:hint="default"/>
+        <w:sz w:val="20"/>
+      </w:rPr>
+    </w:lvl>
+    <w:lvl w:ilvl="5" w:tentative="1">
+      <w:start w:val="1"/>
+      <w:numFmt w:val="bullet"/>
+      <w:lvlText w:val=""/>
+      <w:lvlJc w:val="left"/>
+      <w:pPr>
+        <w:tabs>
+          <w:tab w:val="num" w:pos="4320"/>
+        </w:tabs>
+        <w:ind w:left="4320" w:hanging="360"/>
+      </w:pPr>
+      <w:rPr>
+        <w:rFonts w:ascii="Wingdings" w:hAnsi="Wingdings" w:hint="default"/>
+        <w:sz w:val="20"/>
+      </w:rPr>
+    </w:lvl>
+    <w:lvl w:ilvl="6" w:tentative="1">
+      <w:start w:val="1"/>
+      <w:numFmt w:val="bullet"/>
+      <w:lvlText w:val=""/>
+      <w:lvlJc w:val="left"/>
+      <w:pPr>
+        <w:tabs>
+          <w:tab w:val="num" w:pos="5040"/>
+        </w:tabs>
+        <w:ind w:left="5040" w:hanging="360"/>
+      </w:pPr>
+      <w:rPr>
+        <w:rFonts w:ascii="Wingdings" w:hAnsi="Wingdings" w:hint="default"/>
+        <w:sz w:val="20"/>
+      </w:rPr>
+    </w:lvl>
+    <w:lvl w:ilvl="7" w:tentative="1">
+      <w:start w:val="1"/>
+      <w:numFmt w:val="bullet"/>
+      <w:lvlText w:val=""/>
+      <w:lvlJc w:val="left"/>
+      <w:pPr>
+        <w:tabs>
+          <w:tab w:val="num" w:pos="5760"/>
+        </w:tabs>
+        <w:ind w:left="5760" w:hanging="360"/>
+      </w:pPr>
+      <w:rPr>
+        <w:rFonts w:ascii="Wingdings" w:hAnsi="Wingdings" w:hint="default"/>
+        <w:sz w:val="20"/>
+      </w:rPr>
+    </w:lvl>
+    <w:lvl w:ilvl="8" w:tentative="1">
+      <w:start w:val="1"/>
+      <w:numFmt w:val="bullet"/>
+      <w:lvlText w:val=""/>
+      <w:lvlJc w:val="left"/>
+      <w:pPr>
+        <w:tabs>
+          <w:tab w:val="num" w:pos="6480"/>
+        </w:tabs>
+        <w:ind w:left="6480" w:hanging="360"/>
+      </w:pPr>
+      <w:rPr>
+        <w:rFonts w:ascii="Wingdings" w:hAnsi="Wingdings" w:hint="default"/>
+        <w:sz w:val="20"/>
+      </w:rPr>
+    </w:lvl>
+  </w:abstractNum>
+  <w:abstractNum w:abstractNumId="7" w15:restartNumberingAfterBreak="0">
     <w:nsid w:val="104C610E"/>
     <w:multiLevelType w:val="hybridMultilevel"/>
     <w:tmpl w:val="2954FE6E"/>
@@ -12383,7 +15666,7 @@
       </w:pPr>
     </w:lvl>
   </w:abstractNum>
-  <w:abstractNum w:abstractNumId="7" w15:restartNumberingAfterBreak="0">
+  <w:abstractNum w:abstractNumId="8" w15:restartNumberingAfterBreak="0">
     <w:nsid w:val="10C62904"/>
     <w:multiLevelType w:val="hybridMultilevel"/>
     <w:tmpl w:val="0D20F85A"/>
@@ -12469,7 +15752,7 @@
       </w:pPr>
     </w:lvl>
   </w:abstractNum>
-  <w:abstractNum w:abstractNumId="8" w15:restartNumberingAfterBreak="0">
+  <w:abstractNum w:abstractNumId="9" w15:restartNumberingAfterBreak="0">
     <w:nsid w:val="1265658A"/>
     <w:multiLevelType w:val="multilevel"/>
     <w:tmpl w:val="66CE7148"/>
@@ -12618,7 +15901,273 @@
       </w:rPr>
     </w:lvl>
   </w:abstractNum>
-  <w:abstractNum w:abstractNumId="9" w15:restartNumberingAfterBreak="0">
+  <w:abstractNum w:abstractNumId="10" w15:restartNumberingAfterBreak="0">
+    <w:nsid w:val="12B426CD"/>
+    <w:multiLevelType w:val="multilevel"/>
+    <w:tmpl w:val="83B67546"/>
+    <w:lvl w:ilvl="0">
+      <w:start w:val="1"/>
+      <w:numFmt w:val="decimal"/>
+      <w:lvlText w:val="%1."/>
+      <w:lvlJc w:val="left"/>
+      <w:pPr>
+        <w:tabs>
+          <w:tab w:val="num" w:pos="720"/>
+        </w:tabs>
+        <w:ind w:left="720" w:hanging="360"/>
+      </w:pPr>
+    </w:lvl>
+    <w:lvl w:ilvl="1">
+      <w:start w:val="1"/>
+      <w:numFmt w:val="bullet"/>
+      <w:lvlText w:val="o"/>
+      <w:lvlJc w:val="left"/>
+      <w:pPr>
+        <w:tabs>
+          <w:tab w:val="num" w:pos="1440"/>
+        </w:tabs>
+        <w:ind w:left="1440" w:hanging="360"/>
+      </w:pPr>
+      <w:rPr>
+        <w:rFonts w:ascii="Courier New" w:hAnsi="Courier New" w:hint="default"/>
+        <w:sz w:val="20"/>
+      </w:rPr>
+    </w:lvl>
+    <w:lvl w:ilvl="2" w:tentative="1">
+      <w:start w:val="1"/>
+      <w:numFmt w:val="decimal"/>
+      <w:lvlText w:val="%3."/>
+      <w:lvlJc w:val="left"/>
+      <w:pPr>
+        <w:tabs>
+          <w:tab w:val="num" w:pos="2160"/>
+        </w:tabs>
+        <w:ind w:left="2160" w:hanging="360"/>
+      </w:pPr>
+    </w:lvl>
+    <w:lvl w:ilvl="3" w:tentative="1">
+      <w:start w:val="1"/>
+      <w:numFmt w:val="decimal"/>
+      <w:lvlText w:val="%4."/>
+      <w:lvlJc w:val="left"/>
+      <w:pPr>
+        <w:tabs>
+          <w:tab w:val="num" w:pos="2880"/>
+        </w:tabs>
+        <w:ind w:left="2880" w:hanging="360"/>
+      </w:pPr>
+    </w:lvl>
+    <w:lvl w:ilvl="4" w:tentative="1">
+      <w:start w:val="1"/>
+      <w:numFmt w:val="decimal"/>
+      <w:lvlText w:val="%5."/>
+      <w:lvlJc w:val="left"/>
+      <w:pPr>
+        <w:tabs>
+          <w:tab w:val="num" w:pos="3600"/>
+        </w:tabs>
+        <w:ind w:left="3600" w:hanging="360"/>
+      </w:pPr>
+    </w:lvl>
+    <w:lvl w:ilvl="5" w:tentative="1">
+      <w:start w:val="1"/>
+      <w:numFmt w:val="decimal"/>
+      <w:lvlText w:val="%6."/>
+      <w:lvlJc w:val="left"/>
+      <w:pPr>
+        <w:tabs>
+          <w:tab w:val="num" w:pos="4320"/>
+        </w:tabs>
+        <w:ind w:left="4320" w:hanging="360"/>
+      </w:pPr>
+    </w:lvl>
+    <w:lvl w:ilvl="6" w:tentative="1">
+      <w:start w:val="1"/>
+      <w:numFmt w:val="decimal"/>
+      <w:lvlText w:val="%7."/>
+      <w:lvlJc w:val="left"/>
+      <w:pPr>
+        <w:tabs>
+          <w:tab w:val="num" w:pos="5040"/>
+        </w:tabs>
+        <w:ind w:left="5040" w:hanging="360"/>
+      </w:pPr>
+    </w:lvl>
+    <w:lvl w:ilvl="7" w:tentative="1">
+      <w:start w:val="1"/>
+      <w:numFmt w:val="decimal"/>
+      <w:lvlText w:val="%8."/>
+      <w:lvlJc w:val="left"/>
+      <w:pPr>
+        <w:tabs>
+          <w:tab w:val="num" w:pos="5760"/>
+        </w:tabs>
+        <w:ind w:left="5760" w:hanging="360"/>
+      </w:pPr>
+    </w:lvl>
+    <w:lvl w:ilvl="8" w:tentative="1">
+      <w:start w:val="1"/>
+      <w:numFmt w:val="decimal"/>
+      <w:lvlText w:val="%9."/>
+      <w:lvlJc w:val="left"/>
+      <w:pPr>
+        <w:tabs>
+          <w:tab w:val="num" w:pos="6480"/>
+        </w:tabs>
+        <w:ind w:left="6480" w:hanging="360"/>
+      </w:pPr>
+    </w:lvl>
+  </w:abstractNum>
+  <w:abstractNum w:abstractNumId="11" w15:restartNumberingAfterBreak="0">
+    <w:nsid w:val="169048DD"/>
+    <w:multiLevelType w:val="multilevel"/>
+    <w:tmpl w:val="FF4CC258"/>
+    <w:lvl w:ilvl="0">
+      <w:start w:val="1"/>
+      <w:numFmt w:val="bullet"/>
+      <w:lvlText w:val=""/>
+      <w:lvlJc w:val="left"/>
+      <w:pPr>
+        <w:tabs>
+          <w:tab w:val="num" w:pos="720"/>
+        </w:tabs>
+        <w:ind w:left="720" w:hanging="360"/>
+      </w:pPr>
+      <w:rPr>
+        <w:rFonts w:ascii="Symbol" w:hAnsi="Symbol" w:hint="default"/>
+        <w:sz w:val="20"/>
+      </w:rPr>
+    </w:lvl>
+    <w:lvl w:ilvl="1" w:tentative="1">
+      <w:start w:val="1"/>
+      <w:numFmt w:val="bullet"/>
+      <w:lvlText w:val="o"/>
+      <w:lvlJc w:val="left"/>
+      <w:pPr>
+        <w:tabs>
+          <w:tab w:val="num" w:pos="1440"/>
+        </w:tabs>
+        <w:ind w:left="1440" w:hanging="360"/>
+      </w:pPr>
+      <w:rPr>
+        <w:rFonts w:ascii="Courier New" w:hAnsi="Courier New" w:hint="default"/>
+        <w:sz w:val="20"/>
+      </w:rPr>
+    </w:lvl>
+    <w:lvl w:ilvl="2" w:tentative="1">
+      <w:start w:val="1"/>
+      <w:numFmt w:val="bullet"/>
+      <w:lvlText w:val=""/>
+      <w:lvlJc w:val="left"/>
+      <w:pPr>
+        <w:tabs>
+          <w:tab w:val="num" w:pos="2160"/>
+        </w:tabs>
+        <w:ind w:left="2160" w:hanging="360"/>
+      </w:pPr>
+      <w:rPr>
+        <w:rFonts w:ascii="Wingdings" w:hAnsi="Wingdings" w:hint="default"/>
+        <w:sz w:val="20"/>
+      </w:rPr>
+    </w:lvl>
+    <w:lvl w:ilvl="3" w:tentative="1">
+      <w:start w:val="1"/>
+      <w:numFmt w:val="bullet"/>
+      <w:lvlText w:val=""/>
+      <w:lvlJc w:val="left"/>
+      <w:pPr>
+        <w:tabs>
+          <w:tab w:val="num" w:pos="2880"/>
+        </w:tabs>
+        <w:ind w:left="2880" w:hanging="360"/>
+      </w:pPr>
+      <w:rPr>
+        <w:rFonts w:ascii="Wingdings" w:hAnsi="Wingdings" w:hint="default"/>
+        <w:sz w:val="20"/>
+      </w:rPr>
+    </w:lvl>
+    <w:lvl w:ilvl="4" w:tentative="1">
+      <w:start w:val="1"/>
+      <w:numFmt w:val="bullet"/>
+      <w:lvlText w:val=""/>
+      <w:lvlJc w:val="left"/>
+      <w:pPr>
+        <w:tabs>
+          <w:tab w:val="num" w:pos="3600"/>
+        </w:tabs>
+        <w:ind w:left="3600" w:hanging="360"/>
+      </w:pPr>
+      <w:rPr>
+        <w:rFonts w:ascii="Wingdings" w:hAnsi="Wingdings" w:hint="default"/>
+        <w:sz w:val="20"/>
+      </w:rPr>
+    </w:lvl>
+    <w:lvl w:ilvl="5" w:tentative="1">
+      <w:start w:val="1"/>
+      <w:numFmt w:val="bullet"/>
+      <w:lvlText w:val=""/>
+      <w:lvlJc w:val="left"/>
+      <w:pPr>
+        <w:tabs>
+          <w:tab w:val="num" w:pos="4320"/>
+        </w:tabs>
+        <w:ind w:left="4320" w:hanging="360"/>
+      </w:pPr>
+      <w:rPr>
+        <w:rFonts w:ascii="Wingdings" w:hAnsi="Wingdings" w:hint="default"/>
+        <w:sz w:val="20"/>
+      </w:rPr>
+    </w:lvl>
+    <w:lvl w:ilvl="6" w:tentative="1">
+      <w:start w:val="1"/>
+      <w:numFmt w:val="bullet"/>
+      <w:lvlText w:val=""/>
+      <w:lvlJc w:val="left"/>
+      <w:pPr>
+        <w:tabs>
+          <w:tab w:val="num" w:pos="5040"/>
+        </w:tabs>
+        <w:ind w:left="5040" w:hanging="360"/>
+      </w:pPr>
+      <w:rPr>
+        <w:rFonts w:ascii="Wingdings" w:hAnsi="Wingdings" w:hint="default"/>
+        <w:sz w:val="20"/>
+      </w:rPr>
+    </w:lvl>
+    <w:lvl w:ilvl="7" w:tentative="1">
+      <w:start w:val="1"/>
+      <w:numFmt w:val="bullet"/>
+      <w:lvlText w:val=""/>
+      <w:lvlJc w:val="left"/>
+      <w:pPr>
+        <w:tabs>
+          <w:tab w:val="num" w:pos="5760"/>
+        </w:tabs>
+        <w:ind w:left="5760" w:hanging="360"/>
+      </w:pPr>
+      <w:rPr>
+        <w:rFonts w:ascii="Wingdings" w:hAnsi="Wingdings" w:hint="default"/>
+        <w:sz w:val="20"/>
+      </w:rPr>
+    </w:lvl>
+    <w:lvl w:ilvl="8" w:tentative="1">
+      <w:start w:val="1"/>
+      <w:numFmt w:val="bullet"/>
+      <w:lvlText w:val=""/>
+      <w:lvlJc w:val="left"/>
+      <w:pPr>
+        <w:tabs>
+          <w:tab w:val="num" w:pos="6480"/>
+        </w:tabs>
+        <w:ind w:left="6480" w:hanging="360"/>
+      </w:pPr>
+      <w:rPr>
+        <w:rFonts w:ascii="Wingdings" w:hAnsi="Wingdings" w:hint="default"/>
+        <w:sz w:val="20"/>
+      </w:rPr>
+    </w:lvl>
+  </w:abstractNum>
+  <w:abstractNum w:abstractNumId="12" w15:restartNumberingAfterBreak="0">
     <w:nsid w:val="17ED17F6"/>
     <w:multiLevelType w:val="hybridMultilevel"/>
     <w:tmpl w:val="E3CA748A"/>
@@ -12731,7 +16280,7 @@
       </w:rPr>
     </w:lvl>
   </w:abstractNum>
-  <w:abstractNum w:abstractNumId="10" w15:restartNumberingAfterBreak="0">
+  <w:abstractNum w:abstractNumId="13" w15:restartNumberingAfterBreak="0">
     <w:nsid w:val="1BCE6EE8"/>
     <w:multiLevelType w:val="hybridMultilevel"/>
     <w:tmpl w:val="FEB88A6A"/>
@@ -12820,7 +16369,7 @@
       </w:pPr>
     </w:lvl>
   </w:abstractNum>
-  <w:abstractNum w:abstractNumId="11" w15:restartNumberingAfterBreak="0">
+  <w:abstractNum w:abstractNumId="14" w15:restartNumberingAfterBreak="0">
     <w:nsid w:val="1DE4666F"/>
     <w:multiLevelType w:val="multilevel"/>
     <w:tmpl w:val="0D888EF4"/>
@@ -12969,7 +16518,7 @@
       </w:rPr>
     </w:lvl>
   </w:abstractNum>
-  <w:abstractNum w:abstractNumId="12" w15:restartNumberingAfterBreak="0">
+  <w:abstractNum w:abstractNumId="15" w15:restartNumberingAfterBreak="0">
     <w:nsid w:val="1F3E57EC"/>
     <w:multiLevelType w:val="multilevel"/>
     <w:tmpl w:val="7C6CD448"/>
@@ -13118,7 +16667,120 @@
       </w:rPr>
     </w:lvl>
   </w:abstractNum>
-  <w:abstractNum w:abstractNumId="13" w15:restartNumberingAfterBreak="0">
+  <w:abstractNum w:abstractNumId="16" w15:restartNumberingAfterBreak="0">
+    <w:nsid w:val="1F70415E"/>
+    <w:multiLevelType w:val="hybridMultilevel"/>
+    <w:tmpl w:val="D82C9EEE"/>
+    <w:lvl w:ilvl="0" w:tplc="040C0001">
+      <w:start w:val="1"/>
+      <w:numFmt w:val="bullet"/>
+      <w:lvlText w:val=""/>
+      <w:lvlJc w:val="left"/>
+      <w:pPr>
+        <w:ind w:left="1287" w:hanging="360"/>
+      </w:pPr>
+      <w:rPr>
+        <w:rFonts w:ascii="Symbol" w:hAnsi="Symbol" w:hint="default"/>
+      </w:rPr>
+    </w:lvl>
+    <w:lvl w:ilvl="1" w:tplc="040C0003" w:tentative="1">
+      <w:start w:val="1"/>
+      <w:numFmt w:val="bullet"/>
+      <w:lvlText w:val="o"/>
+      <w:lvlJc w:val="left"/>
+      <w:pPr>
+        <w:ind w:left="2007" w:hanging="360"/>
+      </w:pPr>
+      <w:rPr>
+        <w:rFonts w:ascii="Courier New" w:hAnsi="Courier New" w:cs="Courier New" w:hint="default"/>
+      </w:rPr>
+    </w:lvl>
+    <w:lvl w:ilvl="2" w:tplc="040C0005" w:tentative="1">
+      <w:start w:val="1"/>
+      <w:numFmt w:val="bullet"/>
+      <w:lvlText w:val=""/>
+      <w:lvlJc w:val="left"/>
+      <w:pPr>
+        <w:ind w:left="2727" w:hanging="360"/>
+      </w:pPr>
+      <w:rPr>
+        <w:rFonts w:ascii="Wingdings" w:hAnsi="Wingdings" w:hint="default"/>
+      </w:rPr>
+    </w:lvl>
+    <w:lvl w:ilvl="3" w:tplc="040C0001" w:tentative="1">
+      <w:start w:val="1"/>
+      <w:numFmt w:val="bullet"/>
+      <w:lvlText w:val=""/>
+      <w:lvlJc w:val="left"/>
+      <w:pPr>
+        <w:ind w:left="3447" w:hanging="360"/>
+      </w:pPr>
+      <w:rPr>
+        <w:rFonts w:ascii="Symbol" w:hAnsi="Symbol" w:hint="default"/>
+      </w:rPr>
+    </w:lvl>
+    <w:lvl w:ilvl="4" w:tplc="040C0003" w:tentative="1">
+      <w:start w:val="1"/>
+      <w:numFmt w:val="bullet"/>
+      <w:lvlText w:val="o"/>
+      <w:lvlJc w:val="left"/>
+      <w:pPr>
+        <w:ind w:left="4167" w:hanging="360"/>
+      </w:pPr>
+      <w:rPr>
+        <w:rFonts w:ascii="Courier New" w:hAnsi="Courier New" w:cs="Courier New" w:hint="default"/>
+      </w:rPr>
+    </w:lvl>
+    <w:lvl w:ilvl="5" w:tplc="040C0005" w:tentative="1">
+      <w:start w:val="1"/>
+      <w:numFmt w:val="bullet"/>
+      <w:lvlText w:val=""/>
+      <w:lvlJc w:val="left"/>
+      <w:pPr>
+        <w:ind w:left="4887" w:hanging="360"/>
+      </w:pPr>
+      <w:rPr>
+        <w:rFonts w:ascii="Wingdings" w:hAnsi="Wingdings" w:hint="default"/>
+      </w:rPr>
+    </w:lvl>
+    <w:lvl w:ilvl="6" w:tplc="040C0001" w:tentative="1">
+      <w:start w:val="1"/>
+      <w:numFmt w:val="bullet"/>
+      <w:lvlText w:val=""/>
+      <w:lvlJc w:val="left"/>
+      <w:pPr>
+        <w:ind w:left="5607" w:hanging="360"/>
+      </w:pPr>
+      <w:rPr>
+        <w:rFonts w:ascii="Symbol" w:hAnsi="Symbol" w:hint="default"/>
+      </w:rPr>
+    </w:lvl>
+    <w:lvl w:ilvl="7" w:tplc="040C0003" w:tentative="1">
+      <w:start w:val="1"/>
+      <w:numFmt w:val="bullet"/>
+      <w:lvlText w:val="o"/>
+      <w:lvlJc w:val="left"/>
+      <w:pPr>
+        <w:ind w:left="6327" w:hanging="360"/>
+      </w:pPr>
+      <w:rPr>
+        <w:rFonts w:ascii="Courier New" w:hAnsi="Courier New" w:cs="Courier New" w:hint="default"/>
+      </w:rPr>
+    </w:lvl>
+    <w:lvl w:ilvl="8" w:tplc="040C0005" w:tentative="1">
+      <w:start w:val="1"/>
+      <w:numFmt w:val="bullet"/>
+      <w:lvlText w:val=""/>
+      <w:lvlJc w:val="left"/>
+      <w:pPr>
+        <w:ind w:left="7047" w:hanging="360"/>
+      </w:pPr>
+      <w:rPr>
+        <w:rFonts w:ascii="Wingdings" w:hAnsi="Wingdings" w:hint="default"/>
+      </w:rPr>
+    </w:lvl>
+  </w:abstractNum>
+  <w:abstractNum w:abstractNumId="17" w15:restartNumberingAfterBreak="0">
     <w:nsid w:val="1F997B4C"/>
     <w:multiLevelType w:val="hybridMultilevel"/>
     <w:tmpl w:val="DFF8C5B0"/>
@@ -13204,7 +16866,7 @@
       </w:pPr>
     </w:lvl>
   </w:abstractNum>
-  <w:abstractNum w:abstractNumId="14" w15:restartNumberingAfterBreak="0">
+  <w:abstractNum w:abstractNumId="18" w15:restartNumberingAfterBreak="0">
     <w:nsid w:val="1FF31B29"/>
     <w:multiLevelType w:val="hybridMultilevel"/>
     <w:tmpl w:val="490CDFE0"/>
@@ -13317,7 +16979,7 @@
       </w:rPr>
     </w:lvl>
   </w:abstractNum>
-  <w:abstractNum w:abstractNumId="15" w15:restartNumberingAfterBreak="0">
+  <w:abstractNum w:abstractNumId="19" w15:restartNumberingAfterBreak="0">
     <w:nsid w:val="22DF0E5A"/>
     <w:multiLevelType w:val="hybridMultilevel"/>
     <w:tmpl w:val="978C562C"/>
@@ -13430,7 +17092,7 @@
       </w:rPr>
     </w:lvl>
   </w:abstractNum>
-  <w:abstractNum w:abstractNumId="16" w15:restartNumberingAfterBreak="0">
+  <w:abstractNum w:abstractNumId="20" w15:restartNumberingAfterBreak="0">
     <w:nsid w:val="230D5E2C"/>
     <w:multiLevelType w:val="hybridMultilevel"/>
     <w:tmpl w:val="EB0A6DB4"/>
@@ -13516,7 +17178,7 @@
       </w:pPr>
     </w:lvl>
   </w:abstractNum>
-  <w:abstractNum w:abstractNumId="17" w15:restartNumberingAfterBreak="0">
+  <w:abstractNum w:abstractNumId="21" w15:restartNumberingAfterBreak="0">
     <w:nsid w:val="24E76494"/>
     <w:multiLevelType w:val="hybridMultilevel"/>
     <w:tmpl w:val="B00A24F8"/>
@@ -13629,7 +17291,7 @@
       </w:rPr>
     </w:lvl>
   </w:abstractNum>
-  <w:abstractNum w:abstractNumId="18" w15:restartNumberingAfterBreak="0">
+  <w:abstractNum w:abstractNumId="22" w15:restartNumberingAfterBreak="0">
     <w:nsid w:val="255C708C"/>
     <w:multiLevelType w:val="multilevel"/>
     <w:tmpl w:val="16AE89B6"/>
@@ -13778,7 +17440,156 @@
       </w:rPr>
     </w:lvl>
   </w:abstractNum>
-  <w:abstractNum w:abstractNumId="19" w15:restartNumberingAfterBreak="0">
+  <w:abstractNum w:abstractNumId="23" w15:restartNumberingAfterBreak="0">
+    <w:nsid w:val="25683BB6"/>
+    <w:multiLevelType w:val="multilevel"/>
+    <w:tmpl w:val="0D6AF35E"/>
+    <w:lvl w:ilvl="0">
+      <w:start w:val="1"/>
+      <w:numFmt w:val="bullet"/>
+      <w:lvlText w:val=""/>
+      <w:lvlJc w:val="left"/>
+      <w:pPr>
+        <w:tabs>
+          <w:tab w:val="num" w:pos="720"/>
+        </w:tabs>
+        <w:ind w:left="720" w:hanging="360"/>
+      </w:pPr>
+      <w:rPr>
+        <w:rFonts w:ascii="Symbol" w:hAnsi="Symbol" w:hint="default"/>
+        <w:sz w:val="20"/>
+      </w:rPr>
+    </w:lvl>
+    <w:lvl w:ilvl="1" w:tentative="1">
+      <w:start w:val="1"/>
+      <w:numFmt w:val="bullet"/>
+      <w:lvlText w:val="o"/>
+      <w:lvlJc w:val="left"/>
+      <w:pPr>
+        <w:tabs>
+          <w:tab w:val="num" w:pos="1440"/>
+        </w:tabs>
+        <w:ind w:left="1440" w:hanging="360"/>
+      </w:pPr>
+      <w:rPr>
+        <w:rFonts w:ascii="Courier New" w:hAnsi="Courier New" w:hint="default"/>
+        <w:sz w:val="20"/>
+      </w:rPr>
+    </w:lvl>
+    <w:lvl w:ilvl="2" w:tentative="1">
+      <w:start w:val="1"/>
+      <w:numFmt w:val="bullet"/>
+      <w:lvlText w:val=""/>
+      <w:lvlJc w:val="left"/>
+      <w:pPr>
+        <w:tabs>
+          <w:tab w:val="num" w:pos="2160"/>
+        </w:tabs>
+        <w:ind w:left="2160" w:hanging="360"/>
+      </w:pPr>
+      <w:rPr>
+        <w:rFonts w:ascii="Wingdings" w:hAnsi="Wingdings" w:hint="default"/>
+        <w:sz w:val="20"/>
+      </w:rPr>
+    </w:lvl>
+    <w:lvl w:ilvl="3" w:tentative="1">
+      <w:start w:val="1"/>
+      <w:numFmt w:val="bullet"/>
+      <w:lvlText w:val=""/>
+      <w:lvlJc w:val="left"/>
+      <w:pPr>
+        <w:tabs>
+          <w:tab w:val="num" w:pos="2880"/>
+        </w:tabs>
+        <w:ind w:left="2880" w:hanging="360"/>
+      </w:pPr>
+      <w:rPr>
+        <w:rFonts w:ascii="Wingdings" w:hAnsi="Wingdings" w:hint="default"/>
+        <w:sz w:val="20"/>
+      </w:rPr>
+    </w:lvl>
+    <w:lvl w:ilvl="4" w:tentative="1">
+      <w:start w:val="1"/>
+      <w:numFmt w:val="bullet"/>
+      <w:lvlText w:val=""/>
+      <w:lvlJc w:val="left"/>
+      <w:pPr>
+        <w:tabs>
+          <w:tab w:val="num" w:pos="3600"/>
+        </w:tabs>
+        <w:ind w:left="3600" w:hanging="360"/>
+      </w:pPr>
+      <w:rPr>
+        <w:rFonts w:ascii="Wingdings" w:hAnsi="Wingdings" w:hint="default"/>
+        <w:sz w:val="20"/>
+      </w:rPr>
+    </w:lvl>
+    <w:lvl w:ilvl="5" w:tentative="1">
+      <w:start w:val="1"/>
+      <w:numFmt w:val="bullet"/>
+      <w:lvlText w:val=""/>
+      <w:lvlJc w:val="left"/>
+      <w:pPr>
+        <w:tabs>
+          <w:tab w:val="num" w:pos="4320"/>
+        </w:tabs>
+        <w:ind w:left="4320" w:hanging="360"/>
+      </w:pPr>
+      <w:rPr>
+        <w:rFonts w:ascii="Wingdings" w:hAnsi="Wingdings" w:hint="default"/>
+        <w:sz w:val="20"/>
+      </w:rPr>
+    </w:lvl>
+    <w:lvl w:ilvl="6" w:tentative="1">
+      <w:start w:val="1"/>
+      <w:numFmt w:val="bullet"/>
+      <w:lvlText w:val=""/>
+      <w:lvlJc w:val="left"/>
+      <w:pPr>
+        <w:tabs>
+          <w:tab w:val="num" w:pos="5040"/>
+        </w:tabs>
+        <w:ind w:left="5040" w:hanging="360"/>
+      </w:pPr>
+      <w:rPr>
+        <w:rFonts w:ascii="Wingdings" w:hAnsi="Wingdings" w:hint="default"/>
+        <w:sz w:val="20"/>
+      </w:rPr>
+    </w:lvl>
+    <w:lvl w:ilvl="7" w:tentative="1">
+      <w:start w:val="1"/>
+      <w:numFmt w:val="bullet"/>
+      <w:lvlText w:val=""/>
+      <w:lvlJc w:val="left"/>
+      <w:pPr>
+        <w:tabs>
+          <w:tab w:val="num" w:pos="5760"/>
+        </w:tabs>
+        <w:ind w:left="5760" w:hanging="360"/>
+      </w:pPr>
+      <w:rPr>
+        <w:rFonts w:ascii="Wingdings" w:hAnsi="Wingdings" w:hint="default"/>
+        <w:sz w:val="20"/>
+      </w:rPr>
+    </w:lvl>
+    <w:lvl w:ilvl="8" w:tentative="1">
+      <w:start w:val="1"/>
+      <w:numFmt w:val="bullet"/>
+      <w:lvlText w:val=""/>
+      <w:lvlJc w:val="left"/>
+      <w:pPr>
+        <w:tabs>
+          <w:tab w:val="num" w:pos="6480"/>
+        </w:tabs>
+        <w:ind w:left="6480" w:hanging="360"/>
+      </w:pPr>
+      <w:rPr>
+        <w:rFonts w:ascii="Wingdings" w:hAnsi="Wingdings" w:hint="default"/>
+        <w:sz w:val="20"/>
+      </w:rPr>
+    </w:lvl>
+  </w:abstractNum>
+  <w:abstractNum w:abstractNumId="24" w15:restartNumberingAfterBreak="0">
     <w:nsid w:val="25DE7CD0"/>
     <w:multiLevelType w:val="multilevel"/>
     <w:tmpl w:val="3B8CD4FA"/>
@@ -13891,7 +17702,7 @@
       </w:pPr>
     </w:lvl>
   </w:abstractNum>
-  <w:abstractNum w:abstractNumId="20" w15:restartNumberingAfterBreak="0">
+  <w:abstractNum w:abstractNumId="25" w15:restartNumberingAfterBreak="0">
     <w:nsid w:val="26681FC1"/>
     <w:multiLevelType w:val="hybridMultilevel"/>
     <w:tmpl w:val="BDD299D0"/>
@@ -13977,7 +17788,7 @@
       </w:pPr>
     </w:lvl>
   </w:abstractNum>
-  <w:abstractNum w:abstractNumId="21" w15:restartNumberingAfterBreak="0">
+  <w:abstractNum w:abstractNumId="26" w15:restartNumberingAfterBreak="0">
     <w:nsid w:val="2A7F0F88"/>
     <w:multiLevelType w:val="multilevel"/>
     <w:tmpl w:val="09CC58B0"/>
@@ -14126,7 +17937,7 @@
       </w:rPr>
     </w:lvl>
   </w:abstractNum>
-  <w:abstractNum w:abstractNumId="22" w15:restartNumberingAfterBreak="0">
+  <w:abstractNum w:abstractNumId="27" w15:restartNumberingAfterBreak="0">
     <w:nsid w:val="2AC3D5EC"/>
     <w:multiLevelType w:val="hybridMultilevel"/>
     <w:tmpl w:val="FFFFFFFF"/>
@@ -14212,7 +18023,120 @@
       </w:pPr>
     </w:lvl>
   </w:abstractNum>
-  <w:abstractNum w:abstractNumId="23" w15:restartNumberingAfterBreak="0">
+  <w:abstractNum w:abstractNumId="28" w15:restartNumberingAfterBreak="0">
+    <w:nsid w:val="2B117523"/>
+    <w:multiLevelType w:val="hybridMultilevel"/>
+    <w:tmpl w:val="2EF4AEE2"/>
+    <w:lvl w:ilvl="0" w:tplc="040C0001">
+      <w:start w:val="1"/>
+      <w:numFmt w:val="bullet"/>
+      <w:lvlText w:val=""/>
+      <w:lvlJc w:val="left"/>
+      <w:pPr>
+        <w:ind w:left="720" w:hanging="360"/>
+      </w:pPr>
+      <w:rPr>
+        <w:rFonts w:ascii="Symbol" w:hAnsi="Symbol" w:hint="default"/>
+      </w:rPr>
+    </w:lvl>
+    <w:lvl w:ilvl="1" w:tplc="040C0003" w:tentative="1">
+      <w:start w:val="1"/>
+      <w:numFmt w:val="bullet"/>
+      <w:lvlText w:val="o"/>
+      <w:lvlJc w:val="left"/>
+      <w:pPr>
+        <w:ind w:left="1440" w:hanging="360"/>
+      </w:pPr>
+      <w:rPr>
+        <w:rFonts w:ascii="Courier New" w:hAnsi="Courier New" w:cs="Courier New" w:hint="default"/>
+      </w:rPr>
+    </w:lvl>
+    <w:lvl w:ilvl="2" w:tplc="040C0005" w:tentative="1">
+      <w:start w:val="1"/>
+      <w:numFmt w:val="bullet"/>
+      <w:lvlText w:val=""/>
+      <w:lvlJc w:val="left"/>
+      <w:pPr>
+        <w:ind w:left="2160" w:hanging="360"/>
+      </w:pPr>
+      <w:rPr>
+        <w:rFonts w:ascii="Wingdings" w:hAnsi="Wingdings" w:hint="default"/>
+      </w:rPr>
+    </w:lvl>
+    <w:lvl w:ilvl="3" w:tplc="040C0001" w:tentative="1">
+      <w:start w:val="1"/>
+      <w:numFmt w:val="bullet"/>
+      <w:lvlText w:val=""/>
+      <w:lvlJc w:val="left"/>
+      <w:pPr>
+        <w:ind w:left="2880" w:hanging="360"/>
+      </w:pPr>
+      <w:rPr>
+        <w:rFonts w:ascii="Symbol" w:hAnsi="Symbol" w:hint="default"/>
+      </w:rPr>
+    </w:lvl>
+    <w:lvl w:ilvl="4" w:tplc="040C0003" w:tentative="1">
+      <w:start w:val="1"/>
+      <w:numFmt w:val="bullet"/>
+      <w:lvlText w:val="o"/>
+      <w:lvlJc w:val="left"/>
+      <w:pPr>
+        <w:ind w:left="3600" w:hanging="360"/>
+      </w:pPr>
+      <w:rPr>
+        <w:rFonts w:ascii="Courier New" w:hAnsi="Courier New" w:cs="Courier New" w:hint="default"/>
+      </w:rPr>
+    </w:lvl>
+    <w:lvl w:ilvl="5" w:tplc="040C0005" w:tentative="1">
+      <w:start w:val="1"/>
+      <w:numFmt w:val="bullet"/>
+      <w:lvlText w:val=""/>
+      <w:lvlJc w:val="left"/>
+      <w:pPr>
+        <w:ind w:left="4320" w:hanging="360"/>
+      </w:pPr>
+      <w:rPr>
+        <w:rFonts w:ascii="Wingdings" w:hAnsi="Wingdings" w:hint="default"/>
+      </w:rPr>
+    </w:lvl>
+    <w:lvl w:ilvl="6" w:tplc="040C0001" w:tentative="1">
+      <w:start w:val="1"/>
+      <w:numFmt w:val="bullet"/>
+      <w:lvlText w:val=""/>
+      <w:lvlJc w:val="left"/>
+      <w:pPr>
+        <w:ind w:left="5040" w:hanging="360"/>
+      </w:pPr>
+      <w:rPr>
+        <w:rFonts w:ascii="Symbol" w:hAnsi="Symbol" w:hint="default"/>
+      </w:rPr>
+    </w:lvl>
+    <w:lvl w:ilvl="7" w:tplc="040C0003" w:tentative="1">
+      <w:start w:val="1"/>
+      <w:numFmt w:val="bullet"/>
+      <w:lvlText w:val="o"/>
+      <w:lvlJc w:val="left"/>
+      <w:pPr>
+        <w:ind w:left="5760" w:hanging="360"/>
+      </w:pPr>
+      <w:rPr>
+        <w:rFonts w:ascii="Courier New" w:hAnsi="Courier New" w:cs="Courier New" w:hint="default"/>
+      </w:rPr>
+    </w:lvl>
+    <w:lvl w:ilvl="8" w:tplc="040C0005" w:tentative="1">
+      <w:start w:val="1"/>
+      <w:numFmt w:val="bullet"/>
+      <w:lvlText w:val=""/>
+      <w:lvlJc w:val="left"/>
+      <w:pPr>
+        <w:ind w:left="6480" w:hanging="360"/>
+      </w:pPr>
+      <w:rPr>
+        <w:rFonts w:ascii="Wingdings" w:hAnsi="Wingdings" w:hint="default"/>
+      </w:rPr>
+    </w:lvl>
+  </w:abstractNum>
+  <w:abstractNum w:abstractNumId="29" w15:restartNumberingAfterBreak="0">
     <w:nsid w:val="2C701ABB"/>
     <w:multiLevelType w:val="hybridMultilevel"/>
     <w:tmpl w:val="618E07CC"/>
@@ -14298,7 +18222,7 @@
       </w:pPr>
     </w:lvl>
   </w:abstractNum>
-  <w:abstractNum w:abstractNumId="24" w15:restartNumberingAfterBreak="0">
+  <w:abstractNum w:abstractNumId="30" w15:restartNumberingAfterBreak="0">
     <w:nsid w:val="2CCD5DB0"/>
     <w:multiLevelType w:val="hybridMultilevel"/>
     <w:tmpl w:val="0C48A36A"/>
@@ -14384,7 +18308,7 @@
       </w:pPr>
     </w:lvl>
   </w:abstractNum>
-  <w:abstractNum w:abstractNumId="25" w15:restartNumberingAfterBreak="0">
+  <w:abstractNum w:abstractNumId="31" w15:restartNumberingAfterBreak="0">
     <w:nsid w:val="2F8EF667"/>
     <w:multiLevelType w:val="hybridMultilevel"/>
     <w:tmpl w:val="D5549630"/>
@@ -14497,7 +18421,7 @@
       </w:rPr>
     </w:lvl>
   </w:abstractNum>
-  <w:abstractNum w:abstractNumId="26" w15:restartNumberingAfterBreak="0">
+  <w:abstractNum w:abstractNumId="32" w15:restartNumberingAfterBreak="0">
     <w:nsid w:val="2FD710BB"/>
     <w:multiLevelType w:val="multilevel"/>
     <w:tmpl w:val="3572CEA4"/>
@@ -14646,7 +18570,7 @@
       </w:rPr>
     </w:lvl>
   </w:abstractNum>
-  <w:abstractNum w:abstractNumId="27" w15:restartNumberingAfterBreak="0">
+  <w:abstractNum w:abstractNumId="33" w15:restartNumberingAfterBreak="0">
     <w:nsid w:val="3017D146"/>
     <w:multiLevelType w:val="hybridMultilevel"/>
     <w:tmpl w:val="FFFFFFFF"/>
@@ -14732,7 +18656,7 @@
       </w:pPr>
     </w:lvl>
   </w:abstractNum>
-  <w:abstractNum w:abstractNumId="28" w15:restartNumberingAfterBreak="0">
+  <w:abstractNum w:abstractNumId="34" w15:restartNumberingAfterBreak="0">
     <w:nsid w:val="30413803"/>
     <w:multiLevelType w:val="hybridMultilevel"/>
     <w:tmpl w:val="5FB4D1DA"/>
@@ -14818,7 +18742,305 @@
       </w:pPr>
     </w:lvl>
   </w:abstractNum>
-  <w:abstractNum w:abstractNumId="29" w15:restartNumberingAfterBreak="0">
+  <w:abstractNum w:abstractNumId="35" w15:restartNumberingAfterBreak="0">
+    <w:nsid w:val="31AB3B2D"/>
+    <w:multiLevelType w:val="multilevel"/>
+    <w:tmpl w:val="C098376E"/>
+    <w:lvl w:ilvl="0">
+      <w:start w:val="1"/>
+      <w:numFmt w:val="bullet"/>
+      <w:lvlText w:val=""/>
+      <w:lvlJc w:val="left"/>
+      <w:pPr>
+        <w:tabs>
+          <w:tab w:val="num" w:pos="720"/>
+        </w:tabs>
+        <w:ind w:left="720" w:hanging="360"/>
+      </w:pPr>
+      <w:rPr>
+        <w:rFonts w:ascii="Symbol" w:hAnsi="Symbol" w:hint="default"/>
+        <w:sz w:val="20"/>
+      </w:rPr>
+    </w:lvl>
+    <w:lvl w:ilvl="1" w:tentative="1">
+      <w:start w:val="1"/>
+      <w:numFmt w:val="bullet"/>
+      <w:lvlText w:val="o"/>
+      <w:lvlJc w:val="left"/>
+      <w:pPr>
+        <w:tabs>
+          <w:tab w:val="num" w:pos="1440"/>
+        </w:tabs>
+        <w:ind w:left="1440" w:hanging="360"/>
+      </w:pPr>
+      <w:rPr>
+        <w:rFonts w:ascii="Courier New" w:hAnsi="Courier New" w:hint="default"/>
+        <w:sz w:val="20"/>
+      </w:rPr>
+    </w:lvl>
+    <w:lvl w:ilvl="2" w:tentative="1">
+      <w:start w:val="1"/>
+      <w:numFmt w:val="bullet"/>
+      <w:lvlText w:val=""/>
+      <w:lvlJc w:val="left"/>
+      <w:pPr>
+        <w:tabs>
+          <w:tab w:val="num" w:pos="2160"/>
+        </w:tabs>
+        <w:ind w:left="2160" w:hanging="360"/>
+      </w:pPr>
+      <w:rPr>
+        <w:rFonts w:ascii="Wingdings" w:hAnsi="Wingdings" w:hint="default"/>
+        <w:sz w:val="20"/>
+      </w:rPr>
+    </w:lvl>
+    <w:lvl w:ilvl="3" w:tentative="1">
+      <w:start w:val="1"/>
+      <w:numFmt w:val="bullet"/>
+      <w:lvlText w:val=""/>
+      <w:lvlJc w:val="left"/>
+      <w:pPr>
+        <w:tabs>
+          <w:tab w:val="num" w:pos="2880"/>
+        </w:tabs>
+        <w:ind w:left="2880" w:hanging="360"/>
+      </w:pPr>
+      <w:rPr>
+        <w:rFonts w:ascii="Wingdings" w:hAnsi="Wingdings" w:hint="default"/>
+        <w:sz w:val="20"/>
+      </w:rPr>
+    </w:lvl>
+    <w:lvl w:ilvl="4" w:tentative="1">
+      <w:start w:val="1"/>
+      <w:numFmt w:val="bullet"/>
+      <w:lvlText w:val=""/>
+      <w:lvlJc w:val="left"/>
+      <w:pPr>
+        <w:tabs>
+          <w:tab w:val="num" w:pos="3600"/>
+        </w:tabs>
+        <w:ind w:left="3600" w:hanging="360"/>
+      </w:pPr>
+      <w:rPr>
+        <w:rFonts w:ascii="Wingdings" w:hAnsi="Wingdings" w:hint="default"/>
+        <w:sz w:val="20"/>
+      </w:rPr>
+    </w:lvl>
+    <w:lvl w:ilvl="5" w:tentative="1">
+      <w:start w:val="1"/>
+      <w:numFmt w:val="bullet"/>
+      <w:lvlText w:val=""/>
+      <w:lvlJc w:val="left"/>
+      <w:pPr>
+        <w:tabs>
+          <w:tab w:val="num" w:pos="4320"/>
+        </w:tabs>
+        <w:ind w:left="4320" w:hanging="360"/>
+      </w:pPr>
+      <w:rPr>
+        <w:rFonts w:ascii="Wingdings" w:hAnsi="Wingdings" w:hint="default"/>
+        <w:sz w:val="20"/>
+      </w:rPr>
+    </w:lvl>
+    <w:lvl w:ilvl="6" w:tentative="1">
+      <w:start w:val="1"/>
+      <w:numFmt w:val="bullet"/>
+      <w:lvlText w:val=""/>
+      <w:lvlJc w:val="left"/>
+      <w:pPr>
+        <w:tabs>
+          <w:tab w:val="num" w:pos="5040"/>
+        </w:tabs>
+        <w:ind w:left="5040" w:hanging="360"/>
+      </w:pPr>
+      <w:rPr>
+        <w:rFonts w:ascii="Wingdings" w:hAnsi="Wingdings" w:hint="default"/>
+        <w:sz w:val="20"/>
+      </w:rPr>
+    </w:lvl>
+    <w:lvl w:ilvl="7" w:tentative="1">
+      <w:start w:val="1"/>
+      <w:numFmt w:val="bullet"/>
+      <w:lvlText w:val=""/>
+      <w:lvlJc w:val="left"/>
+      <w:pPr>
+        <w:tabs>
+          <w:tab w:val="num" w:pos="5760"/>
+        </w:tabs>
+        <w:ind w:left="5760" w:hanging="360"/>
+      </w:pPr>
+      <w:rPr>
+        <w:rFonts w:ascii="Wingdings" w:hAnsi="Wingdings" w:hint="default"/>
+        <w:sz w:val="20"/>
+      </w:rPr>
+    </w:lvl>
+    <w:lvl w:ilvl="8" w:tentative="1">
+      <w:start w:val="1"/>
+      <w:numFmt w:val="bullet"/>
+      <w:lvlText w:val=""/>
+      <w:lvlJc w:val="left"/>
+      <w:pPr>
+        <w:tabs>
+          <w:tab w:val="num" w:pos="6480"/>
+        </w:tabs>
+        <w:ind w:left="6480" w:hanging="360"/>
+      </w:pPr>
+      <w:rPr>
+        <w:rFonts w:ascii="Wingdings" w:hAnsi="Wingdings" w:hint="default"/>
+        <w:sz w:val="20"/>
+      </w:rPr>
+    </w:lvl>
+  </w:abstractNum>
+  <w:abstractNum w:abstractNumId="36" w15:restartNumberingAfterBreak="0">
+    <w:nsid w:val="33157038"/>
+    <w:multiLevelType w:val="multilevel"/>
+    <w:tmpl w:val="D9FC2BA2"/>
+    <w:lvl w:ilvl="0">
+      <w:start w:val="1"/>
+      <w:numFmt w:val="bullet"/>
+      <w:lvlText w:val=""/>
+      <w:lvlJc w:val="left"/>
+      <w:pPr>
+        <w:tabs>
+          <w:tab w:val="num" w:pos="720"/>
+        </w:tabs>
+        <w:ind w:left="720" w:hanging="360"/>
+      </w:pPr>
+      <w:rPr>
+        <w:rFonts w:ascii="Symbol" w:hAnsi="Symbol" w:hint="default"/>
+        <w:sz w:val="20"/>
+      </w:rPr>
+    </w:lvl>
+    <w:lvl w:ilvl="1">
+      <w:start w:val="1"/>
+      <w:numFmt w:val="bullet"/>
+      <w:lvlText w:val="o"/>
+      <w:lvlJc w:val="left"/>
+      <w:pPr>
+        <w:tabs>
+          <w:tab w:val="num" w:pos="1440"/>
+        </w:tabs>
+        <w:ind w:left="1440" w:hanging="360"/>
+      </w:pPr>
+      <w:rPr>
+        <w:rFonts w:ascii="Courier New" w:hAnsi="Courier New" w:hint="default"/>
+        <w:sz w:val="20"/>
+      </w:rPr>
+    </w:lvl>
+    <w:lvl w:ilvl="2" w:tentative="1">
+      <w:start w:val="1"/>
+      <w:numFmt w:val="bullet"/>
+      <w:lvlText w:val=""/>
+      <w:lvlJc w:val="left"/>
+      <w:pPr>
+        <w:tabs>
+          <w:tab w:val="num" w:pos="2160"/>
+        </w:tabs>
+        <w:ind w:left="2160" w:hanging="360"/>
+      </w:pPr>
+      <w:rPr>
+        <w:rFonts w:ascii="Wingdings" w:hAnsi="Wingdings" w:hint="default"/>
+        <w:sz w:val="20"/>
+      </w:rPr>
+    </w:lvl>
+    <w:lvl w:ilvl="3" w:tentative="1">
+      <w:start w:val="1"/>
+      <w:numFmt w:val="bullet"/>
+      <w:lvlText w:val=""/>
+      <w:lvlJc w:val="left"/>
+      <w:pPr>
+        <w:tabs>
+          <w:tab w:val="num" w:pos="2880"/>
+        </w:tabs>
+        <w:ind w:left="2880" w:hanging="360"/>
+      </w:pPr>
+      <w:rPr>
+        <w:rFonts w:ascii="Wingdings" w:hAnsi="Wingdings" w:hint="default"/>
+        <w:sz w:val="20"/>
+      </w:rPr>
+    </w:lvl>
+    <w:lvl w:ilvl="4" w:tentative="1">
+      <w:start w:val="1"/>
+      <w:numFmt w:val="bullet"/>
+      <w:lvlText w:val=""/>
+      <w:lvlJc w:val="left"/>
+      <w:pPr>
+        <w:tabs>
+          <w:tab w:val="num" w:pos="3600"/>
+        </w:tabs>
+        <w:ind w:left="3600" w:hanging="360"/>
+      </w:pPr>
+      <w:rPr>
+        <w:rFonts w:ascii="Wingdings" w:hAnsi="Wingdings" w:hint="default"/>
+        <w:sz w:val="20"/>
+      </w:rPr>
+    </w:lvl>
+    <w:lvl w:ilvl="5" w:tentative="1">
+      <w:start w:val="1"/>
+      <w:numFmt w:val="bullet"/>
+      <w:lvlText w:val=""/>
+      <w:lvlJc w:val="left"/>
+      <w:pPr>
+        <w:tabs>
+          <w:tab w:val="num" w:pos="4320"/>
+        </w:tabs>
+        <w:ind w:left="4320" w:hanging="360"/>
+      </w:pPr>
+      <w:rPr>
+        <w:rFonts w:ascii="Wingdings" w:hAnsi="Wingdings" w:hint="default"/>
+        <w:sz w:val="20"/>
+      </w:rPr>
+    </w:lvl>
+    <w:lvl w:ilvl="6" w:tentative="1">
+      <w:start w:val="1"/>
+      <w:numFmt w:val="bullet"/>
+      <w:lvlText w:val=""/>
+      <w:lvlJc w:val="left"/>
+      <w:pPr>
+        <w:tabs>
+          <w:tab w:val="num" w:pos="5040"/>
+        </w:tabs>
+        <w:ind w:left="5040" w:hanging="360"/>
+      </w:pPr>
+      <w:rPr>
+        <w:rFonts w:ascii="Wingdings" w:hAnsi="Wingdings" w:hint="default"/>
+        <w:sz w:val="20"/>
+      </w:rPr>
+    </w:lvl>
+    <w:lvl w:ilvl="7" w:tentative="1">
+      <w:start w:val="1"/>
+      <w:numFmt w:val="bullet"/>
+      <w:lvlText w:val=""/>
+      <w:lvlJc w:val="left"/>
+      <w:pPr>
+        <w:tabs>
+          <w:tab w:val="num" w:pos="5760"/>
+        </w:tabs>
+        <w:ind w:left="5760" w:hanging="360"/>
+      </w:pPr>
+      <w:rPr>
+        <w:rFonts w:ascii="Wingdings" w:hAnsi="Wingdings" w:hint="default"/>
+        <w:sz w:val="20"/>
+      </w:rPr>
+    </w:lvl>
+    <w:lvl w:ilvl="8" w:tentative="1">
+      <w:start w:val="1"/>
+      <w:numFmt w:val="bullet"/>
+      <w:lvlText w:val=""/>
+      <w:lvlJc w:val="left"/>
+      <w:pPr>
+        <w:tabs>
+          <w:tab w:val="num" w:pos="6480"/>
+        </w:tabs>
+        <w:ind w:left="6480" w:hanging="360"/>
+      </w:pPr>
+      <w:rPr>
+        <w:rFonts w:ascii="Wingdings" w:hAnsi="Wingdings" w:hint="default"/>
+        <w:sz w:val="20"/>
+      </w:rPr>
+    </w:lvl>
+  </w:abstractNum>
+  <w:abstractNum w:abstractNumId="37" w15:restartNumberingAfterBreak="0">
     <w:nsid w:val="340BB5DF"/>
     <w:multiLevelType w:val="hybridMultilevel"/>
     <w:tmpl w:val="FFFFFFFF"/>
@@ -14931,7 +19153,156 @@
       </w:rPr>
     </w:lvl>
   </w:abstractNum>
-  <w:abstractNum w:abstractNumId="30" w15:restartNumberingAfterBreak="0">
+  <w:abstractNum w:abstractNumId="38" w15:restartNumberingAfterBreak="0">
+    <w:nsid w:val="36DD09D8"/>
+    <w:multiLevelType w:val="multilevel"/>
+    <w:tmpl w:val="C48A5C20"/>
+    <w:lvl w:ilvl="0">
+      <w:start w:val="1"/>
+      <w:numFmt w:val="bullet"/>
+      <w:lvlText w:val=""/>
+      <w:lvlJc w:val="left"/>
+      <w:pPr>
+        <w:tabs>
+          <w:tab w:val="num" w:pos="720"/>
+        </w:tabs>
+        <w:ind w:left="720" w:hanging="360"/>
+      </w:pPr>
+      <w:rPr>
+        <w:rFonts w:ascii="Symbol" w:hAnsi="Symbol" w:hint="default"/>
+        <w:sz w:val="20"/>
+      </w:rPr>
+    </w:lvl>
+    <w:lvl w:ilvl="1" w:tentative="1">
+      <w:start w:val="1"/>
+      <w:numFmt w:val="bullet"/>
+      <w:lvlText w:val="o"/>
+      <w:lvlJc w:val="left"/>
+      <w:pPr>
+        <w:tabs>
+          <w:tab w:val="num" w:pos="1440"/>
+        </w:tabs>
+        <w:ind w:left="1440" w:hanging="360"/>
+      </w:pPr>
+      <w:rPr>
+        <w:rFonts w:ascii="Courier New" w:hAnsi="Courier New" w:hint="default"/>
+        <w:sz w:val="20"/>
+      </w:rPr>
+    </w:lvl>
+    <w:lvl w:ilvl="2" w:tentative="1">
+      <w:start w:val="1"/>
+      <w:numFmt w:val="bullet"/>
+      <w:lvlText w:val=""/>
+      <w:lvlJc w:val="left"/>
+      <w:pPr>
+        <w:tabs>
+          <w:tab w:val="num" w:pos="2160"/>
+        </w:tabs>
+        <w:ind w:left="2160" w:hanging="360"/>
+      </w:pPr>
+      <w:rPr>
+        <w:rFonts w:ascii="Wingdings" w:hAnsi="Wingdings" w:hint="default"/>
+        <w:sz w:val="20"/>
+      </w:rPr>
+    </w:lvl>
+    <w:lvl w:ilvl="3" w:tentative="1">
+      <w:start w:val="1"/>
+      <w:numFmt w:val="bullet"/>
+      <w:lvlText w:val=""/>
+      <w:lvlJc w:val="left"/>
+      <w:pPr>
+        <w:tabs>
+          <w:tab w:val="num" w:pos="2880"/>
+        </w:tabs>
+        <w:ind w:left="2880" w:hanging="360"/>
+      </w:pPr>
+      <w:rPr>
+        <w:rFonts w:ascii="Wingdings" w:hAnsi="Wingdings" w:hint="default"/>
+        <w:sz w:val="20"/>
+      </w:rPr>
+    </w:lvl>
+    <w:lvl w:ilvl="4" w:tentative="1">
+      <w:start w:val="1"/>
+      <w:numFmt w:val="bullet"/>
+      <w:lvlText w:val=""/>
+      <w:lvlJc w:val="left"/>
+      <w:pPr>
+        <w:tabs>
+          <w:tab w:val="num" w:pos="3600"/>
+        </w:tabs>
+        <w:ind w:left="3600" w:hanging="360"/>
+      </w:pPr>
+      <w:rPr>
+        <w:rFonts w:ascii="Wingdings" w:hAnsi="Wingdings" w:hint="default"/>
+        <w:sz w:val="20"/>
+      </w:rPr>
+    </w:lvl>
+    <w:lvl w:ilvl="5" w:tentative="1">
+      <w:start w:val="1"/>
+      <w:numFmt w:val="bullet"/>
+      <w:lvlText w:val=""/>
+      <w:lvlJc w:val="left"/>
+      <w:pPr>
+        <w:tabs>
+          <w:tab w:val="num" w:pos="4320"/>
+        </w:tabs>
+        <w:ind w:left="4320" w:hanging="360"/>
+      </w:pPr>
+      <w:rPr>
+        <w:rFonts w:ascii="Wingdings" w:hAnsi="Wingdings" w:hint="default"/>
+        <w:sz w:val="20"/>
+      </w:rPr>
+    </w:lvl>
+    <w:lvl w:ilvl="6" w:tentative="1">
+      <w:start w:val="1"/>
+      <w:numFmt w:val="bullet"/>
+      <w:lvlText w:val=""/>
+      <w:lvlJc w:val="left"/>
+      <w:pPr>
+        <w:tabs>
+          <w:tab w:val="num" w:pos="5040"/>
+        </w:tabs>
+        <w:ind w:left="5040" w:hanging="360"/>
+      </w:pPr>
+      <w:rPr>
+        <w:rFonts w:ascii="Wingdings" w:hAnsi="Wingdings" w:hint="default"/>
+        <w:sz w:val="20"/>
+      </w:rPr>
+    </w:lvl>
+    <w:lvl w:ilvl="7" w:tentative="1">
+      <w:start w:val="1"/>
+      <w:numFmt w:val="bullet"/>
+      <w:lvlText w:val=""/>
+      <w:lvlJc w:val="left"/>
+      <w:pPr>
+        <w:tabs>
+          <w:tab w:val="num" w:pos="5760"/>
+        </w:tabs>
+        <w:ind w:left="5760" w:hanging="360"/>
+      </w:pPr>
+      <w:rPr>
+        <w:rFonts w:ascii="Wingdings" w:hAnsi="Wingdings" w:hint="default"/>
+        <w:sz w:val="20"/>
+      </w:rPr>
+    </w:lvl>
+    <w:lvl w:ilvl="8" w:tentative="1">
+      <w:start w:val="1"/>
+      <w:numFmt w:val="bullet"/>
+      <w:lvlText w:val=""/>
+      <w:lvlJc w:val="left"/>
+      <w:pPr>
+        <w:tabs>
+          <w:tab w:val="num" w:pos="6480"/>
+        </w:tabs>
+        <w:ind w:left="6480" w:hanging="360"/>
+      </w:pPr>
+      <w:rPr>
+        <w:rFonts w:ascii="Wingdings" w:hAnsi="Wingdings" w:hint="default"/>
+        <w:sz w:val="20"/>
+      </w:rPr>
+    </w:lvl>
+  </w:abstractNum>
+  <w:abstractNum w:abstractNumId="39" w15:restartNumberingAfterBreak="0">
     <w:nsid w:val="387D43D4"/>
     <w:multiLevelType w:val="multilevel"/>
     <w:tmpl w:val="A2A628F4"/>
@@ -15080,7 +19451,305 @@
       </w:rPr>
     </w:lvl>
   </w:abstractNum>
-  <w:abstractNum w:abstractNumId="31" w15:restartNumberingAfterBreak="0">
+  <w:abstractNum w:abstractNumId="40" w15:restartNumberingAfterBreak="0">
+    <w:nsid w:val="39C50C5B"/>
+    <w:multiLevelType w:val="multilevel"/>
+    <w:tmpl w:val="3CC0DEC0"/>
+    <w:lvl w:ilvl="0">
+      <w:start w:val="1"/>
+      <w:numFmt w:val="bullet"/>
+      <w:lvlText w:val=""/>
+      <w:lvlJc w:val="left"/>
+      <w:pPr>
+        <w:tabs>
+          <w:tab w:val="num" w:pos="720"/>
+        </w:tabs>
+        <w:ind w:left="720" w:hanging="360"/>
+      </w:pPr>
+      <w:rPr>
+        <w:rFonts w:ascii="Symbol" w:hAnsi="Symbol" w:hint="default"/>
+        <w:sz w:val="20"/>
+      </w:rPr>
+    </w:lvl>
+    <w:lvl w:ilvl="1" w:tentative="1">
+      <w:start w:val="1"/>
+      <w:numFmt w:val="bullet"/>
+      <w:lvlText w:val="o"/>
+      <w:lvlJc w:val="left"/>
+      <w:pPr>
+        <w:tabs>
+          <w:tab w:val="num" w:pos="1440"/>
+        </w:tabs>
+        <w:ind w:left="1440" w:hanging="360"/>
+      </w:pPr>
+      <w:rPr>
+        <w:rFonts w:ascii="Courier New" w:hAnsi="Courier New" w:hint="default"/>
+        <w:sz w:val="20"/>
+      </w:rPr>
+    </w:lvl>
+    <w:lvl w:ilvl="2" w:tentative="1">
+      <w:start w:val="1"/>
+      <w:numFmt w:val="bullet"/>
+      <w:lvlText w:val=""/>
+      <w:lvlJc w:val="left"/>
+      <w:pPr>
+        <w:tabs>
+          <w:tab w:val="num" w:pos="2160"/>
+        </w:tabs>
+        <w:ind w:left="2160" w:hanging="360"/>
+      </w:pPr>
+      <w:rPr>
+        <w:rFonts w:ascii="Wingdings" w:hAnsi="Wingdings" w:hint="default"/>
+        <w:sz w:val="20"/>
+      </w:rPr>
+    </w:lvl>
+    <w:lvl w:ilvl="3" w:tentative="1">
+      <w:start w:val="1"/>
+      <w:numFmt w:val="bullet"/>
+      <w:lvlText w:val=""/>
+      <w:lvlJc w:val="left"/>
+      <w:pPr>
+        <w:tabs>
+          <w:tab w:val="num" w:pos="2880"/>
+        </w:tabs>
+        <w:ind w:left="2880" w:hanging="360"/>
+      </w:pPr>
+      <w:rPr>
+        <w:rFonts w:ascii="Wingdings" w:hAnsi="Wingdings" w:hint="default"/>
+        <w:sz w:val="20"/>
+      </w:rPr>
+    </w:lvl>
+    <w:lvl w:ilvl="4" w:tentative="1">
+      <w:start w:val="1"/>
+      <w:numFmt w:val="bullet"/>
+      <w:lvlText w:val=""/>
+      <w:lvlJc w:val="left"/>
+      <w:pPr>
+        <w:tabs>
+          <w:tab w:val="num" w:pos="3600"/>
+        </w:tabs>
+        <w:ind w:left="3600" w:hanging="360"/>
+      </w:pPr>
+      <w:rPr>
+        <w:rFonts w:ascii="Wingdings" w:hAnsi="Wingdings" w:hint="default"/>
+        <w:sz w:val="20"/>
+      </w:rPr>
+    </w:lvl>
+    <w:lvl w:ilvl="5" w:tentative="1">
+      <w:start w:val="1"/>
+      <w:numFmt w:val="bullet"/>
+      <w:lvlText w:val=""/>
+      <w:lvlJc w:val="left"/>
+      <w:pPr>
+        <w:tabs>
+          <w:tab w:val="num" w:pos="4320"/>
+        </w:tabs>
+        <w:ind w:left="4320" w:hanging="360"/>
+      </w:pPr>
+      <w:rPr>
+        <w:rFonts w:ascii="Wingdings" w:hAnsi="Wingdings" w:hint="default"/>
+        <w:sz w:val="20"/>
+      </w:rPr>
+    </w:lvl>
+    <w:lvl w:ilvl="6" w:tentative="1">
+      <w:start w:val="1"/>
+      <w:numFmt w:val="bullet"/>
+      <w:lvlText w:val=""/>
+      <w:lvlJc w:val="left"/>
+      <w:pPr>
+        <w:tabs>
+          <w:tab w:val="num" w:pos="5040"/>
+        </w:tabs>
+        <w:ind w:left="5040" w:hanging="360"/>
+      </w:pPr>
+      <w:rPr>
+        <w:rFonts w:ascii="Wingdings" w:hAnsi="Wingdings" w:hint="default"/>
+        <w:sz w:val="20"/>
+      </w:rPr>
+    </w:lvl>
+    <w:lvl w:ilvl="7" w:tentative="1">
+      <w:start w:val="1"/>
+      <w:numFmt w:val="bullet"/>
+      <w:lvlText w:val=""/>
+      <w:lvlJc w:val="left"/>
+      <w:pPr>
+        <w:tabs>
+          <w:tab w:val="num" w:pos="5760"/>
+        </w:tabs>
+        <w:ind w:left="5760" w:hanging="360"/>
+      </w:pPr>
+      <w:rPr>
+        <w:rFonts w:ascii="Wingdings" w:hAnsi="Wingdings" w:hint="default"/>
+        <w:sz w:val="20"/>
+      </w:rPr>
+    </w:lvl>
+    <w:lvl w:ilvl="8" w:tentative="1">
+      <w:start w:val="1"/>
+      <w:numFmt w:val="bullet"/>
+      <w:lvlText w:val=""/>
+      <w:lvlJc w:val="left"/>
+      <w:pPr>
+        <w:tabs>
+          <w:tab w:val="num" w:pos="6480"/>
+        </w:tabs>
+        <w:ind w:left="6480" w:hanging="360"/>
+      </w:pPr>
+      <w:rPr>
+        <w:rFonts w:ascii="Wingdings" w:hAnsi="Wingdings" w:hint="default"/>
+        <w:sz w:val="20"/>
+      </w:rPr>
+    </w:lvl>
+  </w:abstractNum>
+  <w:abstractNum w:abstractNumId="41" w15:restartNumberingAfterBreak="0">
+    <w:nsid w:val="3B992D4D"/>
+    <w:multiLevelType w:val="multilevel"/>
+    <w:tmpl w:val="21CE339A"/>
+    <w:lvl w:ilvl="0">
+      <w:start w:val="1"/>
+      <w:numFmt w:val="bullet"/>
+      <w:lvlText w:val=""/>
+      <w:lvlJc w:val="left"/>
+      <w:pPr>
+        <w:tabs>
+          <w:tab w:val="num" w:pos="720"/>
+        </w:tabs>
+        <w:ind w:left="720" w:hanging="360"/>
+      </w:pPr>
+      <w:rPr>
+        <w:rFonts w:ascii="Symbol" w:hAnsi="Symbol" w:hint="default"/>
+        <w:sz w:val="20"/>
+      </w:rPr>
+    </w:lvl>
+    <w:lvl w:ilvl="1" w:tentative="1">
+      <w:start w:val="1"/>
+      <w:numFmt w:val="bullet"/>
+      <w:lvlText w:val="o"/>
+      <w:lvlJc w:val="left"/>
+      <w:pPr>
+        <w:tabs>
+          <w:tab w:val="num" w:pos="1440"/>
+        </w:tabs>
+        <w:ind w:left="1440" w:hanging="360"/>
+      </w:pPr>
+      <w:rPr>
+        <w:rFonts w:ascii="Courier New" w:hAnsi="Courier New" w:hint="default"/>
+        <w:sz w:val="20"/>
+      </w:rPr>
+    </w:lvl>
+    <w:lvl w:ilvl="2" w:tentative="1">
+      <w:start w:val="1"/>
+      <w:numFmt w:val="bullet"/>
+      <w:lvlText w:val=""/>
+      <w:lvlJc w:val="left"/>
+      <w:pPr>
+        <w:tabs>
+          <w:tab w:val="num" w:pos="2160"/>
+        </w:tabs>
+        <w:ind w:left="2160" w:hanging="360"/>
+      </w:pPr>
+      <w:rPr>
+        <w:rFonts w:ascii="Wingdings" w:hAnsi="Wingdings" w:hint="default"/>
+        <w:sz w:val="20"/>
+      </w:rPr>
+    </w:lvl>
+    <w:lvl w:ilvl="3" w:tentative="1">
+      <w:start w:val="1"/>
+      <w:numFmt w:val="bullet"/>
+      <w:lvlText w:val=""/>
+      <w:lvlJc w:val="left"/>
+      <w:pPr>
+        <w:tabs>
+          <w:tab w:val="num" w:pos="2880"/>
+        </w:tabs>
+        <w:ind w:left="2880" w:hanging="360"/>
+      </w:pPr>
+      <w:rPr>
+        <w:rFonts w:ascii="Wingdings" w:hAnsi="Wingdings" w:hint="default"/>
+        <w:sz w:val="20"/>
+      </w:rPr>
+    </w:lvl>
+    <w:lvl w:ilvl="4" w:tentative="1">
+      <w:start w:val="1"/>
+      <w:numFmt w:val="bullet"/>
+      <w:lvlText w:val=""/>
+      <w:lvlJc w:val="left"/>
+      <w:pPr>
+        <w:tabs>
+          <w:tab w:val="num" w:pos="3600"/>
+        </w:tabs>
+        <w:ind w:left="3600" w:hanging="360"/>
+      </w:pPr>
+      <w:rPr>
+        <w:rFonts w:ascii="Wingdings" w:hAnsi="Wingdings" w:hint="default"/>
+        <w:sz w:val="20"/>
+      </w:rPr>
+    </w:lvl>
+    <w:lvl w:ilvl="5" w:tentative="1">
+      <w:start w:val="1"/>
+      <w:numFmt w:val="bullet"/>
+      <w:lvlText w:val=""/>
+      <w:lvlJc w:val="left"/>
+      <w:pPr>
+        <w:tabs>
+          <w:tab w:val="num" w:pos="4320"/>
+        </w:tabs>
+        <w:ind w:left="4320" w:hanging="360"/>
+      </w:pPr>
+      <w:rPr>
+        <w:rFonts w:ascii="Wingdings" w:hAnsi="Wingdings" w:hint="default"/>
+        <w:sz w:val="20"/>
+      </w:rPr>
+    </w:lvl>
+    <w:lvl w:ilvl="6" w:tentative="1">
+      <w:start w:val="1"/>
+      <w:numFmt w:val="bullet"/>
+      <w:lvlText w:val=""/>
+      <w:lvlJc w:val="left"/>
+      <w:pPr>
+        <w:tabs>
+          <w:tab w:val="num" w:pos="5040"/>
+        </w:tabs>
+        <w:ind w:left="5040" w:hanging="360"/>
+      </w:pPr>
+      <w:rPr>
+        <w:rFonts w:ascii="Wingdings" w:hAnsi="Wingdings" w:hint="default"/>
+        <w:sz w:val="20"/>
+      </w:rPr>
+    </w:lvl>
+    <w:lvl w:ilvl="7" w:tentative="1">
+      <w:start w:val="1"/>
+      <w:numFmt w:val="bullet"/>
+      <w:lvlText w:val=""/>
+      <w:lvlJc w:val="left"/>
+      <w:pPr>
+        <w:tabs>
+          <w:tab w:val="num" w:pos="5760"/>
+        </w:tabs>
+        <w:ind w:left="5760" w:hanging="360"/>
+      </w:pPr>
+      <w:rPr>
+        <w:rFonts w:ascii="Wingdings" w:hAnsi="Wingdings" w:hint="default"/>
+        <w:sz w:val="20"/>
+      </w:rPr>
+    </w:lvl>
+    <w:lvl w:ilvl="8" w:tentative="1">
+      <w:start w:val="1"/>
+      <w:numFmt w:val="bullet"/>
+      <w:lvlText w:val=""/>
+      <w:lvlJc w:val="left"/>
+      <w:pPr>
+        <w:tabs>
+          <w:tab w:val="num" w:pos="6480"/>
+        </w:tabs>
+        <w:ind w:left="6480" w:hanging="360"/>
+      </w:pPr>
+      <w:rPr>
+        <w:rFonts w:ascii="Wingdings" w:hAnsi="Wingdings" w:hint="default"/>
+        <w:sz w:val="20"/>
+      </w:rPr>
+    </w:lvl>
+  </w:abstractNum>
+  <w:abstractNum w:abstractNumId="42" w15:restartNumberingAfterBreak="0">
     <w:nsid w:val="3E533283"/>
     <w:multiLevelType w:val="multilevel"/>
     <w:tmpl w:val="311ECE1E"/>
@@ -15229,7 +19898,7 @@
       </w:rPr>
     </w:lvl>
   </w:abstractNum>
-  <w:abstractNum w:abstractNumId="32" w15:restartNumberingAfterBreak="0">
+  <w:abstractNum w:abstractNumId="43" w15:restartNumberingAfterBreak="0">
     <w:nsid w:val="41BB6F2A"/>
     <w:multiLevelType w:val="hybridMultilevel"/>
     <w:tmpl w:val="BB309BEA"/>
@@ -15315,7 +19984,7 @@
       </w:pPr>
     </w:lvl>
   </w:abstractNum>
-  <w:abstractNum w:abstractNumId="33" w15:restartNumberingAfterBreak="0">
+  <w:abstractNum w:abstractNumId="44" w15:restartNumberingAfterBreak="0">
     <w:nsid w:val="41C14F6F"/>
     <w:multiLevelType w:val="hybridMultilevel"/>
     <w:tmpl w:val="189C8614"/>
@@ -15401,7 +20070,156 @@
       </w:pPr>
     </w:lvl>
   </w:abstractNum>
-  <w:abstractNum w:abstractNumId="34" w15:restartNumberingAfterBreak="0">
+  <w:abstractNum w:abstractNumId="45" w15:restartNumberingAfterBreak="0">
+    <w:nsid w:val="41D12A5E"/>
+    <w:multiLevelType w:val="multilevel"/>
+    <w:tmpl w:val="37B443DC"/>
+    <w:lvl w:ilvl="0">
+      <w:start w:val="1"/>
+      <w:numFmt w:val="bullet"/>
+      <w:lvlText w:val=""/>
+      <w:lvlJc w:val="left"/>
+      <w:pPr>
+        <w:tabs>
+          <w:tab w:val="num" w:pos="720"/>
+        </w:tabs>
+        <w:ind w:left="720" w:hanging="360"/>
+      </w:pPr>
+      <w:rPr>
+        <w:rFonts w:ascii="Symbol" w:hAnsi="Symbol" w:hint="default"/>
+        <w:sz w:val="20"/>
+      </w:rPr>
+    </w:lvl>
+    <w:lvl w:ilvl="1" w:tentative="1">
+      <w:start w:val="1"/>
+      <w:numFmt w:val="bullet"/>
+      <w:lvlText w:val="o"/>
+      <w:lvlJc w:val="left"/>
+      <w:pPr>
+        <w:tabs>
+          <w:tab w:val="num" w:pos="1440"/>
+        </w:tabs>
+        <w:ind w:left="1440" w:hanging="360"/>
+      </w:pPr>
+      <w:rPr>
+        <w:rFonts w:ascii="Courier New" w:hAnsi="Courier New" w:hint="default"/>
+        <w:sz w:val="20"/>
+      </w:rPr>
+    </w:lvl>
+    <w:lvl w:ilvl="2" w:tentative="1">
+      <w:start w:val="1"/>
+      <w:numFmt w:val="bullet"/>
+      <w:lvlText w:val=""/>
+      <w:lvlJc w:val="left"/>
+      <w:pPr>
+        <w:tabs>
+          <w:tab w:val="num" w:pos="2160"/>
+        </w:tabs>
+        <w:ind w:left="2160" w:hanging="360"/>
+      </w:pPr>
+      <w:rPr>
+        <w:rFonts w:ascii="Wingdings" w:hAnsi="Wingdings" w:hint="default"/>
+        <w:sz w:val="20"/>
+      </w:rPr>
+    </w:lvl>
+    <w:lvl w:ilvl="3" w:tentative="1">
+      <w:start w:val="1"/>
+      <w:numFmt w:val="bullet"/>
+      <w:lvlText w:val=""/>
+      <w:lvlJc w:val="left"/>
+      <w:pPr>
+        <w:tabs>
+          <w:tab w:val="num" w:pos="2880"/>
+        </w:tabs>
+        <w:ind w:left="2880" w:hanging="360"/>
+      </w:pPr>
+      <w:rPr>
+        <w:rFonts w:ascii="Wingdings" w:hAnsi="Wingdings" w:hint="default"/>
+        <w:sz w:val="20"/>
+      </w:rPr>
+    </w:lvl>
+    <w:lvl w:ilvl="4" w:tentative="1">
+      <w:start w:val="1"/>
+      <w:numFmt w:val="bullet"/>
+      <w:lvlText w:val=""/>
+      <w:lvlJc w:val="left"/>
+      <w:pPr>
+        <w:tabs>
+          <w:tab w:val="num" w:pos="3600"/>
+        </w:tabs>
+        <w:ind w:left="3600" w:hanging="360"/>
+      </w:pPr>
+      <w:rPr>
+        <w:rFonts w:ascii="Wingdings" w:hAnsi="Wingdings" w:hint="default"/>
+        <w:sz w:val="20"/>
+      </w:rPr>
+    </w:lvl>
+    <w:lvl w:ilvl="5" w:tentative="1">
+      <w:start w:val="1"/>
+      <w:numFmt w:val="bullet"/>
+      <w:lvlText w:val=""/>
+      <w:lvlJc w:val="left"/>
+      <w:pPr>
+        <w:tabs>
+          <w:tab w:val="num" w:pos="4320"/>
+        </w:tabs>
+        <w:ind w:left="4320" w:hanging="360"/>
+      </w:pPr>
+      <w:rPr>
+        <w:rFonts w:ascii="Wingdings" w:hAnsi="Wingdings" w:hint="default"/>
+        <w:sz w:val="20"/>
+      </w:rPr>
+    </w:lvl>
+    <w:lvl w:ilvl="6" w:tentative="1">
+      <w:start w:val="1"/>
+      <w:numFmt w:val="bullet"/>
+      <w:lvlText w:val=""/>
+      <w:lvlJc w:val="left"/>
+      <w:pPr>
+        <w:tabs>
+          <w:tab w:val="num" w:pos="5040"/>
+        </w:tabs>
+        <w:ind w:left="5040" w:hanging="360"/>
+      </w:pPr>
+      <w:rPr>
+        <w:rFonts w:ascii="Wingdings" w:hAnsi="Wingdings" w:hint="default"/>
+        <w:sz w:val="20"/>
+      </w:rPr>
+    </w:lvl>
+    <w:lvl w:ilvl="7" w:tentative="1">
+      <w:start w:val="1"/>
+      <w:numFmt w:val="bullet"/>
+      <w:lvlText w:val=""/>
+      <w:lvlJc w:val="left"/>
+      <w:pPr>
+        <w:tabs>
+          <w:tab w:val="num" w:pos="5760"/>
+        </w:tabs>
+        <w:ind w:left="5760" w:hanging="360"/>
+      </w:pPr>
+      <w:rPr>
+        <w:rFonts w:ascii="Wingdings" w:hAnsi="Wingdings" w:hint="default"/>
+        <w:sz w:val="20"/>
+      </w:rPr>
+    </w:lvl>
+    <w:lvl w:ilvl="8" w:tentative="1">
+      <w:start w:val="1"/>
+      <w:numFmt w:val="bullet"/>
+      <w:lvlText w:val=""/>
+      <w:lvlJc w:val="left"/>
+      <w:pPr>
+        <w:tabs>
+          <w:tab w:val="num" w:pos="6480"/>
+        </w:tabs>
+        <w:ind w:left="6480" w:hanging="360"/>
+      </w:pPr>
+      <w:rPr>
+        <w:rFonts w:ascii="Wingdings" w:hAnsi="Wingdings" w:hint="default"/>
+        <w:sz w:val="20"/>
+      </w:rPr>
+    </w:lvl>
+  </w:abstractNum>
+  <w:abstractNum w:abstractNumId="46" w15:restartNumberingAfterBreak="0">
     <w:nsid w:val="42F736BA"/>
     <w:multiLevelType w:val="hybridMultilevel"/>
     <w:tmpl w:val="75C80372"/>
@@ -15514,7 +20332,156 @@
       </w:rPr>
     </w:lvl>
   </w:abstractNum>
-  <w:abstractNum w:abstractNumId="35" w15:restartNumberingAfterBreak="0">
+  <w:abstractNum w:abstractNumId="47" w15:restartNumberingAfterBreak="0">
+    <w:nsid w:val="45981A27"/>
+    <w:multiLevelType w:val="multilevel"/>
+    <w:tmpl w:val="20140F34"/>
+    <w:lvl w:ilvl="0">
+      <w:start w:val="1"/>
+      <w:numFmt w:val="bullet"/>
+      <w:lvlText w:val=""/>
+      <w:lvlJc w:val="left"/>
+      <w:pPr>
+        <w:tabs>
+          <w:tab w:val="num" w:pos="720"/>
+        </w:tabs>
+        <w:ind w:left="720" w:hanging="360"/>
+      </w:pPr>
+      <w:rPr>
+        <w:rFonts w:ascii="Symbol" w:hAnsi="Symbol" w:hint="default"/>
+        <w:sz w:val="20"/>
+      </w:rPr>
+    </w:lvl>
+    <w:lvl w:ilvl="1" w:tentative="1">
+      <w:start w:val="1"/>
+      <w:numFmt w:val="bullet"/>
+      <w:lvlText w:val="o"/>
+      <w:lvlJc w:val="left"/>
+      <w:pPr>
+        <w:tabs>
+          <w:tab w:val="num" w:pos="1440"/>
+        </w:tabs>
+        <w:ind w:left="1440" w:hanging="360"/>
+      </w:pPr>
+      <w:rPr>
+        <w:rFonts w:ascii="Courier New" w:hAnsi="Courier New" w:hint="default"/>
+        <w:sz w:val="20"/>
+      </w:rPr>
+    </w:lvl>
+    <w:lvl w:ilvl="2" w:tentative="1">
+      <w:start w:val="1"/>
+      <w:numFmt w:val="bullet"/>
+      <w:lvlText w:val=""/>
+      <w:lvlJc w:val="left"/>
+      <w:pPr>
+        <w:tabs>
+          <w:tab w:val="num" w:pos="2160"/>
+        </w:tabs>
+        <w:ind w:left="2160" w:hanging="360"/>
+      </w:pPr>
+      <w:rPr>
+        <w:rFonts w:ascii="Wingdings" w:hAnsi="Wingdings" w:hint="default"/>
+        <w:sz w:val="20"/>
+      </w:rPr>
+    </w:lvl>
+    <w:lvl w:ilvl="3" w:tentative="1">
+      <w:start w:val="1"/>
+      <w:numFmt w:val="bullet"/>
+      <w:lvlText w:val=""/>
+      <w:lvlJc w:val="left"/>
+      <w:pPr>
+        <w:tabs>
+          <w:tab w:val="num" w:pos="2880"/>
+        </w:tabs>
+        <w:ind w:left="2880" w:hanging="360"/>
+      </w:pPr>
+      <w:rPr>
+        <w:rFonts w:ascii="Wingdings" w:hAnsi="Wingdings" w:hint="default"/>
+        <w:sz w:val="20"/>
+      </w:rPr>
+    </w:lvl>
+    <w:lvl w:ilvl="4" w:tentative="1">
+      <w:start w:val="1"/>
+      <w:numFmt w:val="bullet"/>
+      <w:lvlText w:val=""/>
+      <w:lvlJc w:val="left"/>
+      <w:pPr>
+        <w:tabs>
+          <w:tab w:val="num" w:pos="3600"/>
+        </w:tabs>
+        <w:ind w:left="3600" w:hanging="360"/>
+      </w:pPr>
+      <w:rPr>
+        <w:rFonts w:ascii="Wingdings" w:hAnsi="Wingdings" w:hint="default"/>
+        <w:sz w:val="20"/>
+      </w:rPr>
+    </w:lvl>
+    <w:lvl w:ilvl="5" w:tentative="1">
+      <w:start w:val="1"/>
+      <w:numFmt w:val="bullet"/>
+      <w:lvlText w:val=""/>
+      <w:lvlJc w:val="left"/>
+      <w:pPr>
+        <w:tabs>
+          <w:tab w:val="num" w:pos="4320"/>
+        </w:tabs>
+        <w:ind w:left="4320" w:hanging="360"/>
+      </w:pPr>
+      <w:rPr>
+        <w:rFonts w:ascii="Wingdings" w:hAnsi="Wingdings" w:hint="default"/>
+        <w:sz w:val="20"/>
+      </w:rPr>
+    </w:lvl>
+    <w:lvl w:ilvl="6" w:tentative="1">
+      <w:start w:val="1"/>
+      <w:numFmt w:val="bullet"/>
+      <w:lvlText w:val=""/>
+      <w:lvlJc w:val="left"/>
+      <w:pPr>
+        <w:tabs>
+          <w:tab w:val="num" w:pos="5040"/>
+        </w:tabs>
+        <w:ind w:left="5040" w:hanging="360"/>
+      </w:pPr>
+      <w:rPr>
+        <w:rFonts w:ascii="Wingdings" w:hAnsi="Wingdings" w:hint="default"/>
+        <w:sz w:val="20"/>
+      </w:rPr>
+    </w:lvl>
+    <w:lvl w:ilvl="7" w:tentative="1">
+      <w:start w:val="1"/>
+      <w:numFmt w:val="bullet"/>
+      <w:lvlText w:val=""/>
+      <w:lvlJc w:val="left"/>
+      <w:pPr>
+        <w:tabs>
+          <w:tab w:val="num" w:pos="5760"/>
+        </w:tabs>
+        <w:ind w:left="5760" w:hanging="360"/>
+      </w:pPr>
+      <w:rPr>
+        <w:rFonts w:ascii="Wingdings" w:hAnsi="Wingdings" w:hint="default"/>
+        <w:sz w:val="20"/>
+      </w:rPr>
+    </w:lvl>
+    <w:lvl w:ilvl="8" w:tentative="1">
+      <w:start w:val="1"/>
+      <w:numFmt w:val="bullet"/>
+      <w:lvlText w:val=""/>
+      <w:lvlJc w:val="left"/>
+      <w:pPr>
+        <w:tabs>
+          <w:tab w:val="num" w:pos="6480"/>
+        </w:tabs>
+        <w:ind w:left="6480" w:hanging="360"/>
+      </w:pPr>
+      <w:rPr>
+        <w:rFonts w:ascii="Wingdings" w:hAnsi="Wingdings" w:hint="default"/>
+        <w:sz w:val="20"/>
+      </w:rPr>
+    </w:lvl>
+  </w:abstractNum>
+  <w:abstractNum w:abstractNumId="48" w15:restartNumberingAfterBreak="0">
     <w:nsid w:val="483D5B82"/>
     <w:multiLevelType w:val="hybridMultilevel"/>
     <w:tmpl w:val="D63A0A4A"/>
@@ -15600,7 +20567,7 @@
       </w:pPr>
     </w:lvl>
   </w:abstractNum>
-  <w:abstractNum w:abstractNumId="36" w15:restartNumberingAfterBreak="0">
+  <w:abstractNum w:abstractNumId="49" w15:restartNumberingAfterBreak="0">
     <w:nsid w:val="4C506892"/>
     <w:multiLevelType w:val="hybridMultilevel"/>
     <w:tmpl w:val="43B28B88"/>
@@ -15713,7 +20680,7 @@
       </w:rPr>
     </w:lvl>
   </w:abstractNum>
-  <w:abstractNum w:abstractNumId="37" w15:restartNumberingAfterBreak="0">
+  <w:abstractNum w:abstractNumId="50" w15:restartNumberingAfterBreak="0">
     <w:nsid w:val="4F897DCF"/>
     <w:multiLevelType w:val="hybridMultilevel"/>
     <w:tmpl w:val="A1408E70"/>
@@ -15826,7 +20793,7 @@
       </w:rPr>
     </w:lvl>
   </w:abstractNum>
-  <w:abstractNum w:abstractNumId="38" w15:restartNumberingAfterBreak="0">
+  <w:abstractNum w:abstractNumId="51" w15:restartNumberingAfterBreak="0">
     <w:nsid w:val="51B1B5C5"/>
     <w:multiLevelType w:val="hybridMultilevel"/>
     <w:tmpl w:val="FFFFFFFF"/>
@@ -15912,7 +20879,269 @@
       </w:pPr>
     </w:lvl>
   </w:abstractNum>
-  <w:abstractNum w:abstractNumId="39" w15:restartNumberingAfterBreak="0">
+  <w:abstractNum w:abstractNumId="52" w15:restartNumberingAfterBreak="0">
+    <w:nsid w:val="539837C4"/>
+    <w:multiLevelType w:val="multilevel"/>
+    <w:tmpl w:val="D9FC2BA2"/>
+    <w:lvl w:ilvl="0">
+      <w:start w:val="1"/>
+      <w:numFmt w:val="bullet"/>
+      <w:lvlText w:val=""/>
+      <w:lvlJc w:val="left"/>
+      <w:pPr>
+        <w:tabs>
+          <w:tab w:val="num" w:pos="720"/>
+        </w:tabs>
+        <w:ind w:left="720" w:hanging="360"/>
+      </w:pPr>
+      <w:rPr>
+        <w:rFonts w:ascii="Symbol" w:hAnsi="Symbol" w:hint="default"/>
+        <w:sz w:val="20"/>
+      </w:rPr>
+    </w:lvl>
+    <w:lvl w:ilvl="1" w:tentative="1">
+      <w:start w:val="1"/>
+      <w:numFmt w:val="bullet"/>
+      <w:lvlText w:val="o"/>
+      <w:lvlJc w:val="left"/>
+      <w:pPr>
+        <w:tabs>
+          <w:tab w:val="num" w:pos="1440"/>
+        </w:tabs>
+        <w:ind w:left="1440" w:hanging="360"/>
+      </w:pPr>
+      <w:rPr>
+        <w:rFonts w:ascii="Courier New" w:hAnsi="Courier New" w:hint="default"/>
+        <w:sz w:val="20"/>
+      </w:rPr>
+    </w:lvl>
+    <w:lvl w:ilvl="2" w:tentative="1">
+      <w:start w:val="1"/>
+      <w:numFmt w:val="bullet"/>
+      <w:lvlText w:val=""/>
+      <w:lvlJc w:val="left"/>
+      <w:pPr>
+        <w:tabs>
+          <w:tab w:val="num" w:pos="2160"/>
+        </w:tabs>
+        <w:ind w:left="2160" w:hanging="360"/>
+      </w:pPr>
+      <w:rPr>
+        <w:rFonts w:ascii="Wingdings" w:hAnsi="Wingdings" w:hint="default"/>
+        <w:sz w:val="20"/>
+      </w:rPr>
+    </w:lvl>
+    <w:lvl w:ilvl="3" w:tentative="1">
+      <w:start w:val="1"/>
+      <w:numFmt w:val="bullet"/>
+      <w:lvlText w:val=""/>
+      <w:lvlJc w:val="left"/>
+      <w:pPr>
+        <w:tabs>
+          <w:tab w:val="num" w:pos="2880"/>
+        </w:tabs>
+        <w:ind w:left="2880" w:hanging="360"/>
+      </w:pPr>
+      <w:rPr>
+        <w:rFonts w:ascii="Wingdings" w:hAnsi="Wingdings" w:hint="default"/>
+        <w:sz w:val="20"/>
+      </w:rPr>
+    </w:lvl>
+    <w:lvl w:ilvl="4" w:tentative="1">
+      <w:start w:val="1"/>
+      <w:numFmt w:val="bullet"/>
+      <w:lvlText w:val=""/>
+      <w:lvlJc w:val="left"/>
+      <w:pPr>
+        <w:tabs>
+          <w:tab w:val="num" w:pos="3600"/>
+        </w:tabs>
+        <w:ind w:left="3600" w:hanging="360"/>
+      </w:pPr>
+      <w:rPr>
+        <w:rFonts w:ascii="Wingdings" w:hAnsi="Wingdings" w:hint="default"/>
+        <w:sz w:val="20"/>
+      </w:rPr>
+    </w:lvl>
+    <w:lvl w:ilvl="5" w:tentative="1">
+      <w:start w:val="1"/>
+      <w:numFmt w:val="bullet"/>
+      <w:lvlText w:val=""/>
+      <w:lvlJc w:val="left"/>
+      <w:pPr>
+        <w:tabs>
+          <w:tab w:val="num" w:pos="4320"/>
+        </w:tabs>
+        <w:ind w:left="4320" w:hanging="360"/>
+      </w:pPr>
+      <w:rPr>
+        <w:rFonts w:ascii="Wingdings" w:hAnsi="Wingdings" w:hint="default"/>
+        <w:sz w:val="20"/>
+      </w:rPr>
+    </w:lvl>
+    <w:lvl w:ilvl="6" w:tentative="1">
+      <w:start w:val="1"/>
+      <w:numFmt w:val="bullet"/>
+      <w:lvlText w:val=""/>
+      <w:lvlJc w:val="left"/>
+      <w:pPr>
+        <w:tabs>
+          <w:tab w:val="num" w:pos="5040"/>
+        </w:tabs>
+        <w:ind w:left="5040" w:hanging="360"/>
+      </w:pPr>
+      <w:rPr>
+        <w:rFonts w:ascii="Wingdings" w:hAnsi="Wingdings" w:hint="default"/>
+        <w:sz w:val="20"/>
+      </w:rPr>
+    </w:lvl>
+    <w:lvl w:ilvl="7" w:tentative="1">
+      <w:start w:val="1"/>
+      <w:numFmt w:val="bullet"/>
+      <w:lvlText w:val=""/>
+      <w:lvlJc w:val="left"/>
+      <w:pPr>
+        <w:tabs>
+          <w:tab w:val="num" w:pos="5760"/>
+        </w:tabs>
+        <w:ind w:left="5760" w:hanging="360"/>
+      </w:pPr>
+      <w:rPr>
+        <w:rFonts w:ascii="Wingdings" w:hAnsi="Wingdings" w:hint="default"/>
+        <w:sz w:val="20"/>
+      </w:rPr>
+    </w:lvl>
+    <w:lvl w:ilvl="8" w:tentative="1">
+      <w:start w:val="1"/>
+      <w:numFmt w:val="bullet"/>
+      <w:lvlText w:val=""/>
+      <w:lvlJc w:val="left"/>
+      <w:pPr>
+        <w:tabs>
+          <w:tab w:val="num" w:pos="6480"/>
+        </w:tabs>
+        <w:ind w:left="6480" w:hanging="360"/>
+      </w:pPr>
+      <w:rPr>
+        <w:rFonts w:ascii="Wingdings" w:hAnsi="Wingdings" w:hint="default"/>
+        <w:sz w:val="20"/>
+      </w:rPr>
+    </w:lvl>
+  </w:abstractNum>
+  <w:abstractNum w:abstractNumId="53" w15:restartNumberingAfterBreak="0">
+    <w:nsid w:val="566F3A84"/>
+    <w:multiLevelType w:val="hybridMultilevel"/>
+    <w:tmpl w:val="2E165C00"/>
+    <w:lvl w:ilvl="0" w:tplc="040C0001">
+      <w:start w:val="1"/>
+      <w:numFmt w:val="bullet"/>
+      <w:lvlText w:val=""/>
+      <w:lvlJc w:val="left"/>
+      <w:pPr>
+        <w:ind w:left="720" w:hanging="360"/>
+      </w:pPr>
+      <w:rPr>
+        <w:rFonts w:ascii="Symbol" w:hAnsi="Symbol" w:hint="default"/>
+      </w:rPr>
+    </w:lvl>
+    <w:lvl w:ilvl="1" w:tplc="040C0003" w:tentative="1">
+      <w:start w:val="1"/>
+      <w:numFmt w:val="bullet"/>
+      <w:lvlText w:val="o"/>
+      <w:lvlJc w:val="left"/>
+      <w:pPr>
+        <w:ind w:left="1440" w:hanging="360"/>
+      </w:pPr>
+      <w:rPr>
+        <w:rFonts w:ascii="Courier New" w:hAnsi="Courier New" w:cs="Courier New" w:hint="default"/>
+      </w:rPr>
+    </w:lvl>
+    <w:lvl w:ilvl="2" w:tplc="040C0005" w:tentative="1">
+      <w:start w:val="1"/>
+      <w:numFmt w:val="bullet"/>
+      <w:lvlText w:val=""/>
+      <w:lvlJc w:val="left"/>
+      <w:pPr>
+        <w:ind w:left="2160" w:hanging="360"/>
+      </w:pPr>
+      <w:rPr>
+        <w:rFonts w:ascii="Wingdings" w:hAnsi="Wingdings" w:hint="default"/>
+      </w:rPr>
+    </w:lvl>
+    <w:lvl w:ilvl="3" w:tplc="040C0001" w:tentative="1">
+      <w:start w:val="1"/>
+      <w:numFmt w:val="bullet"/>
+      <w:lvlText w:val=""/>
+      <w:lvlJc w:val="left"/>
+      <w:pPr>
+        <w:ind w:left="2880" w:hanging="360"/>
+      </w:pPr>
+      <w:rPr>
+        <w:rFonts w:ascii="Symbol" w:hAnsi="Symbol" w:hint="default"/>
+      </w:rPr>
+    </w:lvl>
+    <w:lvl w:ilvl="4" w:tplc="040C0003" w:tentative="1">
+      <w:start w:val="1"/>
+      <w:numFmt w:val="bullet"/>
+      <w:lvlText w:val="o"/>
+      <w:lvlJc w:val="left"/>
+      <w:pPr>
+        <w:ind w:left="3600" w:hanging="360"/>
+      </w:pPr>
+      <w:rPr>
+        <w:rFonts w:ascii="Courier New" w:hAnsi="Courier New" w:cs="Courier New" w:hint="default"/>
+      </w:rPr>
+    </w:lvl>
+    <w:lvl w:ilvl="5" w:tplc="040C0005" w:tentative="1">
+      <w:start w:val="1"/>
+      <w:numFmt w:val="bullet"/>
+      <w:lvlText w:val=""/>
+      <w:lvlJc w:val="left"/>
+      <w:pPr>
+        <w:ind w:left="4320" w:hanging="360"/>
+      </w:pPr>
+      <w:rPr>
+        <w:rFonts w:ascii="Wingdings" w:hAnsi="Wingdings" w:hint="default"/>
+      </w:rPr>
+    </w:lvl>
+    <w:lvl w:ilvl="6" w:tplc="040C0001" w:tentative="1">
+      <w:start w:val="1"/>
+      <w:numFmt w:val="bullet"/>
+      <w:lvlText w:val=""/>
+      <w:lvlJc w:val="left"/>
+      <w:pPr>
+        <w:ind w:left="5040" w:hanging="360"/>
+      </w:pPr>
+      <w:rPr>
+        <w:rFonts w:ascii="Symbol" w:hAnsi="Symbol" w:hint="default"/>
+      </w:rPr>
+    </w:lvl>
+    <w:lvl w:ilvl="7" w:tplc="040C0003" w:tentative="1">
+      <w:start w:val="1"/>
+      <w:numFmt w:val="bullet"/>
+      <w:lvlText w:val="o"/>
+      <w:lvlJc w:val="left"/>
+      <w:pPr>
+        <w:ind w:left="5760" w:hanging="360"/>
+      </w:pPr>
+      <w:rPr>
+        <w:rFonts w:ascii="Courier New" w:hAnsi="Courier New" w:cs="Courier New" w:hint="default"/>
+      </w:rPr>
+    </w:lvl>
+    <w:lvl w:ilvl="8" w:tplc="040C0005" w:tentative="1">
+      <w:start w:val="1"/>
+      <w:numFmt w:val="bullet"/>
+      <w:lvlText w:val=""/>
+      <w:lvlJc w:val="left"/>
+      <w:pPr>
+        <w:ind w:left="6480" w:hanging="360"/>
+      </w:pPr>
+      <w:rPr>
+        <w:rFonts w:ascii="Wingdings" w:hAnsi="Wingdings" w:hint="default"/>
+      </w:rPr>
+    </w:lvl>
+  </w:abstractNum>
+  <w:abstractNum w:abstractNumId="54" w15:restartNumberingAfterBreak="0">
     <w:nsid w:val="569E2D1D"/>
     <w:multiLevelType w:val="hybridMultilevel"/>
     <w:tmpl w:val="B704B716"/>
@@ -16001,7 +21230,7 @@
       </w:pPr>
     </w:lvl>
   </w:abstractNum>
-  <w:abstractNum w:abstractNumId="40" w15:restartNumberingAfterBreak="0">
+  <w:abstractNum w:abstractNumId="55" w15:restartNumberingAfterBreak="0">
     <w:nsid w:val="5749D29F"/>
     <w:multiLevelType w:val="hybridMultilevel"/>
     <w:tmpl w:val="95C2DE2E"/>
@@ -16114,7 +21343,7 @@
       </w:rPr>
     </w:lvl>
   </w:abstractNum>
-  <w:abstractNum w:abstractNumId="41" w15:restartNumberingAfterBreak="0">
+  <w:abstractNum w:abstractNumId="56" w15:restartNumberingAfterBreak="0">
     <w:nsid w:val="57CF69A8"/>
     <w:multiLevelType w:val="multilevel"/>
     <w:tmpl w:val="18090025"/>
@@ -16209,7 +21438,7 @@
       </w:pPr>
     </w:lvl>
   </w:abstractNum>
-  <w:abstractNum w:abstractNumId="42" w15:restartNumberingAfterBreak="0">
+  <w:abstractNum w:abstractNumId="57" w15:restartNumberingAfterBreak="0">
     <w:nsid w:val="5CFF720D"/>
     <w:multiLevelType w:val="hybridMultilevel"/>
     <w:tmpl w:val="C0923916"/>
@@ -16322,7 +21551,7 @@
       </w:rPr>
     </w:lvl>
   </w:abstractNum>
-  <w:abstractNum w:abstractNumId="43" w15:restartNumberingAfterBreak="0">
+  <w:abstractNum w:abstractNumId="58" w15:restartNumberingAfterBreak="0">
     <w:nsid w:val="5EF80E28"/>
     <w:multiLevelType w:val="hybridMultilevel"/>
     <w:tmpl w:val="6A666BB8"/>
@@ -16408,7 +21637,7 @@
       </w:pPr>
     </w:lvl>
   </w:abstractNum>
-  <w:abstractNum w:abstractNumId="44" w15:restartNumberingAfterBreak="0">
+  <w:abstractNum w:abstractNumId="59" w15:restartNumberingAfterBreak="0">
     <w:nsid w:val="63D6580C"/>
     <w:multiLevelType w:val="hybridMultilevel"/>
     <w:tmpl w:val="01D25584"/>
@@ -16494,7 +21723,7 @@
       </w:pPr>
     </w:lvl>
   </w:abstractNum>
-  <w:abstractNum w:abstractNumId="45" w15:restartNumberingAfterBreak="0">
+  <w:abstractNum w:abstractNumId="60" w15:restartNumberingAfterBreak="0">
     <w:nsid w:val="63F78A20"/>
     <w:multiLevelType w:val="hybridMultilevel"/>
     <w:tmpl w:val="FFFFFFFF"/>
@@ -16580,7 +21809,7 @@
       </w:pPr>
     </w:lvl>
   </w:abstractNum>
-  <w:abstractNum w:abstractNumId="46" w15:restartNumberingAfterBreak="0">
+  <w:abstractNum w:abstractNumId="61" w15:restartNumberingAfterBreak="0">
     <w:nsid w:val="65634D51"/>
     <w:multiLevelType w:val="multilevel"/>
     <w:tmpl w:val="AE28C376"/>
@@ -16729,7 +21958,7 @@
       </w:rPr>
     </w:lvl>
   </w:abstractNum>
-  <w:abstractNum w:abstractNumId="47" w15:restartNumberingAfterBreak="0">
+  <w:abstractNum w:abstractNumId="62" w15:restartNumberingAfterBreak="0">
     <w:nsid w:val="656884D1"/>
     <w:multiLevelType w:val="hybridMultilevel"/>
     <w:tmpl w:val="A5E27254"/>
@@ -16815,7 +22044,7 @@
       </w:pPr>
     </w:lvl>
   </w:abstractNum>
-  <w:abstractNum w:abstractNumId="48" w15:restartNumberingAfterBreak="0">
+  <w:abstractNum w:abstractNumId="63" w15:restartNumberingAfterBreak="0">
     <w:nsid w:val="659E2978"/>
     <w:multiLevelType w:val="multilevel"/>
     <w:tmpl w:val="1CFA2DA8"/>
@@ -16928,7 +22157,7 @@
       </w:rPr>
     </w:lvl>
   </w:abstractNum>
-  <w:abstractNum w:abstractNumId="49" w15:restartNumberingAfterBreak="0">
+  <w:abstractNum w:abstractNumId="64" w15:restartNumberingAfterBreak="0">
     <w:nsid w:val="65C2215D"/>
     <w:multiLevelType w:val="hybridMultilevel"/>
     <w:tmpl w:val="5B6EFAE2"/>
@@ -17041,7 +22270,7 @@
       </w:rPr>
     </w:lvl>
   </w:abstractNum>
-  <w:abstractNum w:abstractNumId="50" w15:restartNumberingAfterBreak="0">
+  <w:abstractNum w:abstractNumId="65" w15:restartNumberingAfterBreak="0">
     <w:nsid w:val="665F076B"/>
     <w:multiLevelType w:val="hybridMultilevel"/>
     <w:tmpl w:val="1038B4C8"/>
@@ -17154,7 +22383,7 @@
       </w:rPr>
     </w:lvl>
   </w:abstractNum>
-  <w:abstractNum w:abstractNumId="51" w15:restartNumberingAfterBreak="0">
+  <w:abstractNum w:abstractNumId="66" w15:restartNumberingAfterBreak="0">
     <w:nsid w:val="6762646A"/>
     <w:multiLevelType w:val="hybridMultilevel"/>
     <w:tmpl w:val="DFF69188"/>
@@ -17240,7 +22469,7 @@
       </w:pPr>
     </w:lvl>
   </w:abstractNum>
-  <w:abstractNum w:abstractNumId="52" w15:restartNumberingAfterBreak="0">
+  <w:abstractNum w:abstractNumId="67" w15:restartNumberingAfterBreak="0">
     <w:nsid w:val="68721806"/>
     <w:multiLevelType w:val="hybridMultilevel"/>
     <w:tmpl w:val="CBB46490"/>
@@ -17353,7 +22582,7 @@
       </w:rPr>
     </w:lvl>
   </w:abstractNum>
-  <w:abstractNum w:abstractNumId="53" w15:restartNumberingAfterBreak="0">
+  <w:abstractNum w:abstractNumId="68" w15:restartNumberingAfterBreak="0">
     <w:nsid w:val="6B8648A7"/>
     <w:multiLevelType w:val="hybridMultilevel"/>
     <w:tmpl w:val="EC9E1FE6"/>
@@ -17466,7 +22695,156 @@
       </w:rPr>
     </w:lvl>
   </w:abstractNum>
-  <w:abstractNum w:abstractNumId="54" w15:restartNumberingAfterBreak="0">
+  <w:abstractNum w:abstractNumId="69" w15:restartNumberingAfterBreak="0">
+    <w:nsid w:val="6F0F6462"/>
+    <w:multiLevelType w:val="multilevel"/>
+    <w:tmpl w:val="C23C186C"/>
+    <w:lvl w:ilvl="0">
+      <w:start w:val="1"/>
+      <w:numFmt w:val="bullet"/>
+      <w:lvlText w:val=""/>
+      <w:lvlJc w:val="left"/>
+      <w:pPr>
+        <w:tabs>
+          <w:tab w:val="num" w:pos="720"/>
+        </w:tabs>
+        <w:ind w:left="720" w:hanging="360"/>
+      </w:pPr>
+      <w:rPr>
+        <w:rFonts w:ascii="Symbol" w:hAnsi="Symbol" w:hint="default"/>
+        <w:sz w:val="20"/>
+      </w:rPr>
+    </w:lvl>
+    <w:lvl w:ilvl="1" w:tentative="1">
+      <w:start w:val="1"/>
+      <w:numFmt w:val="bullet"/>
+      <w:lvlText w:val="o"/>
+      <w:lvlJc w:val="left"/>
+      <w:pPr>
+        <w:tabs>
+          <w:tab w:val="num" w:pos="1440"/>
+        </w:tabs>
+        <w:ind w:left="1440" w:hanging="360"/>
+      </w:pPr>
+      <w:rPr>
+        <w:rFonts w:ascii="Courier New" w:hAnsi="Courier New" w:hint="default"/>
+        <w:sz w:val="20"/>
+      </w:rPr>
+    </w:lvl>
+    <w:lvl w:ilvl="2" w:tentative="1">
+      <w:start w:val="1"/>
+      <w:numFmt w:val="bullet"/>
+      <w:lvlText w:val=""/>
+      <w:lvlJc w:val="left"/>
+      <w:pPr>
+        <w:tabs>
+          <w:tab w:val="num" w:pos="2160"/>
+        </w:tabs>
+        <w:ind w:left="2160" w:hanging="360"/>
+      </w:pPr>
+      <w:rPr>
+        <w:rFonts w:ascii="Wingdings" w:hAnsi="Wingdings" w:hint="default"/>
+        <w:sz w:val="20"/>
+      </w:rPr>
+    </w:lvl>
+    <w:lvl w:ilvl="3" w:tentative="1">
+      <w:start w:val="1"/>
+      <w:numFmt w:val="bullet"/>
+      <w:lvlText w:val=""/>
+      <w:lvlJc w:val="left"/>
+      <w:pPr>
+        <w:tabs>
+          <w:tab w:val="num" w:pos="2880"/>
+        </w:tabs>
+        <w:ind w:left="2880" w:hanging="360"/>
+      </w:pPr>
+      <w:rPr>
+        <w:rFonts w:ascii="Wingdings" w:hAnsi="Wingdings" w:hint="default"/>
+        <w:sz w:val="20"/>
+      </w:rPr>
+    </w:lvl>
+    <w:lvl w:ilvl="4" w:tentative="1">
+      <w:start w:val="1"/>
+      <w:numFmt w:val="bullet"/>
+      <w:lvlText w:val=""/>
+      <w:lvlJc w:val="left"/>
+      <w:pPr>
+        <w:tabs>
+          <w:tab w:val="num" w:pos="3600"/>
+        </w:tabs>
+        <w:ind w:left="3600" w:hanging="360"/>
+      </w:pPr>
+      <w:rPr>
+        <w:rFonts w:ascii="Wingdings" w:hAnsi="Wingdings" w:hint="default"/>
+        <w:sz w:val="20"/>
+      </w:rPr>
+    </w:lvl>
+    <w:lvl w:ilvl="5" w:tentative="1">
+      <w:start w:val="1"/>
+      <w:numFmt w:val="bullet"/>
+      <w:lvlText w:val=""/>
+      <w:lvlJc w:val="left"/>
+      <w:pPr>
+        <w:tabs>
+          <w:tab w:val="num" w:pos="4320"/>
+        </w:tabs>
+        <w:ind w:left="4320" w:hanging="360"/>
+      </w:pPr>
+      <w:rPr>
+        <w:rFonts w:ascii="Wingdings" w:hAnsi="Wingdings" w:hint="default"/>
+        <w:sz w:val="20"/>
+      </w:rPr>
+    </w:lvl>
+    <w:lvl w:ilvl="6" w:tentative="1">
+      <w:start w:val="1"/>
+      <w:numFmt w:val="bullet"/>
+      <w:lvlText w:val=""/>
+      <w:lvlJc w:val="left"/>
+      <w:pPr>
+        <w:tabs>
+          <w:tab w:val="num" w:pos="5040"/>
+        </w:tabs>
+        <w:ind w:left="5040" w:hanging="360"/>
+      </w:pPr>
+      <w:rPr>
+        <w:rFonts w:ascii="Wingdings" w:hAnsi="Wingdings" w:hint="default"/>
+        <w:sz w:val="20"/>
+      </w:rPr>
+    </w:lvl>
+    <w:lvl w:ilvl="7" w:tentative="1">
+      <w:start w:val="1"/>
+      <w:numFmt w:val="bullet"/>
+      <w:lvlText w:val=""/>
+      <w:lvlJc w:val="left"/>
+      <w:pPr>
+        <w:tabs>
+          <w:tab w:val="num" w:pos="5760"/>
+        </w:tabs>
+        <w:ind w:left="5760" w:hanging="360"/>
+      </w:pPr>
+      <w:rPr>
+        <w:rFonts w:ascii="Wingdings" w:hAnsi="Wingdings" w:hint="default"/>
+        <w:sz w:val="20"/>
+      </w:rPr>
+    </w:lvl>
+    <w:lvl w:ilvl="8" w:tentative="1">
+      <w:start w:val="1"/>
+      <w:numFmt w:val="bullet"/>
+      <w:lvlText w:val=""/>
+      <w:lvlJc w:val="left"/>
+      <w:pPr>
+        <w:tabs>
+          <w:tab w:val="num" w:pos="6480"/>
+        </w:tabs>
+        <w:ind w:left="6480" w:hanging="360"/>
+      </w:pPr>
+      <w:rPr>
+        <w:rFonts w:ascii="Wingdings" w:hAnsi="Wingdings" w:hint="default"/>
+        <w:sz w:val="20"/>
+      </w:rPr>
+    </w:lvl>
+  </w:abstractNum>
+  <w:abstractNum w:abstractNumId="70" w15:restartNumberingAfterBreak="0">
     <w:nsid w:val="70152BBC"/>
     <w:multiLevelType w:val="multilevel"/>
     <w:tmpl w:val="11E6E122"/>
@@ -17615,7 +22993,7 @@
       </w:rPr>
     </w:lvl>
   </w:abstractNum>
-  <w:abstractNum w:abstractNumId="55" w15:restartNumberingAfterBreak="0">
+  <w:abstractNum w:abstractNumId="71" w15:restartNumberingAfterBreak="0">
     <w:nsid w:val="710D59C1"/>
     <w:multiLevelType w:val="multilevel"/>
     <w:tmpl w:val="F7D44308"/>
@@ -17764,7 +23142,120 @@
       </w:rPr>
     </w:lvl>
   </w:abstractNum>
-  <w:abstractNum w:abstractNumId="56" w15:restartNumberingAfterBreak="0">
+  <w:abstractNum w:abstractNumId="72" w15:restartNumberingAfterBreak="0">
+    <w:nsid w:val="72171B7B"/>
+    <w:multiLevelType w:val="hybridMultilevel"/>
+    <w:tmpl w:val="DDEAD6C6"/>
+    <w:lvl w:ilvl="0" w:tplc="040C0001">
+      <w:start w:val="1"/>
+      <w:numFmt w:val="bullet"/>
+      <w:lvlText w:val=""/>
+      <w:lvlJc w:val="left"/>
+      <w:pPr>
+        <w:ind w:left="720" w:hanging="360"/>
+      </w:pPr>
+      <w:rPr>
+        <w:rFonts w:ascii="Symbol" w:hAnsi="Symbol" w:hint="default"/>
+      </w:rPr>
+    </w:lvl>
+    <w:lvl w:ilvl="1" w:tplc="040C0003" w:tentative="1">
+      <w:start w:val="1"/>
+      <w:numFmt w:val="bullet"/>
+      <w:lvlText w:val="o"/>
+      <w:lvlJc w:val="left"/>
+      <w:pPr>
+        <w:ind w:left="1440" w:hanging="360"/>
+      </w:pPr>
+      <w:rPr>
+        <w:rFonts w:ascii="Courier New" w:hAnsi="Courier New" w:cs="Courier New" w:hint="default"/>
+      </w:rPr>
+    </w:lvl>
+    <w:lvl w:ilvl="2" w:tplc="040C0005" w:tentative="1">
+      <w:start w:val="1"/>
+      <w:numFmt w:val="bullet"/>
+      <w:lvlText w:val=""/>
+      <w:lvlJc w:val="left"/>
+      <w:pPr>
+        <w:ind w:left="2160" w:hanging="360"/>
+      </w:pPr>
+      <w:rPr>
+        <w:rFonts w:ascii="Wingdings" w:hAnsi="Wingdings" w:hint="default"/>
+      </w:rPr>
+    </w:lvl>
+    <w:lvl w:ilvl="3" w:tplc="040C0001" w:tentative="1">
+      <w:start w:val="1"/>
+      <w:numFmt w:val="bullet"/>
+      <w:lvlText w:val=""/>
+      <w:lvlJc w:val="left"/>
+      <w:pPr>
+        <w:ind w:left="2880" w:hanging="360"/>
+      </w:pPr>
+      <w:rPr>
+        <w:rFonts w:ascii="Symbol" w:hAnsi="Symbol" w:hint="default"/>
+      </w:rPr>
+    </w:lvl>
+    <w:lvl w:ilvl="4" w:tplc="040C0003" w:tentative="1">
+      <w:start w:val="1"/>
+      <w:numFmt w:val="bullet"/>
+      <w:lvlText w:val="o"/>
+      <w:lvlJc w:val="left"/>
+      <w:pPr>
+        <w:ind w:left="3600" w:hanging="360"/>
+      </w:pPr>
+      <w:rPr>
+        <w:rFonts w:ascii="Courier New" w:hAnsi="Courier New" w:cs="Courier New" w:hint="default"/>
+      </w:rPr>
+    </w:lvl>
+    <w:lvl w:ilvl="5" w:tplc="040C0005" w:tentative="1">
+      <w:start w:val="1"/>
+      <w:numFmt w:val="bullet"/>
+      <w:lvlText w:val=""/>
+      <w:lvlJc w:val="left"/>
+      <w:pPr>
+        <w:ind w:left="4320" w:hanging="360"/>
+      </w:pPr>
+      <w:rPr>
+        <w:rFonts w:ascii="Wingdings" w:hAnsi="Wingdings" w:hint="default"/>
+      </w:rPr>
+    </w:lvl>
+    <w:lvl w:ilvl="6" w:tplc="040C0001" w:tentative="1">
+      <w:start w:val="1"/>
+      <w:numFmt w:val="bullet"/>
+      <w:lvlText w:val=""/>
+      <w:lvlJc w:val="left"/>
+      <w:pPr>
+        <w:ind w:left="5040" w:hanging="360"/>
+      </w:pPr>
+      <w:rPr>
+        <w:rFonts w:ascii="Symbol" w:hAnsi="Symbol" w:hint="default"/>
+      </w:rPr>
+    </w:lvl>
+    <w:lvl w:ilvl="7" w:tplc="040C0003" w:tentative="1">
+      <w:start w:val="1"/>
+      <w:numFmt w:val="bullet"/>
+      <w:lvlText w:val="o"/>
+      <w:lvlJc w:val="left"/>
+      <w:pPr>
+        <w:ind w:left="5760" w:hanging="360"/>
+      </w:pPr>
+      <w:rPr>
+        <w:rFonts w:ascii="Courier New" w:hAnsi="Courier New" w:cs="Courier New" w:hint="default"/>
+      </w:rPr>
+    </w:lvl>
+    <w:lvl w:ilvl="8" w:tplc="040C0005" w:tentative="1">
+      <w:start w:val="1"/>
+      <w:numFmt w:val="bullet"/>
+      <w:lvlText w:val=""/>
+      <w:lvlJc w:val="left"/>
+      <w:pPr>
+        <w:ind w:left="6480" w:hanging="360"/>
+      </w:pPr>
+      <w:rPr>
+        <w:rFonts w:ascii="Wingdings" w:hAnsi="Wingdings" w:hint="default"/>
+      </w:rPr>
+    </w:lvl>
+  </w:abstractNum>
+  <w:abstractNum w:abstractNumId="73" w15:restartNumberingAfterBreak="0">
     <w:nsid w:val="7285F40A"/>
     <w:multiLevelType w:val="hybridMultilevel"/>
     <w:tmpl w:val="7DB88468"/>
@@ -17850,7 +23341,7 @@
       </w:pPr>
     </w:lvl>
   </w:abstractNum>
-  <w:abstractNum w:abstractNumId="57" w15:restartNumberingAfterBreak="0">
+  <w:abstractNum w:abstractNumId="74" w15:restartNumberingAfterBreak="0">
     <w:nsid w:val="74E302FA"/>
     <w:multiLevelType w:val="hybridMultilevel"/>
     <w:tmpl w:val="A8ECF868"/>
@@ -17936,7 +23427,7 @@
       </w:pPr>
     </w:lvl>
   </w:abstractNum>
-  <w:abstractNum w:abstractNumId="58" w15:restartNumberingAfterBreak="0">
+  <w:abstractNum w:abstractNumId="75" w15:restartNumberingAfterBreak="0">
     <w:nsid w:val="7723596F"/>
     <w:multiLevelType w:val="multilevel"/>
     <w:tmpl w:val="88A81F10"/>
@@ -18049,7 +23540,7 @@
       </w:rPr>
     </w:lvl>
   </w:abstractNum>
-  <w:abstractNum w:abstractNumId="59" w15:restartNumberingAfterBreak="0">
+  <w:abstractNum w:abstractNumId="76" w15:restartNumberingAfterBreak="0">
     <w:nsid w:val="7A0307A6"/>
     <w:multiLevelType w:val="multilevel"/>
     <w:tmpl w:val="4EF8FBB0"/>
@@ -18198,7 +23689,7 @@
       </w:rPr>
     </w:lvl>
   </w:abstractNum>
-  <w:abstractNum w:abstractNumId="60" w15:restartNumberingAfterBreak="0">
+  <w:abstractNum w:abstractNumId="77" w15:restartNumberingAfterBreak="0">
     <w:nsid w:val="7A7370CA"/>
     <w:multiLevelType w:val="hybridMultilevel"/>
     <w:tmpl w:val="8806BB5C"/>
@@ -18311,7 +23802,7 @@
       </w:rPr>
     </w:lvl>
   </w:abstractNum>
-  <w:abstractNum w:abstractNumId="61" w15:restartNumberingAfterBreak="0">
+  <w:abstractNum w:abstractNumId="78" w15:restartNumberingAfterBreak="0">
     <w:nsid w:val="7DE06122"/>
     <w:multiLevelType w:val="hybridMultilevel"/>
     <w:tmpl w:val="2736A026"/>
@@ -18425,196 +23916,250 @@
     </w:lvl>
   </w:abstractNum>
   <w:num w:numId="1" w16cid:durableId="1553225302">
-    <w:abstractNumId w:val="56"/>
+    <w:abstractNumId w:val="73"/>
   </w:num>
   <w:num w:numId="2" w16cid:durableId="1420640886">
-    <w:abstractNumId w:val="35"/>
+    <w:abstractNumId w:val="48"/>
   </w:num>
   <w:num w:numId="3" w16cid:durableId="472451315">
-    <w:abstractNumId w:val="47"/>
+    <w:abstractNumId w:val="62"/>
   </w:num>
   <w:num w:numId="4" w16cid:durableId="1981763433">
-    <w:abstractNumId w:val="7"/>
+    <w:abstractNumId w:val="8"/>
   </w:num>
   <w:num w:numId="5" w16cid:durableId="1423645705">
-    <w:abstractNumId w:val="23"/>
+    <w:abstractNumId w:val="29"/>
   </w:num>
   <w:num w:numId="6" w16cid:durableId="251016494">
-    <w:abstractNumId w:val="28"/>
+    <w:abstractNumId w:val="34"/>
   </w:num>
   <w:num w:numId="7" w16cid:durableId="678505719">
-    <w:abstractNumId w:val="40"/>
+    <w:abstractNumId w:val="55"/>
   </w:num>
   <w:num w:numId="8" w16cid:durableId="1124884386">
-    <w:abstractNumId w:val="25"/>
+    <w:abstractNumId w:val="31"/>
   </w:num>
   <w:num w:numId="9" w16cid:durableId="890193861">
-    <w:abstractNumId w:val="14"/>
+    <w:abstractNumId w:val="18"/>
   </w:num>
   <w:num w:numId="10" w16cid:durableId="1078987848">
-    <w:abstractNumId w:val="38"/>
+    <w:abstractNumId w:val="51"/>
   </w:num>
   <w:num w:numId="11" w16cid:durableId="825630211">
     <w:abstractNumId w:val="0"/>
   </w:num>
   <w:num w:numId="12" w16cid:durableId="36779940">
-    <w:abstractNumId w:val="45"/>
+    <w:abstractNumId w:val="60"/>
   </w:num>
   <w:num w:numId="13" w16cid:durableId="238054347">
-    <w:abstractNumId w:val="29"/>
+    <w:abstractNumId w:val="37"/>
   </w:num>
   <w:num w:numId="14" w16cid:durableId="724596932">
+    <w:abstractNumId w:val="33"/>
+  </w:num>
+  <w:num w:numId="15" w16cid:durableId="1148865862">
     <w:abstractNumId w:val="27"/>
   </w:num>
-  <w:num w:numId="15" w16cid:durableId="1148865862">
-    <w:abstractNumId w:val="22"/>
-  </w:num>
   <w:num w:numId="16" w16cid:durableId="1550066511">
-    <w:abstractNumId w:val="41"/>
+    <w:abstractNumId w:val="56"/>
   </w:num>
   <w:num w:numId="17" w16cid:durableId="974288061">
-    <w:abstractNumId w:val="37"/>
+    <w:abstractNumId w:val="50"/>
   </w:num>
   <w:num w:numId="18" w16cid:durableId="1520462809">
-    <w:abstractNumId w:val="34"/>
+    <w:abstractNumId w:val="46"/>
   </w:num>
   <w:num w:numId="19" w16cid:durableId="1713190412">
-    <w:abstractNumId w:val="16"/>
+    <w:abstractNumId w:val="20"/>
   </w:num>
   <w:num w:numId="20" w16cid:durableId="1327249056">
-    <w:abstractNumId w:val="51"/>
+    <w:abstractNumId w:val="66"/>
   </w:num>
   <w:num w:numId="21" w16cid:durableId="1690795438">
-    <w:abstractNumId w:val="20"/>
+    <w:abstractNumId w:val="25"/>
   </w:num>
   <w:num w:numId="22" w16cid:durableId="1028794317">
-    <w:abstractNumId w:val="61"/>
+    <w:abstractNumId w:val="78"/>
   </w:num>
   <w:num w:numId="23" w16cid:durableId="1862619688">
-    <w:abstractNumId w:val="6"/>
+    <w:abstractNumId w:val="7"/>
   </w:num>
   <w:num w:numId="24" w16cid:durableId="2059738679">
-    <w:abstractNumId w:val="32"/>
+    <w:abstractNumId w:val="43"/>
   </w:num>
   <w:num w:numId="25" w16cid:durableId="1548950211">
-    <w:abstractNumId w:val="52"/>
+    <w:abstractNumId w:val="67"/>
   </w:num>
   <w:num w:numId="26" w16cid:durableId="2042826738">
-    <w:abstractNumId w:val="49"/>
+    <w:abstractNumId w:val="64"/>
   </w:num>
   <w:num w:numId="27" w16cid:durableId="1320694237">
-    <w:abstractNumId w:val="24"/>
+    <w:abstractNumId w:val="30"/>
   </w:num>
   <w:num w:numId="28" w16cid:durableId="534388007">
     <w:abstractNumId w:val="5"/>
   </w:num>
   <w:num w:numId="29" w16cid:durableId="323244124">
-    <w:abstractNumId w:val="15"/>
+    <w:abstractNumId w:val="19"/>
   </w:num>
   <w:num w:numId="30" w16cid:durableId="256600351">
     <w:abstractNumId w:val="4"/>
   </w:num>
   <w:num w:numId="31" w16cid:durableId="687298092">
+    <w:abstractNumId w:val="17"/>
+  </w:num>
+  <w:num w:numId="32" w16cid:durableId="713584719">
+    <w:abstractNumId w:val="59"/>
+  </w:num>
+  <w:num w:numId="33" w16cid:durableId="369230302">
+    <w:abstractNumId w:val="44"/>
+  </w:num>
+  <w:num w:numId="34" w16cid:durableId="1219586392">
     <w:abstractNumId w:val="13"/>
   </w:num>
-  <w:num w:numId="32" w16cid:durableId="713584719">
-    <w:abstractNumId w:val="44"/>
-  </w:num>
-  <w:num w:numId="33" w16cid:durableId="369230302">
-    <w:abstractNumId w:val="33"/>
-  </w:num>
-  <w:num w:numId="34" w16cid:durableId="1219586392">
-    <w:abstractNumId w:val="10"/>
-  </w:num>
   <w:num w:numId="35" w16cid:durableId="999040190">
-    <w:abstractNumId w:val="39"/>
+    <w:abstractNumId w:val="54"/>
   </w:num>
   <w:num w:numId="36" w16cid:durableId="789324894">
-    <w:abstractNumId w:val="43"/>
+    <w:abstractNumId w:val="58"/>
   </w:num>
   <w:num w:numId="37" w16cid:durableId="1479225022">
+    <w:abstractNumId w:val="74"/>
+  </w:num>
+  <w:num w:numId="38" w16cid:durableId="1533618120">
+    <w:abstractNumId w:val="68"/>
+  </w:num>
+  <w:num w:numId="39" w16cid:durableId="1515072414">
+    <w:abstractNumId w:val="12"/>
+  </w:num>
+  <w:num w:numId="40" w16cid:durableId="1748769655">
     <w:abstractNumId w:val="57"/>
   </w:num>
-  <w:num w:numId="38" w16cid:durableId="1533618120">
-    <w:abstractNumId w:val="53"/>
-  </w:num>
-  <w:num w:numId="39" w16cid:durableId="1515072414">
-    <w:abstractNumId w:val="9"/>
-  </w:num>
-  <w:num w:numId="40" w16cid:durableId="1748769655">
-    <w:abstractNumId w:val="42"/>
-  </w:num>
   <w:num w:numId="41" w16cid:durableId="1283921619">
-    <w:abstractNumId w:val="60"/>
+    <w:abstractNumId w:val="77"/>
   </w:num>
   <w:num w:numId="42" w16cid:durableId="1282688038">
-    <w:abstractNumId w:val="36"/>
+    <w:abstractNumId w:val="49"/>
   </w:num>
   <w:num w:numId="43" w16cid:durableId="1041636836">
-    <w:abstractNumId w:val="50"/>
+    <w:abstractNumId w:val="65"/>
   </w:num>
   <w:num w:numId="44" w16cid:durableId="491528458">
-    <w:abstractNumId w:val="19"/>
+    <w:abstractNumId w:val="24"/>
   </w:num>
   <w:num w:numId="45" w16cid:durableId="1289318690">
-    <w:abstractNumId w:val="18"/>
+    <w:abstractNumId w:val="22"/>
   </w:num>
   <w:num w:numId="46" w16cid:durableId="728382873">
     <w:abstractNumId w:val="2"/>
   </w:num>
   <w:num w:numId="47" w16cid:durableId="1948659422">
+    <w:abstractNumId w:val="26"/>
+  </w:num>
+  <w:num w:numId="48" w16cid:durableId="113062463">
+    <w:abstractNumId w:val="61"/>
+  </w:num>
+  <w:num w:numId="49" w16cid:durableId="432482093">
     <w:abstractNumId w:val="21"/>
   </w:num>
-  <w:num w:numId="48" w16cid:durableId="113062463">
-    <w:abstractNumId w:val="46"/>
-  </w:num>
-  <w:num w:numId="49" w16cid:durableId="432482093">
-    <w:abstractNumId w:val="17"/>
-  </w:num>
   <w:num w:numId="50" w16cid:durableId="158079367">
-    <w:abstractNumId w:val="48"/>
+    <w:abstractNumId w:val="63"/>
   </w:num>
   <w:num w:numId="51" w16cid:durableId="470055073">
     <w:abstractNumId w:val="3"/>
   </w:num>
   <w:num w:numId="52" w16cid:durableId="1829708272">
-    <w:abstractNumId w:val="31"/>
+    <w:abstractNumId w:val="42"/>
   </w:num>
   <w:num w:numId="53" w16cid:durableId="869874657">
-    <w:abstractNumId w:val="30"/>
+    <w:abstractNumId w:val="39"/>
   </w:num>
   <w:num w:numId="54" w16cid:durableId="717322618">
-    <w:abstractNumId w:val="59"/>
+    <w:abstractNumId w:val="76"/>
   </w:num>
   <w:num w:numId="55" w16cid:durableId="706755733">
     <w:abstractNumId w:val="1"/>
   </w:num>
   <w:num w:numId="56" w16cid:durableId="1966501238">
-    <w:abstractNumId w:val="55"/>
+    <w:abstractNumId w:val="71"/>
   </w:num>
   <w:num w:numId="57" w16cid:durableId="1996520854">
-    <w:abstractNumId w:val="58"/>
+    <w:abstractNumId w:val="75"/>
   </w:num>
   <w:num w:numId="58" w16cid:durableId="1746292742">
+    <w:abstractNumId w:val="56"/>
+  </w:num>
+  <w:num w:numId="59" w16cid:durableId="993723998">
+    <w:abstractNumId w:val="56"/>
+  </w:num>
+  <w:num w:numId="60" w16cid:durableId="804352387">
+    <w:abstractNumId w:val="70"/>
+  </w:num>
+  <w:num w:numId="61" w16cid:durableId="414329752">
+    <w:abstractNumId w:val="9"/>
+  </w:num>
+  <w:num w:numId="62" w16cid:durableId="2137672856">
+    <w:abstractNumId w:val="32"/>
+  </w:num>
+  <w:num w:numId="63" w16cid:durableId="583952508">
+    <w:abstractNumId w:val="15"/>
+  </w:num>
+  <w:num w:numId="64" w16cid:durableId="1373387242">
+    <w:abstractNumId w:val="14"/>
+  </w:num>
+  <w:num w:numId="65" w16cid:durableId="444541350">
+    <w:abstractNumId w:val="56"/>
+  </w:num>
+  <w:num w:numId="66" w16cid:durableId="1963534952">
+    <w:abstractNumId w:val="23"/>
+  </w:num>
+  <w:num w:numId="67" w16cid:durableId="1496992317">
+    <w:abstractNumId w:val="6"/>
+  </w:num>
+  <w:num w:numId="68" w16cid:durableId="903221379">
+    <w:abstractNumId w:val="10"/>
+  </w:num>
+  <w:num w:numId="69" w16cid:durableId="1178808564">
+    <w:abstractNumId w:val="38"/>
+  </w:num>
+  <w:num w:numId="70" w16cid:durableId="2120759054">
+    <w:abstractNumId w:val="40"/>
+  </w:num>
+  <w:num w:numId="71" w16cid:durableId="1424184031">
+    <w:abstractNumId w:val="47"/>
+  </w:num>
+  <w:num w:numId="72" w16cid:durableId="693657712">
+    <w:abstractNumId w:val="72"/>
+  </w:num>
+  <w:num w:numId="73" w16cid:durableId="649402488">
+    <w:abstractNumId w:val="53"/>
+  </w:num>
+  <w:num w:numId="74" w16cid:durableId="780686251">
+    <w:abstractNumId w:val="16"/>
+  </w:num>
+  <w:num w:numId="75" w16cid:durableId="1191335482">
+    <w:abstractNumId w:val="28"/>
+  </w:num>
+  <w:num w:numId="76" w16cid:durableId="829254846">
+    <w:abstractNumId w:val="69"/>
+  </w:num>
+  <w:num w:numId="77" w16cid:durableId="380834157">
+    <w:abstractNumId w:val="11"/>
+  </w:num>
+  <w:num w:numId="78" w16cid:durableId="1991788233">
     <w:abstractNumId w:val="41"/>
   </w:num>
-  <w:num w:numId="59" w16cid:durableId="993723998">
-    <w:abstractNumId w:val="41"/>
+  <w:num w:numId="79" w16cid:durableId="1588151785">
+    <w:abstractNumId w:val="45"/>
   </w:num>
-  <w:num w:numId="60" w16cid:durableId="804352387">
-    <w:abstractNumId w:val="54"/>
+  <w:num w:numId="80" w16cid:durableId="669454361">
+    <w:abstractNumId w:val="36"/>
   </w:num>
-  <w:num w:numId="61" w16cid:durableId="414329752">
-    <w:abstractNumId w:val="8"/>
+  <w:num w:numId="81" w16cid:durableId="1919318850">
+    <w:abstractNumId w:val="35"/>
   </w:num>
-  <w:num w:numId="62" w16cid:durableId="2137672856">
-    <w:abstractNumId w:val="26"/>
-  </w:num>
-  <w:num w:numId="63" w16cid:durableId="583952508">
-    <w:abstractNumId w:val="12"/>
-  </w:num>
-  <w:num w:numId="64" w16cid:durableId="1373387242">
-    <w:abstractNumId w:val="11"/>
+  <w:num w:numId="82" w16cid:durableId="222058263">
+    <w:abstractNumId w:val="52"/>
   </w:num>
   <w:numIdMacAtCleanup w:val="26"/>
 </w:numbering>
@@ -20353,6 +25898,15 @@
 </file>
 
 <file path=customXml/item1.xml><?xml version="1.0" encoding="utf-8"?>
+<?mso-contentType ?>
+<FormTemplates xmlns="http://schemas.microsoft.com/sharepoint/v3/contenttype/forms">
+  <Display>DocumentLibraryForm</Display>
+  <Edit>DocumentLibraryForm</Edit>
+  <New>DocumentLibraryForm</New>
+</FormTemplates>
+</file>
+
+<file path=customXml/item2.xml><?xml version="1.0" encoding="utf-8"?>
 <p:properties xmlns:p="http://schemas.microsoft.com/office/2006/metadata/properties" xmlns:xsi="http://www.w3.org/2001/XMLSchema-instance" xmlns:pc="http://schemas.microsoft.com/office/infopath/2007/PartnerControls">
   <documentManagement>
     <TaxCatchAll xmlns="8b1238ce-50b7-43c7-9ec8-5ed7d8aa25dc" xsi:nil="true"/>
@@ -20370,20 +25924,7 @@
 </p:properties>
 </file>
 
-<file path=customXml/item2.xml><?xml version="1.0" encoding="utf-8"?>
-<?mso-contentType ?>
-<FormTemplates xmlns="http://schemas.microsoft.com/sharepoint/v3/contenttype/forms">
-  <Display>DocumentLibraryForm</Display>
-  <Edit>DocumentLibraryForm</Edit>
-  <New>DocumentLibraryForm</New>
-</FormTemplates>
-</file>
-
 <file path=customXml/item3.xml><?xml version="1.0" encoding="utf-8"?>
-<b:Sources xmlns:b="http://schemas.openxmlformats.org/officeDocument/2006/bibliography" xmlns="http://schemas.openxmlformats.org/officeDocument/2006/bibliography" SelectedStyle="\APASixthEditionOfficeOnline.xsl" StyleName="APA" Version="6"/>
-</file>
-
-<file path=customXml/item4.xml><?xml version="1.0" encoding="utf-8"?>
 <ct:contentTypeSchema xmlns:ct="http://schemas.microsoft.com/office/2006/metadata/contentType" xmlns:ma="http://schemas.microsoft.com/office/2006/metadata/properties/metaAttributes" ct:_="" ma:_="" ma:contentTypeName="Document" ma:contentTypeID="0x010100947A918F8E15864FADD51F93B3F0F751" ma:contentTypeVersion="18" ma:contentTypeDescription="Create a new document." ma:contentTypeScope="" ma:versionID="07aee2ec5e25f13d4ba26bf77b0b504f">
   <xsd:schema xmlns:xsd="http://www.w3.org/2001/XMLSchema" xmlns:xs="http://www.w3.org/2001/XMLSchema" xmlns:p="http://schemas.microsoft.com/office/2006/metadata/properties" xmlns:ns2="8b1238ce-50b7-43c7-9ec8-5ed7d8aa25dc" xmlns:ns3="18e9ed8e-7a20-4cbf-8784-f45c3bcd406a" targetNamespace="http://schemas.microsoft.com/office/2006/metadata/properties" ma:root="true" ma:fieldsID="0f50dbdcc9419d34ec1ff49cd4c08025" ns2:_="" ns3:_="">
     <xsd:import namespace="8b1238ce-50b7-43c7-9ec8-5ed7d8aa25dc"/>
@@ -20632,7 +26173,19 @@
 </ct:contentTypeSchema>
 </file>
 
+<file path=customXml/item4.xml><?xml version="1.0" encoding="utf-8"?>
+<b:Sources xmlns:b="http://schemas.openxmlformats.org/officeDocument/2006/bibliography" xmlns="http://schemas.openxmlformats.org/officeDocument/2006/bibliography" SelectedStyle="\APASixthEditionOfficeOnline.xsl" StyleName="APA" Version="6"/>
+</file>
+
 <file path=customXml/itemProps1.xml><?xml version="1.0" encoding="utf-8"?>
+<ds:datastoreItem xmlns:ds="http://schemas.openxmlformats.org/officeDocument/2006/customXml" ds:itemID="{E7B32223-03C9-48DC-AF91-1F773FA75DA6}">
+  <ds:schemaRefs>
+    <ds:schemaRef ds:uri="http://schemas.microsoft.com/sharepoint/v3/contenttype/forms"/>
+  </ds:schemaRefs>
+</ds:datastoreItem>
+</file>
+
+<file path=customXml/itemProps2.xml><?xml version="1.0" encoding="utf-8"?>
 <ds:datastoreItem xmlns:ds="http://schemas.openxmlformats.org/officeDocument/2006/customXml" ds:itemID="{2C12C49D-C061-4C22-8F4D-2111F89D7A42}">
   <ds:schemaRefs>
     <ds:schemaRef ds:uri="http://schemas.microsoft.com/office/2006/metadata/properties"/>
@@ -20643,23 +26196,7 @@
 </ds:datastoreItem>
 </file>
 
-<file path=customXml/itemProps2.xml><?xml version="1.0" encoding="utf-8"?>
-<ds:datastoreItem xmlns:ds="http://schemas.openxmlformats.org/officeDocument/2006/customXml" ds:itemID="{E7B32223-03C9-48DC-AF91-1F773FA75DA6}">
-  <ds:schemaRefs>
-    <ds:schemaRef ds:uri="http://schemas.microsoft.com/sharepoint/v3/contenttype/forms"/>
-  </ds:schemaRefs>
-</ds:datastoreItem>
-</file>
-
 <file path=customXml/itemProps3.xml><?xml version="1.0" encoding="utf-8"?>
-<ds:datastoreItem xmlns:ds="http://schemas.openxmlformats.org/officeDocument/2006/customXml" ds:itemID="{A511F70D-1F47-470C-A469-42208FE530F8}">
-  <ds:schemaRefs>
-    <ds:schemaRef ds:uri="http://schemas.openxmlformats.org/officeDocument/2006/bibliography"/>
-  </ds:schemaRefs>
-</ds:datastoreItem>
-</file>
-
-<file path=customXml/itemProps4.xml><?xml version="1.0" encoding="utf-8"?>
 <ds:datastoreItem xmlns:ds="http://schemas.openxmlformats.org/officeDocument/2006/customXml" ds:itemID="{6454CD09-382A-4905-9DD4-0C5ADA136258}">
   <ds:schemaRefs>
     <ds:schemaRef ds:uri="http://schemas.microsoft.com/office/2006/metadata/contentType"/>
@@ -20676,4 +26213,12 @@
     <ds:schemaRef ds:uri="http://schemas.microsoft.com/internal/obd"/>
   </ds:schemaRefs>
 </ds:datastoreItem>
+</file>
+
+<file path=customXml/itemProps4.xml><?xml version="1.0" encoding="utf-8"?>
+<ds:datastoreItem xmlns:ds="http://schemas.openxmlformats.org/officeDocument/2006/customXml" ds:itemID="{A511F70D-1F47-470C-A469-42208FE530F8}">
+  <ds:schemaRefs>
+    <ds:schemaRef ds:uri="http://schemas.openxmlformats.org/officeDocument/2006/bibliography"/>
+  </ds:schemaRefs>
+</ds:datastoreItem>
 </file>